--- a/downloads/teacher/ai-5-week-15.docx
+++ b/downloads/teacher/ai-5-week-15.docx
@@ -513,6 +513,148 @@
         <w:t>Later updates improve only one split</w:t>
       </w:r>
     </w:p>
+    <w:tbl>
+      <w:tblPr>
+        <w:tblStyle w:val="LightShading-Accent1"/>
+        <w:tblW w:type="auto" w:w="0"/>
+        <w:tblLook w:firstColumn="1" w:firstRow="1" w:lastColumn="0" w:lastRow="0" w:noHBand="0" w:noVBand="1" w:val="04A0"/>
+      </w:tblPr>
+      <w:tblGrid>
+        <w:gridCol w:w="2556"/>
+        <w:gridCol w:w="2556"/>
+        <w:gridCol w:w="2556"/>
+        <w:gridCol w:w="2556"/>
+      </w:tblGrid>
+      <w:tr>
+        <w:trPr>
+          <w:tblHeader/>
+        </w:trPr>
+        <w:tc>
+          <w:tcPr>
+            <w:tcW w:type="dxa" w:w="2556"/>
+          </w:tcPr>
+          <w:p>
+            <w:r>
+              <w:t>Series</w:t>
+            </w:r>
+          </w:p>
+        </w:tc>
+        <w:tc>
+          <w:tcPr>
+            <w:tcW w:type="dxa" w:w="2556"/>
+          </w:tcPr>
+          <w:p>
+            <w:r>
+              <w:t>2</w:t>
+            </w:r>
+          </w:p>
+        </w:tc>
+        <w:tc>
+          <w:tcPr>
+            <w:tcW w:type="dxa" w:w="2556"/>
+          </w:tcPr>
+          <w:p>
+            <w:r>
+              <w:t>3</w:t>
+            </w:r>
+          </w:p>
+        </w:tc>
+        <w:tc>
+          <w:tcPr>
+            <w:tcW w:type="dxa" w:w="2556"/>
+          </w:tcPr>
+          <w:p>
+            <w:r>
+              <w:t>4</w:t>
+            </w:r>
+          </w:p>
+        </w:tc>
+      </w:tr>
+      <w:tr>
+        <w:tc>
+          <w:tcPr>
+            <w:tcW w:type="dxa" w:w="2556"/>
+          </w:tcPr>
+          <w:p>
+            <w:r>
+              <w:t>Training solid line</w:t>
+            </w:r>
+          </w:p>
+        </w:tc>
+        <w:tc>
+          <w:tcPr>
+            <w:tcW w:type="dxa" w:w="2556"/>
+          </w:tcPr>
+          <w:p>
+            <w:r>
+              <w:t>0.625</w:t>
+            </w:r>
+          </w:p>
+        </w:tc>
+        <w:tc>
+          <w:tcPr>
+            <w:tcW w:type="dxa" w:w="2556"/>
+          </w:tcPr>
+          <w:p>
+            <w:r>
+              <w:t>0.15625</w:t>
+            </w:r>
+          </w:p>
+        </w:tc>
+        <w:tc>
+          <w:tcPr>
+            <w:tcW w:type="dxa" w:w="2556"/>
+          </w:tcPr>
+          <w:p>
+            <w:r>
+              <w:t>0.0390625</w:t>
+            </w:r>
+          </w:p>
+        </w:tc>
+      </w:tr>
+      <w:tr>
+        <w:tc>
+          <w:tcPr>
+            <w:tcW w:type="dxa" w:w="2556"/>
+          </w:tcPr>
+          <w:p>
+            <w:r>
+              <w:t>Validation dashed line</w:t>
+            </w:r>
+          </w:p>
+        </w:tc>
+        <w:tc>
+          <w:tcPr>
+            <w:tcW w:type="dxa" w:w="2556"/>
+          </w:tcPr>
+          <w:p>
+            <w:r>
+              <w:t>0</w:t>
+            </w:r>
+          </w:p>
+        </w:tc>
+        <w:tc>
+          <w:tcPr>
+            <w:tcW w:type="dxa" w:w="2556"/>
+          </w:tcPr>
+          <w:p>
+            <w:r>
+              <w:t>0.78125</w:t>
+            </w:r>
+          </w:p>
+        </w:tc>
+        <w:tc>
+          <w:tcPr>
+            <w:tcW w:type="dxa" w:w="2556"/>
+          </w:tcPr>
+          <w:p>
+            <w:r>
+              <w:t>1.7578125</w:t>
+            </w:r>
+          </w:p>
+        </w:tc>
+      </w:tr>
+    </w:tbl>
     <w:p>
       <w:r>
         <w:t>This chart shows checkpoints 2 to 4 only, on one MSE scale from 0 to 2. Circles and a solid line mark training; squares and a dashed line mark validation. Lines connect measured checkpoints, not additional evaluations. The full table includes checkpoints 0 and 1.</w:t>
@@ -544,6 +686,148 @@
         <w:t>Later updates improve only one split</w:t>
       </w:r>
     </w:p>
+    <w:tbl>
+      <w:tblPr>
+        <w:tblStyle w:val="LightShading-Accent1"/>
+        <w:tblW w:type="auto" w:w="0"/>
+        <w:tblLook w:firstColumn="1" w:firstRow="1" w:lastColumn="0" w:lastRow="0" w:noHBand="0" w:noVBand="1" w:val="04A0"/>
+      </w:tblPr>
+      <w:tblGrid>
+        <w:gridCol w:w="2556"/>
+        <w:gridCol w:w="2556"/>
+        <w:gridCol w:w="2556"/>
+        <w:gridCol w:w="2556"/>
+      </w:tblGrid>
+      <w:tr>
+        <w:trPr>
+          <w:tblHeader/>
+        </w:trPr>
+        <w:tc>
+          <w:tcPr>
+            <w:tcW w:type="dxa" w:w="2556"/>
+          </w:tcPr>
+          <w:p>
+            <w:r>
+              <w:t>Series</w:t>
+            </w:r>
+          </w:p>
+        </w:tc>
+        <w:tc>
+          <w:tcPr>
+            <w:tcW w:type="dxa" w:w="2556"/>
+          </w:tcPr>
+          <w:p>
+            <w:r>
+              <w:t>2</w:t>
+            </w:r>
+          </w:p>
+        </w:tc>
+        <w:tc>
+          <w:tcPr>
+            <w:tcW w:type="dxa" w:w="2556"/>
+          </w:tcPr>
+          <w:p>
+            <w:r>
+              <w:t>3</w:t>
+            </w:r>
+          </w:p>
+        </w:tc>
+        <w:tc>
+          <w:tcPr>
+            <w:tcW w:type="dxa" w:w="2556"/>
+          </w:tcPr>
+          <w:p>
+            <w:r>
+              <w:t>4</w:t>
+            </w:r>
+          </w:p>
+        </w:tc>
+      </w:tr>
+      <w:tr>
+        <w:tc>
+          <w:tcPr>
+            <w:tcW w:type="dxa" w:w="2556"/>
+          </w:tcPr>
+          <w:p>
+            <w:r>
+              <w:t>Training solid line</w:t>
+            </w:r>
+          </w:p>
+        </w:tc>
+        <w:tc>
+          <w:tcPr>
+            <w:tcW w:type="dxa" w:w="2556"/>
+          </w:tcPr>
+          <w:p>
+            <w:r>
+              <w:t>0.625</w:t>
+            </w:r>
+          </w:p>
+        </w:tc>
+        <w:tc>
+          <w:tcPr>
+            <w:tcW w:type="dxa" w:w="2556"/>
+          </w:tcPr>
+          <w:p>
+            <w:r>
+              <w:t>0.15625</w:t>
+            </w:r>
+          </w:p>
+        </w:tc>
+        <w:tc>
+          <w:tcPr>
+            <w:tcW w:type="dxa" w:w="2556"/>
+          </w:tcPr>
+          <w:p>
+            <w:r>
+              <w:t>0.0390625</w:t>
+            </w:r>
+          </w:p>
+        </w:tc>
+      </w:tr>
+      <w:tr>
+        <w:tc>
+          <w:tcPr>
+            <w:tcW w:type="dxa" w:w="2556"/>
+          </w:tcPr>
+          <w:p>
+            <w:r>
+              <w:t>Validation dashed line</w:t>
+            </w:r>
+          </w:p>
+        </w:tc>
+        <w:tc>
+          <w:tcPr>
+            <w:tcW w:type="dxa" w:w="2556"/>
+          </w:tcPr>
+          <w:p>
+            <w:r>
+              <w:t>0</w:t>
+            </w:r>
+          </w:p>
+        </w:tc>
+        <w:tc>
+          <w:tcPr>
+            <w:tcW w:type="dxa" w:w="2556"/>
+          </w:tcPr>
+          <w:p>
+            <w:r>
+              <w:t>0.78125</w:t>
+            </w:r>
+          </w:p>
+        </w:tc>
+        <w:tc>
+          <w:tcPr>
+            <w:tcW w:type="dxa" w:w="2556"/>
+          </w:tcPr>
+          <w:p>
+            <w:r>
+              <w:t>1.7578125</w:t>
+            </w:r>
+          </w:p>
+        </w:tc>
+      </w:tr>
+    </w:tbl>
     <w:p>
       <w:r>
         <w:t>This chart shows checkpoints 2 to 4 only, on one MSE scale from 0 to 2. Circles and a solid line mark training; squares and a dashed line mark validation. Lines connect measured checkpoints, not additional evaluations. The full table includes checkpoints 0 and 1.</w:t>
@@ -1953,6 +2237,396 @@
         <w:t>For your Image-pattern Network Investigation, save the input, procedure, observed result and limitation of this check. Label this worked example as practice; use a different, previously unreviewed case when checking independent understanding.</w:t>
       </w:r>
     </w:p>
+    <w:p>
+      <w:pPr>
+        <w:pStyle w:val="Heading1"/>
+      </w:pPr>
+      <w:r>
+        <w:t>07. Prepare, teach and assess</w:t>
+      </w:r>
+    </w:p>
+    <w:p>
+      <w:r>
+        <w:t>Teaching target: Compute comparable training and validation losses at saved checkpoints</w:t>
+      </w:r>
+    </w:p>
+    <w:p>
+      <w:r>
+        <w:t>Prepare the labelled worked-case picture, the matching workbook, fictional input cards and a place for individual responses. Check a local Python 3 environment before class; have a paper-trace version ready.</w:t>
+      </w:r>
+    </w:p>
+    <w:tbl>
+      <w:tblPr>
+        <w:tblStyle w:val="LightShading-Accent1"/>
+        <w:tblW w:type="auto" w:w="0"/>
+        <w:tblLook w:firstColumn="1" w:firstRow="1" w:lastColumn="0" w:lastRow="0" w:noHBand="0" w:noVBand="1" w:val="04A0"/>
+      </w:tblPr>
+      <w:tblGrid>
+        <w:gridCol w:w="3408"/>
+        <w:gridCol w:w="3408"/>
+        <w:gridCol w:w="3408"/>
+      </w:tblGrid>
+      <w:tr>
+        <w:trPr>
+          <w:tblHeader/>
+        </w:trPr>
+        <w:tc>
+          <w:tcPr>
+            <w:tcW w:type="dxa" w:w="3408"/>
+          </w:tcPr>
+          <w:p>
+            <w:r>
+              <w:t>Session</w:t>
+            </w:r>
+          </w:p>
+        </w:tc>
+        <w:tc>
+          <w:tcPr>
+            <w:tcW w:type="dxa" w:w="3408"/>
+          </w:tcPr>
+          <w:p>
+            <w:r>
+              <w:t>Plan</w:t>
+            </w:r>
+          </w:p>
+        </w:tc>
+        <w:tc>
+          <w:tcPr>
+            <w:tcW w:type="dxa" w:w="3408"/>
+          </w:tcPr>
+          <w:p>
+            <w:r>
+              <w:t>Resources</w:t>
+            </w:r>
+          </w:p>
+        </w:tc>
+      </w:tr>
+      <w:tr>
+        <w:tc>
+          <w:tcPr>
+            <w:tcW w:type="dxa" w:w="3408"/>
+          </w:tcPr>
+          <w:p>
+            <w:r>
+              <w:t>Session 1 · Understand · 45 min</w:t>
+            </w:r>
+          </w:p>
+        </w:tc>
+        <w:tc>
+          <w:tcPr>
+            <w:tcW w:type="dxa" w:w="3408"/>
+          </w:tcPr>
+          <w:p>
+            <w:r>
+              <w:t>0–7: recall and prerequisite; 7–15: inspect the concrete case and predict; 15–30: teacher models the worked trace; 30–40: learners explain a step using the text and visual; 40–45: check the core idea.</w:t>
+            </w:r>
+          </w:p>
+        </w:tc>
+        <w:tc>
+          <w:tcPr>
+            <w:tcW w:type="dxa" w:w="3408"/>
+          </w:tcPr>
+          <w:p>
+            <w:r>
+              <w:t>Sections 1–6; record the brief recall in the workbook.</w:t>
+            </w:r>
+          </w:p>
+        </w:tc>
+      </w:tr>
+      <w:tr>
+        <w:tc>
+          <w:tcPr>
+            <w:tcW w:type="dxa" w:w="3408"/>
+          </w:tcPr>
+          <w:p>
+            <w:r>
+              <w:t>Session 2 · Practise · 45 min</w:t>
+            </w:r>
+          </w:p>
+        </w:tc>
+        <w:tc>
+          <w:tcPr>
+            <w:tcW w:type="dxa" w:w="3408"/>
+          </w:tcPr>
+          <w:p>
+            <w:r>
+              <w:t>0–5: retrieve the procedure; 5–15: W2 completion practice; 15–23: explain and check with a partner; 23–30: each learner answers the misconception check; 30–40: targeted reteaching or a harder variation; 40–45: prepare the investigation.</w:t>
+            </w:r>
+          </w:p>
+        </w:tc>
+        <w:tc>
+          <w:tcPr>
+            <w:tcW w:type="dxa" w:w="3408"/>
+          </w:tcPr>
+          <w:p>
+            <w:r>
+              <w:t>Sections 7–10; use the matching workbook W2 and misconception check.</w:t>
+            </w:r>
+          </w:p>
+        </w:tc>
+      </w:tr>
+      <w:tr>
+        <w:tc>
+          <w:tcPr>
+            <w:tcW w:type="dxa" w:w="3408"/>
+          </w:tcPr>
+          <w:p>
+            <w:r>
+              <w:t>Session 3 · Investigate and transfer · 45 min</w:t>
+            </w:r>
+          </w:p>
+        </w:tc>
+        <w:tc>
+          <w:tcPr>
+            <w:tcW w:type="dxa" w:w="3408"/>
+          </w:tcPr>
+          <w:p>
+            <w:r>
+              <w:t>0–5: retrieve the decision rule; 5–20: investigate or trace; 20–30: start the independent case; 30–38: connect the project; 38–43: act on feedback; 43–45: plan the return check.</w:t>
+            </w:r>
+          </w:p>
+        </w:tc>
+        <w:tc>
+          <w:tcPr>
+            <w:tcW w:type="dxa" w:w="3408"/>
+          </w:tcPr>
+          <w:p>
+            <w:r>
+              <w:t>Sections 9 and 11–14. Give extra time to finish the full task set; use Section 15 when the week includes a coding lab.</w:t>
+            </w:r>
+          </w:p>
+        </w:tc>
+      </w:tr>
+    </w:tbl>
+    <w:p>
+      <w:r>
+        <w:t>Before class, solve the supported practice: Observed validation MSE at checkpoints 0 to 4 is [5, 2, 1, 1, 1.2]. Lowest loss wins with earlier exact ties. Which checkpoint is selected? What if training loss is lowest at checkpoint 4?</w:t>
+      </w:r>
+    </w:p>
+    <w:p>
+      <w:r>
+        <w:t>Reasoned practice answer: Teacher explanation: Select checkpoint 2. The tie at 3 does not replace the earlier checkpoint. Lower training loss at 4 does not change a validation-based rule.</w:t>
+      </w:r>
+    </w:p>
+    <w:p>
+      <w:r>
+        <w:t>Check every learner before discussion: Use the worked case for Training and validation curves. Proposed explanation: “The last checkpoint is always best”. Decide whether this explanation is supported. Point to the step or supplied fact that decides; explain your repair if needed.</w:t>
+      </w:r>
+    </w:p>
+    <w:p>
+      <w:r>
+        <w:t>Misconception repair: Choose by the stated validation criterion and restore the saved parameters.</w:t>
+      </w:r>
+    </w:p>
+    <w:p>
+      <w:r>
+        <w:t>Support: read the exact case aloud, enlarge the labelled picture, supply input cards and model only the first deciding step. Accept a spoken explanation or drawing; retain the reasoning goal.</w:t>
+      </w:r>
+    </w:p>
+    <w:p>
+      <w:r>
+        <w:t>Extension: Epoch3 validation loss is instead1.5. Require a prediction and a reason before comparing. Expected result: Select epoch 3 under the unchanged criterion. Reason: Its measured validation loss is now below epoch 2’s2; the training curve alone never settled selection.</w:t>
+      </w:r>
+    </w:p>
+    <w:p>
+      <w:r>
+        <w:t>Independent assessment: withhold the reserved answer until the learner has attempted the new case. Record support separately from correctness.</w:t>
+      </w:r>
+    </w:p>
+    <w:tbl>
+      <w:tblPr>
+        <w:tblStyle w:val="LightShading-Accent1"/>
+        <w:tblW w:type="auto" w:w="0"/>
+        <w:tblLook w:firstColumn="1" w:firstRow="1" w:lastColumn="0" w:lastRow="0" w:noHBand="0" w:noVBand="1" w:val="04A0"/>
+      </w:tblPr>
+      <w:tblGrid>
+        <w:gridCol w:w="2556"/>
+        <w:gridCol w:w="2556"/>
+        <w:gridCol w:w="2556"/>
+        <w:gridCol w:w="2556"/>
+      </w:tblGrid>
+      <w:tr>
+        <w:trPr>
+          <w:tblHeader/>
+        </w:trPr>
+        <w:tc>
+          <w:tcPr>
+            <w:tcW w:type="dxa" w:w="2556"/>
+          </w:tcPr>
+          <w:p>
+            <w:r>
+              <w:t>Criterion</w:t>
+            </w:r>
+          </w:p>
+        </w:tc>
+        <w:tc>
+          <w:tcPr>
+            <w:tcW w:type="dxa" w:w="2556"/>
+          </w:tcPr>
+          <w:p>
+            <w:r>
+              <w:t>Not yet</w:t>
+            </w:r>
+          </w:p>
+        </w:tc>
+        <w:tc>
+          <w:tcPr>
+            <w:tcW w:type="dxa" w:w="2556"/>
+          </w:tcPr>
+          <w:p>
+            <w:r>
+              <w:t>With support</w:t>
+            </w:r>
+          </w:p>
+        </w:tc>
+        <w:tc>
+          <w:tcPr>
+            <w:tcW w:type="dxa" w:w="2556"/>
+          </w:tcPr>
+          <w:p>
+            <w:r>
+              <w:t>Independent</w:t>
+            </w:r>
+          </w:p>
+        </w:tc>
+      </w:tr>
+      <w:tr>
+        <w:tc>
+          <w:tcPr>
+            <w:tcW w:type="dxa" w:w="2556"/>
+          </w:tcPr>
+          <w:p>
+            <w:r>
+              <w:t>Explanation</w:t>
+            </w:r>
+          </w:p>
+        </w:tc>
+        <w:tc>
+          <w:tcPr>
+            <w:tcW w:type="dxa" w:w="2556"/>
+          </w:tcPr>
+          <w:p>
+            <w:r>
+              <w:t>Names an answer without a deciding fact</w:t>
+            </w:r>
+          </w:p>
+        </w:tc>
+        <w:tc>
+          <w:tcPr>
+            <w:tcW w:type="dxa" w:w="2556"/>
+          </w:tcPr>
+          <w:p>
+            <w:r>
+              <w:t>Uses a hint to link fact and decision</w:t>
+            </w:r>
+          </w:p>
+        </w:tc>
+        <w:tc>
+          <w:tcPr>
+            <w:tcW w:type="dxa" w:w="2556"/>
+          </w:tcPr>
+          <w:p>
+            <w:r>
+              <w:t>Explains the deciding fact in own words</w:t>
+            </w:r>
+          </w:p>
+        </w:tc>
+      </w:tr>
+      <w:tr>
+        <w:tc>
+          <w:tcPr>
+            <w:tcW w:type="dxa" w:w="2556"/>
+          </w:tcPr>
+          <w:p>
+            <w:r>
+              <w:t>Trace or test</w:t>
+            </w:r>
+          </w:p>
+        </w:tc>
+        <w:tc>
+          <w:tcPr>
+            <w:tcW w:type="dxa" w:w="2556"/>
+          </w:tcPr>
+          <w:p>
+            <w:r>
+              <w:t>Cannot connect input and result</w:t>
+            </w:r>
+          </w:p>
+        </w:tc>
+        <w:tc>
+          <w:tcPr>
+            <w:tcW w:type="dxa" w:w="2556"/>
+          </w:tcPr>
+          <w:p>
+            <w:r>
+              <w:t>Completes steps with prompts</w:t>
+            </w:r>
+          </w:p>
+        </w:tc>
+        <w:tc>
+          <w:tcPr>
+            <w:tcW w:type="dxa" w:w="2556"/>
+          </w:tcPr>
+          <w:p>
+            <w:r>
+              <w:t>Traces or tests a changed case accurately</w:t>
+            </w:r>
+          </w:p>
+        </w:tc>
+      </w:tr>
+      <w:tr>
+        <w:tc>
+          <w:tcPr>
+            <w:tcW w:type="dxa" w:w="2556"/>
+          </w:tcPr>
+          <w:p>
+            <w:r>
+              <w:t>Limits and revision</w:t>
+            </w:r>
+          </w:p>
+        </w:tc>
+        <w:tc>
+          <w:tcPr>
+            <w:tcW w:type="dxa" w:w="2556"/>
+          </w:tcPr>
+          <w:p>
+            <w:r>
+              <w:t>Claims more than evidence supports</w:t>
+            </w:r>
+          </w:p>
+        </w:tc>
+        <w:tc>
+          <w:tcPr>
+            <w:tcW w:type="dxa" w:w="2556"/>
+          </w:tcPr>
+          <w:p>
+            <w:r>
+              <w:t>Names a limit after a prompt</w:t>
+            </w:r>
+          </w:p>
+        </w:tc>
+        <w:tc>
+          <w:tcPr>
+            <w:tcW w:type="dxa" w:w="2556"/>
+          </w:tcPr>
+          <w:p>
+            <w:r>
+              <w:t>States a defensible limit and useful next test</w:t>
+            </w:r>
+          </w:p>
+        </w:tc>
+      </w:tr>
+    </w:tbl>
+    <w:p>
+      <w:r>
+        <w:t>Project checkpoint: Test changed cases. Keep normal, boundary and failure cases; compare expected and observed results.</w:t>
+      </w:r>
+    </w:p>
+    <w:p>
+      <w:r>
+        <w:t>Use the weekly teacher answer for topic-specific reasoning. A saved progress tick is an activity record; judge mastery from the learner’s explanation and evidence.</w:t>
+      </w:r>
+    </w:p>
     <w:sectPr>
       <w:pgSz w:w="12240" w:h="15840"/>
       <w:pgMar w:top="936" w:right="1008" w:bottom="936" w:left="1008" w:header="720" w:footer="720" w:gutter="0"/>

--- a/downloads/teacher/ai-5-week-15.docx
+++ b/downloads/teacher/ai-5-week-15.docx
@@ -2627,6 +2627,39 @@
         <w:t>Use the weekly teacher answer for topic-specific reasoning. A saved progress tick is an activity record; judge mastery from the learner’s explanation and evidence.</w:t>
       </w:r>
     </w:p>
+    <w:p>
+      <w:pPr>
+        <w:pStyle w:val="Heading1"/>
+      </w:pPr>
+      <w:r>
+        <w:t>08. Use feedback, labs and repair paths</w:t>
+      </w:r>
+    </w:p>
+    <w:p>
+      <w:r>
+        <w:t>Use the two formative questions as supported practice, not as independent mastery scores. Discuss the deciding evidence rather than accepting a guessed selection.</w:t>
+      </w:r>
+    </w:p>
+    <w:p>
+      <w:r>
+        <w:t>The feedback comes from the reviewed public worked case. Do not reveal the separately reserved independent teacher answer until the learner has attempted that case.</w:t>
+      </w:r>
+    </w:p>
+    <w:p>
+      <w:r>
+        <w:t>Ask students to predict before running code. Preserve errors and actual outputs; collect a changed test and an explanation. The branch-boundary and indexing lessons deliberately include failure cases.</w:t>
+      </w:r>
+    </w:p>
+    <w:p>
+      <w:r>
+        <w:t>Use the earlier worked-explanation links to address a specific missing building block, then return to the current question. Adapt this suggestion after observing the learner; it is not an automatic diagnosis.</w:t>
+      </w:r>
+    </w:p>
+    <w:p>
+      <w:r>
+        <w:t>Collect the completed-work portfolio as evidence. Record support separately from correctness, and assess explanation, trace/test and limitations. Progress ticks and quiz selections alone do not establish mastery.</w:t>
+      </w:r>
+    </w:p>
     <w:sectPr>
       <w:pgSz w:w="12240" w:h="15840"/>
       <w:pgMar w:top="936" w:right="1008" w:bottom="936" w:left="1008" w:header="720" w:footer="720" w:gutter="0"/>

--- a/downloads/teacher/ai-5-week-15.docx
+++ b/downloads/teacher/ai-5-week-15.docx
@@ -29,16 +29,51 @@
       </w:r>
     </w:p>
     <w:p>
-      <w:pPr>
-        <w:pStyle w:val="Heading3"/>
-      </w:pPr>
-      <w:r>
-        <w:t>Teach the learning cycle</w:t>
+      <w:r>
+        <w:t>Prepare Training and validation curves: check the target, prerequisites, resources and adaptable teaching schedule.</w:t>
       </w:r>
     </w:p>
     <w:p>
-      <w:r>
-        <w:t>Primary target: Compute comparable training and validation losses at saved checkpoints</w:t>
+      <w:pPr>
+        <w:pStyle w:val="Heading3"/>
+      </w:pPr>
+      <w:r>
+        <w:t>Teach the learning cycle</w:t>
+      </w:r>
+    </w:p>
+    <w:p>
+      <w:pPr>
+        <w:spacing w:line="336" w:lineRule="auto" w:after="180"/>
+      </w:pPr>
+      <w:r>
+        <w:rPr>
+          <w:b w:val="0"/>
+        </w:rPr>
+        <w:t xml:space="preserve">Primary target: Compute comparable </w:t>
+      </w:r>
+      <w:r>
+        <w:rPr>
+          <w:b/>
+        </w:rPr>
+        <w:t>training</w:t>
+      </w:r>
+      <w:r>
+        <w:rPr>
+          <w:b w:val="0"/>
+        </w:rPr>
+        <w:t xml:space="preserve"> and validation losses at saved </w:t>
+      </w:r>
+      <w:r>
+        <w:rPr>
+          <w:b/>
+        </w:rPr>
+        <w:t>checkpoint</w:t>
+      </w:r>
+      <w:r>
+        <w:rPr>
+          <w:b w:val="0"/>
+        </w:rPr>
+        <w:t>s</w:t>
       </w:r>
     </w:p>
     <w:tbl>
@@ -185,16 +220,37 @@
       </w:tr>
     </w:tbl>
     <w:p>
-      <w:r>
-        <w:t>This is a starting allocation of 135 minutes, not a validated duration. Preserve all named topics. Schedule extra time for connected examples, the full investigation, independent cases and project building. Repeated copies of a case share one recorded attempt; they are not new evidence.</w:t>
+      <w:pPr>
+        <w:spacing w:line="336" w:lineRule="auto" w:after="180"/>
+      </w:pPr>
+      <w:r>
+        <w:rPr>
+          <w:b w:val="0"/>
+        </w:rPr>
+        <w:t>This is a starting allocation of 135 minutes, not a validated duration. Preserve all named topics. Schedule extra time for connected examples, the full investigation, independent cases and project building.</w:t>
       </w:r>
     </w:p>
     <w:p>
       <w:pPr>
-        <w:pStyle w:val="Heading3"/>
-      </w:pPr>
-      <w:r>
-        <w:t>Retrieval answer guidance</w:t>
+        <w:spacing w:line="336" w:lineRule="auto" w:after="180"/>
+      </w:pPr>
+      <w:r>
+        <w:rPr>
+          <w:b w:val="0"/>
+        </w:rPr>
+        <w:t xml:space="preserve">Repeated copies of a case share one recorded attempt; they are not new </w:t>
+      </w:r>
+      <w:r>
+        <w:rPr>
+          <w:b/>
+        </w:rPr>
+        <w:t>evidence</w:t>
+      </w:r>
+      <w:r>
+        <w:rPr>
+          <w:b w:val="0"/>
+        </w:rPr>
+        <w:t>.</w:t>
       </w:r>
     </w:p>
     <w:p>
@@ -202,132 +258,360 @@
         <w:pStyle w:val="Heading3"/>
       </w:pPr>
       <w:r>
-        <w:t>Learning rate experiments</w:t>
+        <w:t>Retrieval answer guidance</w:t>
       </w:r>
     </w:p>
     <w:p>
-      <w:r>
-        <w:t>Without opening the old lesson, explain one key idea from Learning rate experiments. Give an example and a mistake that the idea helps you avoid.</w:t>
+      <w:pPr>
+        <w:pStyle w:val="Heading3"/>
+      </w:pPr>
+      <w:r>
+        <w:t>Learning rate experiments</w:t>
       </w:r>
     </w:p>
     <w:p>
-      <w:r>
-        <w:t>Look for: Run a controlled comparison of learning rates</w:t>
+      <w:pPr>
+        <w:spacing w:line="336" w:lineRule="auto" w:after="180"/>
+      </w:pPr>
+      <w:r>
+        <w:rPr>
+          <w:b w:val="0"/>
+        </w:rPr>
+        <w:t>Without opening the old lesson, explain one key idea from Learning rate experiments. Give an example and a mistake that the idea helps you avoid.</w:t>
       </w:r>
     </w:p>
     <w:p>
-      <w:r>
-        <w:t>Reference example, not the only acceptable wording: Teacher explanation: First v = 0.5 with MSE 5.625. Second gradient -7.5 gives v = 0.875 and MSE 3.1640625. Distance is multiplied by 0.75 each step.</w:t>
+      <w:pPr>
+        <w:spacing w:line="336" w:lineRule="auto" w:after="180"/>
+      </w:pPr>
+      <w:r>
+        <w:rPr>
+          <w:b w:val="0"/>
+        </w:rPr>
+        <w:t>Look for: Run a controlled comparison of learning rates</w:t>
       </w:r>
     </w:p>
     <w:p>
       <w:pPr>
-        <w:pStyle w:val="Heading3"/>
-      </w:pPr>
-      <w:r>
-        <w:t>Training a small network</w:t>
+        <w:spacing w:line="336" w:lineRule="auto" w:after="180"/>
+      </w:pPr>
+      <w:r>
+        <w:rPr>
+          <w:b w:val="0"/>
+        </w:rPr>
+        <w:t>Reference example, not the only acceptable wording: Teacher explanation: First v = 0.5 with MSE 5.625. Second gradient -7.5 gives v = 0.875 and MSE 3.1640625. Distance is multiplied by 0.75 each step.</w:t>
       </w:r>
     </w:p>
     <w:p>
-      <w:r>
-        <w:t>Without opening the old lesson, explain one key idea from Training a small network. Give an example and a mistake that the idea helps you avoid.</w:t>
+      <w:pPr>
+        <w:pStyle w:val="Heading3"/>
+      </w:pPr>
+      <w:r>
+        <w:t>Training a small network</w:t>
       </w:r>
     </w:p>
     <w:p>
-      <w:r>
-        <w:t>Look for: Trace repeated forward loss gradient and update steps</w:t>
+      <w:pPr>
+        <w:spacing w:line="336" w:lineRule="auto" w:after="180"/>
+      </w:pPr>
+      <w:r>
+        <w:rPr>
+          <w:b w:val="0"/>
+        </w:rPr>
+        <w:t xml:space="preserve">Without opening the old lesson, explain one key idea from </w:t>
+      </w:r>
+      <w:r>
+        <w:rPr>
+          <w:b/>
+        </w:rPr>
+        <w:t>Training</w:t>
+      </w:r>
+      <w:r>
+        <w:rPr>
+          <w:b w:val="0"/>
+        </w:rPr>
+        <w:t xml:space="preserve"> a small network. Give an example and a mistake that the idea helps you avoid.</w:t>
       </w:r>
     </w:p>
     <w:p>
-      <w:r>
-        <w:t>Reference example, not the only acceptable wording: Teacher explanation: Predictions [0, 0], errors [-2, -4], MSE 10, gradient -10 and new v = 1.</w:t>
+      <w:pPr>
+        <w:spacing w:line="336" w:lineRule="auto" w:after="180"/>
+      </w:pPr>
+      <w:r>
+        <w:rPr>
+          <w:b w:val="0"/>
+        </w:rPr>
+        <w:t>Look for: Trace repeated forward loss gradient and update steps</w:t>
       </w:r>
     </w:p>
     <w:p>
       <w:pPr>
-        <w:pStyle w:val="Heading3"/>
-      </w:pPr>
-      <w:r>
-        <w:t>Slopes and local change</w:t>
+        <w:spacing w:line="336" w:lineRule="auto" w:after="180"/>
+      </w:pPr>
+      <w:r>
+        <w:rPr>
+          <w:b w:val="0"/>
+        </w:rPr>
+        <w:t xml:space="preserve">Reference example, not the only acceptable wording: Teacher explanation: </w:t>
+      </w:r>
+      <w:r>
+        <w:rPr>
+          <w:b/>
+        </w:rPr>
+        <w:t>Prediction</w:t>
+      </w:r>
+      <w:r>
+        <w:rPr>
+          <w:b w:val="0"/>
+        </w:rPr>
+        <w:t>s [0, 0], errors [-2, -4], MSE 10, gradient -10 and new v = 1.</w:t>
       </w:r>
     </w:p>
     <w:p>
-      <w:r>
-        <w:t>Without opening the old lesson, explain one key idea from Slopes and local change. Give an example and a mistake that the idea helps you avoid.</w:t>
+      <w:pPr>
+        <w:pStyle w:val="Heading3"/>
+      </w:pPr>
+      <w:r>
+        <w:t>Slopes and local change</w:t>
       </w:r>
     </w:p>
     <w:p>
-      <w:r>
-        <w:t>Look for: Calculate an average rate of change over a stated interval</w:t>
+      <w:pPr>
+        <w:spacing w:line="336" w:lineRule="auto" w:after="180"/>
+      </w:pPr>
+      <w:r>
+        <w:rPr>
+          <w:b w:val="0"/>
+        </w:rPr>
+        <w:t>Without opening the old lesson, explain one key idea from Slopes and local change. Give an example and a mistake that the idea helps you avoid.</w:t>
       </w:r>
     </w:p>
     <w:p>
-      <w:r>
-        <w:t>Reference example, not the only acceptable wording: Teacher explanation: Average slope is (0 - 4) / 2 = -2. The local slope at 2 is zero. They describe different locations or intervals.</w:t>
+      <w:pPr>
+        <w:spacing w:line="336" w:lineRule="auto" w:after="180"/>
+      </w:pPr>
+      <w:r>
+        <w:rPr>
+          <w:b w:val="0"/>
+        </w:rPr>
+        <w:t>Look for: Calculate an average rate of change over a stated interval</w:t>
       </w:r>
     </w:p>
     <w:p>
-      <w:r>
-        <w:t>Use two 45-minute sessions. Have students draw checkpoint number horizontally and MSE vertically, using one clearly labelled scale for both curves. Explicitly name the differing target rules in this synthetic example so the picture is not misrepresented as proof of a single overfitting mechanism. Keep checkpoint selection separate from parameter updates.</w:t>
+      <w:pPr>
+        <w:spacing w:line="336" w:lineRule="auto" w:after="180"/>
+      </w:pPr>
+      <w:r>
+        <w:rPr>
+          <w:b w:val="0"/>
+        </w:rPr>
+        <w:t>Reference example, not the only acceptable wording: Teacher explanation: Average slope is (0 - 4) / 2 = -2. The local slope at 2 is zero. They describe different locations or intervals.</w:t>
       </w:r>
     </w:p>
     <w:p>
       <w:pPr>
-        <w:pStyle w:val="Heading3"/>
-      </w:pPr>
-      <w:r>
-        <w:t>Outcomes</w:t>
+        <w:spacing w:line="336" w:lineRule="auto" w:after="180"/>
+      </w:pPr>
+      <w:r>
+        <w:rPr>
+          <w:b w:val="0"/>
+        </w:rPr>
+        <w:t xml:space="preserve">Use two 45-minute sessions. Have students draw </w:t>
+      </w:r>
+      <w:r>
+        <w:rPr>
+          <w:b/>
+        </w:rPr>
+        <w:t>checkpoint</w:t>
+      </w:r>
+      <w:r>
+        <w:rPr>
+          <w:b w:val="0"/>
+        </w:rPr>
+        <w:t xml:space="preserve"> number horizontally and MSE vertically, using one clearly labelled scale for both curves.</w:t>
       </w:r>
     </w:p>
     <w:p>
-      <w:r>
-        <w:t>Compute comparable training and validation losses at saved checkpoints</w:t>
+      <w:pPr>
+        <w:spacing w:line="336" w:lineRule="auto" w:after="180"/>
+      </w:pPr>
+      <w:r>
+        <w:rPr>
+          <w:b w:val="0"/>
+        </w:rPr>
+        <w:t>Explicitly name the differing target rules in this synthetic example so the picture is not misrepresented as proof of a single over</w:t>
+      </w:r>
+      <w:r>
+        <w:rPr>
+          <w:b/>
+        </w:rPr>
+        <w:t>fitting</w:t>
+      </w:r>
+      <w:r>
+        <w:rPr>
+          <w:b w:val="0"/>
+        </w:rPr>
+        <w:t xml:space="preserve"> </w:t>
+      </w:r>
+      <w:r>
+        <w:rPr>
+          <w:b/>
+        </w:rPr>
+        <w:t>mechanism</w:t>
+      </w:r>
+      <w:r>
+        <w:rPr>
+          <w:b w:val="0"/>
+        </w:rPr>
+        <w:t xml:space="preserve">. Keep </w:t>
+      </w:r>
+      <w:r>
+        <w:rPr>
+          <w:b/>
+        </w:rPr>
+        <w:t>checkpoint</w:t>
+      </w:r>
+      <w:r>
+        <w:rPr>
+          <w:b w:val="0"/>
+        </w:rPr>
+        <w:t xml:space="preserve"> selection separate from parameter updates.</w:t>
       </w:r>
     </w:p>
     <w:p>
-      <w:r>
-        <w:t>Choose among observed checkpoints using a declared validation rule</w:t>
+      <w:pPr>
+        <w:pStyle w:val="Heading3"/>
+      </w:pPr>
+      <w:r>
+        <w:t>Outcomes</w:t>
       </w:r>
     </w:p>
     <w:p>
-      <w:r>
-        <w:t>Distinguish development evidence from final test evidence</w:t>
+      <w:pPr>
+        <w:spacing w:line="336" w:lineRule="auto" w:after="180"/>
+      </w:pPr>
+      <w:r>
+        <w:rPr>
+          <w:b w:val="0"/>
+        </w:rPr>
+        <w:t xml:space="preserve">Compute comparable </w:t>
+      </w:r>
+      <w:r>
+        <w:rPr>
+          <w:b/>
+        </w:rPr>
+        <w:t>training</w:t>
+      </w:r>
+      <w:r>
+        <w:rPr>
+          <w:b w:val="0"/>
+        </w:rPr>
+        <w:t xml:space="preserve"> and validation losses at saved </w:t>
+      </w:r>
+      <w:r>
+        <w:rPr>
+          <w:b/>
+        </w:rPr>
+        <w:t>checkpoint</w:t>
+      </w:r>
+      <w:r>
+        <w:rPr>
+          <w:b w:val="0"/>
+        </w:rPr>
+        <w:t>s</w:t>
       </w:r>
     </w:p>
     <w:p>
       <w:pPr>
-        <w:pStyle w:val="Heading3"/>
-      </w:pPr>
-      <w:r>
-        <w:t>Preparation</w:t>
+        <w:spacing w:line="336" w:lineRule="auto" w:after="180"/>
+      </w:pPr>
+      <w:r>
+        <w:rPr>
+          <w:b w:val="0"/>
+        </w:rPr>
+        <w:t xml:space="preserve">Choose among observed </w:t>
+      </w:r>
+      <w:r>
+        <w:rPr>
+          <w:b/>
+        </w:rPr>
+        <w:t>checkpoint</w:t>
+      </w:r>
+      <w:r>
+        <w:rPr>
+          <w:b w:val="0"/>
+        </w:rPr>
+        <w:t>s using a declared validation rule</w:t>
       </w:r>
     </w:p>
     <w:p>
-      <w:r>
-        <w:t>Printed lesson and workbook; paper and pencil</w:t>
+      <w:pPr>
+        <w:spacing w:line="336" w:lineRule="auto" w:after="180"/>
+      </w:pPr>
+      <w:r>
+        <w:rPr>
+          <w:b w:val="0"/>
+        </w:rPr>
+        <w:t xml:space="preserve">Distinguish development </w:t>
+      </w:r>
+      <w:r>
+        <w:rPr>
+          <w:b/>
+        </w:rPr>
+        <w:t>evidence</w:t>
+      </w:r>
+      <w:r>
+        <w:rPr>
+          <w:b w:val="0"/>
+        </w:rPr>
+        <w:t xml:space="preserve"> from final test </w:t>
+      </w:r>
+      <w:r>
+        <w:rPr>
+          <w:b/>
+        </w:rPr>
+        <w:t>evidence</w:t>
       </w:r>
     </w:p>
     <w:p>
-      <w:r>
-        <w:t>Calculator and optional local Python 3 editor; no packages or AI accounts needed</w:t>
+      <w:pPr>
+        <w:pStyle w:val="Heading3"/>
+      </w:pPr>
+      <w:r>
+        <w:t>Preparation</w:t>
       </w:r>
     </w:p>
     <w:p>
-      <w:r>
-        <w:t>Use the fictional examples supplied; prepare the fresh retry before class</w:t>
+      <w:pPr>
+        <w:spacing w:line="336" w:lineRule="auto" w:after="180"/>
+      </w:pPr>
+      <w:r>
+        <w:rPr>
+          <w:b w:val="0"/>
+        </w:rPr>
+        <w:t>Printed lesson and workbook; paper and pencil</w:t>
       </w:r>
     </w:p>
     <w:p>
       <w:pPr>
-        <w:pStyle w:val="Heading3"/>
-      </w:pPr>
-      <w:r>
-        <w:t>Prerequisite answer</w:t>
+        <w:spacing w:line="336" w:lineRule="auto" w:after="180"/>
+      </w:pPr>
+      <w:r>
+        <w:rPr>
+          <w:b w:val="0"/>
+        </w:rPr>
+        <w:t>Calculator and optional local Python 3 editor; no packages or AI accounts needed</w:t>
       </w:r>
     </w:p>
     <w:p>
-      <w:r>
-        <w:t>Training loss measures fit to the examples used for updates. Independent performance needs suitable separate evidence, and settings selected using validation must not be presented as independent final testing.</w:t>
+      <w:pPr>
+        <w:spacing w:line="336" w:lineRule="auto" w:after="180"/>
+      </w:pPr>
+      <w:r>
+        <w:rPr>
+          <w:b w:val="0"/>
+        </w:rPr>
+        <w:t>Use the fictional examples supplied; prepare the fresh retry before class</w:t>
       </w:r>
     </w:p>
     <w:p>
@@ -335,50 +619,373 @@
         <w:pStyle w:val="Heading3"/>
       </w:pPr>
       <w:r>
-        <w:t>End goal for the pictorial case</w:t>
+        <w:t>Prerequisite answer</w:t>
       </w:r>
     </w:p>
     <w:p>
-      <w:r>
-        <w:t>By the end, I can explain training and validation curves using a traced example and a stated limitation.</w:t>
+      <w:pPr>
+        <w:spacing w:line="336" w:lineRule="auto" w:after="180"/>
+      </w:pPr>
+      <w:r>
+        <w:rPr>
+          <w:b/>
+        </w:rPr>
+        <w:t>Training</w:t>
+      </w:r>
+      <w:r>
+        <w:rPr>
+          <w:b w:val="0"/>
+        </w:rPr>
+        <w:t xml:space="preserve"> loss measures fit to the examples used for updates. Independent performance needs suitable separate </w:t>
+      </w:r>
+      <w:r>
+        <w:rPr>
+          <w:b/>
+        </w:rPr>
+        <w:t>evidence</w:t>
+      </w:r>
+      <w:r>
+        <w:rPr>
+          <w:b w:val="0"/>
+        </w:rPr>
+        <w:t>, and settings selected using validation must not be presented as independent final testing.</w:t>
       </w:r>
     </w:p>
     <w:p>
-      <w:r>
-        <w:t>This added worked case illustrates the week’s main idea. Retain all original and connected topics; schedule its practice within the teaching cycle.</w:t>
+      <w:pPr>
+        <w:pStyle w:val="Heading3"/>
+      </w:pPr>
+      <w:r>
+        <w:t>End goal for the pictorial case</w:t>
       </w:r>
     </w:p>
     <w:p>
       <w:pPr>
-        <w:pStyle w:val="Heading1"/>
-      </w:pPr>
-      <w:r>
-        <w:t>02. Explain and model the mechanism</w:t>
+        <w:spacing w:line="336" w:lineRule="auto" w:after="180"/>
+      </w:pPr>
+      <w:r>
+        <w:rPr>
+          <w:b w:val="0"/>
+        </w:rPr>
+        <w:t xml:space="preserve">By the end, I can explain </w:t>
+      </w:r>
+      <w:r>
+        <w:rPr>
+          <w:b/>
+        </w:rPr>
+        <w:t>training</w:t>
+      </w:r>
+      <w:r>
+        <w:rPr>
+          <w:b w:val="0"/>
+        </w:rPr>
+        <w:t xml:space="preserve"> and </w:t>
+      </w:r>
+      <w:r>
+        <w:rPr>
+          <w:b/>
+        </w:rPr>
+        <w:t>validation curve</w:t>
+      </w:r>
+      <w:r>
+        <w:rPr>
+          <w:b w:val="0"/>
+        </w:rPr>
+        <w:t>s using a traced example and a stated limitation.</w:t>
       </w:r>
     </w:p>
     <w:p>
-      <w:r>
-        <w:t>Keep the restricted network h = ReLU(x), y = vh, with only v trained. Training pairs remain (1, 2) and (2, 4). Start v = 0 and make four full-data updates at rate 0.1. Save states v = 0, 1, 1.5, 1.75 and 1.875. At each saved state, evaluate both splits without changing v during evaluation.</w:t>
+      <w:pPr>
+        <w:spacing w:line="336" w:lineRule="auto" w:after="180"/>
+      </w:pPr>
+      <w:r>
+        <w:rPr>
+          <w:b w:val="0"/>
+        </w:rPr>
+        <w:t>This added worked case illustrates the week’s main idea. Retain all original and connected topics; schedule its practice within the teaching cycle.</w:t>
       </w:r>
     </w:p>
     <w:p>
-      <w:r>
-        <w:t>For this deliberately constructed demonstration, validation pairs are (3, 4.5) and (4, 6). Their targets follow a different slope from the training pairs. This makes the two trends disagree visibly; it is not evidence that these few rows represent a real population. Validation labels do not enter the gradient.</w:t>
+      <w:pPr>
+        <w:pStyle w:val="Heading1"/>
+      </w:pPr>
+      <w:r>
+        <w:t>02. Explain and model the mechanism</w:t>
       </w:r>
     </w:p>
     <w:p>
       <w:r>
-        <w:t>Both columns use ordinary MSE in the same target units, evaluated on their own fixed rows. Training MSE is 2.5(v - 2) squared; validation MSE is 12.5(v - 1.5) squared. Different input values and target rules affect the loss levels. A gap alone does not identify its cause.</w:t>
+        <w:t>Model Training and validation curves using the supplied case, labelled mechanism and reasoning. Make the scope of each conclusion explicit.</w:t>
       </w:r>
     </w:p>
     <w:p>
-      <w:r>
-        <w:t>For checkpoint 3, v = 1.75. Training predictions are [1.75, 3.5], residuals [-0.25, -0.5], and MSE 0.15625. Validation predictions are [5.25, 7], residuals [0.75, 1], and MSE 0.78125. All four predictions must use the same saved value.</w:t>
+      <w:pPr>
+        <w:pStyle w:val="Heading3"/>
+      </w:pPr>
+      <w:r>
+        <w:t>Explain Training and validation curves · 1</w:t>
       </w:r>
     </w:p>
     <w:p>
-      <w:r>
-        <w:t>The code evaluates supplied checkpoints; it does not train on validation data. It assumes finite numeric pairs and selects the lowest observed validation MSE, breaking exact ties in favour of the earlier checkpoint. The rule is chosen before inspecting the values.</w:t>
+      <w:pPr>
+        <w:spacing w:line="336" w:lineRule="auto" w:after="180"/>
+      </w:pPr>
+      <w:r>
+        <w:rPr>
+          <w:b w:val="0"/>
+        </w:rPr>
+        <w:t xml:space="preserve">Keep the restricted network h = ReLU(x), y = vh, with only v trained. </w:t>
+      </w:r>
+      <w:r>
+        <w:rPr>
+          <w:b/>
+        </w:rPr>
+        <w:t>Training</w:t>
+      </w:r>
+      <w:r>
+        <w:rPr>
+          <w:b w:val="0"/>
+        </w:rPr>
+        <w:t xml:space="preserve"> pairs remain (1, 2) and (2, 4). Start v = 0 and make four full-data updates at rate 0.1. Save states v = 0, 1, 1.5, 1.75 and 1.875.</w:t>
+      </w:r>
+    </w:p>
+    <w:p>
+      <w:pPr>
+        <w:spacing w:line="336" w:lineRule="auto" w:after="180"/>
+      </w:pPr>
+      <w:r>
+        <w:rPr>
+          <w:b w:val="0"/>
+        </w:rPr>
+        <w:t>At each saved state, evaluate both splits without changing v during evaluation.</w:t>
+      </w:r>
+    </w:p>
+    <w:p>
+      <w:pPr>
+        <w:pStyle w:val="Heading3"/>
+      </w:pPr>
+      <w:r>
+        <w:t>Explain Training and validation curves · 2</w:t>
+      </w:r>
+    </w:p>
+    <w:p>
+      <w:pPr>
+        <w:spacing w:line="336" w:lineRule="auto" w:after="180"/>
+      </w:pPr>
+      <w:r>
+        <w:rPr>
+          <w:b w:val="0"/>
+        </w:rPr>
+        <w:t xml:space="preserve">For this deliberately constructed demonstration, validation pairs are (3, 4.5) and (4, 6). Their targets follow a different slope from the </w:t>
+      </w:r>
+      <w:r>
+        <w:rPr>
+          <w:b/>
+        </w:rPr>
+        <w:t>training</w:t>
+      </w:r>
+      <w:r>
+        <w:rPr>
+          <w:b w:val="0"/>
+        </w:rPr>
+        <w:t xml:space="preserve"> pairs.</w:t>
+      </w:r>
+    </w:p>
+    <w:p>
+      <w:pPr>
+        <w:spacing w:line="336" w:lineRule="auto" w:after="180"/>
+      </w:pPr>
+      <w:r>
+        <w:rPr>
+          <w:b w:val="0"/>
+        </w:rPr>
+        <w:t xml:space="preserve">This makes the two trends disagree visibly; it is not </w:t>
+      </w:r>
+      <w:r>
+        <w:rPr>
+          <w:b/>
+        </w:rPr>
+        <w:t>evidence</w:t>
+      </w:r>
+      <w:r>
+        <w:rPr>
+          <w:b w:val="0"/>
+        </w:rPr>
+        <w:t xml:space="preserve"> that these few rows represent a real population. Validation labels do not enter the gradient.</w:t>
+      </w:r>
+    </w:p>
+    <w:p>
+      <w:pPr>
+        <w:spacing w:line="336" w:lineRule="auto" w:after="180"/>
+      </w:pPr>
+      <w:r>
+        <w:rPr>
+          <w:b w:val="0"/>
+        </w:rPr>
+        <w:t xml:space="preserve">Both columns use ordinary MSE in the same target units, evaluated on their own fixed rows. </w:t>
+      </w:r>
+      <w:r>
+        <w:rPr>
+          <w:b/>
+        </w:rPr>
+        <w:t>Training</w:t>
+      </w:r>
+      <w:r>
+        <w:rPr>
+          <w:b w:val="0"/>
+        </w:rPr>
+        <w:t xml:space="preserve"> MSE is 2.5(v - 2) squared; validation MSE is 12.5(v - 1.5) squared.</w:t>
+      </w:r>
+    </w:p>
+    <w:p>
+      <w:pPr>
+        <w:spacing w:line="336" w:lineRule="auto" w:after="180"/>
+      </w:pPr>
+      <w:r>
+        <w:rPr>
+          <w:b w:val="0"/>
+        </w:rPr>
+        <w:t xml:space="preserve">Different </w:t>
+      </w:r>
+      <w:r>
+        <w:rPr>
+          <w:b/>
+        </w:rPr>
+        <w:t>input</w:t>
+      </w:r>
+      <w:r>
+        <w:rPr>
+          <w:b w:val="0"/>
+        </w:rPr>
+        <w:t xml:space="preserve"> values and target rules affect the loss levels. A gap alone does not identify its cause.</w:t>
+      </w:r>
+    </w:p>
+    <w:p>
+      <w:pPr>
+        <w:spacing w:line="336" w:lineRule="auto" w:after="180"/>
+      </w:pPr>
+      <w:r>
+        <w:rPr>
+          <w:b w:val="0"/>
+        </w:rPr>
+        <w:t xml:space="preserve">For </w:t>
+      </w:r>
+      <w:r>
+        <w:rPr>
+          <w:b/>
+        </w:rPr>
+        <w:t>checkpoint</w:t>
+      </w:r>
+      <w:r>
+        <w:rPr>
+          <w:b w:val="0"/>
+        </w:rPr>
+        <w:t xml:space="preserve"> 3, v = 1.75. </w:t>
+      </w:r>
+      <w:r>
+        <w:rPr>
+          <w:b/>
+        </w:rPr>
+        <w:t>Training</w:t>
+      </w:r>
+      <w:r>
+        <w:rPr>
+          <w:b w:val="0"/>
+        </w:rPr>
+        <w:t xml:space="preserve"> </w:t>
+      </w:r>
+      <w:r>
+        <w:rPr>
+          <w:b/>
+        </w:rPr>
+        <w:t>prediction</w:t>
+      </w:r>
+      <w:r>
+        <w:rPr>
+          <w:b w:val="0"/>
+        </w:rPr>
+        <w:t xml:space="preserve">s are [1.75, 3.5], residuals [-0.25, -0.5], and MSE 0.15625. Validation </w:t>
+      </w:r>
+      <w:r>
+        <w:rPr>
+          <w:b/>
+        </w:rPr>
+        <w:t>prediction</w:t>
+      </w:r>
+      <w:r>
+        <w:rPr>
+          <w:b w:val="0"/>
+        </w:rPr>
+        <w:t>s are [5.25, 7], residuals [0.75, 1], and MSE 0.78125.</w:t>
+      </w:r>
+    </w:p>
+    <w:p>
+      <w:pPr>
+        <w:spacing w:line="336" w:lineRule="auto" w:after="180"/>
+      </w:pPr>
+      <w:r>
+        <w:rPr>
+          <w:b w:val="0"/>
+        </w:rPr>
+        <w:t xml:space="preserve">All four </w:t>
+      </w:r>
+      <w:r>
+        <w:rPr>
+          <w:b/>
+        </w:rPr>
+        <w:t>prediction</w:t>
+      </w:r>
+      <w:r>
+        <w:rPr>
+          <w:b w:val="0"/>
+        </w:rPr>
+        <w:t>s must use the same saved value.</w:t>
+      </w:r>
+    </w:p>
+    <w:p>
+      <w:pPr>
+        <w:spacing w:line="336" w:lineRule="auto" w:after="180"/>
+      </w:pPr>
+      <w:r>
+        <w:rPr>
+          <w:b w:val="0"/>
+        </w:rPr>
+        <w:t xml:space="preserve">The code evaluates supplied </w:t>
+      </w:r>
+      <w:r>
+        <w:rPr>
+          <w:b/>
+        </w:rPr>
+        <w:t>checkpoint</w:t>
+      </w:r>
+      <w:r>
+        <w:rPr>
+          <w:b w:val="0"/>
+        </w:rPr>
+        <w:t xml:space="preserve">s; it does not train on validation data. It assumes finite numeric pairs and selects the lowest observed validation MSE, breaking exact ties in favour of the earlier </w:t>
+      </w:r>
+      <w:r>
+        <w:rPr>
+          <w:b/>
+        </w:rPr>
+        <w:t>checkpoint</w:t>
+      </w:r>
+      <w:r>
+        <w:rPr>
+          <w:b w:val="0"/>
+        </w:rPr>
+        <w:t>.</w:t>
+      </w:r>
+    </w:p>
+    <w:p>
+      <w:pPr>
+        <w:spacing w:line="336" w:lineRule="auto" w:after="180"/>
+      </w:pPr>
+      <w:r>
+        <w:rPr>
+          <w:b w:val="0"/>
+        </w:rPr>
+        <w:t>The rule is chosen before inspecting the values.</w:t>
       </w:r>
     </w:p>
     <w:tbl>
@@ -661,21 +1268,134 @@
       </w:r>
     </w:p>
     <w:p>
-      <w:r>
-        <w:t>Guided: training changes by 0.0390625 - 0.625 = -0.5859375; validation changes by 1.7578125 - 0 = 1.7578125. Select checkpoint 2 with v = 1.5. Exit: zero on selected validation examples is limited development evidence, and choosing with test results turns that test into development data. Freeze choices using training/validation, then evaluate once on suitable untouched test examples and report the scope.</w:t>
+      <w:pPr>
+        <w:pStyle w:val="Heading3"/>
+      </w:pPr>
+      <w:r>
+        <w:t>Explain Training and validation curves · 3</w:t>
       </w:r>
     </w:p>
     <w:p>
       <w:pPr>
-        <w:pStyle w:val="Heading3"/>
-      </w:pPr>
-      <w:r>
-        <w:t>Model the reasoning aloud</w:t>
+        <w:spacing w:line="336" w:lineRule="auto" w:after="180"/>
+      </w:pPr>
+      <w:r>
+        <w:rPr>
+          <w:b w:val="0"/>
+        </w:rPr>
+        <w:t xml:space="preserve">Guided: </w:t>
+      </w:r>
+      <w:r>
+        <w:rPr>
+          <w:b/>
+        </w:rPr>
+        <w:t>training</w:t>
+      </w:r>
+      <w:r>
+        <w:rPr>
+          <w:b w:val="0"/>
+        </w:rPr>
+        <w:t xml:space="preserve"> changes by 0.0390625 - 0.625 = -0.5859375; validation changes by 1.7578125 - 0 = 1.7578125. Select </w:t>
+      </w:r>
+      <w:r>
+        <w:rPr>
+          <w:b/>
+        </w:rPr>
+        <w:t>checkpoint</w:t>
+      </w:r>
+      <w:r>
+        <w:rPr>
+          <w:b w:val="0"/>
+        </w:rPr>
+        <w:t xml:space="preserve"> 2 with v = 1.5.</w:t>
       </w:r>
     </w:p>
     <w:p>
-      <w:r>
-        <w:t>Use the complete worked example below before asking learners to complete W2. Reveal a small part, invite a prediction, then explain the deciding step. These teacher notes contain solutions; do not reveal the independent case answer during modelling.</w:t>
+      <w:pPr>
+        <w:spacing w:line="336" w:lineRule="auto" w:after="180"/>
+      </w:pPr>
+      <w:r>
+        <w:rPr>
+          <w:b w:val="0"/>
+        </w:rPr>
+        <w:t xml:space="preserve">Exit: zero on selected validation examples is limited development </w:t>
+      </w:r>
+      <w:r>
+        <w:rPr>
+          <w:b/>
+        </w:rPr>
+        <w:t>evidence</w:t>
+      </w:r>
+      <w:r>
+        <w:rPr>
+          <w:b w:val="0"/>
+        </w:rPr>
+        <w:t>, and choosing with test results turns that test into development data.</w:t>
+      </w:r>
+    </w:p>
+    <w:p>
+      <w:pPr>
+        <w:spacing w:line="336" w:lineRule="auto" w:after="180"/>
+      </w:pPr>
+      <w:r>
+        <w:rPr>
+          <w:b w:val="0"/>
+        </w:rPr>
+        <w:t xml:space="preserve">Freeze choices using </w:t>
+      </w:r>
+      <w:r>
+        <w:rPr>
+          <w:b/>
+        </w:rPr>
+        <w:t>training</w:t>
+      </w:r>
+      <w:r>
+        <w:rPr>
+          <w:b w:val="0"/>
+        </w:rPr>
+        <w:t>/validation, then evaluate once on suitable untouched test examples and report the scope.</w:t>
+      </w:r>
+    </w:p>
+    <w:p>
+      <w:pPr>
+        <w:pStyle w:val="Heading3"/>
+      </w:pPr>
+      <w:r>
+        <w:t>Model the reasoning aloud</w:t>
+      </w:r>
+    </w:p>
+    <w:p>
+      <w:pPr>
+        <w:spacing w:line="336" w:lineRule="auto" w:after="180"/>
+      </w:pPr>
+      <w:r>
+        <w:rPr>
+          <w:b w:val="0"/>
+        </w:rPr>
+        <w:t xml:space="preserve">Use the complete worked example below before asking learners to complete W2. Reveal a small part, invite a </w:t>
+      </w:r>
+      <w:r>
+        <w:rPr>
+          <w:b/>
+        </w:rPr>
+        <w:t>prediction</w:t>
+      </w:r>
+      <w:r>
+        <w:rPr>
+          <w:b w:val="0"/>
+        </w:rPr>
+        <w:t>, then explain the deciding step.</w:t>
+      </w:r>
+    </w:p>
+    <w:p>
+      <w:pPr>
+        <w:spacing w:line="336" w:lineRule="auto" w:after="180"/>
+      </w:pPr>
+      <w:r>
+        <w:rPr>
+          <w:b w:val="0"/>
+        </w:rPr>
+        <w:t>These teacher notes contain solutions; do not reveal the independent case answer during modelling.</w:t>
       </w:r>
     </w:p>
     <w:p>
@@ -964,7 +1684,13 @@
       </w:tr>
     </w:tbl>
     <w:p>
-      <w:r>
+      <w:pPr>
+        <w:spacing w:line="336" w:lineRule="auto" w:after="180"/>
+      </w:pPr>
+      <w:r>
+        <w:rPr>
+          <w:b w:val="0"/>
+        </w:rPr>
         <w:t>Use the diagram and verbal explanation together. Ask learners to match a sentence to a specific visual step; do not assign learners fixed visual or auditory learning styles.</w:t>
       </w:r>
     </w:p>
@@ -977,8 +1703,38 @@
       </w:r>
     </w:p>
     <w:p>
-      <w:r>
-        <w:t>Plot training and validation loss for checkpoints before opening final cases.</w:t>
+      <w:pPr>
+        <w:spacing w:line="336" w:lineRule="auto" w:after="180"/>
+      </w:pPr>
+      <w:r>
+        <w:rPr>
+          <w:b w:val="0"/>
+        </w:rPr>
+        <w:t xml:space="preserve">Plot </w:t>
+      </w:r>
+      <w:r>
+        <w:rPr>
+          <w:b/>
+        </w:rPr>
+        <w:t>training</w:t>
+      </w:r>
+      <w:r>
+        <w:rPr>
+          <w:b w:val="0"/>
+        </w:rPr>
+        <w:t xml:space="preserve"> and validation loss for </w:t>
+      </w:r>
+      <w:r>
+        <w:rPr>
+          <w:b/>
+        </w:rPr>
+        <w:t>checkpoint</w:t>
+      </w:r>
+      <w:r>
+        <w:rPr>
+          <w:b w:val="0"/>
+        </w:rPr>
+        <w:t>s before opening final cases.</w:t>
       </w:r>
     </w:p>
     <w:p>
@@ -990,13 +1746,67 @@
       </w:r>
     </w:p>
     <w:p>
-      <w:r>
-        <w:t>Supplied checkpoint losses: epoch 1 train4, val3; epoch 2 train2, val2; epoch 3 train1, val2.5. Selection: smallest validation loss.</w:t>
+      <w:pPr>
+        <w:pStyle w:val="Heading3"/>
+      </w:pPr>
+      <w:r>
+        <w:t>Supplied facts</w:t>
       </w:r>
     </w:p>
     <w:p>
-      <w:r>
-        <w:t>All inputs and outcomes in this worked example are invented classroom data; no real model run is claimed.</w:t>
+      <w:pPr>
+        <w:spacing w:line="336" w:lineRule="auto" w:after="180"/>
+        <w:shd w:fill="F1F6FC"/>
+      </w:pPr>
+      <w:r>
+        <w:rPr>
+          <w:b w:val="0"/>
+        </w:rPr>
+        <w:t xml:space="preserve">Supplied </w:t>
+      </w:r>
+      <w:r>
+        <w:rPr>
+          <w:b/>
+        </w:rPr>
+        <w:t>checkpoint</w:t>
+      </w:r>
+      <w:r>
+        <w:rPr>
+          <w:b w:val="0"/>
+        </w:rPr>
+        <w:t xml:space="preserve"> losses: epoch 1 train4, val3; epoch 2 train2, val2; epoch 3 train1, val2.5. Selection: smallest validation loss.</w:t>
+      </w:r>
+    </w:p>
+    <w:p>
+      <w:pPr>
+        <w:pStyle w:val="Heading3"/>
+      </w:pPr>
+      <w:r>
+        <w:t>Supplied facts</w:t>
+      </w:r>
+    </w:p>
+    <w:p>
+      <w:pPr>
+        <w:spacing w:line="336" w:lineRule="auto" w:after="180"/>
+        <w:shd w:fill="F1F6FC"/>
+      </w:pPr>
+      <w:r>
+        <w:rPr>
+          <w:b w:val="0"/>
+        </w:rPr>
+        <w:t xml:space="preserve">All </w:t>
+      </w:r>
+      <w:r>
+        <w:rPr>
+          <w:b/>
+        </w:rPr>
+        <w:t>input</w:t>
+      </w:r>
+      <w:r>
+        <w:rPr>
+          <w:b w:val="0"/>
+        </w:rPr>
+        <w:t>s and outcomes in this worked example are invented classroom data; no real model run is claimed.</w:t>
       </w:r>
     </w:p>
     <w:p>
@@ -1195,21 +2005,119 @@
       </w:r>
     </w:p>
     <w:p>
-      <w:r>
-        <w:t>The training curve measures fit to examples used for learning. The validation curve measures a separate set used to choose a checkpoint. The final training loss is smallest here, but its validation loss has risen. Under the supplied selection rule, keep checkpoint two. A later final test must remain outside both learning and checkpoint selection.</w:t>
+      <w:pPr>
+        <w:pStyle w:val="Heading3"/>
+      </w:pPr>
+      <w:r>
+        <w:t>Why the result follows</w:t>
       </w:r>
     </w:p>
     <w:p>
       <w:pPr>
-        <w:pStyle w:val="Heading3"/>
-      </w:pPr>
-      <w:r>
-        <w:t>What this example does not establish</w:t>
+        <w:spacing w:line="336" w:lineRule="auto" w:after="180"/>
+        <w:shd w:fill="F1F6FC"/>
+      </w:pPr>
+      <w:r>
+        <w:rPr>
+          <w:b w:val="0"/>
+        </w:rPr>
+        <w:t xml:space="preserve">The </w:t>
+      </w:r>
+      <w:r>
+        <w:rPr>
+          <w:b/>
+        </w:rPr>
+        <w:t>training curve</w:t>
+      </w:r>
+      <w:r>
+        <w:rPr>
+          <w:b w:val="0"/>
+        </w:rPr>
+        <w:t xml:space="preserve"> measures fit to examples used for learning. The </w:t>
+      </w:r>
+      <w:r>
+        <w:rPr>
+          <w:b/>
+        </w:rPr>
+        <w:t>validation curve</w:t>
+      </w:r>
+      <w:r>
+        <w:rPr>
+          <w:b w:val="0"/>
+        </w:rPr>
+        <w:t xml:space="preserve"> measures a separate set used to choose a </w:t>
+      </w:r>
+      <w:r>
+        <w:rPr>
+          <w:b/>
+        </w:rPr>
+        <w:t>checkpoint</w:t>
+      </w:r>
+      <w:r>
+        <w:rPr>
+          <w:b w:val="0"/>
+        </w:rPr>
+        <w:t xml:space="preserve">. The final </w:t>
+      </w:r>
+      <w:r>
+        <w:rPr>
+          <w:b/>
+        </w:rPr>
+        <w:t>training</w:t>
+      </w:r>
+      <w:r>
+        <w:rPr>
+          <w:b w:val="0"/>
+        </w:rPr>
+        <w:t xml:space="preserve"> loss is smallest here, but its validation loss has risen.</w:t>
       </w:r>
     </w:p>
     <w:p>
-      <w:r>
-        <w:t>A single curve has sampling and run variability; validation-selected checkpoints still require untouched final evidence.</w:t>
+      <w:pPr>
+        <w:spacing w:line="336" w:lineRule="auto" w:after="180"/>
+        <w:shd w:fill="F1F6FC"/>
+      </w:pPr>
+      <w:r>
+        <w:rPr>
+          <w:b w:val="0"/>
+        </w:rPr>
+        <w:t xml:space="preserve">Under the supplied </w:t>
+      </w:r>
+      <w:r>
+        <w:rPr>
+          <w:b/>
+        </w:rPr>
+        <w:t>selection rule</w:t>
+      </w:r>
+      <w:r>
+        <w:rPr>
+          <w:b w:val="0"/>
+        </w:rPr>
+        <w:t xml:space="preserve">, keep </w:t>
+      </w:r>
+      <w:r>
+        <w:rPr>
+          <w:b/>
+        </w:rPr>
+        <w:t>checkpoint</w:t>
+      </w:r>
+      <w:r>
+        <w:rPr>
+          <w:b w:val="0"/>
+        </w:rPr>
+        <w:t xml:space="preserve"> two. A later final test must remain outside both learning and </w:t>
+      </w:r>
+      <w:r>
+        <w:rPr>
+          <w:b/>
+        </w:rPr>
+        <w:t>checkpoint</w:t>
+      </w:r>
+      <w:r>
+        <w:rPr>
+          <w:b w:val="0"/>
+        </w:rPr>
+        <w:t xml:space="preserve"> selection.</w:t>
       </w:r>
     </w:p>
     <w:p>
@@ -1217,22 +2125,59 @@
         <w:pStyle w:val="Heading3"/>
       </w:pPr>
       <w:r>
-        <w:t>Change one thing in the pictured case</w:t>
+        <w:t>What this example does not establish</w:t>
       </w:r>
     </w:p>
     <w:p>
-      <w:r>
-        <w:t>Change: Epoch3 validation loss is instead1.5.</w:t>
+      <w:pPr>
+        <w:pStyle w:val="Heading3"/>
+      </w:pPr>
+      <w:r>
+        <w:t>Keep the stated limit</w:t>
       </w:r>
     </w:p>
     <w:p>
-      <w:r>
-        <w:t>Prediction: Select epoch 3 under the unchanged criterion.</w:t>
+      <w:pPr>
+        <w:spacing w:line="336" w:lineRule="auto" w:after="180"/>
+        <w:shd w:fill="FFF5E6"/>
+      </w:pPr>
+      <w:r>
+        <w:rPr>
+          <w:b w:val="0"/>
+        </w:rPr>
+        <w:t xml:space="preserve">A single curve has sampling and run variability; validation-selected </w:t>
+      </w:r>
+      <w:r>
+        <w:rPr>
+          <w:b/>
+        </w:rPr>
+        <w:t>checkpoint</w:t>
+      </w:r>
+      <w:r>
+        <w:rPr>
+          <w:b w:val="0"/>
+        </w:rPr>
+        <w:t xml:space="preserve">s still require untouched final </w:t>
+      </w:r>
+      <w:r>
+        <w:rPr>
+          <w:b/>
+        </w:rPr>
+        <w:t>evidence</w:t>
+      </w:r>
+      <w:r>
+        <w:rPr>
+          <w:b w:val="0"/>
+        </w:rPr>
+        <w:t>.</w:t>
       </w:r>
     </w:p>
     <w:p>
-      <w:r>
-        <w:t>Reason: Its measured validation loss is now below epoch 2’s2; the training curve alone never settled selection.</w:t>
+      <w:pPr>
+        <w:pStyle w:val="Heading3"/>
+      </w:pPr>
+      <w:r>
+        <w:t>Change one thing in the pictured case</w:t>
       </w:r>
     </w:p>
     <w:p>
@@ -1240,20 +2185,152 @@
         <w:pStyle w:val="Heading3"/>
       </w:pPr>
       <w:r>
-        <w:t>Ask while showing the picture</w:t>
+        <w:t>Change one thing</w:t>
       </w:r>
     </w:p>
     <w:p>
-      <w:r>
-        <w:t>Cover the result. Ask learners to name the inputs and predict the next step. Uncover one step, connect the icon to the actual procedure, and explain its evidence. Then change the supplied condition and compare. The picture is a representation; it does not document execution of a real AI model.</w:t>
+      <w:pPr>
+        <w:spacing w:line="336" w:lineRule="auto" w:after="180"/>
+        <w:shd w:fill="F5F1FB"/>
+      </w:pPr>
+      <w:r>
+        <w:rPr>
+          <w:b w:val="0"/>
+        </w:rPr>
+        <w:t>Change: Epoch3 validation loss is instead1.5.</w:t>
       </w:r>
     </w:p>
     <w:p>
       <w:pPr>
+        <w:pStyle w:val="Heading3"/>
+      </w:pPr>
+      <w:r>
+        <w:t>Predicted result</w:t>
+      </w:r>
+    </w:p>
+    <w:p>
+      <w:pPr>
+        <w:spacing w:line="336" w:lineRule="auto" w:after="180"/>
+        <w:shd w:fill="F1F6FC"/>
+      </w:pPr>
+      <w:r>
+        <w:rPr>
+          <w:b/>
+        </w:rPr>
+        <w:t>Prediction</w:t>
+      </w:r>
+      <w:r>
+        <w:rPr>
+          <w:b w:val="0"/>
+        </w:rPr>
+        <w:t>: Select epoch 3 under the unchanged criterion.</w:t>
+      </w:r>
+    </w:p>
+    <w:p>
+      <w:pPr>
+        <w:pStyle w:val="Heading3"/>
+      </w:pPr>
+      <w:r>
+        <w:t>Why the result follows</w:t>
+      </w:r>
+    </w:p>
+    <w:p>
+      <w:pPr>
+        <w:spacing w:line="336" w:lineRule="auto" w:after="180"/>
+        <w:shd w:fill="F1F6FC"/>
+      </w:pPr>
+      <w:r>
+        <w:rPr>
+          <w:b w:val="0"/>
+        </w:rPr>
+        <w:t xml:space="preserve">Reason: Its measured validation loss is now below epoch 2’s2; the </w:t>
+      </w:r>
+      <w:r>
+        <w:rPr>
+          <w:b/>
+        </w:rPr>
+        <w:t>training curve</w:t>
+      </w:r>
+      <w:r>
+        <w:rPr>
+          <w:b w:val="0"/>
+        </w:rPr>
+        <w:t xml:space="preserve"> alone never settled selection.</w:t>
+      </w:r>
+    </w:p>
+    <w:p>
+      <w:pPr>
+        <w:pStyle w:val="Heading3"/>
+      </w:pPr>
+      <w:r>
+        <w:t>Ask while showing the picture</w:t>
+      </w:r>
+    </w:p>
+    <w:p>
+      <w:pPr>
+        <w:pStyle w:val="Heading3"/>
+      </w:pPr>
+      <w:r>
+        <w:t>Ask while showing the picture · 4</w:t>
+      </w:r>
+    </w:p>
+    <w:p>
+      <w:pPr>
+        <w:spacing w:line="336" w:lineRule="auto" w:after="180"/>
+      </w:pPr>
+      <w:r>
+        <w:rPr>
+          <w:b w:val="0"/>
+        </w:rPr>
+        <w:t xml:space="preserve">Cover the result. Ask learners to name the </w:t>
+      </w:r>
+      <w:r>
+        <w:rPr>
+          <w:b/>
+        </w:rPr>
+        <w:t>input</w:t>
+      </w:r>
+      <w:r>
+        <w:rPr>
+          <w:b w:val="0"/>
+        </w:rPr>
+        <w:t xml:space="preserve">s and predict the next step. Uncover one step, connect the icon to the actual procedure, and explain its </w:t>
+      </w:r>
+      <w:r>
+        <w:rPr>
+          <w:b/>
+        </w:rPr>
+        <w:t>evidence</w:t>
+      </w:r>
+      <w:r>
+        <w:rPr>
+          <w:b w:val="0"/>
+        </w:rPr>
+        <w:t>. Then change the supplied condition and compare.</w:t>
+      </w:r>
+    </w:p>
+    <w:p>
+      <w:pPr>
+        <w:spacing w:line="336" w:lineRule="auto" w:after="180"/>
+      </w:pPr>
+      <w:r>
+        <w:rPr>
+          <w:b w:val="0"/>
+        </w:rPr>
+        <w:t>The picture is a representation; it does not document execution of a real AI model.</w:t>
+      </w:r>
+    </w:p>
+    <w:p>
+      <w:pPr>
         <w:pStyle w:val="Heading1"/>
       </w:pPr>
       <w:r>
         <w:t>03. Demonstrate and guide practice</w:t>
+      </w:r>
+    </w:p>
+    <w:p>
+      <w:r>
+        <w:t>Demonstrate Training and validation curves, reduce support deliberately and check individual reasoning before discussing answers.</w:t>
       </w:r>
     </w:p>
     <w:tbl>
@@ -1469,36 +2546,136 @@
       </w:tr>
     </w:tbl>
     <w:p>
-      <w:r>
-        <w:t>Use the worked example in Sections 3 and 6. Collect a prediction before revealing its result; ask the learner to point to each intermediate fact.</w:t>
+      <w:pPr>
+        <w:spacing w:line="336" w:lineRule="auto" w:after="180"/>
+      </w:pPr>
+      <w:r>
+        <w:rPr>
+          <w:b w:val="0"/>
+        </w:rPr>
+        <w:t xml:space="preserve">Use the worked example in Sections 3 and 6. Collect a </w:t>
+      </w:r>
+      <w:r>
+        <w:rPr>
+          <w:b/>
+        </w:rPr>
+        <w:t>prediction</w:t>
+      </w:r>
+      <w:r>
+        <w:rPr>
+          <w:b w:val="0"/>
+        </w:rPr>
+        <w:t xml:space="preserve"> before revealing its result; ask the learner to point to each intermediate fact.</w:t>
       </w:r>
     </w:p>
     <w:p>
-      <w:r>
-        <w:t>Provide squared-error columns and labelled axes, allowing calculators. Extension: derive the two quadratic loss expressions and locate their different minima. Explain why this constructed mismatch makes the validation optimum occur before the training optimum.</w:t>
+      <w:pPr>
+        <w:spacing w:line="336" w:lineRule="auto" w:after="180"/>
+      </w:pPr>
+      <w:r>
+        <w:rPr>
+          <w:b w:val="0"/>
+        </w:rPr>
+        <w:t>Provide squared-error columns and labelled axes, allowing calculators. Extension: derive the two quadratic loss expressions and locate their different minima.</w:t>
       </w:r>
     </w:p>
     <w:p>
       <w:pPr>
-        <w:pStyle w:val="Heading3"/>
-      </w:pPr>
-      <w:r>
-        <w:t>Reduce help deliberately</w:t>
+        <w:spacing w:line="336" w:lineRule="auto" w:after="180"/>
+      </w:pPr>
+      <w:r>
+        <w:rPr>
+          <w:b w:val="0"/>
+        </w:rPr>
+        <w:t xml:space="preserve">Explain why this constructed mismatch makes the validation optimum occur before the </w:t>
+      </w:r>
+      <w:r>
+        <w:rPr>
+          <w:b/>
+        </w:rPr>
+        <w:t>training</w:t>
+      </w:r>
+      <w:r>
+        <w:rPr>
+          <w:b w:val="0"/>
+        </w:rPr>
+        <w:t xml:space="preserve"> optimum.</w:t>
       </w:r>
     </w:p>
     <w:p>
-      <w:r>
-        <w:t>Completion task: Observed validation MSE at checkpoints 0 to 4 is [5, 2, 1, 1, 1.2]. Lowest loss wins with earlier exact ties. Which checkpoint is selected? What if training loss is lowest at checkpoint 4?</w:t>
+      <w:pPr>
+        <w:pStyle w:val="Heading3"/>
+      </w:pPr>
+      <w:r>
+        <w:t>Reduce help deliberately</w:t>
       </w:r>
     </w:p>
     <w:p>
-      <w:r>
-        <w:t>Teacher check: Teacher explanation: Select checkpoint 2. The tie at 3 does not replace the earlier checkpoint. Lower training loss at 4 does not change a validation-based rule.</w:t>
+      <w:pPr>
+        <w:pStyle w:val="Heading3"/>
+      </w:pPr>
+      <w:r>
+        <w:t>Completion practice</w:t>
       </w:r>
     </w:p>
     <w:p>
-      <w:r>
-        <w:t>Start by identifying the given inputs together. Leave the intermediate steps blank. If needed, model one step, then withdraw that help on the next step. Move to a full trace only when the partial trace is understood. For partners, alternate explainer and checker; collect a response from every learner before discussion.</w:t>
+      <w:pPr>
+        <w:spacing w:line="336" w:lineRule="auto" w:after="180"/>
+        <w:shd w:fill="F5F1FB"/>
+      </w:pPr>
+      <w:r>
+        <w:rPr>
+          <w:b w:val="0"/>
+        </w:rPr>
+        <w:t xml:space="preserve">Completion task: Observed validation MSE at </w:t>
+      </w:r>
+      <w:r>
+        <w:rPr>
+          <w:b/>
+        </w:rPr>
+        <w:t>checkpoint</w:t>
+      </w:r>
+      <w:r>
+        <w:rPr>
+          <w:b w:val="0"/>
+        </w:rPr>
+        <w:t xml:space="preserve">s 0 to 4 is [5, 2, 1, 1, 1.2]. Lowest loss wins with earlier exact ties. Which </w:t>
+      </w:r>
+      <w:r>
+        <w:rPr>
+          <w:b/>
+        </w:rPr>
+        <w:t>checkpoint</w:t>
+      </w:r>
+      <w:r>
+        <w:rPr>
+          <w:b w:val="0"/>
+        </w:rPr>
+        <w:t xml:space="preserve"> is selected? What if </w:t>
+      </w:r>
+      <w:r>
+        <w:rPr>
+          <w:b/>
+        </w:rPr>
+        <w:t>training</w:t>
+      </w:r>
+      <w:r>
+        <w:rPr>
+          <w:b w:val="0"/>
+        </w:rPr>
+        <w:t xml:space="preserve"> loss is lowest at </w:t>
+      </w:r>
+      <w:r>
+        <w:rPr>
+          <w:b/>
+        </w:rPr>
+        <w:t>checkpoint</w:t>
+      </w:r>
+      <w:r>
+        <w:rPr>
+          <w:b w:val="0"/>
+        </w:rPr>
+        <w:t xml:space="preserve"> 4?</w:t>
       </w:r>
     </w:p>
     <w:p>
@@ -1506,22 +2683,89 @@
         <w:pStyle w:val="Heading3"/>
       </w:pPr>
       <w:r>
-        <w:t>Individual reasoning check</w:t>
+        <w:t>Reasoning to listen for</w:t>
       </w:r>
     </w:p>
     <w:p>
-      <w:r>
-        <w:t>Use the worked case for Training and validation curves. Proposed explanation: “The last checkpoint is always best”. Decide whether this explanation is supported. Point to the step or supplied fact that decides; explain your repair if needed.</w:t>
+      <w:pPr>
+        <w:spacing w:line="336" w:lineRule="auto" w:after="180"/>
+        <w:shd w:fill="F1F6FC"/>
+      </w:pPr>
+      <w:r>
+        <w:rPr>
+          <w:b w:val="0"/>
+        </w:rPr>
+        <w:t xml:space="preserve">Teacher check: Teacher explanation: Select </w:t>
+      </w:r>
+      <w:r>
+        <w:rPr>
+          <w:b/>
+        </w:rPr>
+        <w:t>checkpoint</w:t>
+      </w:r>
+      <w:r>
+        <w:rPr>
+          <w:b w:val="0"/>
+        </w:rPr>
+        <w:t xml:space="preserve"> 2. The tie at 3 does not replace the earlier </w:t>
+      </w:r>
+      <w:r>
+        <w:rPr>
+          <w:b/>
+        </w:rPr>
+        <w:t>checkpoint</w:t>
+      </w:r>
+      <w:r>
+        <w:rPr>
+          <w:b w:val="0"/>
+        </w:rPr>
+        <w:t xml:space="preserve">. Lower </w:t>
+      </w:r>
+      <w:r>
+        <w:rPr>
+          <w:b/>
+        </w:rPr>
+        <w:t>training</w:t>
+      </w:r>
+      <w:r>
+        <w:rPr>
+          <w:b w:val="0"/>
+        </w:rPr>
+        <w:t xml:space="preserve"> loss at 4 does not change a validation-based rule.</w:t>
       </w:r>
     </w:p>
     <w:p>
-      <w:r>
-        <w:t>Expected correction: Choose by the stated validation criterion and restore the saved parameters.</w:t>
+      <w:pPr>
+        <w:spacing w:line="336" w:lineRule="auto" w:after="180"/>
+      </w:pPr>
+      <w:r>
+        <w:rPr>
+          <w:b w:val="0"/>
+        </w:rPr>
+        <w:t xml:space="preserve">Start by identifying the given </w:t>
+      </w:r>
+      <w:r>
+        <w:rPr>
+          <w:b/>
+        </w:rPr>
+        <w:t>input</w:t>
+      </w:r>
+      <w:r>
+        <w:rPr>
+          <w:b w:val="0"/>
+        </w:rPr>
+        <w:t>s together. Leave the intermediate steps blank. If needed, model one step, then withdraw that help on the next step. Move to a full trace only when the partial trace is understood.</w:t>
       </w:r>
     </w:p>
     <w:p>
-      <w:r>
-        <w:t>Collect explanations, not only yes/no votes. If a misunderstanding is common, re-model the relevant step for the class. If it affects a few learners, give a short targeted group explanation while others solve a more demanding variation.</w:t>
+      <w:pPr>
+        <w:spacing w:line="336" w:lineRule="auto" w:after="180"/>
+      </w:pPr>
+      <w:r>
+        <w:rPr>
+          <w:b w:val="0"/>
+        </w:rPr>
+        <w:t>For partners, alternate explainer and checker; collect a response from every learner before discussion.</w:t>
       </w:r>
     </w:p>
     <w:p>
@@ -1529,63 +2773,391 @@
         <w:pStyle w:val="Heading3"/>
       </w:pPr>
       <w:r>
-        <w:t>Pictorial practice question</w:t>
+        <w:t>Individual reasoning check</w:t>
       </w:r>
     </w:p>
     <w:p>
-      <w:r>
-        <w:t>Can the original epoch 3 training loss 1 justify claiming best generalisation? Point to the relevant step in the picture, then write the changed result and the rule or evidence that supports it.</w:t>
+      <w:pPr>
+        <w:spacing w:line="336" w:lineRule="auto" w:after="180"/>
+      </w:pPr>
+      <w:r>
+        <w:rPr>
+          <w:b w:val="0"/>
+        </w:rPr>
+        <w:t xml:space="preserve">Use the worked case for </w:t>
+      </w:r>
+      <w:r>
+        <w:rPr>
+          <w:b/>
+        </w:rPr>
+        <w:t>Training</w:t>
+      </w:r>
+      <w:r>
+        <w:rPr>
+          <w:b w:val="0"/>
+        </w:rPr>
+        <w:t xml:space="preserve"> and </w:t>
+      </w:r>
+      <w:r>
+        <w:rPr>
+          <w:b/>
+        </w:rPr>
+        <w:t>validation curve</w:t>
+      </w:r>
+      <w:r>
+        <w:rPr>
+          <w:b w:val="0"/>
+        </w:rPr>
+        <w:t xml:space="preserve">s. Proposed explanation: “The last </w:t>
+      </w:r>
+      <w:r>
+        <w:rPr>
+          <w:b/>
+        </w:rPr>
+        <w:t>checkpoint</w:t>
+      </w:r>
+      <w:r>
+        <w:rPr>
+          <w:b w:val="0"/>
+        </w:rPr>
+        <w:t xml:space="preserve"> is always best”. Decide whether this explanation is supported.</w:t>
       </w:r>
     </w:p>
     <w:p>
       <w:pPr>
-        <w:pStyle w:val="Heading3"/>
-      </w:pPr>
-      <w:r>
-        <w:t>Reasoned teacher answer</w:t>
+        <w:spacing w:line="336" w:lineRule="auto" w:after="180"/>
+      </w:pPr>
+      <w:r>
+        <w:rPr>
+          <w:b w:val="0"/>
+        </w:rPr>
+        <w:t>Point to the step or supplied fact that decides; explain your repair if needed.</w:t>
       </w:r>
     </w:p>
     <w:p>
-      <w:r>
-        <w:t>No. Original validation loss 2.5 exceeded epoch 2’s2. Freeze the selected checkpoint before final evaluation. Changed-case check: Select epoch 3 under the unchanged criterion. Its measured validation loss is now below epoch 2’s2; the training curve alone never settled selection.</w:t>
+      <w:pPr>
+        <w:pStyle w:val="Heading3"/>
+      </w:pPr>
+      <w:r>
+        <w:t>Expected repair</w:t>
       </w:r>
     </w:p>
     <w:p>
-      <w:r>
-        <w:t>Changed-case reasoning: Select epoch 3 under the unchanged criterion. Its measured validation loss is now below epoch 2’s2; the training curve alone never settled selection.</w:t>
+      <w:pPr>
+        <w:spacing w:line="336" w:lineRule="auto" w:after="180"/>
+        <w:shd w:fill="F1F6FC"/>
+      </w:pPr>
+      <w:r>
+        <w:rPr>
+          <w:b w:val="0"/>
+        </w:rPr>
+        <w:t>Expected correction: Choose by the stated validation criterion and restore the saved parameters.</w:t>
       </w:r>
     </w:p>
     <w:p>
-      <w:r>
-        <w:t>Collect each learner’s explanation before discussion. Use the first missing connection between input, deciding step and result to choose support. This question is worked-case practice, not fresh mastery evidence.</w:t>
+      <w:pPr>
+        <w:spacing w:line="336" w:lineRule="auto" w:after="180"/>
+      </w:pPr>
+      <w:r>
+        <w:rPr>
+          <w:b w:val="0"/>
+        </w:rPr>
+        <w:t>Collect explanations, not only yes/no votes. If a misunderstanding is common, re-model the relevant step for the class.</w:t>
       </w:r>
     </w:p>
     <w:p>
       <w:pPr>
-        <w:pStyle w:val="Heading1"/>
-      </w:pPr>
-      <w:r>
-        <w:t>04. Run the investigation and diagnose misconceptions</w:t>
+        <w:spacing w:line="336" w:lineRule="auto" w:after="180"/>
+      </w:pPr>
+      <w:r>
+        <w:rPr>
+          <w:b w:val="0"/>
+        </w:rPr>
+        <w:t>If it affects a few learners, give a short targeted group explanation while others solve a more demanding variation.</w:t>
       </w:r>
     </w:p>
     <w:p>
-      <w:r>
-        <w:t>The last checkpoint is always best: Choose by the stated validation criterion and restore the saved parameters.</w:t>
+      <w:pPr>
+        <w:pStyle w:val="Heading3"/>
+      </w:pPr>
+      <w:r>
+        <w:t>Pictorial practice question</w:t>
       </w:r>
     </w:p>
     <w:p>
-      <w:r>
-        <w:t>A gap proves one specific cause: Check split composition, metrics and evaluation procedures; this demonstration has deliberately different target rules.</w:t>
+      <w:pPr>
+        <w:spacing w:line="336" w:lineRule="auto" w:after="180"/>
+      </w:pPr>
+      <w:r>
+        <w:rPr>
+          <w:b w:val="0"/>
+        </w:rPr>
+        <w:t xml:space="preserve">Can the original epoch 3 </w:t>
+      </w:r>
+      <w:r>
+        <w:rPr>
+          <w:b/>
+        </w:rPr>
+        <w:t>training</w:t>
+      </w:r>
+      <w:r>
+        <w:rPr>
+          <w:b w:val="0"/>
+        </w:rPr>
+        <w:t xml:space="preserve"> loss 1 justify claiming best generalisation? Point to the relevant step in the picture, then write the changed result and the rule or </w:t>
+      </w:r>
+      <w:r>
+        <w:rPr>
+          <w:b/>
+        </w:rPr>
+        <w:t>evidence</w:t>
+      </w:r>
+      <w:r>
+        <w:rPr>
+          <w:b w:val="0"/>
+        </w:rPr>
+        <w:t xml:space="preserve"> that supports it.</w:t>
       </w:r>
     </w:p>
     <w:p>
-      <w:r>
-        <w:t>Validation is untouched final evidence: Once used to choose settings or checkpoints, it is development evidence.</w:t>
+      <w:pPr>
+        <w:pStyle w:val="Heading3"/>
+      </w:pPr>
+      <w:r>
+        <w:t>Reasoned teacher answer</w:t>
       </w:r>
     </w:p>
     <w:p>
-      <w:r>
-        <w:t>Use Section 9 for the evidence ledger. Add a boundary or missing-input case and record the expected response before checking. More successful repeats of one case do not establish wider coverage.</w:t>
+      <w:pPr>
+        <w:spacing w:line="336" w:lineRule="auto" w:after="180"/>
+      </w:pPr>
+      <w:r>
+        <w:rPr>
+          <w:b w:val="0"/>
+        </w:rPr>
+        <w:t xml:space="preserve">No. Original validation loss 2.5 exceeded epoch 2’s2. Freeze the selected </w:t>
+      </w:r>
+      <w:r>
+        <w:rPr>
+          <w:b/>
+        </w:rPr>
+        <w:t>checkpoint</w:t>
+      </w:r>
+      <w:r>
+        <w:rPr>
+          <w:b w:val="0"/>
+        </w:rPr>
+        <w:t xml:space="preserve"> before final evaluation. Changed-case check: Select epoch 3 under the unchanged criterion.</w:t>
+      </w:r>
+    </w:p>
+    <w:p>
+      <w:pPr>
+        <w:spacing w:line="336" w:lineRule="auto" w:after="180"/>
+      </w:pPr>
+      <w:r>
+        <w:rPr>
+          <w:b w:val="0"/>
+        </w:rPr>
+        <w:t xml:space="preserve">Its measured validation loss is now below epoch 2’s2; the </w:t>
+      </w:r>
+      <w:r>
+        <w:rPr>
+          <w:b/>
+        </w:rPr>
+        <w:t>training curve</w:t>
+      </w:r>
+      <w:r>
+        <w:rPr>
+          <w:b w:val="0"/>
+        </w:rPr>
+        <w:t xml:space="preserve"> alone never settled selection.</w:t>
+      </w:r>
+    </w:p>
+    <w:p>
+      <w:pPr>
+        <w:spacing w:line="336" w:lineRule="auto" w:after="180"/>
+      </w:pPr>
+      <w:r>
+        <w:rPr>
+          <w:b w:val="0"/>
+        </w:rPr>
+        <w:t xml:space="preserve">Changed-case reasoning: Select epoch 3 under the unchanged criterion. Its measured validation loss is now below epoch 2’s2; the </w:t>
+      </w:r>
+      <w:r>
+        <w:rPr>
+          <w:b/>
+        </w:rPr>
+        <w:t>training curve</w:t>
+      </w:r>
+      <w:r>
+        <w:rPr>
+          <w:b w:val="0"/>
+        </w:rPr>
+        <w:t xml:space="preserve"> alone never settled selection.</w:t>
+      </w:r>
+    </w:p>
+    <w:p>
+      <w:pPr>
+        <w:spacing w:line="336" w:lineRule="auto" w:after="180"/>
+      </w:pPr>
+      <w:r>
+        <w:rPr>
+          <w:b w:val="0"/>
+        </w:rPr>
+        <w:t xml:space="preserve">Collect each learner’s explanation before discussion. Use the first missing connection between </w:t>
+      </w:r>
+      <w:r>
+        <w:rPr>
+          <w:b/>
+        </w:rPr>
+        <w:t>input</w:t>
+      </w:r>
+      <w:r>
+        <w:rPr>
+          <w:b w:val="0"/>
+        </w:rPr>
+        <w:t xml:space="preserve">, deciding step and result to choose support. This question is worked-case practice, not fresh mastery </w:t>
+      </w:r>
+      <w:r>
+        <w:rPr>
+          <w:b/>
+        </w:rPr>
+        <w:t>evidence</w:t>
+      </w:r>
+      <w:r>
+        <w:rPr>
+          <w:b w:val="0"/>
+        </w:rPr>
+        <w:t>.</w:t>
+      </w:r>
+    </w:p>
+    <w:p>
+      <w:pPr>
+        <w:pStyle w:val="Heading1"/>
+      </w:pPr>
+      <w:r>
+        <w:t>04. Run the investigation and diagnose misconceptions</w:t>
+      </w:r>
+    </w:p>
+    <w:p>
+      <w:r>
+        <w:t>Run the Training and validation curves investigation and use the first unsupported step to choose a teaching response.</w:t>
+      </w:r>
+    </w:p>
+    <w:p>
+      <w:pPr>
+        <w:spacing w:line="336" w:lineRule="auto" w:after="180"/>
+      </w:pPr>
+      <w:r>
+        <w:rPr>
+          <w:b w:val="0"/>
+        </w:rPr>
+        <w:t xml:space="preserve">The last </w:t>
+      </w:r>
+      <w:r>
+        <w:rPr>
+          <w:b/>
+        </w:rPr>
+        <w:t>checkpoint</w:t>
+      </w:r>
+      <w:r>
+        <w:rPr>
+          <w:b w:val="0"/>
+        </w:rPr>
+        <w:t xml:space="preserve"> is always best: Choose by the stated validation criterion and restore the saved parameters.</w:t>
+      </w:r>
+    </w:p>
+    <w:p>
+      <w:pPr>
+        <w:spacing w:line="336" w:lineRule="auto" w:after="180"/>
+      </w:pPr>
+      <w:r>
+        <w:rPr>
+          <w:b w:val="0"/>
+        </w:rPr>
+        <w:t>A gap proves one specific cause: Check split composition, metrics and evaluation procedures; this demonstration has deliberately different target rules.</w:t>
+      </w:r>
+    </w:p>
+    <w:p>
+      <w:pPr>
+        <w:spacing w:line="336" w:lineRule="auto" w:after="180"/>
+      </w:pPr>
+      <w:r>
+        <w:rPr>
+          <w:b w:val="0"/>
+        </w:rPr>
+        <w:t xml:space="preserve">Validation is untouched final </w:t>
+      </w:r>
+      <w:r>
+        <w:rPr>
+          <w:b/>
+        </w:rPr>
+        <w:t>evidence</w:t>
+      </w:r>
+      <w:r>
+        <w:rPr>
+          <w:b w:val="0"/>
+        </w:rPr>
+        <w:t xml:space="preserve">: Once used to choose settings or </w:t>
+      </w:r>
+      <w:r>
+        <w:rPr>
+          <w:b/>
+        </w:rPr>
+        <w:t>checkpoint</w:t>
+      </w:r>
+      <w:r>
+        <w:rPr>
+          <w:b w:val="0"/>
+        </w:rPr>
+        <w:t xml:space="preserve">s, it is development </w:t>
+      </w:r>
+      <w:r>
+        <w:rPr>
+          <w:b/>
+        </w:rPr>
+        <w:t>evidence</w:t>
+      </w:r>
+      <w:r>
+        <w:rPr>
+          <w:b w:val="0"/>
+        </w:rPr>
+        <w:t>.</w:t>
+      </w:r>
+    </w:p>
+    <w:p>
+      <w:pPr>
+        <w:spacing w:line="336" w:lineRule="auto" w:after="180"/>
+      </w:pPr>
+      <w:r>
+        <w:rPr>
+          <w:b w:val="0"/>
+        </w:rPr>
+        <w:t xml:space="preserve">Use Section 9 for the </w:t>
+      </w:r>
+      <w:r>
+        <w:rPr>
+          <w:b/>
+        </w:rPr>
+        <w:t>evidence</w:t>
+      </w:r>
+      <w:r>
+        <w:rPr>
+          <w:b w:val="0"/>
+        </w:rPr>
+        <w:t xml:space="preserve"> ledger. Add a boundary or missing-</w:t>
+      </w:r>
+      <w:r>
+        <w:rPr>
+          <w:b/>
+        </w:rPr>
+        <w:t>input</w:t>
+      </w:r>
+      <w:r>
+        <w:rPr>
+          <w:b w:val="0"/>
+        </w:rPr>
+        <w:t xml:space="preserve"> case and record the expected response before checking. More successful repeats of one case do not establish wider coverage.</w:t>
       </w:r>
     </w:p>
     <w:p>
@@ -1743,29 +3315,38 @@
       </w:tr>
     </w:tbl>
     <w:p>
-      <w:r>
-        <w:t>Offer an oral explanation, drawing, enlarged visual or fewer examples when that removes a reading/writing barrier. Keep the same reasoning goal. Stretch secure learners by changing a boundary or assumption and asking them to defend the effect, not simply by assigning more of the same questions.</w:t>
+      <w:pPr>
+        <w:spacing w:line="336" w:lineRule="auto" w:after="180"/>
+      </w:pPr>
+      <w:r>
+        <w:rPr>
+          <w:b w:val="0"/>
+        </w:rPr>
+        <w:t>Offer an oral explanation, drawing, enlarged visual or fewer examples when that removes a reading/writing barrier. Keep the same reasoning goal.</w:t>
       </w:r>
     </w:p>
     <w:p>
       <w:pPr>
-        <w:pStyle w:val="Heading1"/>
-      </w:pPr>
-      <w:r>
-        <w:t>05. Assess and explain the answers</w:t>
+        <w:spacing w:line="336" w:lineRule="auto" w:after="180"/>
+      </w:pPr>
+      <w:r>
+        <w:rPr>
+          <w:b w:val="0"/>
+        </w:rPr>
+        <w:t>Stretch secure learners by changing a boundary or assumption and asking them to defend the effect, not simply by assigning more of the same questions.</w:t>
       </w:r>
     </w:p>
     <w:p>
       <w:pPr>
-        <w:pStyle w:val="Heading3"/>
-      </w:pPr>
-      <w:r>
-        <w:t>Guided and exit questions</w:t>
+        <w:pStyle w:val="Heading1"/>
+      </w:pPr>
+      <w:r>
+        <w:t>05. Assess and explain the answers</w:t>
       </w:r>
     </w:p>
     <w:p>
       <w:r>
-        <w:t>Guided: training changes by 0.0390625 - 0.625 = -0.5859375; validation changes by 1.7578125 - 0 = 1.7578125. Select checkpoint 2 with v = 1.5. Exit: zero on selected validation examples is limited development evidence, and choosing with test results turns that test into development data. Freeze choices using training/validation, then evaluate once on suitable untouched test examples and report the scope.</w:t>
+        <w:t>Use the Training and validation curves questions, teacher keys and criteria after the relevant attempts. Previously discussed cases are practice; protect the separately selected independent task.</w:t>
       </w:r>
     </w:p>
     <w:p>
@@ -1773,53 +3354,160 @@
         <w:pStyle w:val="Heading3"/>
       </w:pPr>
       <w:r>
-        <w:t>W1 Recover a plotted point</w:t>
+        <w:t>Guided and exit questions</w:t>
       </w:r>
     </w:p>
     <w:p>
-      <w:r>
-        <w:t>At v = 1, compute both validation predictions, residuals and MSE on (3, 4.5) and (4, 6).</w:t>
+      <w:pPr>
+        <w:spacing w:line="336" w:lineRule="auto" w:after="180"/>
+      </w:pPr>
+      <w:r>
+        <w:rPr>
+          <w:b w:val="0"/>
+        </w:rPr>
+        <w:t xml:space="preserve">Guided: </w:t>
+      </w:r>
+      <w:r>
+        <w:rPr>
+          <w:b/>
+        </w:rPr>
+        <w:t>training</w:t>
+      </w:r>
+      <w:r>
+        <w:rPr>
+          <w:b w:val="0"/>
+        </w:rPr>
+        <w:t xml:space="preserve"> changes by 0.0390625 - 0.625 = -0.5859375; validation changes by 1.7578125 - 0 = 1.7578125. Select </w:t>
+      </w:r>
+      <w:r>
+        <w:rPr>
+          <w:b/>
+        </w:rPr>
+        <w:t>checkpoint</w:t>
+      </w:r>
+      <w:r>
+        <w:rPr>
+          <w:b w:val="0"/>
+        </w:rPr>
+        <w:t xml:space="preserve"> 2 with v = 1.5.</w:t>
       </w:r>
     </w:p>
     <w:p>
-      <w:r>
-        <w:t>Teacher explanation: Predictions [3, 4], residuals [-1.5, -2], squares [2.25, 4], MSE 3.125.</w:t>
+      <w:pPr>
+        <w:spacing w:line="336" w:lineRule="auto" w:after="180"/>
+      </w:pPr>
+      <w:r>
+        <w:rPr>
+          <w:b w:val="0"/>
+        </w:rPr>
+        <w:t xml:space="preserve">Exit: zero on selected validation examples is limited development </w:t>
+      </w:r>
+      <w:r>
+        <w:rPr>
+          <w:b/>
+        </w:rPr>
+        <w:t>evidence</w:t>
+      </w:r>
+      <w:r>
+        <w:rPr>
+          <w:b w:val="0"/>
+        </w:rPr>
+        <w:t>, and choosing with test results turns that test into development data.</w:t>
       </w:r>
     </w:p>
     <w:p>
       <w:pPr>
-        <w:pStyle w:val="Heading3"/>
-      </w:pPr>
-      <w:r>
-        <w:t>W2 Use the declared rule</w:t>
+        <w:spacing w:line="336" w:lineRule="auto" w:after="180"/>
+      </w:pPr>
+      <w:r>
+        <w:rPr>
+          <w:b w:val="0"/>
+        </w:rPr>
+        <w:t xml:space="preserve">Freeze choices using </w:t>
+      </w:r>
+      <w:r>
+        <w:rPr>
+          <w:b/>
+        </w:rPr>
+        <w:t>training</w:t>
+      </w:r>
+      <w:r>
+        <w:rPr>
+          <w:b w:val="0"/>
+        </w:rPr>
+        <w:t>/validation, then evaluate once on suitable untouched test examples and report the scope.</w:t>
       </w:r>
     </w:p>
     <w:p>
-      <w:r>
-        <w:t>Observed validation MSE at checkpoints 0 to 4 is [5, 2, 1, 1, 1.2]. Lowest loss wins with earlier exact ties. Which checkpoint is selected? What if training loss is lowest at checkpoint 4?</w:t>
+      <w:pPr>
+        <w:pStyle w:val="Heading3"/>
+      </w:pPr>
+      <w:r>
+        <w:t>W1 Recover a plotted point</w:t>
       </w:r>
     </w:p>
     <w:p>
-      <w:r>
-        <w:t>Teacher explanation: Select checkpoint 2. The tie at 3 does not replace the earlier checkpoint. Lower training loss at 4 does not change a validation-based rule.</w:t>
+      <w:pPr>
+        <w:pStyle w:val="Heading3"/>
+      </w:pPr>
+      <w:r>
+        <w:t>Workbook question · W1</w:t>
       </w:r>
     </w:p>
     <w:p>
       <w:pPr>
-        <w:pStyle w:val="Heading3"/>
-      </w:pPr>
-      <w:r>
-        <w:t>W3 Repair incompatible measures</w:t>
+        <w:spacing w:line="336" w:lineRule="auto" w:after="180"/>
+        <w:shd w:fill="F5F1FB"/>
+      </w:pPr>
+      <w:r>
+        <w:rPr>
+          <w:b w:val="0"/>
+        </w:rPr>
+        <w:t xml:space="preserve">At v = 1, compute both validation </w:t>
+      </w:r>
+      <w:r>
+        <w:rPr>
+          <w:b/>
+        </w:rPr>
+        <w:t>prediction</w:t>
+      </w:r>
+      <w:r>
+        <w:rPr>
+          <w:b w:val="0"/>
+        </w:rPr>
+        <w:t>s, residuals and MSE on (3, 4.5) and (4, 6).</w:t>
       </w:r>
     </w:p>
     <w:p>
-      <w:r>
-        <w:t>A training report shows sum of squared errors 12 over six rows. Validation shows mean squared error 3 over two rows in the same target units. A learner says training error is four times larger. Repair the comparison.</w:t>
+      <w:pPr>
+        <w:pStyle w:val="Heading3"/>
+      </w:pPr>
+      <w:r>
+        <w:t>Teacher reasoning · W1</w:t>
       </w:r>
     </w:p>
     <w:p>
-      <w:r>
-        <w:t>Teacher explanation: Training MSE is 12 / 6 = 2. Compare 2 with validation MSE 3, not sum 12 with mean 3. The split sizes and examples still limit interpretation.</w:t>
+      <w:pPr>
+        <w:spacing w:line="336" w:lineRule="auto" w:after="180"/>
+        <w:shd w:fill="F1F6FC"/>
+      </w:pPr>
+      <w:r>
+        <w:rPr>
+          <w:b w:val="0"/>
+        </w:rPr>
+        <w:t xml:space="preserve">Teacher explanation: </w:t>
+      </w:r>
+      <w:r>
+        <w:rPr>
+          <w:b/>
+        </w:rPr>
+        <w:t>Prediction</w:t>
+      </w:r>
+      <w:r>
+        <w:rPr>
+          <w:b w:val="0"/>
+        </w:rPr>
+        <w:t>s [3, 4], residuals [-1.5, -2], squares [2.25, 4], MSE 3.125.</w:t>
       </w:r>
     </w:p>
     <w:p>
@@ -1827,17 +3515,75 @@
         <w:pStyle w:val="Heading3"/>
       </w:pPr>
       <w:r>
-        <w:t>W4 Evaluate new checkpoints independently</w:t>
+        <w:t>W2 Use the declared rule</w:t>
       </w:r>
     </w:p>
     <w:p>
-      <w:r>
-        <w:t>Use h = ReLU(x), y = vh, candidate v values 1, 1.5 and 2. Training pairs are (1, 2), (2, 4); validation pairs are (1, 1), (2, 2). Calculate both MSE columns and select by minimum validation MSE. Explain the disagreement with selection by training loss.</w:t>
+      <w:pPr>
+        <w:pStyle w:val="Heading3"/>
+      </w:pPr>
+      <w:r>
+        <w:t>Workbook question · W2</w:t>
       </w:r>
     </w:p>
     <w:p>
-      <w:r>
-        <w:t>Teacher explanation: For v = 1, train MSE 2.5 and validation MSE 0. For v = 1.5, both MSE values are 0.625. For v = 2, train MSE 0 and validation MSE 2.5. Validation chooses v = 1; training chooses v = 2. These constructed splits favour different slopes.</w:t>
+      <w:pPr>
+        <w:spacing w:line="336" w:lineRule="auto" w:after="180"/>
+        <w:shd w:fill="F5F1FB"/>
+      </w:pPr>
+      <w:r>
+        <w:rPr>
+          <w:b w:val="0"/>
+        </w:rPr>
+        <w:t xml:space="preserve">Observed validation MSE at </w:t>
+      </w:r>
+      <w:r>
+        <w:rPr>
+          <w:b/>
+        </w:rPr>
+        <w:t>checkpoint</w:t>
+      </w:r>
+      <w:r>
+        <w:rPr>
+          <w:b w:val="0"/>
+        </w:rPr>
+        <w:t xml:space="preserve">s 0 to 4 is [5, 2, 1, 1, 1.2]. Lowest loss wins with earlier exact ties. Which </w:t>
+      </w:r>
+      <w:r>
+        <w:rPr>
+          <w:b/>
+        </w:rPr>
+        <w:t>checkpoint</w:t>
+      </w:r>
+      <w:r>
+        <w:rPr>
+          <w:b w:val="0"/>
+        </w:rPr>
+        <w:t xml:space="preserve"> is selected? What if </w:t>
+      </w:r>
+      <w:r>
+        <w:rPr>
+          <w:b/>
+        </w:rPr>
+        <w:t>training</w:t>
+      </w:r>
+      <w:r>
+        <w:rPr>
+          <w:b w:val="0"/>
+        </w:rPr>
+        <w:t xml:space="preserve"> loss is lowest at </w:t>
+      </w:r>
+      <w:r>
+        <w:rPr>
+          <w:b/>
+        </w:rPr>
+        <w:t>checkpoint</w:t>
+      </w:r>
+      <w:r>
+        <w:rPr>
+          <w:b w:val="0"/>
+        </w:rPr>
+        <w:t xml:space="preserve"> 4?</w:t>
       </w:r>
     </w:p>
     <w:p>
@@ -1845,17 +3591,63 @@
         <w:pStyle w:val="Heading3"/>
       </w:pPr>
       <w:r>
-        <w:t>W5 Limit a curve diagnosis</w:t>
+        <w:t>Teacher reasoning · W2</w:t>
       </w:r>
     </w:p>
     <w:p>
-      <w:r>
-        <w:t>Training loss falls while validation loss rises. Give two checks before declaring model complexity the cause, and explain why repeatedly selecting with validation makes it development evidence.</w:t>
+      <w:pPr>
+        <w:spacing w:line="336" w:lineRule="auto" w:after="180"/>
+        <w:shd w:fill="F1F6FC"/>
+      </w:pPr>
+      <w:r>
+        <w:rPr>
+          <w:b w:val="0"/>
+        </w:rPr>
+        <w:t xml:space="preserve">Teacher explanation: Select </w:t>
+      </w:r>
+      <w:r>
+        <w:rPr>
+          <w:b/>
+        </w:rPr>
+        <w:t>checkpoint</w:t>
+      </w:r>
+      <w:r>
+        <w:rPr>
+          <w:b w:val="0"/>
+        </w:rPr>
+        <w:t xml:space="preserve"> 2. The tie at 3 does not replace the earlier </w:t>
+      </w:r>
+      <w:r>
+        <w:rPr>
+          <w:b/>
+        </w:rPr>
+        <w:t>checkpoint</w:t>
+      </w:r>
+      <w:r>
+        <w:rPr>
+          <w:b w:val="0"/>
+        </w:rPr>
+        <w:t xml:space="preserve">. Lower </w:t>
+      </w:r>
+      <w:r>
+        <w:rPr>
+          <w:b/>
+        </w:rPr>
+        <w:t>training</w:t>
+      </w:r>
+      <w:r>
+        <w:rPr>
+          <w:b w:val="0"/>
+        </w:rPr>
+        <w:t xml:space="preserve"> loss at 4 does not change a validation-based rule.</w:t>
       </w:r>
     </w:p>
     <w:p>
-      <w:r>
-        <w:t>Teacher explanation: Possible checks include comparable loss definitions, unchanged preprocessing and evaluation settings, split representativeness, leakage and label quality. Repeated selection uses validation outcomes to guide choices, so final evaluation needs separate untouched examples.</w:t>
+      <w:pPr>
+        <w:pStyle w:val="Heading3"/>
+      </w:pPr>
+      <w:r>
+        <w:t>W3 Repair incompatible measures</w:t>
       </w:r>
     </w:p>
     <w:p>
@@ -1863,12 +3655,43 @@
         <w:pStyle w:val="Heading3"/>
       </w:pPr>
       <w:r>
-        <w:t>Independent assessment and fresh retry</w:t>
+        <w:t>Workbook question · W3</w:t>
       </w:r>
     </w:p>
     <w:p>
-      <w:r>
-        <w:t>W4 requires all six MSE values and the validation choice v = 1. Fresh retry: candidates v = 0.5, 1, 1.5 and validation pairs (2, 2), (4, 4). MSE values are 2.5, 0 and 2.5, so choose v = 1. Ask what the result establishes and why it is not final test evidence after selection.</w:t>
+      <w:pPr>
+        <w:spacing w:line="336" w:lineRule="auto" w:after="180"/>
+        <w:shd w:fill="F5F1FB"/>
+      </w:pPr>
+      <w:r>
+        <w:rPr>
+          <w:b w:val="0"/>
+        </w:rPr>
+        <w:t xml:space="preserve">A </w:t>
+      </w:r>
+      <w:r>
+        <w:rPr>
+          <w:b/>
+        </w:rPr>
+        <w:t>training</w:t>
+      </w:r>
+      <w:r>
+        <w:rPr>
+          <w:b w:val="0"/>
+        </w:rPr>
+        <w:t xml:space="preserve"> report shows sum of squared errors 12 over six rows. Validation shows mean squared error 3 over two rows in the same target units. A learner says </w:t>
+      </w:r>
+      <w:r>
+        <w:rPr>
+          <w:b/>
+        </w:rPr>
+        <w:t>training</w:t>
+      </w:r>
+      <w:r>
+        <w:rPr>
+          <w:b w:val="0"/>
+        </w:rPr>
+        <w:t xml:space="preserve"> error is four times larger. Repair the comparison.</w:t>
       </w:r>
     </w:p>
     <w:p>
@@ -1876,12 +3699,31 @@
         <w:pStyle w:val="Heading3"/>
       </w:pPr>
       <w:r>
-        <w:t>Assess independent transfer</w:t>
+        <w:t>Teacher reasoning · W3</w:t>
       </w:r>
     </w:p>
     <w:p>
-      <w:r>
-        <w:t>Selected case: Use h = ReLU(x), y = vh, candidate v values 1, 1.5 and 2. Training pairs are (1, 2), (2, 4); validation pairs are (1, 1), (2, 2). Calculate both MSE columns and select by minimum validation MSE. Explain the disagreement with selection by training loss.</w:t>
+      <w:pPr>
+        <w:spacing w:line="336" w:lineRule="auto" w:after="180"/>
+        <w:shd w:fill="F1F6FC"/>
+      </w:pPr>
+      <w:r>
+        <w:rPr>
+          <w:b w:val="0"/>
+        </w:rPr>
+        <w:t xml:space="preserve">Teacher explanation: </w:t>
+      </w:r>
+      <w:r>
+        <w:rPr>
+          <w:b/>
+        </w:rPr>
+        <w:t>Training</w:t>
+      </w:r>
+      <w:r>
+        <w:rPr>
+          <w:b w:val="0"/>
+        </w:rPr>
+        <w:t xml:space="preserve"> MSE is 12 / 6 = 2. Compare 2 with validation MSE 3, not sum 12 with mean 3. The split sizes and examples still limit interpretation.</w:t>
       </w:r>
     </w:p>
     <w:p>
@@ -1889,12 +3731,365 @@
         <w:pStyle w:val="Heading3"/>
       </w:pPr>
       <w:r>
-        <w:t>Selected case answer</w:t>
+        <w:t>W4 Evaluate new checkpoints independently</w:t>
       </w:r>
     </w:p>
     <w:p>
-      <w:r>
-        <w:t>Teacher explanation: For v = 1, train MSE 2.5 and validation MSE 0. For v = 1.5, both MSE values are 0.625. For v = 2, train MSE 0 and validation MSE 2.5. Validation chooses v = 1; training chooses v = 2. These constructed splits favour different slopes.</w:t>
+      <w:pPr>
+        <w:pStyle w:val="Heading3"/>
+      </w:pPr>
+      <w:r>
+        <w:t>Workbook question · W4</w:t>
+      </w:r>
+    </w:p>
+    <w:p>
+      <w:pPr>
+        <w:spacing w:line="336" w:lineRule="auto" w:after="180"/>
+        <w:shd w:fill="F5F1FB"/>
+      </w:pPr>
+      <w:r>
+        <w:rPr>
+          <w:b w:val="0"/>
+        </w:rPr>
+        <w:t xml:space="preserve">Use h = ReLU(x), y = vh, candidate v values 1, 1.5 and 2. </w:t>
+      </w:r>
+      <w:r>
+        <w:rPr>
+          <w:b/>
+        </w:rPr>
+        <w:t>Training</w:t>
+      </w:r>
+      <w:r>
+        <w:rPr>
+          <w:b w:val="0"/>
+        </w:rPr>
+        <w:t xml:space="preserve"> pairs are (1, 2), (2, 4); validation pairs are (1, 1), (2, 2). Calculate both MSE columns and select by minimum validation MSE.</w:t>
+      </w:r>
+    </w:p>
+    <w:p>
+      <w:pPr>
+        <w:spacing w:line="336" w:lineRule="auto" w:after="180"/>
+        <w:shd w:fill="F5F1FB"/>
+      </w:pPr>
+      <w:r>
+        <w:rPr>
+          <w:b w:val="0"/>
+        </w:rPr>
+        <w:t xml:space="preserve">Explain the disagreement with selection by </w:t>
+      </w:r>
+      <w:r>
+        <w:rPr>
+          <w:b/>
+        </w:rPr>
+        <w:t>training</w:t>
+      </w:r>
+      <w:r>
+        <w:rPr>
+          <w:b w:val="0"/>
+        </w:rPr>
+        <w:t xml:space="preserve"> loss.</w:t>
+      </w:r>
+    </w:p>
+    <w:p>
+      <w:pPr>
+        <w:pStyle w:val="Heading3"/>
+      </w:pPr>
+      <w:r>
+        <w:t>Teacher reasoning · W4</w:t>
+      </w:r>
+    </w:p>
+    <w:p>
+      <w:pPr>
+        <w:spacing w:line="336" w:lineRule="auto" w:after="180"/>
+        <w:shd w:fill="F1F6FC"/>
+      </w:pPr>
+      <w:r>
+        <w:rPr>
+          <w:b w:val="0"/>
+        </w:rPr>
+        <w:t xml:space="preserve">Teacher explanation: For v = 1, train MSE 2.5 and validation MSE 0. For v = 1.5, both MSE values are 0.625. For v = 2, train MSE 0 and validation MSE 2.5. Validation chooses v = 1; </w:t>
+      </w:r>
+      <w:r>
+        <w:rPr>
+          <w:b/>
+        </w:rPr>
+        <w:t>training</w:t>
+      </w:r>
+      <w:r>
+        <w:rPr>
+          <w:b w:val="0"/>
+        </w:rPr>
+        <w:t xml:space="preserve"> chooses v = 2.</w:t>
+      </w:r>
+    </w:p>
+    <w:p>
+      <w:pPr>
+        <w:spacing w:line="336" w:lineRule="auto" w:after="180"/>
+        <w:shd w:fill="F1F6FC"/>
+      </w:pPr>
+      <w:r>
+        <w:rPr>
+          <w:b w:val="0"/>
+        </w:rPr>
+        <w:t>These constructed splits favour different slopes.</w:t>
+      </w:r>
+    </w:p>
+    <w:p>
+      <w:pPr>
+        <w:pStyle w:val="Heading3"/>
+      </w:pPr>
+      <w:r>
+        <w:t>W5 Limit a curve diagnosis</w:t>
+      </w:r>
+    </w:p>
+    <w:p>
+      <w:pPr>
+        <w:pStyle w:val="Heading3"/>
+      </w:pPr>
+      <w:r>
+        <w:t>Workbook question · W5</w:t>
+      </w:r>
+    </w:p>
+    <w:p>
+      <w:pPr>
+        <w:spacing w:line="336" w:lineRule="auto" w:after="180"/>
+        <w:shd w:fill="F5F1FB"/>
+      </w:pPr>
+      <w:r>
+        <w:rPr>
+          <w:b/>
+        </w:rPr>
+        <w:t>Training</w:t>
+      </w:r>
+      <w:r>
+        <w:rPr>
+          <w:b w:val="0"/>
+        </w:rPr>
+        <w:t xml:space="preserve"> loss falls while validation loss rises. Give two checks before declaring model complexity the cause, and explain why repeatedly selecting with validation makes it development </w:t>
+      </w:r>
+      <w:r>
+        <w:rPr>
+          <w:b/>
+        </w:rPr>
+        <w:t>evidence</w:t>
+      </w:r>
+      <w:r>
+        <w:rPr>
+          <w:b w:val="0"/>
+        </w:rPr>
+        <w:t>.</w:t>
+      </w:r>
+    </w:p>
+    <w:p>
+      <w:pPr>
+        <w:pStyle w:val="Heading3"/>
+      </w:pPr>
+      <w:r>
+        <w:t>Teacher reasoning · W5</w:t>
+      </w:r>
+    </w:p>
+    <w:p>
+      <w:pPr>
+        <w:spacing w:line="336" w:lineRule="auto" w:after="180"/>
+        <w:shd w:fill="F1F6FC"/>
+      </w:pPr>
+      <w:r>
+        <w:rPr>
+          <w:b w:val="0"/>
+        </w:rPr>
+        <w:t>Teacher explanation: Possible checks include comparable loss definitions, unchanged pre</w:t>
+      </w:r>
+      <w:r>
+        <w:rPr>
+          <w:b/>
+        </w:rPr>
+        <w:t>process</w:t>
+      </w:r>
+      <w:r>
+        <w:rPr>
+          <w:b w:val="0"/>
+        </w:rPr>
+        <w:t>ing and evaluation settings, split representativeness, leakage and label quality.</w:t>
+      </w:r>
+    </w:p>
+    <w:p>
+      <w:pPr>
+        <w:spacing w:line="336" w:lineRule="auto" w:after="180"/>
+        <w:shd w:fill="F1F6FC"/>
+      </w:pPr>
+      <w:r>
+        <w:rPr>
+          <w:b w:val="0"/>
+        </w:rPr>
+        <w:t>Repeated selection uses validation outcomes to guide choices, so final evaluation needs separate untouched examples.</w:t>
+      </w:r>
+    </w:p>
+    <w:p>
+      <w:pPr>
+        <w:pStyle w:val="Heading3"/>
+      </w:pPr>
+      <w:r>
+        <w:t>Independent assessment and fresh retry</w:t>
+      </w:r>
+    </w:p>
+    <w:p>
+      <w:pPr>
+        <w:pStyle w:val="Heading3"/>
+      </w:pPr>
+      <w:r>
+        <w:t>Teacher key · Independent assessment and fresh retry</w:t>
+      </w:r>
+    </w:p>
+    <w:p>
+      <w:pPr>
+        <w:spacing w:line="336" w:lineRule="auto" w:after="180"/>
+        <w:shd w:fill="F1F6FC"/>
+      </w:pPr>
+      <w:r>
+        <w:rPr>
+          <w:b w:val="0"/>
+        </w:rPr>
+        <w:t>W4 requires all six MSE values and the validation choice v = 1. Fresh retry: candidates v = 0.5, 1, 1.5 and validation pairs (2, 2), (4, 4). MSE values are 2.5, 0 and 2.5, so choose v = 1.</w:t>
+      </w:r>
+    </w:p>
+    <w:p>
+      <w:pPr>
+        <w:spacing w:line="336" w:lineRule="auto" w:after="180"/>
+        <w:shd w:fill="F1F6FC"/>
+      </w:pPr>
+      <w:r>
+        <w:rPr>
+          <w:b w:val="0"/>
+        </w:rPr>
+        <w:t xml:space="preserve">Ask what the result establishes and why it is not final test </w:t>
+      </w:r>
+      <w:r>
+        <w:rPr>
+          <w:b/>
+        </w:rPr>
+        <w:t>evidence</w:t>
+      </w:r>
+      <w:r>
+        <w:rPr>
+          <w:b w:val="0"/>
+        </w:rPr>
+        <w:t xml:space="preserve"> after selection.</w:t>
+      </w:r>
+    </w:p>
+    <w:p>
+      <w:pPr>
+        <w:pStyle w:val="Heading3"/>
+      </w:pPr>
+      <w:r>
+        <w:t>Assess independent transfer</w:t>
+      </w:r>
+    </w:p>
+    <w:p>
+      <w:pPr>
+        <w:pStyle w:val="Heading3"/>
+      </w:pPr>
+      <w:r>
+        <w:t>Independent question · withhold the key</w:t>
+      </w:r>
+    </w:p>
+    <w:p>
+      <w:pPr>
+        <w:spacing w:line="336" w:lineRule="auto" w:after="180"/>
+        <w:shd w:fill="F5F1FB"/>
+      </w:pPr>
+      <w:r>
+        <w:rPr>
+          <w:b w:val="0"/>
+        </w:rPr>
+        <w:t xml:space="preserve">Selected case: Use h = ReLU(x), y = vh, candidate v values 1, 1.5 and 2. </w:t>
+      </w:r>
+      <w:r>
+        <w:rPr>
+          <w:b/>
+        </w:rPr>
+        <w:t>Training</w:t>
+      </w:r>
+      <w:r>
+        <w:rPr>
+          <w:b w:val="0"/>
+        </w:rPr>
+        <w:t xml:space="preserve"> pairs are (1, 2), (2, 4); validation pairs are (1, 1), (2, 2). Calculate both MSE columns and select by minimum validation MSE.</w:t>
+      </w:r>
+    </w:p>
+    <w:p>
+      <w:pPr>
+        <w:spacing w:line="336" w:lineRule="auto" w:after="180"/>
+        <w:shd w:fill="F5F1FB"/>
+      </w:pPr>
+      <w:r>
+        <w:rPr>
+          <w:b w:val="0"/>
+        </w:rPr>
+        <w:t xml:space="preserve">Explain the disagreement with selection by </w:t>
+      </w:r>
+      <w:r>
+        <w:rPr>
+          <w:b/>
+        </w:rPr>
+        <w:t>training</w:t>
+      </w:r>
+      <w:r>
+        <w:rPr>
+          <w:b w:val="0"/>
+        </w:rPr>
+        <w:t xml:space="preserve"> loss.</w:t>
+      </w:r>
+    </w:p>
+    <w:p>
+      <w:pPr>
+        <w:pStyle w:val="Heading3"/>
+      </w:pPr>
+      <w:r>
+        <w:t>Selected case answer</w:t>
+      </w:r>
+    </w:p>
+    <w:p>
+      <w:pPr>
+        <w:pStyle w:val="Heading3"/>
+      </w:pPr>
+      <w:r>
+        <w:t>Teacher key · Selected case answer</w:t>
+      </w:r>
+    </w:p>
+    <w:p>
+      <w:pPr>
+        <w:spacing w:line="336" w:lineRule="auto" w:after="180"/>
+        <w:shd w:fill="F1F6FC"/>
+      </w:pPr>
+      <w:r>
+        <w:rPr>
+          <w:b w:val="0"/>
+        </w:rPr>
+        <w:t xml:space="preserve">Teacher explanation: For v = 1, train MSE 2.5 and validation MSE 0. For v = 1.5, both MSE values are 0.625. For v = 2, train MSE 0 and validation MSE 2.5. Validation chooses v = 1; </w:t>
+      </w:r>
+      <w:r>
+        <w:rPr>
+          <w:b/>
+        </w:rPr>
+        <w:t>training</w:t>
+      </w:r>
+      <w:r>
+        <w:rPr>
+          <w:b w:val="0"/>
+        </w:rPr>
+        <w:t xml:space="preserve"> chooses v = 2.</w:t>
+      </w:r>
+    </w:p>
+    <w:p>
+      <w:pPr>
+        <w:spacing w:line="336" w:lineRule="auto" w:after="180"/>
+        <w:shd w:fill="F1F6FC"/>
+      </w:pPr>
+      <w:r>
+        <w:rPr>
+          <w:b w:val="0"/>
+        </w:rPr>
+        <w:t>These constructed splits favour different slopes.</w:t>
       </w:r>
     </w:p>
     <w:tbl>
@@ -2000,67 +4195,293 @@
       </w:tr>
     </w:tbl>
     <w:p>
-      <w:r>
-        <w:t>Record each dimension as not yet, with support, or independent. Accept a valid alternative procedure with a defensible trace. Do not penalise an honestly recorded model failure if the learner correctly explains its evidence and limits.</w:t>
+      <w:pPr>
+        <w:pStyle w:val="Heading3"/>
+      </w:pPr>
+      <w:r>
+        <w:t>Teacher key · Selected case answer</w:t>
       </w:r>
     </w:p>
     <w:p>
       <w:pPr>
-        <w:pStyle w:val="Heading3"/>
-      </w:pPr>
-      <w:r>
-        <w:t>Feedback that the learner uses</w:t>
+        <w:spacing w:line="336" w:lineRule="auto" w:after="180"/>
+        <w:shd w:fill="F1F6FC"/>
+      </w:pPr>
+      <w:r>
+        <w:rPr>
+          <w:b w:val="0"/>
+        </w:rPr>
+        <w:t>Record each dimension as not yet, with support, or independent. Accept a valid alternative procedure with a defensible trace.</w:t>
       </w:r>
     </w:p>
     <w:p>
-      <w:r>
-        <w:t>Name the earliest unsupported step and give one action to repair it. Have the learner make that repair now and explain why. Then assess the relevant skill on a fresh, fully specified case. Confirm it was not previously practised with feedback; solve and check the new case before assigning it. A follow-up design prompt is a starting brief, not automatically an equivalent test.</w:t>
+      <w:pPr>
+        <w:spacing w:line="336" w:lineRule="auto" w:after="180"/>
+        <w:shd w:fill="F1F6FC"/>
+      </w:pPr>
+      <w:r>
+        <w:rPr>
+          <w:b w:val="0"/>
+        </w:rPr>
+        <w:t xml:space="preserve">Do not penalise an honestly recorded model failure if the learner correctly explains its </w:t>
+      </w:r>
+      <w:r>
+        <w:rPr>
+          <w:b/>
+        </w:rPr>
+        <w:t>evidence</w:t>
+      </w:r>
+      <w:r>
+        <w:rPr>
+          <w:b w:val="0"/>
+        </w:rPr>
+        <w:t xml:space="preserve"> and limits.</w:t>
       </w:r>
     </w:p>
     <w:p>
       <w:pPr>
-        <w:pStyle w:val="Heading1"/>
-      </w:pPr>
-      <w:r>
-        <w:t>06. Connect the project, support and next lesson</w:t>
+        <w:pStyle w:val="Heading3"/>
+      </w:pPr>
+      <w:r>
+        <w:t>Feedback that the learner uses</w:t>
       </w:r>
     </w:p>
     <w:p>
-      <w:r>
-        <w:t>Add a labelled training and validation curves evidence sheet to Image-pattern Network Investigation. Show how you can compute comparable training and validation losses at saved checkpoints. Use the supplied fictional case and keep its inputs, intermediate steps, calculation or prediction, and limitation. Connect this record to last week’s record; a matching answer without a trace is insufficient.</w:t>
+      <w:pPr>
+        <w:spacing w:line="336" w:lineRule="auto" w:after="180"/>
+      </w:pPr>
+      <w:r>
+        <w:rPr>
+          <w:b w:val="0"/>
+        </w:rPr>
+        <w:t>Name the earliest unsupported step and give one action to repair it. Have the learner make that repair now and explain why. Then assess the relevant skill on a fresh, fully specified case.</w:t>
       </w:r>
     </w:p>
     <w:p>
-      <w:r>
-        <w:t>Provide squared-error columns and labelled axes, allowing calculators. Extension: derive the two quadratic loss expressions and locate their different minima. Explain why this constructed mismatch makes the validation optimum occur before the training optimum.</w:t>
+      <w:pPr>
+        <w:spacing w:line="336" w:lineRule="auto" w:after="180"/>
+      </w:pPr>
+      <w:r>
+        <w:rPr>
+          <w:b w:val="0"/>
+        </w:rPr>
+        <w:t>Confirm it was not previously practised with feedback; solve and check the new case before assigning it. A follow-up design prompt is a starting brief, not automatically an equivalent test.</w:t>
       </w:r>
     </w:p>
     <w:p>
-      <w:r>
-        <w:t>Week 16 introduces a weight penalty and a precise early-stopping policy.</w:t>
+      <w:pPr>
+        <w:pStyle w:val="Heading1"/>
+      </w:pPr>
+      <w:r>
+        <w:t>06. Connect the project, support and next lesson</w:t>
       </w:r>
     </w:p>
     <w:p>
       <w:r>
-        <w:t>Retain the project ledger and assess a changed case after support. Check the relevant prerequisite before carrying this component forward.</w:t>
+        <w:t>Connect Training and validation curves to Image-pattern Network Investigation, adapt support and plan a later changed-case check.</w:t>
       </w:r>
     </w:p>
     <w:p>
       <w:pPr>
-        <w:pStyle w:val="Heading3"/>
-      </w:pPr>
-      <w:r>
-        <w:t>Plan the delayed return</w:t>
+        <w:spacing w:line="336" w:lineRule="auto" w:after="180"/>
+      </w:pPr>
+      <w:r>
+        <w:rPr>
+          <w:b w:val="0"/>
+        </w:rPr>
+        <w:t xml:space="preserve">Add a labelled </w:t>
+      </w:r>
+      <w:r>
+        <w:rPr>
+          <w:b/>
+        </w:rPr>
+        <w:t>training</w:t>
+      </w:r>
+      <w:r>
+        <w:rPr>
+          <w:b w:val="0"/>
+        </w:rPr>
+        <w:t xml:space="preserve"> and </w:t>
+      </w:r>
+      <w:r>
+        <w:rPr>
+          <w:b/>
+        </w:rPr>
+        <w:t>validation curve</w:t>
+      </w:r>
+      <w:r>
+        <w:rPr>
+          <w:b w:val="0"/>
+        </w:rPr>
+        <w:t xml:space="preserve">s </w:t>
+      </w:r>
+      <w:r>
+        <w:rPr>
+          <w:b/>
+        </w:rPr>
+        <w:t>evidence</w:t>
+      </w:r>
+      <w:r>
+        <w:rPr>
+          <w:b w:val="0"/>
+        </w:rPr>
+        <w:t xml:space="preserve"> sheet to Image-pattern Network Investigation. Show how you can compute comparable </w:t>
+      </w:r>
+      <w:r>
+        <w:rPr>
+          <w:b/>
+        </w:rPr>
+        <w:t>training</w:t>
+      </w:r>
+      <w:r>
+        <w:rPr>
+          <w:b w:val="0"/>
+        </w:rPr>
+        <w:t xml:space="preserve"> and validation losses at saved </w:t>
+      </w:r>
+      <w:r>
+        <w:rPr>
+          <w:b/>
+        </w:rPr>
+        <w:t>checkpoint</w:t>
+      </w:r>
+      <w:r>
+        <w:rPr>
+          <w:b w:val="0"/>
+        </w:rPr>
+        <w:t>s.</w:t>
       </w:r>
     </w:p>
     <w:p>
-      <w:r>
-        <w:t>Suggested return points in this level: ai-5/16, ai-5/18, ai-5/21. Use actual classroom dates, adjusting for holidays and gaps. One, three and six teaching weeks are scheduling choices, not a claimed optimal spacing.</w:t>
+      <w:pPr>
+        <w:spacing w:line="336" w:lineRule="auto" w:after="180"/>
+      </w:pPr>
+      <w:r>
+        <w:rPr>
+          <w:b w:val="0"/>
+        </w:rPr>
+        <w:t xml:space="preserve">Use the supplied fictional case and keep its </w:t>
+      </w:r>
+      <w:r>
+        <w:rPr>
+          <w:b/>
+        </w:rPr>
+        <w:t>input</w:t>
+      </w:r>
+      <w:r>
+        <w:rPr>
+          <w:b w:val="0"/>
+        </w:rPr>
+        <w:t xml:space="preserve">s, intermediate steps, calculation or </w:t>
+      </w:r>
+      <w:r>
+        <w:rPr>
+          <w:b/>
+        </w:rPr>
+        <w:t>prediction</w:t>
+      </w:r>
+      <w:r>
+        <w:rPr>
+          <w:b w:val="0"/>
+        </w:rPr>
+        <w:t>, and limitation. Connect this record to last week’s record; a matching answer without a trace is insufficient.</w:t>
       </w:r>
     </w:p>
     <w:p>
-      <w:r>
-        <w:t>At a delayed check, ask for the idea from memory and a changed application. Compare with the earlier independent response and record support used. For a new level, revisit the previous capstone before checking the new prerequisites.</w:t>
+      <w:pPr>
+        <w:spacing w:line="336" w:lineRule="auto" w:after="180"/>
+      </w:pPr>
+      <w:r>
+        <w:rPr>
+          <w:b w:val="0"/>
+        </w:rPr>
+        <w:t>Provide squared-error columns and labelled axes, allowing calculators. Extension: derive the two quadratic loss expressions and locate their different minima.</w:t>
+      </w:r>
+    </w:p>
+    <w:p>
+      <w:pPr>
+        <w:spacing w:line="336" w:lineRule="auto" w:after="180"/>
+      </w:pPr>
+      <w:r>
+        <w:rPr>
+          <w:b w:val="0"/>
+        </w:rPr>
+        <w:t xml:space="preserve">Explain why this constructed mismatch makes the validation optimum occur before the </w:t>
+      </w:r>
+      <w:r>
+        <w:rPr>
+          <w:b/>
+        </w:rPr>
+        <w:t>training</w:t>
+      </w:r>
+      <w:r>
+        <w:rPr>
+          <w:b w:val="0"/>
+        </w:rPr>
+        <w:t xml:space="preserve"> optimum.</w:t>
+      </w:r>
+    </w:p>
+    <w:p>
+      <w:pPr>
+        <w:spacing w:line="336" w:lineRule="auto" w:after="180"/>
+      </w:pPr>
+      <w:r>
+        <w:rPr>
+          <w:b w:val="0"/>
+        </w:rPr>
+        <w:t>Week 16 introduces a weight penalty and a precise early-stopping policy.</w:t>
+      </w:r>
+    </w:p>
+    <w:p>
+      <w:pPr>
+        <w:spacing w:line="336" w:lineRule="auto" w:after="180"/>
+      </w:pPr>
+      <w:r>
+        <w:rPr>
+          <w:b w:val="0"/>
+        </w:rPr>
+        <w:t>Retain the project ledger and assess a changed case after support. Check the relevant prerequisite before carrying this component forward.</w:t>
+      </w:r>
+    </w:p>
+    <w:p>
+      <w:pPr>
+        <w:pStyle w:val="Heading3"/>
+      </w:pPr>
+      <w:r>
+        <w:t>Plan the delayed return</w:t>
+      </w:r>
+    </w:p>
+    <w:p>
+      <w:pPr>
+        <w:spacing w:line="336" w:lineRule="auto" w:after="180"/>
+      </w:pPr>
+      <w:r>
+        <w:rPr>
+          <w:b w:val="0"/>
+        </w:rPr>
+        <w:t>Suggested return points in this level: ai-5/16, ai-5/18, ai-5/21. Use actual classroom dates, adjusting for holidays and gaps. One, three and six teaching weeks are scheduling choices, not a claimed optimal spacing.</w:t>
+      </w:r>
+    </w:p>
+    <w:p>
+      <w:pPr>
+        <w:spacing w:line="336" w:lineRule="auto" w:after="180"/>
+      </w:pPr>
+      <w:r>
+        <w:rPr>
+          <w:b w:val="0"/>
+        </w:rPr>
+        <w:t>At a delayed check, ask for the idea from memory and a changed application. Compare with the earlier independent response and record support used.</w:t>
+      </w:r>
+    </w:p>
+    <w:p>
+      <w:pPr>
+        <w:spacing w:line="336" w:lineRule="auto" w:after="180"/>
+      </w:pPr>
+      <w:r>
+        <w:rPr>
+          <w:b w:val="0"/>
+        </w:rPr>
+        <w:t>For a new level, revisit the previous capstone before checking the new prerequisites.</w:t>
       </w:r>
     </w:p>
     <w:tbl>
@@ -2220,8 +4641,26 @@
       </w:tr>
     </w:tbl>
     <w:p>
-      <w:r>
-        <w:t>Use the evidence to choose reteaching or the next step. A completed page, confidence rating or attractive project does not by itself demonstrate understanding.</w:t>
+      <w:pPr>
+        <w:spacing w:line="336" w:lineRule="auto" w:after="180"/>
+      </w:pPr>
+      <w:r>
+        <w:rPr>
+          <w:b w:val="0"/>
+        </w:rPr>
+        <w:t xml:space="preserve">Use the </w:t>
+      </w:r>
+      <w:r>
+        <w:rPr>
+          <w:b/>
+        </w:rPr>
+        <w:t>evidence</w:t>
+      </w:r>
+      <w:r>
+        <w:rPr>
+          <w:b w:val="0"/>
+        </w:rPr>
+        <w:t xml:space="preserve"> to choose reteaching or the next step. A completed page, confidence rating or attractive project does not by itself demonstrate understanding.</w:t>
       </w:r>
     </w:p>
     <w:p>
@@ -2233,26 +4672,117 @@
       </w:r>
     </w:p>
     <w:p>
-      <w:r>
-        <w:t>For your Image-pattern Network Investigation, save the input, procedure, observed result and limitation of this check. Label this worked example as practice; use a different, previously unreviewed case when checking independent understanding.</w:t>
+      <w:pPr>
+        <w:spacing w:line="336" w:lineRule="auto" w:after="180"/>
+      </w:pPr>
+      <w:r>
+        <w:rPr>
+          <w:b w:val="0"/>
+        </w:rPr>
+        <w:t xml:space="preserve">For your Image-pattern Network Investigation, save the </w:t>
+      </w:r>
+      <w:r>
+        <w:rPr>
+          <w:b/>
+        </w:rPr>
+        <w:t>input</w:t>
+      </w:r>
+      <w:r>
+        <w:rPr>
+          <w:b w:val="0"/>
+        </w:rPr>
+        <w:t>, procedure, observed result and limitation of this check.</w:t>
       </w:r>
     </w:p>
     <w:p>
       <w:pPr>
-        <w:pStyle w:val="Heading1"/>
-      </w:pPr>
-      <w:r>
-        <w:t>07. Prepare, teach and assess</w:t>
+        <w:spacing w:line="336" w:lineRule="auto" w:after="180"/>
+      </w:pPr>
+      <w:r>
+        <w:rPr>
+          <w:b w:val="0"/>
+        </w:rPr>
+        <w:t>Label this worked example as practice; use a different, previously unreviewed case when checking independent understanding.</w:t>
       </w:r>
     </w:p>
     <w:p>
-      <w:r>
-        <w:t>Teaching target: Compute comparable training and validation losses at saved checkpoints</w:t>
+      <w:pPr>
+        <w:pStyle w:val="Heading1"/>
+      </w:pPr>
+      <w:r>
+        <w:t>07. Prepare, teach and assess</w:t>
       </w:r>
     </w:p>
     <w:p>
       <w:r>
-        <w:t>Prepare the labelled worked-case picture, the matching workbook, fictional input cards and a place for individual responses. Check a local Python 3 environment before class; have a paper-trace version ready.</w:t>
+        <w:t>Use this preparation summary alongside the detailed Training and validation curves lesson; it is a checklist rather than a replacement for the full sequence.</w:t>
+      </w:r>
+    </w:p>
+    <w:p>
+      <w:pPr>
+        <w:pStyle w:val="Heading3"/>
+      </w:pPr>
+      <w:r>
+        <w:t>Teaching target</w:t>
+      </w:r>
+    </w:p>
+    <w:p>
+      <w:pPr>
+        <w:spacing w:line="336" w:lineRule="auto" w:after="180"/>
+        <w:shd w:fill="EDF7F3"/>
+      </w:pPr>
+      <w:r>
+        <w:rPr>
+          <w:b w:val="0"/>
+        </w:rPr>
+        <w:t xml:space="preserve">Teaching target: Compute comparable </w:t>
+      </w:r>
+      <w:r>
+        <w:rPr>
+          <w:b/>
+        </w:rPr>
+        <w:t>training</w:t>
+      </w:r>
+      <w:r>
+        <w:rPr>
+          <w:b w:val="0"/>
+        </w:rPr>
+        <w:t xml:space="preserve"> and validation losses at saved </w:t>
+      </w:r>
+      <w:r>
+        <w:rPr>
+          <w:b/>
+        </w:rPr>
+        <w:t>checkpoint</w:t>
+      </w:r>
+      <w:r>
+        <w:rPr>
+          <w:b w:val="0"/>
+        </w:rPr>
+        <w:t>s</w:t>
+      </w:r>
+    </w:p>
+    <w:p>
+      <w:pPr>
+        <w:spacing w:line="336" w:lineRule="auto" w:after="180"/>
+      </w:pPr>
+      <w:r>
+        <w:rPr>
+          <w:b w:val="0"/>
+        </w:rPr>
+        <w:t xml:space="preserve">Prepare the labelled worked-case picture, the matching workbook, fictional </w:t>
+      </w:r>
+      <w:r>
+        <w:rPr>
+          <w:b/>
+        </w:rPr>
+        <w:t>input</w:t>
+      </w:r>
+      <w:r>
+        <w:rPr>
+          <w:b w:val="0"/>
+        </w:rPr>
+        <w:t xml:space="preserve"> cards and a place for individual responses. Check a local Python 3 environment before class; have a paper-trace version ready.</w:t>
       </w:r>
     </w:p>
     <w:tbl>
@@ -2399,37 +4929,316 @@
       </w:tr>
     </w:tbl>
     <w:p>
-      <w:r>
-        <w:t>Before class, solve the supported practice: Observed validation MSE at checkpoints 0 to 4 is [5, 2, 1, 1, 1.2]. Lowest loss wins with earlier exact ties. Which checkpoint is selected? What if training loss is lowest at checkpoint 4?</w:t>
+      <w:pPr>
+        <w:spacing w:line="336" w:lineRule="auto" w:after="180"/>
+        <w:shd w:fill="F5F1FB"/>
+      </w:pPr>
+      <w:r>
+        <w:rPr>
+          <w:b w:val="0"/>
+        </w:rPr>
+        <w:t xml:space="preserve">Before class, solve the supported practice: Observed validation MSE at </w:t>
+      </w:r>
+      <w:r>
+        <w:rPr>
+          <w:b/>
+        </w:rPr>
+        <w:t>checkpoint</w:t>
+      </w:r>
+      <w:r>
+        <w:rPr>
+          <w:b w:val="0"/>
+        </w:rPr>
+        <w:t xml:space="preserve">s 0 to 4 is [5, 2, 1, 1, 1.2]. Lowest loss wins with earlier exact ties. Which </w:t>
+      </w:r>
+      <w:r>
+        <w:rPr>
+          <w:b/>
+        </w:rPr>
+        <w:t>checkpoint</w:t>
+      </w:r>
+      <w:r>
+        <w:rPr>
+          <w:b w:val="0"/>
+        </w:rPr>
+        <w:t xml:space="preserve"> is selected?</w:t>
       </w:r>
     </w:p>
     <w:p>
-      <w:r>
-        <w:t>Reasoned practice answer: Teacher explanation: Select checkpoint 2. The tie at 3 does not replace the earlier checkpoint. Lower training loss at 4 does not change a validation-based rule.</w:t>
+      <w:pPr>
+        <w:spacing w:line="336" w:lineRule="auto" w:after="180"/>
+        <w:shd w:fill="F5F1FB"/>
+      </w:pPr>
+      <w:r>
+        <w:rPr>
+          <w:b w:val="0"/>
+        </w:rPr>
+        <w:t xml:space="preserve">What if </w:t>
+      </w:r>
+      <w:r>
+        <w:rPr>
+          <w:b/>
+        </w:rPr>
+        <w:t>training</w:t>
+      </w:r>
+      <w:r>
+        <w:rPr>
+          <w:b w:val="0"/>
+        </w:rPr>
+        <w:t xml:space="preserve"> loss is lowest at </w:t>
+      </w:r>
+      <w:r>
+        <w:rPr>
+          <w:b/>
+        </w:rPr>
+        <w:t>checkpoint</w:t>
+      </w:r>
+      <w:r>
+        <w:rPr>
+          <w:b w:val="0"/>
+        </w:rPr>
+        <w:t xml:space="preserve"> 4?</w:t>
       </w:r>
     </w:p>
     <w:p>
-      <w:r>
-        <w:t>Check every learner before discussion: Use the worked case for Training and validation curves. Proposed explanation: “The last checkpoint is always best”. Decide whether this explanation is supported. Point to the step or supplied fact that decides; explain your repair if needed.</w:t>
+      <w:pPr>
+        <w:pStyle w:val="Heading3"/>
+      </w:pPr>
+      <w:r>
+        <w:t>Supported practice answer</w:t>
       </w:r>
     </w:p>
     <w:p>
-      <w:r>
-        <w:t>Misconception repair: Choose by the stated validation criterion and restore the saved parameters.</w:t>
+      <w:pPr>
+        <w:spacing w:line="336" w:lineRule="auto" w:after="180"/>
+        <w:shd w:fill="F1F6FC"/>
+      </w:pPr>
+      <w:r>
+        <w:rPr>
+          <w:b w:val="0"/>
+        </w:rPr>
+        <w:t xml:space="preserve">Reasoned practice answer: Teacher explanation: Select </w:t>
+      </w:r>
+      <w:r>
+        <w:rPr>
+          <w:b/>
+        </w:rPr>
+        <w:t>checkpoint</w:t>
+      </w:r>
+      <w:r>
+        <w:rPr>
+          <w:b w:val="0"/>
+        </w:rPr>
+        <w:t xml:space="preserve"> 2. The tie at 3 does not replace the earlier </w:t>
+      </w:r>
+      <w:r>
+        <w:rPr>
+          <w:b/>
+        </w:rPr>
+        <w:t>checkpoint</w:t>
+      </w:r>
+      <w:r>
+        <w:rPr>
+          <w:b w:val="0"/>
+        </w:rPr>
+        <w:t xml:space="preserve">. Lower </w:t>
+      </w:r>
+      <w:r>
+        <w:rPr>
+          <w:b/>
+        </w:rPr>
+        <w:t>training</w:t>
+      </w:r>
+      <w:r>
+        <w:rPr>
+          <w:b w:val="0"/>
+        </w:rPr>
+        <w:t xml:space="preserve"> loss at 4 does not change a validation-based rule.</w:t>
       </w:r>
     </w:p>
     <w:p>
-      <w:r>
-        <w:t>Support: read the exact case aloud, enlarge the labelled picture, supply input cards and model only the first deciding step. Accept a spoken explanation or drawing; retain the reasoning goal.</w:t>
+      <w:pPr>
+        <w:spacing w:line="336" w:lineRule="auto" w:after="180"/>
+      </w:pPr>
+      <w:r>
+        <w:rPr>
+          <w:b w:val="0"/>
+        </w:rPr>
+        <w:t xml:space="preserve">Check every learner before discussion: Use the worked case for </w:t>
+      </w:r>
+      <w:r>
+        <w:rPr>
+          <w:b/>
+        </w:rPr>
+        <w:t>Training</w:t>
+      </w:r>
+      <w:r>
+        <w:rPr>
+          <w:b w:val="0"/>
+        </w:rPr>
+        <w:t xml:space="preserve"> and </w:t>
+      </w:r>
+      <w:r>
+        <w:rPr>
+          <w:b/>
+        </w:rPr>
+        <w:t>validation curve</w:t>
+      </w:r>
+      <w:r>
+        <w:rPr>
+          <w:b w:val="0"/>
+        </w:rPr>
+        <w:t xml:space="preserve">s. Proposed explanation: “The last </w:t>
+      </w:r>
+      <w:r>
+        <w:rPr>
+          <w:b/>
+        </w:rPr>
+        <w:t>checkpoint</w:t>
+      </w:r>
+      <w:r>
+        <w:rPr>
+          <w:b w:val="0"/>
+        </w:rPr>
+        <w:t xml:space="preserve"> is always best”. Decide whether this explanation is supported.</w:t>
       </w:r>
     </w:p>
     <w:p>
-      <w:r>
-        <w:t>Extension: Epoch3 validation loss is instead1.5. Require a prediction and a reason before comparing. Expected result: Select epoch 3 under the unchanged criterion. Reason: Its measured validation loss is now below epoch 2’s2; the training curve alone never settled selection.</w:t>
+      <w:pPr>
+        <w:spacing w:line="336" w:lineRule="auto" w:after="180"/>
+      </w:pPr>
+      <w:r>
+        <w:rPr>
+          <w:b w:val="0"/>
+        </w:rPr>
+        <w:t>Point to the step or supplied fact that decides; explain your repair if needed.</w:t>
       </w:r>
     </w:p>
     <w:p>
-      <w:r>
+      <w:pPr>
+        <w:pStyle w:val="Heading3"/>
+      </w:pPr>
+      <w:r>
+        <w:t>Repair the misconception</w:t>
+      </w:r>
+    </w:p>
+    <w:p>
+      <w:pPr>
+        <w:spacing w:line="336" w:lineRule="auto" w:after="180"/>
+        <w:shd w:fill="FFF5E6"/>
+      </w:pPr>
+      <w:r>
+        <w:rPr>
+          <w:b w:val="0"/>
+        </w:rPr>
+        <w:t>Misconception repair: Choose by the stated validation criterion and restore the saved parameters.</w:t>
+      </w:r>
+    </w:p>
+    <w:p>
+      <w:pPr>
+        <w:pStyle w:val="Heading3"/>
+      </w:pPr>
+      <w:r>
+        <w:t>Support without giving away the answer</w:t>
+      </w:r>
+    </w:p>
+    <w:p>
+      <w:pPr>
+        <w:spacing w:line="336" w:lineRule="auto" w:after="180"/>
+        <w:shd w:fill="F1F6F8"/>
+      </w:pPr>
+      <w:r>
+        <w:rPr>
+          <w:b w:val="0"/>
+        </w:rPr>
+        <w:t xml:space="preserve">Support: read the exact case aloud, enlarge the labelled picture, supply </w:t>
+      </w:r>
+      <w:r>
+        <w:rPr>
+          <w:b/>
+        </w:rPr>
+        <w:t>input</w:t>
+      </w:r>
+      <w:r>
+        <w:rPr>
+          <w:b w:val="0"/>
+        </w:rPr>
+        <w:t xml:space="preserve"> cards and model only the first deciding step. Accept a spoken explanation or drawing; retain the reasoning goal.</w:t>
+      </w:r>
+    </w:p>
+    <w:p>
+      <w:pPr>
+        <w:pStyle w:val="Heading3"/>
+      </w:pPr>
+      <w:r>
+        <w:t>Extend the reasoning</w:t>
+      </w:r>
+    </w:p>
+    <w:p>
+      <w:pPr>
+        <w:spacing w:line="336" w:lineRule="auto" w:after="180"/>
+        <w:shd w:fill="F5F1FB"/>
+      </w:pPr>
+      <w:r>
+        <w:rPr>
+          <w:b w:val="0"/>
+        </w:rPr>
+        <w:t xml:space="preserve">Extension: Epoch3 validation loss is instead1.5. Require a </w:t>
+      </w:r>
+      <w:r>
+        <w:rPr>
+          <w:b/>
+        </w:rPr>
+        <w:t>prediction</w:t>
+      </w:r>
+      <w:r>
+        <w:rPr>
+          <w:b w:val="0"/>
+        </w:rPr>
+        <w:t xml:space="preserve"> and a reason before comparing. Expected result: Select epoch 3 under the unchanged criterion.</w:t>
+      </w:r>
+    </w:p>
+    <w:p>
+      <w:pPr>
+        <w:spacing w:line="336" w:lineRule="auto" w:after="180"/>
+        <w:shd w:fill="F5F1FB"/>
+      </w:pPr>
+      <w:r>
+        <w:rPr>
+          <w:b w:val="0"/>
+        </w:rPr>
+        <w:t xml:space="preserve">Reason: Its measured validation loss is now below epoch 2’s2; the </w:t>
+      </w:r>
+      <w:r>
+        <w:rPr>
+          <w:b/>
+        </w:rPr>
+        <w:t>training curve</w:t>
+      </w:r>
+      <w:r>
+        <w:rPr>
+          <w:b w:val="0"/>
+        </w:rPr>
+        <w:t xml:space="preserve"> alone never settled selection.</w:t>
+      </w:r>
+    </w:p>
+    <w:p>
+      <w:pPr>
+        <w:pStyle w:val="Heading3"/>
+      </w:pPr>
+      <w:r>
+        <w:t>Protect the independent attempt</w:t>
+      </w:r>
+    </w:p>
+    <w:p>
+      <w:pPr>
+        <w:spacing w:line="336" w:lineRule="auto" w:after="180"/>
+        <w:shd w:fill="FFF5E6"/>
+      </w:pPr>
+      <w:r>
+        <w:rPr>
+          <w:b w:val="0"/>
+        </w:rPr>
         <w:t>Independent assessment: withhold the reserved answer until the learner has attempted the new case. Record support separately from correctness.</w:t>
       </w:r>
     </w:p>
@@ -2618,46 +5427,1260 @@
       </w:tr>
     </w:tbl>
     <w:p>
-      <w:r>
-        <w:t>Project checkpoint: Test changed cases. Keep normal, boundary and failure cases; compare expected and observed results.</w:t>
+      <w:pPr>
+        <w:pStyle w:val="Heading3"/>
+      </w:pPr>
+      <w:r>
+        <w:t>Project checkpoint</w:t>
       </w:r>
     </w:p>
     <w:p>
-      <w:r>
-        <w:t>Use the weekly teacher answer for topic-specific reasoning. A saved progress tick is an activity record; judge mastery from the learner’s explanation and evidence.</w:t>
+      <w:pPr>
+        <w:spacing w:line="336" w:lineRule="auto" w:after="180"/>
+        <w:shd w:fill="EDF7F3"/>
+      </w:pPr>
+      <w:r>
+        <w:rPr>
+          <w:b w:val="0"/>
+        </w:rPr>
+        <w:t xml:space="preserve">Project </w:t>
+      </w:r>
+      <w:r>
+        <w:rPr>
+          <w:b/>
+        </w:rPr>
+        <w:t>checkpoint</w:t>
+      </w:r>
+      <w:r>
+        <w:rPr>
+          <w:b w:val="0"/>
+        </w:rPr>
+        <w:t>: Test changed cases. Keep normal, boundary and failure cases; compare expected and observed results.</w:t>
       </w:r>
     </w:p>
     <w:p>
       <w:pPr>
-        <w:pStyle w:val="Heading1"/>
-      </w:pPr>
-      <w:r>
-        <w:t>08. Use feedback, labs and repair paths</w:t>
+        <w:spacing w:line="336" w:lineRule="auto" w:after="180"/>
+      </w:pPr>
+      <w:r>
+        <w:rPr>
+          <w:b w:val="0"/>
+        </w:rPr>
+        <w:t xml:space="preserve">Use the weekly teacher answer for topic-specific reasoning. A saved progress tick is an activity record; judge mastery from the learner’s explanation and </w:t>
+      </w:r>
+      <w:r>
+        <w:rPr>
+          <w:b/>
+        </w:rPr>
+        <w:t>evidence</w:t>
+      </w:r>
+      <w:r>
+        <w:rPr>
+          <w:b w:val="0"/>
+        </w:rPr>
+        <w:t>.</w:t>
       </w:r>
     </w:p>
     <w:p>
-      <w:r>
-        <w:t>Use the two formative questions as supported practice, not as independent mastery scores. Discuss the deciding evidence rather than accepting a guessed selection.</w:t>
+      <w:pPr>
+        <w:pStyle w:val="Heading1"/>
+      </w:pPr>
+      <w:r>
+        <w:t>08. Use feedback, labs and repair paths</w:t>
       </w:r>
     </w:p>
     <w:p>
       <w:r>
-        <w:t>The feedback comes from the reviewed public worked case. Do not reveal the separately reserved independent teacher answer until the learner has attempted that case.</w:t>
+        <w:t>Use feedback, earlier review and portfolios purposefully. Apply the coding routine only when this lesson has an executable lab.</w:t>
       </w:r>
     </w:p>
     <w:p>
-      <w:r>
-        <w:t>Ask students to predict before running code. Preserve errors and actual outputs; collect a changed test and an explanation. The branch-boundary and indexing lessons deliberately include failure cases.</w:t>
+      <w:pPr>
+        <w:spacing w:line="336" w:lineRule="auto" w:after="180"/>
+      </w:pPr>
+      <w:r>
+        <w:rPr>
+          <w:b w:val="0"/>
+        </w:rPr>
+        <w:t xml:space="preserve">Use the two formative questions as supported practice, not as independent mastery scores. Discuss the deciding </w:t>
+      </w:r>
+      <w:r>
+        <w:rPr>
+          <w:b/>
+        </w:rPr>
+        <w:t>evidence</w:t>
+      </w:r>
+      <w:r>
+        <w:rPr>
+          <w:b w:val="0"/>
+        </w:rPr>
+        <w:t xml:space="preserve"> rather than accepting a guessed selection.</w:t>
       </w:r>
     </w:p>
     <w:p>
-      <w:r>
-        <w:t>Use the earlier worked-explanation links to address a specific missing building block, then return to the current question. Adapt this suggestion after observing the learner; it is not an automatic diagnosis.</w:t>
+      <w:pPr>
+        <w:spacing w:line="336" w:lineRule="auto" w:after="180"/>
+      </w:pPr>
+      <w:r>
+        <w:rPr>
+          <w:b w:val="0"/>
+        </w:rPr>
+        <w:t>The feedback comes from the reviewed public worked case. Do not reveal the separately reserved independent teacher answer until the learner has attempted that case.</w:t>
       </w:r>
     </w:p>
     <w:p>
-      <w:r>
-        <w:t>Collect the completed-work portfolio as evidence. Record support separately from correctness, and assess explanation, trace/test and limitations. Progress ticks and quiz selections alone do not establish mastery.</w:t>
+      <w:pPr>
+        <w:spacing w:line="336" w:lineRule="auto" w:after="180"/>
+      </w:pPr>
+      <w:r>
+        <w:rPr>
+          <w:b w:val="0"/>
+        </w:rPr>
+        <w:t xml:space="preserve">Ask students to predict before running code. Preserve errors and actual </w:t>
+      </w:r>
+      <w:r>
+        <w:rPr>
+          <w:b/>
+        </w:rPr>
+        <w:t>output</w:t>
+      </w:r>
+      <w:r>
+        <w:rPr>
+          <w:b w:val="0"/>
+        </w:rPr>
+        <w:t>s; collect a changed test and an explanation. The branch-boundary and indexing lessons deliberately include failure cases.</w:t>
+      </w:r>
+    </w:p>
+    <w:p>
+      <w:pPr>
+        <w:spacing w:line="336" w:lineRule="auto" w:after="180"/>
+      </w:pPr>
+      <w:r>
+        <w:rPr>
+          <w:b w:val="0"/>
+        </w:rPr>
+        <w:t>Use the earlier worked-explanation links to address a specific missing building block, then return to the current question. Adapt this suggestion after observing the learner; it is not an automatic diagnosis.</w:t>
+      </w:r>
+    </w:p>
+    <w:p>
+      <w:pPr>
+        <w:spacing w:line="336" w:lineRule="auto" w:after="180"/>
+      </w:pPr>
+      <w:r>
+        <w:rPr>
+          <w:b w:val="0"/>
+        </w:rPr>
+        <w:t xml:space="preserve">Collect the completed-work portfolio as </w:t>
+      </w:r>
+      <w:r>
+        <w:rPr>
+          <w:b/>
+        </w:rPr>
+        <w:t>evidence</w:t>
+      </w:r>
+      <w:r>
+        <w:rPr>
+          <w:b w:val="0"/>
+        </w:rPr>
+        <w:t>. Record support separately from correctness, and assess explanation, trace/test and limitations. Progress ticks and quiz selections alone do not establish mastery.</w:t>
+      </w:r>
+    </w:p>
+    <w:p>
+      <w:pPr>
+        <w:pStyle w:val="Heading1"/>
+      </w:pPr>
+      <w:r>
+        <w:t>09. Visual concept journey</w:t>
+      </w:r>
+    </w:p>
+    <w:p>
+      <w:r>
+        <w:t>Show one Training and validation curves graphic at a time, request a prediction and discuss its trace before the independent assessment.</w:t>
+      </w:r>
+    </w:p>
+    <w:p>
+      <w:pPr>
+        <w:spacing w:line="336" w:lineRule="auto" w:after="180"/>
+      </w:pPr>
+      <w:r>
+        <w:rPr>
+          <w:b w:val="0"/>
+        </w:rPr>
+        <w:t xml:space="preserve">Use one picture at a time. Hide a worked result before asking for a </w:t>
+      </w:r>
+      <w:r>
+        <w:rPr>
+          <w:b/>
+        </w:rPr>
+        <w:t>prediction</w:t>
+      </w:r>
+      <w:r>
+        <w:rPr>
+          <w:b w:val="0"/>
+        </w:rPr>
+        <w:t>, then reveal it for feedback. These are supported teaching cases; retain the separate independent assessment for a fresh first attempt.</w:t>
+      </w:r>
+    </w:p>
+    <w:p>
+      <w:pPr>
+        <w:pStyle w:val="Heading3"/>
+      </w:pPr>
+      <w:r>
+        <w:t>01. Training and validation curves: the case</w:t>
+      </w:r>
+    </w:p>
+    <w:p>
+      <w:r>
+        <w:drawing>
+          <wp:inline xmlns:a="http://schemas.openxmlformats.org/drawingml/2006/main" xmlns:pic="http://schemas.openxmlformats.org/drawingml/2006/picture">
+            <wp:extent cx="5486400" cy="3142488"/>
+            <wp:docPr id="3" name="Picture 3" descr="Plot training and validation loss for checkpoints before opening final cases. Supplied facts: Supplied checkpoint losses: epoch 1 train4, val3; epoch 2 train2, val2; epoch 3 train1, val2.5. Selection: smallest validation loss. All inputs and outcomes in this worked example are invented classroom data; no real model run is claimed."/>
+            <wp:cNvGraphicFramePr>
+              <a:graphicFrameLocks noChangeAspect="1"/>
+            </wp:cNvGraphicFramePr>
+            <a:graphic>
+              <a:graphicData uri="http://schemas.openxmlformats.org/drawingml/2006/picture">
+                <pic:pic>
+                  <pic:nvPicPr>
+                    <pic:cNvPr id="0" name="academy-story-ai-5-15-01.png"/>
+                    <pic:cNvPicPr/>
+                  </pic:nvPicPr>
+                  <pic:blipFill>
+                    <a:blip r:embed="rId11"/>
+                    <a:stretch>
+                      <a:fillRect/>
+                    </a:stretch>
+                  </pic:blipFill>
+                  <pic:spPr>
+                    <a:xfrm>
+                      <a:off x="0" y="0"/>
+                      <a:ext cx="5486400" cy="3142488"/>
+                    </a:xfrm>
+                    <a:prstGeom prst="rect"/>
+                  </pic:spPr>
+                </pic:pic>
+              </a:graphicData>
+            </a:graphic>
+          </wp:inline>
+        </w:drawing>
+      </w:r>
+    </w:p>
+    <w:p>
+      <w:pPr>
+        <w:spacing w:line="336" w:lineRule="auto" w:after="180"/>
+      </w:pPr>
+      <w:r>
+        <w:rPr>
+          <w:b w:val="0"/>
+        </w:rPr>
+        <w:t xml:space="preserve">Plot </w:t>
+      </w:r>
+      <w:r>
+        <w:rPr>
+          <w:b/>
+        </w:rPr>
+        <w:t>training</w:t>
+      </w:r>
+      <w:r>
+        <w:rPr>
+          <w:b w:val="0"/>
+        </w:rPr>
+        <w:t xml:space="preserve"> and validation loss for </w:t>
+      </w:r>
+      <w:r>
+        <w:rPr>
+          <w:b/>
+        </w:rPr>
+        <w:t>checkpoint</w:t>
+      </w:r>
+      <w:r>
+        <w:rPr>
+          <w:b w:val="0"/>
+        </w:rPr>
+        <w:t xml:space="preserve">s before opening final cases. Supplied facts: Supplied </w:t>
+      </w:r>
+      <w:r>
+        <w:rPr>
+          <w:b/>
+        </w:rPr>
+        <w:t>checkpoint</w:t>
+      </w:r>
+      <w:r>
+        <w:rPr>
+          <w:b w:val="0"/>
+        </w:rPr>
+        <w:t xml:space="preserve"> losses: epoch 1 train4, val3; epoch 2 train2, val2; epoch 3 train1, val2.5. Selection: smallest validation loss.</w:t>
+      </w:r>
+    </w:p>
+    <w:p>
+      <w:pPr>
+        <w:spacing w:line="336" w:lineRule="auto" w:after="180"/>
+      </w:pPr>
+      <w:r>
+        <w:rPr>
+          <w:b w:val="0"/>
+        </w:rPr>
+        <w:t xml:space="preserve">All </w:t>
+      </w:r>
+      <w:r>
+        <w:rPr>
+          <w:b/>
+        </w:rPr>
+        <w:t>input</w:t>
+      </w:r>
+      <w:r>
+        <w:rPr>
+          <w:b w:val="0"/>
+        </w:rPr>
+        <w:t>s and outcomes in this worked example are invented classroom data; no real model run is claimed.</w:t>
+      </w:r>
+    </w:p>
+    <w:p>
+      <w:pPr>
+        <w:spacing w:line="336" w:lineRule="auto" w:after="180"/>
+        <w:shd w:fill="F5F1FB"/>
+      </w:pPr>
+      <w:r>
+        <w:rPr>
+          <w:b w:val="0"/>
+        </w:rPr>
+        <w:t>Point to the given fact that matters most. Explain why it matters.</w:t>
+      </w:r>
+    </w:p>
+    <w:p>
+      <w:pPr>
+        <w:pStyle w:val="Heading3"/>
+      </w:pPr>
+      <w:r>
+        <w:t>Discuss while showing the picture</w:t>
+      </w:r>
+    </w:p>
+    <w:p>
+      <w:pPr>
+        <w:spacing w:line="336" w:lineRule="auto" w:after="180"/>
+        <w:shd w:fill="F1F6F8"/>
+      </w:pPr>
+      <w:r>
+        <w:rPr>
+          <w:b w:val="0"/>
+        </w:rPr>
+        <w:t>Teacher prompt: Point to the given fact that matters most. Explain why it matters. Ask learners to describe one label or arrow in ordinary words. Use the adjacent transcript if the image is difficult to see.</w:t>
+      </w:r>
+    </w:p>
+    <w:p>
+      <w:pPr>
+        <w:pStyle w:val="Heading3"/>
+      </w:pPr>
+      <w:r>
+        <w:t>02. Follow the deciding steps</w:t>
+      </w:r>
+    </w:p>
+    <w:p>
+      <w:r>
+        <w:drawing>
+          <wp:inline xmlns:a="http://schemas.openxmlformats.org/drawingml/2006/main" xmlns:pic="http://schemas.openxmlformats.org/drawingml/2006/picture">
+            <wp:extent cx="5486400" cy="3182112"/>
+            <wp:docPr id="4" name="Picture 4" descr="Read training curve: Training loss falls4→2→1. → Read validation curve: Validation loss falls3→2 then rises to2.5. → Choose checkpoint: Select epoch 2, not epoch 3, under the declared validation criterion."/>
+            <wp:cNvGraphicFramePr>
+              <a:graphicFrameLocks noChangeAspect="1"/>
+            </wp:cNvGraphicFramePr>
+            <a:graphic>
+              <a:graphicData uri="http://schemas.openxmlformats.org/drawingml/2006/picture">
+                <pic:pic>
+                  <pic:nvPicPr>
+                    <pic:cNvPr id="0" name="academy-story-ai-5-15-02.png"/>
+                    <pic:cNvPicPr/>
+                  </pic:nvPicPr>
+                  <pic:blipFill>
+                    <a:blip r:embed="rId12"/>
+                    <a:stretch>
+                      <a:fillRect/>
+                    </a:stretch>
+                  </pic:blipFill>
+                  <pic:spPr>
+                    <a:xfrm>
+                      <a:off x="0" y="0"/>
+                      <a:ext cx="5486400" cy="3182112"/>
+                    </a:xfrm>
+                    <a:prstGeom prst="rect"/>
+                  </pic:spPr>
+                </pic:pic>
+              </a:graphicData>
+            </a:graphic>
+          </wp:inline>
+        </w:drawing>
+      </w:r>
+    </w:p>
+    <w:p>
+      <w:pPr>
+        <w:spacing w:line="336" w:lineRule="auto" w:after="180"/>
+      </w:pPr>
+      <w:r>
+        <w:rPr>
+          <w:b w:val="0"/>
+        </w:rPr>
+        <w:t xml:space="preserve">Read </w:t>
+      </w:r>
+      <w:r>
+        <w:rPr>
+          <w:b/>
+        </w:rPr>
+        <w:t>training curve</w:t>
+      </w:r>
+      <w:r>
+        <w:rPr>
+          <w:b w:val="0"/>
+        </w:rPr>
+        <w:t xml:space="preserve">: </w:t>
+      </w:r>
+      <w:r>
+        <w:rPr>
+          <w:b/>
+        </w:rPr>
+        <w:t>Training</w:t>
+      </w:r>
+      <w:r>
+        <w:rPr>
+          <w:b w:val="0"/>
+        </w:rPr>
+        <w:t xml:space="preserve"> loss falls4→2→1. → Read </w:t>
+      </w:r>
+      <w:r>
+        <w:rPr>
+          <w:b/>
+        </w:rPr>
+        <w:t>validation curve</w:t>
+      </w:r>
+      <w:r>
+        <w:rPr>
+          <w:b w:val="0"/>
+        </w:rPr>
+        <w:t xml:space="preserve">: Validation loss falls3→2 then rises to2.5. → Choose </w:t>
+      </w:r>
+      <w:r>
+        <w:rPr>
+          <w:b/>
+        </w:rPr>
+        <w:t>checkpoint</w:t>
+      </w:r>
+      <w:r>
+        <w:rPr>
+          <w:b w:val="0"/>
+        </w:rPr>
+        <w:t>: Select epoch 2, not epoch 3, under the declared validation criterion.</w:t>
+      </w:r>
+    </w:p>
+    <w:p>
+      <w:pPr>
+        <w:spacing w:line="336" w:lineRule="auto" w:after="180"/>
+        <w:shd w:fill="F5F1FB"/>
+      </w:pPr>
+      <w:r>
+        <w:rPr>
+          <w:b w:val="0"/>
+        </w:rPr>
+        <w:t xml:space="preserve">Point to each numbered stage and explain which recorded </w:t>
+      </w:r>
+      <w:r>
+        <w:rPr>
+          <w:b/>
+        </w:rPr>
+        <w:t>input</w:t>
+      </w:r>
+      <w:r>
+        <w:rPr>
+          <w:b w:val="0"/>
+        </w:rPr>
+        <w:t xml:space="preserve"> it uses.</w:t>
+      </w:r>
+    </w:p>
+    <w:p>
+      <w:pPr>
+        <w:pStyle w:val="Heading3"/>
+      </w:pPr>
+      <w:r>
+        <w:t>Discuss while showing the picture</w:t>
+      </w:r>
+    </w:p>
+    <w:p>
+      <w:pPr>
+        <w:spacing w:line="336" w:lineRule="auto" w:after="180"/>
+        <w:shd w:fill="F1F6F8"/>
+      </w:pPr>
+      <w:r>
+        <w:rPr>
+          <w:b w:val="0"/>
+        </w:rPr>
+        <w:t xml:space="preserve">Teacher prompt: Point to each numbered stage and explain which recorded </w:t>
+      </w:r>
+      <w:r>
+        <w:rPr>
+          <w:b/>
+        </w:rPr>
+        <w:t>input</w:t>
+      </w:r>
+      <w:r>
+        <w:rPr>
+          <w:b w:val="0"/>
+        </w:rPr>
+        <w:t xml:space="preserve"> it uses. Ask learners to describe one label or arrow in ordinary words. Use the adjacent transcript if the image is difficult to see.</w:t>
+      </w:r>
+    </w:p>
+    <w:p>
+      <w:pPr>
+        <w:pStyle w:val="Heading3"/>
+      </w:pPr>
+      <w:r>
+        <w:t>03. Checkpoint losses</w:t>
+      </w:r>
+    </w:p>
+    <w:p>
+      <w:r>
+        <w:drawing>
+          <wp:inline xmlns:a="http://schemas.openxmlformats.org/drawingml/2006/main" xmlns:pic="http://schemas.openxmlformats.org/drawingml/2006/picture">
+            <wp:extent cx="5486400" cy="3617976"/>
+            <wp:docPr id="5" name="Picture 5" descr="Checkpoint losses. epoch 1: training = 4, validation = 3. epoch 2: training = 2, validation = 2. epoch 3: training = 1, validation = 2.5."/>
+            <wp:cNvGraphicFramePr>
+              <a:graphicFrameLocks noChangeAspect="1"/>
+            </wp:cNvGraphicFramePr>
+            <a:graphic>
+              <a:graphicData uri="http://schemas.openxmlformats.org/drawingml/2006/picture">
+                <pic:pic>
+                  <pic:nvPicPr>
+                    <pic:cNvPr id="0" name="academy-story-ai-5-15-03.png"/>
+                    <pic:cNvPicPr/>
+                  </pic:nvPicPr>
+                  <pic:blipFill>
+                    <a:blip r:embed="rId13"/>
+                    <a:stretch>
+                      <a:fillRect/>
+                    </a:stretch>
+                  </pic:blipFill>
+                  <pic:spPr>
+                    <a:xfrm>
+                      <a:off x="0" y="0"/>
+                      <a:ext cx="5486400" cy="3617976"/>
+                    </a:xfrm>
+                    <a:prstGeom prst="rect"/>
+                  </pic:spPr>
+                </pic:pic>
+              </a:graphicData>
+            </a:graphic>
+          </wp:inline>
+        </w:drawing>
+      </w:r>
+    </w:p>
+    <w:p>
+      <w:pPr>
+        <w:spacing w:line="336" w:lineRule="auto" w:after="180"/>
+      </w:pPr>
+      <w:r>
+        <w:rPr>
+          <w:b/>
+        </w:rPr>
+        <w:t>Checkpoint</w:t>
+      </w:r>
+      <w:r>
+        <w:rPr>
+          <w:b w:val="0"/>
+        </w:rPr>
+        <w:t xml:space="preserve"> losses. epoch 1: </w:t>
+      </w:r>
+      <w:r>
+        <w:rPr>
+          <w:b/>
+        </w:rPr>
+        <w:t>training</w:t>
+      </w:r>
+      <w:r>
+        <w:rPr>
+          <w:b w:val="0"/>
+        </w:rPr>
+        <w:t xml:space="preserve"> = 4, validation = 3. epoch 2: </w:t>
+      </w:r>
+      <w:r>
+        <w:rPr>
+          <w:b/>
+        </w:rPr>
+        <w:t>training</w:t>
+      </w:r>
+      <w:r>
+        <w:rPr>
+          <w:b w:val="0"/>
+        </w:rPr>
+        <w:t xml:space="preserve"> = 2, validation = 2. epoch 3: </w:t>
+      </w:r>
+      <w:r>
+        <w:rPr>
+          <w:b/>
+        </w:rPr>
+        <w:t>training</w:t>
+      </w:r>
+      <w:r>
+        <w:rPr>
+          <w:b w:val="0"/>
+        </w:rPr>
+        <w:t xml:space="preserve"> = 1, validation = 2.5.</w:t>
+      </w:r>
+    </w:p>
+    <w:p>
+      <w:pPr>
+        <w:spacing w:line="336" w:lineRule="auto" w:after="180"/>
+        <w:shd w:fill="F5F1FB"/>
+      </w:pPr>
+      <w:r>
+        <w:rPr>
+          <w:b w:val="0"/>
+        </w:rPr>
+        <w:t>Read the labels and values. Explain the relationship the model shows.</w:t>
+      </w:r>
+    </w:p>
+    <w:p>
+      <w:pPr>
+        <w:pStyle w:val="Heading3"/>
+      </w:pPr>
+      <w:r>
+        <w:t>Discuss while showing the picture</w:t>
+      </w:r>
+    </w:p>
+    <w:p>
+      <w:pPr>
+        <w:spacing w:line="336" w:lineRule="auto" w:after="180"/>
+        <w:shd w:fill="F1F6F8"/>
+      </w:pPr>
+      <w:r>
+        <w:rPr>
+          <w:b w:val="0"/>
+        </w:rPr>
+        <w:t>Teacher prompt: Read the labels and values. Explain the relationship the model shows. Ask learners to describe one label or arrow in ordinary words. Use the adjacent transcript if the image is difficult to see.</w:t>
+      </w:r>
+    </w:p>
+    <w:p>
+      <w:pPr>
+        <w:spacing w:line="336" w:lineRule="auto" w:after="180"/>
+        <w:shd w:fill="F1F6F8"/>
+      </w:pPr>
+      <w:r>
+        <w:rPr>
+          <w:b w:val="0"/>
+        </w:rPr>
+        <w:t>Check row/column meanings, units and denominators before discussing a difference. Supplied toy values are not real class or model results.</w:t>
+      </w:r>
+    </w:p>
+    <w:p>
+      <w:pPr>
+        <w:pStyle w:val="Heading3"/>
+      </w:pPr>
+      <w:r>
+        <w:t>04. Change one thing. Trace what follows.</w:t>
+      </w:r>
+    </w:p>
+    <w:p>
+      <w:r>
+        <w:drawing>
+          <wp:inline xmlns:a="http://schemas.openxmlformats.org/drawingml/2006/main" xmlns:pic="http://schemas.openxmlformats.org/drawingml/2006/picture">
+            <wp:extent cx="5486400" cy="3179064"/>
+            <wp:docPr id="6" name="Picture 6" descr="Original case: Select epoch 2, not epoch 3, under the declared validation criterion. Changed condition: Epoch3 validation loss is instead1.5. Expected result: Select epoch 3 under the unchanged criterion. Reason: Its measured validation loss is now below epoch 2’s2; the training curve alone never settled selection."/>
+            <wp:cNvGraphicFramePr>
+              <a:graphicFrameLocks noChangeAspect="1"/>
+            </wp:cNvGraphicFramePr>
+            <a:graphic>
+              <a:graphicData uri="http://schemas.openxmlformats.org/drawingml/2006/picture">
+                <pic:pic>
+                  <pic:nvPicPr>
+                    <pic:cNvPr id="0" name="academy-story-ai-5-15-04.png"/>
+                    <pic:cNvPicPr/>
+                  </pic:nvPicPr>
+                  <pic:blipFill>
+                    <a:blip r:embed="rId14"/>
+                    <a:stretch>
+                      <a:fillRect/>
+                    </a:stretch>
+                  </pic:blipFill>
+                  <pic:spPr>
+                    <a:xfrm>
+                      <a:off x="0" y="0"/>
+                      <a:ext cx="5486400" cy="3179064"/>
+                    </a:xfrm>
+                    <a:prstGeom prst="rect"/>
+                  </pic:spPr>
+                </pic:pic>
+              </a:graphicData>
+            </a:graphic>
+          </wp:inline>
+        </w:drawing>
+      </w:r>
+    </w:p>
+    <w:p>
+      <w:pPr>
+        <w:spacing w:line="336" w:lineRule="auto" w:after="180"/>
+      </w:pPr>
+      <w:r>
+        <w:rPr>
+          <w:b w:val="0"/>
+        </w:rPr>
+        <w:t>Original case: Select epoch 2, not epoch 3, under the declared validation criterion. Changed condition: Epoch3 validation loss is instead1.5. Expected result: Select epoch 3 under the unchanged criterion.</w:t>
+      </w:r>
+    </w:p>
+    <w:p>
+      <w:pPr>
+        <w:spacing w:line="336" w:lineRule="auto" w:after="180"/>
+      </w:pPr>
+      <w:r>
+        <w:rPr>
+          <w:b w:val="0"/>
+        </w:rPr>
+        <w:t xml:space="preserve">Reason: Its measured validation loss is now below epoch 2’s2; the </w:t>
+      </w:r>
+      <w:r>
+        <w:rPr>
+          <w:b/>
+        </w:rPr>
+        <w:t>training curve</w:t>
+      </w:r>
+      <w:r>
+        <w:rPr>
+          <w:b w:val="0"/>
+        </w:rPr>
+        <w:t xml:space="preserve"> alone never settled selection.</w:t>
+      </w:r>
+    </w:p>
+    <w:p>
+      <w:pPr>
+        <w:spacing w:line="336" w:lineRule="auto" w:after="180"/>
+        <w:shd w:fill="F5F1FB"/>
+      </w:pPr>
+      <w:r>
+        <w:rPr>
+          <w:b w:val="0"/>
+        </w:rPr>
+        <w:t>Predict before checking the worked changed-case result. Name what changed and what the supplied facts allow you to conclude.</w:t>
+      </w:r>
+    </w:p>
+    <w:p>
+      <w:pPr>
+        <w:pStyle w:val="Heading3"/>
+      </w:pPr>
+      <w:r>
+        <w:t>Discuss while showing the picture</w:t>
+      </w:r>
+    </w:p>
+    <w:p>
+      <w:pPr>
+        <w:spacing w:line="336" w:lineRule="auto" w:after="180"/>
+        <w:shd w:fill="F1F6F8"/>
+      </w:pPr>
+      <w:r>
+        <w:rPr>
+          <w:b w:val="0"/>
+        </w:rPr>
+        <w:t>Teacher prompt: Predict before checking the worked changed-case result. Name what changed and what the supplied facts allow you to conclude. Ask learners to describe one label or arrow in ordinary words.</w:t>
+      </w:r>
+    </w:p>
+    <w:p>
+      <w:pPr>
+        <w:spacing w:line="336" w:lineRule="auto" w:after="180"/>
+        <w:shd w:fill="F1F6F8"/>
+      </w:pPr>
+      <w:r>
+        <w:rPr>
+          <w:b w:val="0"/>
+        </w:rPr>
+        <w:t xml:space="preserve">Use the adjacent transcript if the image is difficult to see. Changed-case reasoning: Its measured validation loss is now below epoch 2’s2; the </w:t>
+      </w:r>
+      <w:r>
+        <w:rPr>
+          <w:b/>
+        </w:rPr>
+        <w:t>training curve</w:t>
+      </w:r>
+      <w:r>
+        <w:rPr>
+          <w:b w:val="0"/>
+        </w:rPr>
+        <w:t xml:space="preserve"> alone never settled selection.</w:t>
+      </w:r>
+    </w:p>
+    <w:p>
+      <w:pPr>
+        <w:pStyle w:val="Heading3"/>
+      </w:pPr>
+      <w:r>
+        <w:t>05. Connect the explanation to its limit</w:t>
+      </w:r>
+    </w:p>
+    <w:p>
+      <w:r>
+        <w:drawing>
+          <wp:inline xmlns:a="http://schemas.openxmlformats.org/drawingml/2006/main" xmlns:pic="http://schemas.openxmlformats.org/drawingml/2006/picture">
+            <wp:extent cx="5486400" cy="2834640"/>
+            <wp:docPr id="7" name="Picture 7" descr="The training curve measures fit to examples used for learning. The validation curve measures a separate set used to choose a checkpoint. The final training loss is smallest here, but its validation loss has risen. Under the supplied selection rule, keep checkpoint two. A later final test must remain outside both learning and checkpoint selection. Limit: A single curve has sampling and run variability; validation-selected checkpoints still require untouched final evidence."/>
+            <wp:cNvGraphicFramePr>
+              <a:graphicFrameLocks noChangeAspect="1"/>
+            </wp:cNvGraphicFramePr>
+            <a:graphic>
+              <a:graphicData uri="http://schemas.openxmlformats.org/drawingml/2006/picture">
+                <pic:pic>
+                  <pic:nvPicPr>
+                    <pic:cNvPr id="0" name="academy-story-ai-5-15-05.png"/>
+                    <pic:cNvPicPr/>
+                  </pic:nvPicPr>
+                  <pic:blipFill>
+                    <a:blip r:embed="rId15"/>
+                    <a:stretch>
+                      <a:fillRect/>
+                    </a:stretch>
+                  </pic:blipFill>
+                  <pic:spPr>
+                    <a:xfrm>
+                      <a:off x="0" y="0"/>
+                      <a:ext cx="5486400" cy="2834640"/>
+                    </a:xfrm>
+                    <a:prstGeom prst="rect"/>
+                  </pic:spPr>
+                </pic:pic>
+              </a:graphicData>
+            </a:graphic>
+          </wp:inline>
+        </w:drawing>
+      </w:r>
+    </w:p>
+    <w:p>
+      <w:pPr>
+        <w:spacing w:line="336" w:lineRule="auto" w:after="180"/>
+      </w:pPr>
+      <w:r>
+        <w:rPr>
+          <w:b w:val="0"/>
+        </w:rPr>
+        <w:t xml:space="preserve">The </w:t>
+      </w:r>
+      <w:r>
+        <w:rPr>
+          <w:b/>
+        </w:rPr>
+        <w:t>training curve</w:t>
+      </w:r>
+      <w:r>
+        <w:rPr>
+          <w:b w:val="0"/>
+        </w:rPr>
+        <w:t xml:space="preserve"> measures fit to examples used for learning. The </w:t>
+      </w:r>
+      <w:r>
+        <w:rPr>
+          <w:b/>
+        </w:rPr>
+        <w:t>validation curve</w:t>
+      </w:r>
+      <w:r>
+        <w:rPr>
+          <w:b w:val="0"/>
+        </w:rPr>
+        <w:t xml:space="preserve"> measures a separate set used to choose a </w:t>
+      </w:r>
+      <w:r>
+        <w:rPr>
+          <w:b/>
+        </w:rPr>
+        <w:t>checkpoint</w:t>
+      </w:r>
+      <w:r>
+        <w:rPr>
+          <w:b w:val="0"/>
+        </w:rPr>
+        <w:t xml:space="preserve">. The final </w:t>
+      </w:r>
+      <w:r>
+        <w:rPr>
+          <w:b/>
+        </w:rPr>
+        <w:t>training</w:t>
+      </w:r>
+      <w:r>
+        <w:rPr>
+          <w:b w:val="0"/>
+        </w:rPr>
+        <w:t xml:space="preserve"> loss is smallest here, but its validation loss has risen.</w:t>
+      </w:r>
+    </w:p>
+    <w:p>
+      <w:pPr>
+        <w:spacing w:line="336" w:lineRule="auto" w:after="180"/>
+      </w:pPr>
+      <w:r>
+        <w:rPr>
+          <w:b w:val="0"/>
+        </w:rPr>
+        <w:t xml:space="preserve">Under the supplied </w:t>
+      </w:r>
+      <w:r>
+        <w:rPr>
+          <w:b/>
+        </w:rPr>
+        <w:t>selection rule</w:t>
+      </w:r>
+      <w:r>
+        <w:rPr>
+          <w:b w:val="0"/>
+        </w:rPr>
+        <w:t xml:space="preserve">, keep </w:t>
+      </w:r>
+      <w:r>
+        <w:rPr>
+          <w:b/>
+        </w:rPr>
+        <w:t>checkpoint</w:t>
+      </w:r>
+      <w:r>
+        <w:rPr>
+          <w:b w:val="0"/>
+        </w:rPr>
+        <w:t xml:space="preserve"> two. A later final test must remain outside both learning and </w:t>
+      </w:r>
+      <w:r>
+        <w:rPr>
+          <w:b/>
+        </w:rPr>
+        <w:t>checkpoint</w:t>
+      </w:r>
+      <w:r>
+        <w:rPr>
+          <w:b w:val="0"/>
+        </w:rPr>
+        <w:t xml:space="preserve"> selection.</w:t>
+      </w:r>
+    </w:p>
+    <w:p>
+      <w:pPr>
+        <w:spacing w:line="336" w:lineRule="auto" w:after="180"/>
+      </w:pPr>
+      <w:r>
+        <w:rPr>
+          <w:b w:val="0"/>
+        </w:rPr>
+        <w:t xml:space="preserve">Limit: A single curve has sampling and run variability; validation-selected </w:t>
+      </w:r>
+      <w:r>
+        <w:rPr>
+          <w:b/>
+        </w:rPr>
+        <w:t>checkpoint</w:t>
+      </w:r>
+      <w:r>
+        <w:rPr>
+          <w:b w:val="0"/>
+        </w:rPr>
+        <w:t xml:space="preserve">s still require untouched final </w:t>
+      </w:r>
+      <w:r>
+        <w:rPr>
+          <w:b/>
+        </w:rPr>
+        <w:t>evidence</w:t>
+      </w:r>
+      <w:r>
+        <w:rPr>
+          <w:b w:val="0"/>
+        </w:rPr>
+        <w:t>.</w:t>
+      </w:r>
+    </w:p>
+    <w:p>
+      <w:pPr>
+        <w:spacing w:line="336" w:lineRule="auto" w:after="180"/>
+        <w:shd w:fill="F5F1FB"/>
+      </w:pPr>
+      <w:r>
+        <w:rPr>
+          <w:b w:val="0"/>
+        </w:rPr>
+        <w:t>Explain the case, then point to a limit on the claim.</w:t>
+      </w:r>
+    </w:p>
+    <w:p>
+      <w:pPr>
+        <w:pStyle w:val="Heading3"/>
+      </w:pPr>
+      <w:r>
+        <w:t>Discuss while showing the picture</w:t>
+      </w:r>
+    </w:p>
+    <w:p>
+      <w:pPr>
+        <w:spacing w:line="336" w:lineRule="auto" w:after="180"/>
+        <w:shd w:fill="F1F6F8"/>
+      </w:pPr>
+      <w:r>
+        <w:rPr>
+          <w:b w:val="0"/>
+        </w:rPr>
+        <w:t>Teacher prompt: Explain the case, then point to a limit on the claim. Ask learners to describe one label or arrow in ordinary words. Use the adjacent transcript if the image is difficult to see.</w:t>
+      </w:r>
+    </w:p>
+    <w:p>
+      <w:pPr>
+        <w:spacing w:line="336" w:lineRule="auto" w:after="180"/>
+        <w:shd w:fill="F1F6F8"/>
+      </w:pPr>
+      <w:r>
+        <w:rPr>
+          <w:b w:val="0"/>
+        </w:rPr>
+        <w:t xml:space="preserve">Keep the stated scope: A single curve has sampling and run variability; validation-selected </w:t>
+      </w:r>
+      <w:r>
+        <w:rPr>
+          <w:b/>
+        </w:rPr>
+        <w:t>checkpoint</w:t>
+      </w:r>
+      <w:r>
+        <w:rPr>
+          <w:b w:val="0"/>
+        </w:rPr>
+        <w:t xml:space="preserve">s still require untouched final </w:t>
+      </w:r>
+      <w:r>
+        <w:rPr>
+          <w:b/>
+        </w:rPr>
+        <w:t>evidence</w:t>
+      </w:r>
+      <w:r>
+        <w:rPr>
+          <w:b w:val="0"/>
+        </w:rPr>
+        <w:t>.</w:t>
+      </w:r>
+    </w:p>
+    <w:p>
+      <w:pPr>
+        <w:pStyle w:val="Heading3"/>
+      </w:pPr>
+      <w:r>
+        <w:t>06. Make the idea visible in your project</w:t>
+      </w:r>
+    </w:p>
+    <w:p>
+      <w:r>
+        <w:drawing>
+          <wp:inline xmlns:a="http://schemas.openxmlformats.org/drawingml/2006/main" xmlns:pic="http://schemas.openxmlformats.org/drawingml/2006/picture">
+            <wp:extent cx="5486400" cy="3681984"/>
+            <wp:docPr id="8" name="Picture 8" descr="For your Image-pattern Network Investigation, save the input, procedure, observed result and limitation of this check. Label this worked example as practice; use a different, previously unreviewed case when checking independent understanding. Draw your input, deciding step, result and limit. Supported question: Can the original epoch 3 training loss 1 justify claiming best generalisation? Point to the relevant step in the picture, then write the changed result and the rule or evidence that supports it."/>
+            <wp:cNvGraphicFramePr>
+              <a:graphicFrameLocks noChangeAspect="1"/>
+            </wp:cNvGraphicFramePr>
+            <a:graphic>
+              <a:graphicData uri="http://schemas.openxmlformats.org/drawingml/2006/picture">
+                <pic:pic>
+                  <pic:nvPicPr>
+                    <pic:cNvPr id="0" name="academy-story-ai-5-15-06.png"/>
+                    <pic:cNvPicPr/>
+                  </pic:nvPicPr>
+                  <pic:blipFill>
+                    <a:blip r:embed="rId16"/>
+                    <a:stretch>
+                      <a:fillRect/>
+                    </a:stretch>
+                  </pic:blipFill>
+                  <pic:spPr>
+                    <a:xfrm>
+                      <a:off x="0" y="0"/>
+                      <a:ext cx="5486400" cy="3681984"/>
+                    </a:xfrm>
+                    <a:prstGeom prst="rect"/>
+                  </pic:spPr>
+                </pic:pic>
+              </a:graphicData>
+            </a:graphic>
+          </wp:inline>
+        </w:drawing>
+      </w:r>
+    </w:p>
+    <w:p>
+      <w:pPr>
+        <w:spacing w:line="336" w:lineRule="auto" w:after="180"/>
+      </w:pPr>
+      <w:r>
+        <w:rPr>
+          <w:b w:val="0"/>
+        </w:rPr>
+        <w:t xml:space="preserve">For your Image-pattern Network Investigation, save the </w:t>
+      </w:r>
+      <w:r>
+        <w:rPr>
+          <w:b/>
+        </w:rPr>
+        <w:t>input</w:t>
+      </w:r>
+      <w:r>
+        <w:rPr>
+          <w:b w:val="0"/>
+        </w:rPr>
+        <w:t>, procedure, observed result and limitation of this check.</w:t>
+      </w:r>
+    </w:p>
+    <w:p>
+      <w:pPr>
+        <w:spacing w:line="336" w:lineRule="auto" w:after="180"/>
+      </w:pPr>
+      <w:r>
+        <w:rPr>
+          <w:b w:val="0"/>
+        </w:rPr>
+        <w:t xml:space="preserve">Label this worked example as practice; use a different, previously unreviewed case when checking independent understanding. Draw your </w:t>
+      </w:r>
+      <w:r>
+        <w:rPr>
+          <w:b/>
+        </w:rPr>
+        <w:t>input</w:t>
+      </w:r>
+      <w:r>
+        <w:rPr>
+          <w:b w:val="0"/>
+        </w:rPr>
+        <w:t>, deciding step, result and limit.</w:t>
+      </w:r>
+    </w:p>
+    <w:p>
+      <w:pPr>
+        <w:spacing w:line="336" w:lineRule="auto" w:after="180"/>
+      </w:pPr>
+      <w:r>
+        <w:rPr>
+          <w:b w:val="0"/>
+        </w:rPr>
+        <w:t xml:space="preserve">Supported question: Can the original epoch 3 </w:t>
+      </w:r>
+      <w:r>
+        <w:rPr>
+          <w:b/>
+        </w:rPr>
+        <w:t>training</w:t>
+      </w:r>
+      <w:r>
+        <w:rPr>
+          <w:b w:val="0"/>
+        </w:rPr>
+        <w:t xml:space="preserve"> loss 1 justify claiming best generalisation? Point to the relevant step in the picture, then write the changed result and the rule or </w:t>
+      </w:r>
+      <w:r>
+        <w:rPr>
+          <w:b/>
+        </w:rPr>
+        <w:t>evidence</w:t>
+      </w:r>
+      <w:r>
+        <w:rPr>
+          <w:b w:val="0"/>
+        </w:rPr>
+        <w:t xml:space="preserve"> that supports it.</w:t>
+      </w:r>
+    </w:p>
+    <w:p>
+      <w:pPr>
+        <w:spacing w:line="336" w:lineRule="auto" w:after="180"/>
+        <w:shd w:fill="F5F1FB"/>
+      </w:pPr>
+      <w:r>
+        <w:rPr>
+          <w:b w:val="0"/>
+        </w:rPr>
+        <w:t xml:space="preserve">Draw your project trace and justify the deciding step using </w:t>
+      </w:r>
+      <w:r>
+        <w:rPr>
+          <w:b/>
+        </w:rPr>
+        <w:t>evidence</w:t>
+      </w:r>
+      <w:r>
+        <w:rPr>
+          <w:b w:val="0"/>
+        </w:rPr>
+        <w:t>.</w:t>
+      </w:r>
+    </w:p>
+    <w:p>
+      <w:pPr>
+        <w:pStyle w:val="Heading3"/>
+      </w:pPr>
+      <w:r>
+        <w:t>Discuss while showing the picture</w:t>
+      </w:r>
+    </w:p>
+    <w:p>
+      <w:pPr>
+        <w:spacing w:line="336" w:lineRule="auto" w:after="180"/>
+        <w:shd w:fill="F1F6F8"/>
+      </w:pPr>
+      <w:r>
+        <w:rPr>
+          <w:b w:val="0"/>
+        </w:rPr>
+        <w:t xml:space="preserve">Teacher prompt: Draw your project trace and justify the deciding step using </w:t>
+      </w:r>
+      <w:r>
+        <w:rPr>
+          <w:b/>
+        </w:rPr>
+        <w:t>evidence</w:t>
+      </w:r>
+      <w:r>
+        <w:rPr>
+          <w:b w:val="0"/>
+        </w:rPr>
+        <w:t>. Ask learners to describe one label or arrow in ordinary words. Use the adjacent transcript if the image is difficult to see.</w:t>
+      </w:r>
+    </w:p>
+    <w:p>
+      <w:pPr>
+        <w:spacing w:line="336" w:lineRule="auto" w:after="180"/>
+        <w:shd w:fill="F1F6F8"/>
+      </w:pPr>
+      <w:r>
+        <w:rPr>
+          <w:b w:val="0"/>
+        </w:rPr>
+        <w:t xml:space="preserve">Supported practice key: No. Original validation loss 2.5 exceeded epoch 2’s2. Freeze the selected </w:t>
+      </w:r>
+      <w:r>
+        <w:rPr>
+          <w:b/>
+        </w:rPr>
+        <w:t>checkpoint</w:t>
+      </w:r>
+      <w:r>
+        <w:rPr>
+          <w:b w:val="0"/>
+        </w:rPr>
+        <w:t xml:space="preserve"> before final evaluation. Changed-case check: Select epoch 3 under the unchanged criterion.</w:t>
+      </w:r>
+    </w:p>
+    <w:p>
+      <w:pPr>
+        <w:spacing w:line="336" w:lineRule="auto" w:after="180"/>
+        <w:shd w:fill="F1F6F8"/>
+      </w:pPr>
+      <w:r>
+        <w:rPr>
+          <w:b w:val="0"/>
+        </w:rPr>
+        <w:t xml:space="preserve">Its measured validation loss is now below epoch 2’s2; the </w:t>
+      </w:r>
+      <w:r>
+        <w:rPr>
+          <w:b/>
+        </w:rPr>
+        <w:t>training curve</w:t>
+      </w:r>
+      <w:r>
+        <w:rPr>
+          <w:b w:val="0"/>
+        </w:rPr>
+        <w:t xml:space="preserve"> alone never settled selection.</w:t>
       </w:r>
     </w:p>
     <w:sectPr>

--- a/downloads/teacher/ai-5-week-15.docx
+++ b/downloads/teacher/ai-5-week-15.docx
@@ -149,7 +149,7 @@
           </w:tcPr>
           <w:p>
             <w:r>
-              <w:t>Sections 1–6; record the brief recall in the workbook.</w:t>
+              <w:t>Use Your mission, Notice the evidence, See how it works, Words that unlock the idea and Follow a worked example; record recall in the workbook.</w:t>
             </w:r>
           </w:p>
         </w:tc>
@@ -181,7 +181,7 @@
           </w:tcPr>
           <w:p>
             <w:r>
-              <w:t>Sections 7–10; use the matching workbook W2 and misconception check.</w:t>
+              <w:t>Use Find and repair a mistake, Practise together and Build your understanding; use the matching workbook W2 and Individual reasoning check.</w:t>
             </w:r>
           </w:p>
         </w:tc>
@@ -213,7 +213,7 @@
           </w:tcPr>
           <w:p>
             <w:r>
-              <w:t>Sections 9 and 11–14. Give extra time to finish the full task set; use Section 15 when the week includes a coding lab.</w:t>
+              <w:t>Use Run the investigation, Connect your project and Try a new case independently. Allow extra time for the full task set. When code is supplied, use the examples in See how it works or Follow a worked example and the browser lab in Supported practice, repair and portfolio.</w:t>
             </w:r>
           </w:p>
         </w:tc>
@@ -416,7 +416,7 @@
         <w:rPr>
           <w:b w:val="0"/>
         </w:rPr>
-        <w:t xml:space="preserve">Use two 45-minute sessions. Have students draw </w:t>
+        <w:t xml:space="preserve">For the compact alternative schedule, use two 45-minute sessions. Have students draw </w:t>
       </w:r>
       <w:r>
         <w:rPr>
@@ -1774,7 +1774,7 @@
         <w:rPr>
           <w:b w:val="0"/>
         </w:rPr>
-        <w:t xml:space="preserve"> losses: epoch 1 train4, val3; epoch 2 train2, val2; epoch 3 train1, val2.5. Selection: smallest validation loss.</w:t>
+        <w:t xml:space="preserve"> losses: epoch 1 train 4, val 3; epoch 2 train 2, val 2; epoch 3 train 1, val 2.5. Selection: smallest validation loss.</w:t>
       </w:r>
     </w:p>
     <w:p>
@@ -1850,7 +1850,7 @@
         <w:drawing>
           <wp:inline xmlns:a="http://schemas.openxmlformats.org/drawingml/2006/main" xmlns:pic="http://schemas.openxmlformats.org/drawingml/2006/picture">
             <wp:extent cx="5486400" cy="5185229"/>
-            <wp:docPr id="2" name="Picture 2" descr="Training and validation curves. Read training curve: Training loss falls4→2→1.. Read validation curve: Validation loss falls3→2 then rises to2.5.. Choose checkpoint: Select epoch 2, not epoch 3, under the declared validation criterion."/>
+            <wp:docPr id="2" name="Picture 2" descr="Training and validation curves. Read training curve: Training loss falls 4→2→1.. Read validation curve: Validation loss falls 3→2 then rises to2.5.. Choose checkpoint: Select epoch 2, not epoch 3, under the declared validation criterion."/>
             <wp:cNvGraphicFramePr>
               <a:graphicFrameLocks noChangeAspect="1"/>
             </wp:cNvGraphicFramePr>
@@ -1941,7 +1941,7 @@
           </w:tcPr>
           <w:p>
             <w:r>
-              <w:t>Training loss falls4→2→1.</w:t>
+              <w:t>Training loss falls 4→2→1.</w:t>
             </w:r>
           </w:p>
         </w:tc>
@@ -1963,7 +1963,7 @@
           </w:tcPr>
           <w:p>
             <w:r>
-              <w:t>Validation loss falls3→2 then rises to2.5.</w:t>
+              <w:t>Validation loss falls 3→2 then rises to2.5.</w:t>
             </w:r>
           </w:p>
         </w:tc>
@@ -2197,7 +2197,7 @@
         <w:rPr>
           <w:b w:val="0"/>
         </w:rPr>
-        <w:t>Change: Epoch3 validation loss is instead1.5.</w:t>
+        <w:t>Change: Epoch 3 validation loss is instead 1.5.</w:t>
       </w:r>
     </w:p>
     <w:p>
@@ -2553,7 +2553,7 @@
         <w:rPr>
           <w:b w:val="0"/>
         </w:rPr>
-        <w:t xml:space="preserve">Use the worked example in Sections 3 and 6. Collect a </w:t>
+        <w:t xml:space="preserve">Use See how it works and Follow a worked example. Collect a </w:t>
       </w:r>
       <w:r>
         <w:rPr>
@@ -3133,7 +3133,7 @@
         <w:rPr>
           <w:b w:val="0"/>
         </w:rPr>
-        <w:t xml:space="preserve">Use Section 9 for the </w:t>
+        <w:t xml:space="preserve">Use Run the investigation for the </w:t>
       </w:r>
       <w:r>
         <w:rPr>
@@ -4858,7 +4858,7 @@
           </w:tcPr>
           <w:p>
             <w:r>
-              <w:t>Sections 1–6; record the brief recall in the workbook.</w:t>
+              <w:t>Use Your mission, Notice the evidence, See how it works, Words that unlock the idea and Follow a worked example; record recall in the workbook.</w:t>
             </w:r>
           </w:p>
         </w:tc>
@@ -4890,7 +4890,7 @@
           </w:tcPr>
           <w:p>
             <w:r>
-              <w:t>Sections 7–10; use the matching workbook W2 and misconception check.</w:t>
+              <w:t>Use Find and repair a mistake, Practise together and Build your understanding; use the matching workbook W2 and Individual reasoning check.</w:t>
             </w:r>
           </w:p>
         </w:tc>
@@ -4922,7 +4922,7 @@
           </w:tcPr>
           <w:p>
             <w:r>
-              <w:t>Sections 9 and 11–14. Give extra time to finish the full task set; use Section 15 when the week includes a coding lab.</w:t>
+              <w:t>Use Run the investigation, Connect your project and Try a new case independently. Allow extra time for the full task set. When code is supplied, use the examples in See how it works or Follow a worked example and the browser lab in Supported practice, repair and portfolio.</w:t>
             </w:r>
           </w:p>
         </w:tc>
@@ -5183,7 +5183,7 @@
         <w:rPr>
           <w:b w:val="0"/>
         </w:rPr>
-        <w:t xml:space="preserve">Extension: Epoch3 validation loss is instead1.5. Require a </w:t>
+        <w:t xml:space="preserve">Extension: Epoch 3 validation loss is instead 1.5. Require a </w:t>
       </w:r>
       <w:r>
         <w:rPr>
@@ -5634,7 +5634,7 @@
         <w:drawing>
           <wp:inline xmlns:a="http://schemas.openxmlformats.org/drawingml/2006/main" xmlns:pic="http://schemas.openxmlformats.org/drawingml/2006/picture">
             <wp:extent cx="5486400" cy="3142488"/>
-            <wp:docPr id="3" name="Picture 3" descr="Plot training and validation loss for checkpoints before opening final cases. Supplied facts: Supplied checkpoint losses: epoch 1 train4, val3; epoch 2 train2, val2; epoch 3 train1, val2.5. Selection: smallest validation loss. All inputs and outcomes in this worked example are invented classroom data; no real model run is claimed."/>
+            <wp:docPr id="3" name="Picture 3" descr="Plot training and validation loss for checkpoints before opening final cases. Supplied facts: Supplied checkpoint losses: epoch 1 train 4, val 3; epoch 2 train 2, val 2; epoch 3 train 1, val 2.5. Selection: smallest validation loss. All inputs and outcomes in this worked example are invented classroom data; no real model run is claimed."/>
             <wp:cNvGraphicFramePr>
               <a:graphicFrameLocks noChangeAspect="1"/>
             </wp:cNvGraphicFramePr>
@@ -5709,7 +5709,7 @@
         <w:rPr>
           <w:b w:val="0"/>
         </w:rPr>
-        <w:t xml:space="preserve"> losses: epoch 1 train4, val3; epoch 2 train2, val2; epoch 3 train1, val2.5. Selection: smallest validation loss.</w:t>
+        <w:t xml:space="preserve"> losses: epoch 1 train 4, val 3; epoch 2 train 2, val 2; epoch 3 train 1, val 2.5. Selection: smallest validation loss.</w:t>
       </w:r>
     </w:p>
     <w:p>
@@ -5780,7 +5780,7 @@
         <w:drawing>
           <wp:inline xmlns:a="http://schemas.openxmlformats.org/drawingml/2006/main" xmlns:pic="http://schemas.openxmlformats.org/drawingml/2006/picture">
             <wp:extent cx="5486400" cy="3182112"/>
-            <wp:docPr id="4" name="Picture 4" descr="Read training curve: Training loss falls4→2→1. → Read validation curve: Validation loss falls3→2 then rises to2.5. → Choose checkpoint: Select epoch 2, not epoch 3, under the declared validation criterion."/>
+            <wp:docPr id="4" name="Picture 4" descr="Read training curve: Training loss falls 4→2→1. → Read validation curve: Validation loss falls 3→2 then rises to2.5. → Choose checkpoint: Select epoch 2, not epoch 3, under the declared validation criterion."/>
             <wp:cNvGraphicFramePr>
               <a:graphicFrameLocks noChangeAspect="1"/>
             </wp:cNvGraphicFramePr>
@@ -5843,7 +5843,7 @@
         <w:rPr>
           <w:b w:val="0"/>
         </w:rPr>
-        <w:t xml:space="preserve"> loss falls4→2→1. → Read </w:t>
+        <w:t xml:space="preserve"> loss falls 4→2→1. → Read </w:t>
       </w:r>
       <w:r>
         <w:rPr>
@@ -5855,7 +5855,7 @@
         <w:rPr>
           <w:b w:val="0"/>
         </w:rPr>
-        <w:t xml:space="preserve">: Validation loss falls3→2 then rises to2.5. → Choose </w:t>
+        <w:t xml:space="preserve">: Validation loss falls 3→2 then rises to2.5. → Choose </w:t>
       </w:r>
       <w:r>
         <w:rPr>
@@ -6080,7 +6080,7 @@
         <w:drawing>
           <wp:inline xmlns:a="http://schemas.openxmlformats.org/drawingml/2006/main" xmlns:pic="http://schemas.openxmlformats.org/drawingml/2006/picture">
             <wp:extent cx="5486400" cy="3179064"/>
-            <wp:docPr id="6" name="Picture 6" descr="Original case: Select epoch 2, not epoch 3, under the declared validation criterion. Changed condition: Epoch3 validation loss is instead1.5. Expected result: Select epoch 3 under the unchanged criterion. Reason: Its measured validation loss is now below epoch 2’s2; the training curve alone never settled selection."/>
+            <wp:docPr id="6" name="Picture 6" descr="Original case: Select epoch 2, not epoch 3, under the declared validation criterion. Changed condition: Epoch 3 validation loss is instead 1.5. Expected result: Select epoch 3 under the unchanged criterion. Reason: Its measured validation loss is now below epoch 2’s2; the training curve alone never settled selection."/>
             <wp:cNvGraphicFramePr>
               <a:graphicFrameLocks noChangeAspect="1"/>
             </wp:cNvGraphicFramePr>
@@ -6119,7 +6119,7 @@
         <w:rPr>
           <w:b w:val="0"/>
         </w:rPr>
-        <w:t>Original case: Select epoch 2, not epoch 3, under the declared validation criterion. Changed condition: Epoch3 validation loss is instead1.5. Expected result: Select epoch 3 under the unchanged criterion.</w:t>
+        <w:t>Original case: Select epoch 2, not epoch 3, under the declared validation criterion. Changed condition: Epoch 3 validation loss is instead 1.5. Expected result: Select epoch 3 under the unchanged criterion.</w:t>
       </w:r>
     </w:p>
     <w:p>

--- a/downloads/teacher/ai-5-week-15.docx
+++ b/downloads/teacher/ai-5-week-15.docx
@@ -25,20 +25,38 @@
         <w:pStyle w:val="Heading1"/>
       </w:pPr>
       <w:r>
-        <w:t>01. Prepare the purpose, prerequisites and materials</w:t>
+        <w:t>Make each curve value and model choice auditable.</w:t>
       </w:r>
     </w:p>
     <w:p>
       <w:r>
-        <w:t>Prepare Training and validation curves: check the target, prerequisites, resources and adaptable teaching schedule.</w:t>
+        <w:t>Show complete pairs,known split differences and frozen-state evaluations;separate an evaluated checkpoint from training or final evidence.</w:t>
       </w:r>
     </w:p>
     <w:p>
-      <w:pPr>
-        <w:pStyle w:val="Heading3"/>
-      </w:pPr>
-      <w:r>
-        <w:t>Teach the learning cycle</w:t>
+      <w:r>
+        <w:t>Assess independent loss columns and restored choice with checked keys;retain exact-tie and comparison conventions.</w:t>
+      </w:r>
+    </w:p>
+    <w:p>
+      <w:pPr>
+        <w:pStyle w:val="Heading1"/>
+      </w:pPr>
+      <w:r>
+        <w:t>01. Prepare the connected mathematical investigation</w:t>
+      </w:r>
+    </w:p>
+    <w:p>
+      <w:r>
+        <w:t>Keep explanation,shared practice and independent evidence distinct.</w:t>
+      </w:r>
+    </w:p>
+    <w:p>
+      <w:pPr>
+        <w:pStyle w:val="Heading2"/>
+      </w:pPr>
+      <w:r>
+        <w:t>Target and main teaching plan</w:t>
       </w:r>
     </w:p>
     <w:p>
@@ -255,18 +273,21 @@
     </w:p>
     <w:p>
       <w:pPr>
-        <w:pStyle w:val="Heading3"/>
-      </w:pPr>
-      <w:r>
-        <w:t>Retrieval answer guidance</w:t>
+        <w:pStyle w:val="Heading2"/>
+      </w:pPr>
+      <w:r>
+        <w:t>Preparation and prerequisite</w:t>
       </w:r>
     </w:p>
     <w:p>
       <w:pPr>
-        <w:pStyle w:val="Heading3"/>
-      </w:pPr>
-      <w:r>
-        <w:t>Learning rate experiments</w:t>
+        <w:spacing w:line="336" w:lineRule="auto" w:after="180"/>
+      </w:pPr>
+      <w:r>
+        <w:rPr>
+          <w:b w:val="0"/>
+        </w:rPr>
+        <w:t>Printed lesson and workbook; paper and pencil</w:t>
       </w:r>
     </w:p>
     <w:p>
@@ -277,7 +298,7 @@
         <w:rPr>
           <w:b w:val="0"/>
         </w:rPr>
-        <w:t>Without opening the old lesson, explain one key idea from Learning rate experiments. Give an example and a mistake that the idea helps you avoid.</w:t>
+        <w:t>Calculator and optional local Python 3 editor; no packages or AI accounts needed</w:t>
       </w:r>
     </w:p>
     <w:p>
@@ -288,7 +309,7 @@
         <w:rPr>
           <w:b w:val="0"/>
         </w:rPr>
-        <w:t>Look for: Run a controlled comparison of learning rates</w:t>
+        <w:t>Use the fictional examples supplied; prepare the fresh retry before class</w:t>
       </w:r>
     </w:p>
     <w:p>
@@ -297,17 +318,35 @@
       </w:pPr>
       <w:r>
         <w:rPr>
-          <w:b w:val="0"/>
-        </w:rPr>
-        <w:t>Reference example, not the only acceptable wording: Teacher explanation: First v = 0.5 with MSE 5.625. Second gradient -7.5 gives v = 0.875 and MSE 3.1640625. Distance is multiplied by 0.75 each step.</w:t>
+          <w:b/>
+        </w:rPr>
+        <w:t>Training</w:t>
+      </w:r>
+      <w:r>
+        <w:rPr>
+          <w:b w:val="0"/>
+        </w:rPr>
+        <w:t xml:space="preserve"> loss measures fit to the examples used for updates. Independent performance needs suitable separate </w:t>
+      </w:r>
+      <w:r>
+        <w:rPr>
+          <w:b/>
+        </w:rPr>
+        <w:t>evidence</w:t>
+      </w:r>
+      <w:r>
+        <w:rPr>
+          <w:b w:val="0"/>
+        </w:rPr>
+        <w:t>, and settings selected using validation must not be presented as independent final testing.</w:t>
       </w:r>
     </w:p>
     <w:p>
       <w:pPr>
-        <w:pStyle w:val="Heading3"/>
-      </w:pPr>
-      <w:r>
-        <w:t>Training a small network</w:t>
+        <w:pStyle w:val="Heading2"/>
+      </w:pPr>
+      <w:r>
+        <w:t>Opening retrieval</w:t>
       </w:r>
     </w:p>
     <w:p>
@@ -318,19 +357,7 @@
         <w:rPr>
           <w:b w:val="0"/>
         </w:rPr>
-        <w:t xml:space="preserve">Without opening the old lesson, explain one key idea from </w:t>
-      </w:r>
-      <w:r>
-        <w:rPr>
-          <w:b/>
-        </w:rPr>
-        <w:t>Training</w:t>
-      </w:r>
-      <w:r>
-        <w:rPr>
-          <w:b w:val="0"/>
-        </w:rPr>
-        <w:t xml:space="preserve"> a small network. Give an example and a mistake that the idea helps you avoid.</w:t>
+        <w:t>Without opening the old lesson, explain one key idea from Learning rate experiments. Give an example and a mistake that the idea helps you avoid.</w:t>
       </w:r>
     </w:p>
     <w:p>
@@ -341,7 +368,7 @@
         <w:rPr>
           <w:b w:val="0"/>
         </w:rPr>
-        <w:t>Look for: Trace repeated forward loss gradient and update steps</w:t>
+        <w:t>Look for: Run a controlled comparison of learning rates</w:t>
       </w:r>
     </w:p>
     <w:p>
@@ -352,27 +379,30 @@
         <w:rPr>
           <w:b w:val="0"/>
         </w:rPr>
-        <w:t xml:space="preserve">Reference example, not the only acceptable wording: Teacher explanation: </w:t>
-      </w:r>
-      <w:r>
-        <w:rPr>
-          <w:b/>
-        </w:rPr>
-        <w:t>Prediction</w:t>
-      </w:r>
-      <w:r>
-        <w:rPr>
-          <w:b w:val="0"/>
-        </w:rPr>
-        <w:t>s [0, 0], errors [-2, -4], MSE 10, gradient -10 and new v = 1.</w:t>
+        <w:t>Reference example, not the only acceptable wording: Teacher explanation: First v = 0.5 with MSE 5.625. Second gradient -7.5 gives v = 0.875 and MSE 3.1640625. Distance is multiplied by 0.75 each step.</w:t>
       </w:r>
     </w:p>
     <w:p>
       <w:pPr>
-        <w:pStyle w:val="Heading3"/>
-      </w:pPr>
-      <w:r>
-        <w:t>Slopes and local change</w:t>
+        <w:spacing w:line="336" w:lineRule="auto" w:after="180"/>
+      </w:pPr>
+      <w:r>
+        <w:rPr>
+          <w:b w:val="0"/>
+        </w:rPr>
+        <w:t xml:space="preserve">Without opening the old lesson, explain one key idea from </w:t>
+      </w:r>
+      <w:r>
+        <w:rPr>
+          <w:b/>
+        </w:rPr>
+        <w:t>Training</w:t>
+      </w:r>
+      <w:r>
+        <w:rPr>
+          <w:b w:val="0"/>
+        </w:rPr>
+        <w:t xml:space="preserve"> a small network. Give an example and a mistake that the idea helps you avoid.</w:t>
       </w:r>
     </w:p>
     <w:p>
@@ -383,7 +413,7 @@
         <w:rPr>
           <w:b w:val="0"/>
         </w:rPr>
-        <w:t>Without opening the old lesson, explain one key idea from Slopes and local change. Give an example and a mistake that the idea helps you avoid.</w:t>
+        <w:t>Look for: Trace repeated forward loss gradient and update steps</w:t>
       </w:r>
     </w:p>
     <w:p>
@@ -394,7 +424,19 @@
         <w:rPr>
           <w:b w:val="0"/>
         </w:rPr>
-        <w:t>Look for: Calculate an average rate of change over a stated interval</w:t>
+        <w:t xml:space="preserve">Reference example, not the only acceptable wording: Teacher explanation: </w:t>
+      </w:r>
+      <w:r>
+        <w:rPr>
+          <w:b/>
+        </w:rPr>
+        <w:t>Prediction</w:t>
+      </w:r>
+      <w:r>
+        <w:rPr>
+          <w:b w:val="0"/>
+        </w:rPr>
+        <w:t>s [0, 0], errors [-2, -4], MSE 10, gradient -10 and new v = 1.</w:t>
       </w:r>
     </w:p>
     <w:p>
@@ -405,7 +447,7 @@
         <w:rPr>
           <w:b w:val="0"/>
         </w:rPr>
-        <w:t>Reference example, not the only acceptable wording: Teacher explanation: Average slope is (0 - 4) / 2 = -2. The local slope at 2 is zero. They describe different locations or intervals.</w:t>
+        <w:t>Without opening the old lesson, explain one key idea from Slopes and local change. Give an example and a mistake that the idea helps you avoid.</w:t>
       </w:r>
     </w:p>
     <w:p>
@@ -416,19 +458,7 @@
         <w:rPr>
           <w:b w:val="0"/>
         </w:rPr>
-        <w:t xml:space="preserve">For the compact alternative schedule, use two 45-minute sessions. Have students draw </w:t>
-      </w:r>
-      <w:r>
-        <w:rPr>
-          <w:b/>
-        </w:rPr>
-        <w:t>checkpoint</w:t>
-      </w:r>
-      <w:r>
-        <w:rPr>
-          <w:b w:val="0"/>
-        </w:rPr>
-        <w:t xml:space="preserve"> number horizontally and MSE vertically, using one clearly labelled scale for both curves.</w:t>
+        <w:t>Look for: Calculate an average rate of change over a stated interval</w:t>
       </w:r>
     </w:p>
     <w:p>
@@ -439,51 +469,15 @@
         <w:rPr>
           <w:b w:val="0"/>
         </w:rPr>
-        <w:t>Explicitly name the differing target rules in this synthetic example so the picture is not misrepresented as proof of a single over</w:t>
-      </w:r>
-      <w:r>
-        <w:rPr>
-          <w:b/>
-        </w:rPr>
-        <w:t>fitting</w:t>
-      </w:r>
-      <w:r>
-        <w:rPr>
-          <w:b w:val="0"/>
-        </w:rPr>
-        <w:t xml:space="preserve"> </w:t>
-      </w:r>
-      <w:r>
-        <w:rPr>
-          <w:b/>
-        </w:rPr>
-        <w:t>mechanism</w:t>
-      </w:r>
-      <w:r>
-        <w:rPr>
-          <w:b w:val="0"/>
-        </w:rPr>
-        <w:t xml:space="preserve">. Keep </w:t>
-      </w:r>
-      <w:r>
-        <w:rPr>
-          <w:b/>
-        </w:rPr>
-        <w:t>checkpoint</w:t>
-      </w:r>
-      <w:r>
-        <w:rPr>
-          <w:b w:val="0"/>
-        </w:rPr>
-        <w:t xml:space="preserve"> selection separate from parameter updates.</w:t>
+        <w:t>Reference example, not the only acceptable wording: Teacher explanation: Average slope is (0 - 4) / 2 = -2. The local slope at 2 is zero. They describe different locations or intervals.</w:t>
       </w:r>
     </w:p>
     <w:p>
       <w:pPr>
-        <w:pStyle w:val="Heading3"/>
-      </w:pPr>
-      <w:r>
-        <w:t>Outcomes</w:t>
+        <w:pStyle w:val="Heading2"/>
+      </w:pPr>
+      <w:r>
+        <w:t>Pictured end goal</w:t>
       </w:r>
     </w:p>
     <w:p>
@@ -494,7 +488,7 @@
         <w:rPr>
           <w:b w:val="0"/>
         </w:rPr>
-        <w:t xml:space="preserve">Compute comparable </w:t>
+        <w:t xml:space="preserve">By the end, I can explain </w:t>
       </w:r>
       <w:r>
         <w:rPr>
@@ -506,71 +500,35 @@
         <w:rPr>
           <w:b w:val="0"/>
         </w:rPr>
-        <w:t xml:space="preserve"> and validation losses at saved </w:t>
+        <w:t xml:space="preserve"> and </w:t>
       </w:r>
       <w:r>
         <w:rPr>
           <w:b/>
         </w:rPr>
-        <w:t>checkpoint</w:t>
-      </w:r>
-      <w:r>
-        <w:rPr>
-          <w:b w:val="0"/>
-        </w:rPr>
-        <w:t>s</w:t>
+        <w:t>validation curve</w:t>
+      </w:r>
+      <w:r>
+        <w:rPr>
+          <w:b w:val="0"/>
+        </w:rPr>
+        <w:t>s using a traced example and a stated limitation.</w:t>
       </w:r>
     </w:p>
     <w:p>
       <w:pPr>
-        <w:spacing w:line="336" w:lineRule="auto" w:after="180"/>
-      </w:pPr>
-      <w:r>
-        <w:rPr>
-          <w:b w:val="0"/>
-        </w:rPr>
-        <w:t xml:space="preserve">Choose among observed </w:t>
-      </w:r>
-      <w:r>
-        <w:rPr>
-          <w:b/>
-        </w:rPr>
-        <w:t>checkpoint</w:t>
-      </w:r>
-      <w:r>
-        <w:rPr>
-          <w:b w:val="0"/>
-        </w:rPr>
-        <w:t>s using a declared validation rule</w:t>
+        <w:pStyle w:val="Heading2"/>
+      </w:pPr>
+      <w:r>
+        <w:t>Earlier wording, alternatives and picture transcripts · reference / check after trying</w:t>
       </w:r>
     </w:p>
     <w:p>
       <w:pPr>
-        <w:spacing w:line="336" w:lineRule="auto" w:after="180"/>
-      </w:pPr>
-      <w:r>
-        <w:rPr>
-          <w:b w:val="0"/>
-        </w:rPr>
-        <w:t xml:space="preserve">Distinguish development </w:t>
-      </w:r>
-      <w:r>
-        <w:rPr>
-          <w:b/>
-        </w:rPr>
-        <w:t>evidence</w:t>
-      </w:r>
-      <w:r>
-        <w:rPr>
-          <w:b w:val="0"/>
-        </w:rPr>
-        <w:t xml:space="preserve"> from final test </w:t>
-      </w:r>
-      <w:r>
-        <w:rPr>
-          <w:b/>
-        </w:rPr>
-        <w:t>evidence</w:t>
+        <w:pStyle w:val="Heading3"/>
+      </w:pPr>
+      <w:r>
+        <w:t>Teach the learning cycle</w:t>
       </w:r>
     </w:p>
     <w:p>
@@ -578,48 +536,54 @@
         <w:pStyle w:val="Heading3"/>
       </w:pPr>
       <w:r>
-        <w:t>Preparation</w:t>
+        <w:t>Retrieval answer guidance</w:t>
       </w:r>
     </w:p>
     <w:p>
       <w:pPr>
-        <w:spacing w:line="336" w:lineRule="auto" w:after="180"/>
-      </w:pPr>
-      <w:r>
-        <w:rPr>
-          <w:b w:val="0"/>
-        </w:rPr>
-        <w:t>Printed lesson and workbook; paper and pencil</w:t>
+        <w:pStyle w:val="Heading3"/>
+      </w:pPr>
+      <w:r>
+        <w:t>Learning rate experiments</w:t>
       </w:r>
     </w:p>
     <w:p>
       <w:pPr>
-        <w:spacing w:line="336" w:lineRule="auto" w:after="180"/>
-      </w:pPr>
-      <w:r>
-        <w:rPr>
-          <w:b w:val="0"/>
-        </w:rPr>
-        <w:t>Calculator and optional local Python 3 editor; no packages or AI accounts needed</w:t>
+        <w:pStyle w:val="Heading3"/>
+      </w:pPr>
+      <w:r>
+        <w:t>Training a small network</w:t>
       </w:r>
     </w:p>
     <w:p>
       <w:pPr>
-        <w:spacing w:line="336" w:lineRule="auto" w:after="180"/>
-      </w:pPr>
-      <w:r>
-        <w:rPr>
-          <w:b w:val="0"/>
-        </w:rPr>
-        <w:t>Use the fictional examples supplied; prepare the fresh retry before class</w:t>
+        <w:pStyle w:val="Heading3"/>
+      </w:pPr>
+      <w:r>
+        <w:t>Slopes and local change</w:t>
       </w:r>
     </w:p>
     <w:p>
       <w:pPr>
-        <w:pStyle w:val="Heading3"/>
-      </w:pPr>
-      <w:r>
-        <w:t>Prerequisite answer</w:t>
+        <w:spacing w:line="336" w:lineRule="auto" w:after="180"/>
+      </w:pPr>
+      <w:r>
+        <w:rPr>
+          <w:b w:val="0"/>
+        </w:rPr>
+        <w:t xml:space="preserve">For the compact alternative schedule, use two 45-minute sessions. Have students draw </w:t>
+      </w:r>
+      <w:r>
+        <w:rPr>
+          <w:b/>
+        </w:rPr>
+        <w:t>checkpoint</w:t>
+      </w:r>
+      <w:r>
+        <w:rPr>
+          <w:b w:val="0"/>
+        </w:rPr>
+        <w:t xml:space="preserve"> number horizontally and MSE vertically, using one clearly labelled scale for both curves.</w:t>
       </w:r>
     </w:p>
     <w:p>
@@ -628,27 +592,45 @@
       </w:pPr>
       <w:r>
         <w:rPr>
+          <w:b w:val="0"/>
+        </w:rPr>
+        <w:t>Explicitly name the differing target rules in this synthetic example so the picture is not misrepresented as proof of a single over</w:t>
+      </w:r>
+      <w:r>
+        <w:rPr>
           <w:b/>
         </w:rPr>
-        <w:t>Training</w:t>
-      </w:r>
-      <w:r>
-        <w:rPr>
-          <w:b w:val="0"/>
-        </w:rPr>
-        <w:t xml:space="preserve"> loss measures fit to the examples used for updates. Independent performance needs suitable separate </w:t>
+        <w:t>fitting</w:t>
+      </w:r>
+      <w:r>
+        <w:rPr>
+          <w:b w:val="0"/>
+        </w:rPr>
+        <w:t xml:space="preserve"> </w:t>
       </w:r>
       <w:r>
         <w:rPr>
           <w:b/>
         </w:rPr>
-        <w:t>evidence</w:t>
-      </w:r>
-      <w:r>
-        <w:rPr>
-          <w:b w:val="0"/>
-        </w:rPr>
-        <w:t>, and settings selected using validation must not be presented as independent final testing.</w:t>
+        <w:t>mechanism</w:t>
+      </w:r>
+      <w:r>
+        <w:rPr>
+          <w:b w:val="0"/>
+        </w:rPr>
+        <w:t xml:space="preserve">. Keep </w:t>
+      </w:r>
+      <w:r>
+        <w:rPr>
+          <w:b/>
+        </w:rPr>
+        <w:t>checkpoint</w:t>
+      </w:r>
+      <w:r>
+        <w:rPr>
+          <w:b w:val="0"/>
+        </w:rPr>
+        <w:t xml:space="preserve"> selection separate from parameter updates.</w:t>
       </w:r>
     </w:p>
     <w:p>
@@ -656,7 +638,7 @@
         <w:pStyle w:val="Heading3"/>
       </w:pPr>
       <w:r>
-        <w:t>End goal for the pictorial case</w:t>
+        <w:t>Outcomes</w:t>
       </w:r>
     </w:p>
     <w:p>
@@ -667,7 +649,7 @@
         <w:rPr>
           <w:b w:val="0"/>
         </w:rPr>
-        <w:t xml:space="preserve">By the end, I can explain </w:t>
+        <w:t xml:space="preserve">Compute comparable </w:t>
       </w:r>
       <w:r>
         <w:rPr>
@@ -679,19 +661,19 @@
         <w:rPr>
           <w:b w:val="0"/>
         </w:rPr>
-        <w:t xml:space="preserve"> and </w:t>
+        <w:t xml:space="preserve"> and validation losses at saved </w:t>
       </w:r>
       <w:r>
         <w:rPr>
           <w:b/>
         </w:rPr>
-        <w:t>validation curve</w:t>
-      </w:r>
-      <w:r>
-        <w:rPr>
-          <w:b w:val="0"/>
-        </w:rPr>
-        <w:t>s using a traced example and a stated limitation.</w:t>
+        <w:t>checkpoint</w:t>
+      </w:r>
+      <w:r>
+        <w:rPr>
+          <w:b w:val="0"/>
+        </w:rPr>
+        <w:t>s</w:t>
       </w:r>
     </w:p>
     <w:p>
@@ -702,20 +684,56 @@
         <w:rPr>
           <w:b w:val="0"/>
         </w:rPr>
-        <w:t>This added worked case illustrates the week’s main idea. Retain all original and connected topics; schedule its practice within the teaching cycle.</w:t>
+        <w:t xml:space="preserve">Choose among observed </w:t>
+      </w:r>
+      <w:r>
+        <w:rPr>
+          <w:b/>
+        </w:rPr>
+        <w:t>checkpoint</w:t>
+      </w:r>
+      <w:r>
+        <w:rPr>
+          <w:b w:val="0"/>
+        </w:rPr>
+        <w:t>s using a declared validation rule</w:t>
       </w:r>
     </w:p>
     <w:p>
       <w:pPr>
-        <w:pStyle w:val="Heading1"/>
-      </w:pPr>
-      <w:r>
-        <w:t>02. Explain and model the mechanism</w:t>
+        <w:spacing w:line="336" w:lineRule="auto" w:after="180"/>
+      </w:pPr>
+      <w:r>
+        <w:rPr>
+          <w:b w:val="0"/>
+        </w:rPr>
+        <w:t xml:space="preserve">Distinguish development </w:t>
+      </w:r>
+      <w:r>
+        <w:rPr>
+          <w:b/>
+        </w:rPr>
+        <w:t>evidence</w:t>
+      </w:r>
+      <w:r>
+        <w:rPr>
+          <w:b w:val="0"/>
+        </w:rPr>
+        <w:t xml:space="preserve"> from final test </w:t>
+      </w:r>
+      <w:r>
+        <w:rPr>
+          <w:b/>
+        </w:rPr>
+        <w:t>evidence</w:t>
       </w:r>
     </w:p>
     <w:p>
-      <w:r>
-        <w:t>Model Training and validation curves using the supplied case, labelled mechanism and reasoning. Make the scope of each conclusion explicit.</w:t>
+      <w:pPr>
+        <w:pStyle w:val="Heading3"/>
+      </w:pPr>
+      <w:r>
+        <w:t>Preparation</w:t>
       </w:r>
     </w:p>
     <w:p>
@@ -723,30 +741,15 @@
         <w:pStyle w:val="Heading3"/>
       </w:pPr>
       <w:r>
-        <w:t>Explain Training and validation curves · 1</w:t>
+        <w:t>Prerequisite answer</w:t>
       </w:r>
     </w:p>
     <w:p>
       <w:pPr>
-        <w:spacing w:line="336" w:lineRule="auto" w:after="180"/>
-      </w:pPr>
-      <w:r>
-        <w:rPr>
-          <w:b w:val="0"/>
-        </w:rPr>
-        <w:t xml:space="preserve">Keep the restricted network h = ReLU(x), y = vh, with only v trained. </w:t>
-      </w:r>
-      <w:r>
-        <w:rPr>
-          <w:b/>
-        </w:rPr>
-        <w:t>Training</w:t>
-      </w:r>
-      <w:r>
-        <w:rPr>
-          <w:b w:val="0"/>
-        </w:rPr>
-        <w:t xml:space="preserve"> pairs remain (1, 2) and (2, 4). Start v = 0 and make four full-data updates at rate 0.1. Save states v = 0, 1, 1.5, 1.75 and 1.875.</w:t>
+        <w:pStyle w:val="Heading3"/>
+      </w:pPr>
+      <w:r>
+        <w:t>End goal for the pictorial case</w:t>
       </w:r>
     </w:p>
     <w:p>
@@ -757,61 +760,28 @@
         <w:rPr>
           <w:b w:val="0"/>
         </w:rPr>
-        <w:t>At each saved state, evaluate both splits without changing v during evaluation.</w:t>
+        <w:t>This added worked case illustrates the week’s main idea. Retain all original and connected topics; schedule its practice within the teaching cycle.</w:t>
       </w:r>
     </w:p>
     <w:p>
       <w:pPr>
-        <w:pStyle w:val="Heading3"/>
-      </w:pPr>
-      <w:r>
-        <w:t>Explain Training and validation curves · 2</w:t>
+        <w:pStyle w:val="Heading1"/>
+      </w:pPr>
+      <w:r>
+        <w:t>02. Teach frozen-state evaluation,selection and restoration</w:t>
       </w:r>
     </w:p>
     <w:p>
-      <w:pPr>
-        <w:spacing w:line="336" w:lineRule="auto" w:after="180"/>
-      </w:pPr>
-      <w:r>
-        <w:rPr>
-          <w:b w:val="0"/>
-        </w:rPr>
-        <w:t xml:space="preserve">For this deliberately constructed demonstration, validation pairs are (3, 4.5) and (4, 6). Their targets follow a different slope from the </w:t>
-      </w:r>
-      <w:r>
-        <w:rPr>
-          <w:b/>
-        </w:rPr>
-        <w:t>training</w:t>
-      </w:r>
-      <w:r>
-        <w:rPr>
-          <w:b w:val="0"/>
-        </w:rPr>
-        <w:t xml:space="preserve"> pairs.</w:t>
+      <w:r>
+        <w:t>Keep main five-checkpoint data and pictured three-epoch log distinct.</w:t>
       </w:r>
     </w:p>
     <w:p>
       <w:pPr>
-        <w:spacing w:line="336" w:lineRule="auto" w:after="180"/>
-      </w:pPr>
-      <w:r>
-        <w:rPr>
-          <w:b w:val="0"/>
-        </w:rPr>
-        <w:t xml:space="preserve">This makes the two trends disagree visibly; it is not </w:t>
-      </w:r>
-      <w:r>
-        <w:rPr>
-          <w:b/>
-        </w:rPr>
-        <w:t>evidence</w:t>
-      </w:r>
-      <w:r>
-        <w:rPr>
-          <w:b w:val="0"/>
-        </w:rPr>
-        <w:t xml:space="preserve"> that these few rows represent a real population. Validation labels do not enter the gradient.</w:t>
+        <w:pStyle w:val="Heading2"/>
+      </w:pPr>
+      <w:r>
+        <w:t>Main configuration,paired checkpoint3calculation and guided key</w:t>
       </w:r>
     </w:p>
     <w:p>
@@ -822,7 +792,7 @@
         <w:rPr>
           <w:b w:val="0"/>
         </w:rPr>
-        <w:t xml:space="preserve">Both columns use ordinary MSE in the same target units, evaluated on their own fixed rows. </w:t>
+        <w:t xml:space="preserve">Keep the restricted network h = ReLU(x), y = vh, with only v trained. </w:t>
       </w:r>
       <w:r>
         <w:rPr>
@@ -834,7 +804,7 @@
         <w:rPr>
           <w:b w:val="0"/>
         </w:rPr>
-        <w:t xml:space="preserve"> MSE is 2.5(v - 2) squared; validation MSE is 12.5(v - 1.5) squared.</w:t>
+        <w:t xml:space="preserve"> pairs remain (1, 2) and (2, 4). Start v = 0 and make four full-data updates at rate 0.1. Save states v = 0, 1, 1.5, 1.75 and 1.875.</w:t>
       </w:r>
     </w:p>
     <w:p>
@@ -845,19 +815,7 @@
         <w:rPr>
           <w:b w:val="0"/>
         </w:rPr>
-        <w:t xml:space="preserve">Different </w:t>
-      </w:r>
-      <w:r>
-        <w:rPr>
-          <w:b/>
-        </w:rPr>
-        <w:t>input</w:t>
-      </w:r>
-      <w:r>
-        <w:rPr>
-          <w:b w:val="0"/>
-        </w:rPr>
-        <w:t xml:space="preserve"> values and target rules affect the loss levels. A gap alone does not identify its cause.</w:t>
+        <w:t>At each saved state, evaluate both splits without changing v during evaluation.</w:t>
       </w:r>
     </w:p>
     <w:p>
@@ -868,55 +826,19 @@
         <w:rPr>
           <w:b w:val="0"/>
         </w:rPr>
-        <w:t xml:space="preserve">For </w:t>
+        <w:t xml:space="preserve">For this deliberately constructed demonstration, validation pairs are (3, 4.5) and (4, 6). Their targets follow a different slope from the </w:t>
       </w:r>
       <w:r>
         <w:rPr>
           <w:b/>
         </w:rPr>
-        <w:t>checkpoint</w:t>
-      </w:r>
-      <w:r>
-        <w:rPr>
-          <w:b w:val="0"/>
-        </w:rPr>
-        <w:t xml:space="preserve"> 3, v = 1.75. </w:t>
-      </w:r>
-      <w:r>
-        <w:rPr>
-          <w:b/>
-        </w:rPr>
-        <w:t>Training</w:t>
-      </w:r>
-      <w:r>
-        <w:rPr>
-          <w:b w:val="0"/>
-        </w:rPr>
-        <w:t xml:space="preserve"> </w:t>
-      </w:r>
-      <w:r>
-        <w:rPr>
-          <w:b/>
-        </w:rPr>
-        <w:t>prediction</w:t>
-      </w:r>
-      <w:r>
-        <w:rPr>
-          <w:b w:val="0"/>
-        </w:rPr>
-        <w:t xml:space="preserve">s are [1.75, 3.5], residuals [-0.25, -0.5], and MSE 0.15625. Validation </w:t>
-      </w:r>
-      <w:r>
-        <w:rPr>
-          <w:b/>
-        </w:rPr>
-        <w:t>prediction</w:t>
-      </w:r>
-      <w:r>
-        <w:rPr>
-          <w:b w:val="0"/>
-        </w:rPr>
-        <w:t>s are [5.25, 7], residuals [0.75, 1], and MSE 0.78125.</w:t>
+        <w:t>training</w:t>
+      </w:r>
+      <w:r>
+        <w:rPr>
+          <w:b w:val="0"/>
+        </w:rPr>
+        <w:t xml:space="preserve"> pairs.</w:t>
       </w:r>
     </w:p>
     <w:p>
@@ -927,19 +849,19 @@
         <w:rPr>
           <w:b w:val="0"/>
         </w:rPr>
-        <w:t xml:space="preserve">All four </w:t>
+        <w:t xml:space="preserve">This makes the two trends disagree visibly; it is not </w:t>
       </w:r>
       <w:r>
         <w:rPr>
           <w:b/>
         </w:rPr>
-        <w:t>prediction</w:t>
-      </w:r>
-      <w:r>
-        <w:rPr>
-          <w:b w:val="0"/>
-        </w:rPr>
-        <w:t>s must use the same saved value.</w:t>
+        <w:t>evidence</w:t>
+      </w:r>
+      <w:r>
+        <w:rPr>
+          <w:b w:val="0"/>
+        </w:rPr>
+        <w:t xml:space="preserve"> that these few rows represent a real population. Validation labels do not enter the gradient.</w:t>
       </w:r>
     </w:p>
     <w:p>
@@ -950,31 +872,19 @@
         <w:rPr>
           <w:b w:val="0"/>
         </w:rPr>
-        <w:t xml:space="preserve">The code evaluates supplied </w:t>
+        <w:t xml:space="preserve">Both columns use ordinary MSE in the same target units, evaluated on their own fixed rows. </w:t>
       </w:r>
       <w:r>
         <w:rPr>
           <w:b/>
         </w:rPr>
-        <w:t>checkpoint</w:t>
-      </w:r>
-      <w:r>
-        <w:rPr>
-          <w:b w:val="0"/>
-        </w:rPr>
-        <w:t xml:space="preserve">s; it does not train on validation data. It assumes finite numeric pairs and selects the lowest observed validation MSE, breaking exact ties in favour of the earlier </w:t>
-      </w:r>
-      <w:r>
-        <w:rPr>
-          <w:b/>
-        </w:rPr>
-        <w:t>checkpoint</w:t>
-      </w:r>
-      <w:r>
-        <w:rPr>
-          <w:b w:val="0"/>
-        </w:rPr>
-        <w:t>.</w:t>
+        <w:t>Training</w:t>
+      </w:r>
+      <w:r>
+        <w:rPr>
+          <w:b w:val="0"/>
+        </w:rPr>
+        <w:t xml:space="preserve"> MSE is 2.5(v - 2) squared; validation MSE is 12.5(v - 1.5) squared.</w:t>
       </w:r>
     </w:p>
     <w:p>
@@ -985,7 +895,1092 @@
         <w:rPr>
           <w:b w:val="0"/>
         </w:rPr>
+        <w:t xml:space="preserve">Different </w:t>
+      </w:r>
+      <w:r>
+        <w:rPr>
+          <w:b/>
+        </w:rPr>
+        <w:t>input</w:t>
+      </w:r>
+      <w:r>
+        <w:rPr>
+          <w:b w:val="0"/>
+        </w:rPr>
+        <w:t xml:space="preserve"> values and target rules affect the loss levels. A gap alone does not identify its cause.</w:t>
+      </w:r>
+    </w:p>
+    <w:p>
+      <w:pPr>
+        <w:spacing w:line="336" w:lineRule="auto" w:after="180"/>
+      </w:pPr>
+      <w:r>
+        <w:rPr>
+          <w:b w:val="0"/>
+        </w:rPr>
+        <w:t xml:space="preserve">For </w:t>
+      </w:r>
+      <w:r>
+        <w:rPr>
+          <w:b/>
+        </w:rPr>
+        <w:t>checkpoint</w:t>
+      </w:r>
+      <w:r>
+        <w:rPr>
+          <w:b w:val="0"/>
+        </w:rPr>
+        <w:t xml:space="preserve"> 3, v = 1.75. </w:t>
+      </w:r>
+      <w:r>
+        <w:rPr>
+          <w:b/>
+        </w:rPr>
+        <w:t>Training</w:t>
+      </w:r>
+      <w:r>
+        <w:rPr>
+          <w:b w:val="0"/>
+        </w:rPr>
+        <w:t xml:space="preserve"> </w:t>
+      </w:r>
+      <w:r>
+        <w:rPr>
+          <w:b/>
+        </w:rPr>
+        <w:t>prediction</w:t>
+      </w:r>
+      <w:r>
+        <w:rPr>
+          <w:b w:val="0"/>
+        </w:rPr>
+        <w:t xml:space="preserve">s are [1.75, 3.5], residuals [-0.25, -0.5], and MSE 0.15625. Validation </w:t>
+      </w:r>
+      <w:r>
+        <w:rPr>
+          <w:b/>
+        </w:rPr>
+        <w:t>prediction</w:t>
+      </w:r>
+      <w:r>
+        <w:rPr>
+          <w:b w:val="0"/>
+        </w:rPr>
+        <w:t>s are [5.25, 7], residuals [0.75, 1], and MSE 0.78125.</w:t>
+      </w:r>
+    </w:p>
+    <w:p>
+      <w:pPr>
+        <w:spacing w:line="336" w:lineRule="auto" w:after="180"/>
+      </w:pPr>
+      <w:r>
+        <w:rPr>
+          <w:b w:val="0"/>
+        </w:rPr>
+        <w:t xml:space="preserve">All four </w:t>
+      </w:r>
+      <w:r>
+        <w:rPr>
+          <w:b/>
+        </w:rPr>
+        <w:t>prediction</w:t>
+      </w:r>
+      <w:r>
+        <w:rPr>
+          <w:b w:val="0"/>
+        </w:rPr>
+        <w:t>s must use the same saved value.</w:t>
+      </w:r>
+    </w:p>
+    <w:p>
+      <w:pPr>
+        <w:spacing w:line="336" w:lineRule="auto" w:after="180"/>
+      </w:pPr>
+      <w:r>
+        <w:rPr>
+          <w:b w:val="0"/>
+        </w:rPr>
+        <w:t xml:space="preserve">The code evaluates supplied </w:t>
+      </w:r>
+      <w:r>
+        <w:rPr>
+          <w:b/>
+        </w:rPr>
+        <w:t>checkpoint</w:t>
+      </w:r>
+      <w:r>
+        <w:rPr>
+          <w:b w:val="0"/>
+        </w:rPr>
+        <w:t xml:space="preserve">s; it does not train on validation data. It assumes finite numeric pairs and selects the lowest observed validation MSE, breaking exact ties in favour of the earlier </w:t>
+      </w:r>
+      <w:r>
+        <w:rPr>
+          <w:b/>
+        </w:rPr>
+        <w:t>checkpoint</w:t>
+      </w:r>
+      <w:r>
+        <w:rPr>
+          <w:b w:val="0"/>
+        </w:rPr>
+        <w:t>.</w:t>
+      </w:r>
+    </w:p>
+    <w:p>
+      <w:pPr>
+        <w:spacing w:line="336" w:lineRule="auto" w:after="180"/>
+      </w:pPr>
+      <w:r>
+        <w:rPr>
+          <w:b w:val="0"/>
+        </w:rPr>
         <w:t>The rule is chosen before inspecting the values.</w:t>
+      </w:r>
+    </w:p>
+    <w:tbl>
+      <w:tblPr>
+        <w:tblStyle w:val="LightShading-Accent1"/>
+        <w:tblW w:type="auto" w:w="0"/>
+        <w:tblLook w:firstColumn="1" w:firstRow="1" w:lastColumn="0" w:lastRow="0" w:noHBand="0" w:noVBand="1" w:val="04A0"/>
+      </w:tblPr>
+      <w:tblGrid>
+        <w:gridCol w:w="1704"/>
+        <w:gridCol w:w="1704"/>
+        <w:gridCol w:w="1704"/>
+        <w:gridCol w:w="1704"/>
+        <w:gridCol w:w="1704"/>
+        <w:gridCol w:w="1704"/>
+      </w:tblGrid>
+      <w:tr>
+        <w:trPr>
+          <w:tblHeader/>
+        </w:trPr>
+        <w:tc>
+          <w:tcPr>
+            <w:tcW w:type="dxa" w:w="1704"/>
+          </w:tcPr>
+          <w:p>
+            <w:r>
+              <w:t>Complete checkpoint 3(v1.75)paired calculation</w:t>
+            </w:r>
+          </w:p>
+        </w:tc>
+        <w:tc>
+          <w:tcPr>
+            <w:tcW w:type="dxa" w:w="1704"/>
+          </w:tcPr>
+          <w:p>
+            <w:r>
+              <w:t>Input x</w:t>
+            </w:r>
+          </w:p>
+        </w:tc>
+        <w:tc>
+          <w:tcPr>
+            <w:tcW w:type="dxa" w:w="1704"/>
+          </w:tcPr>
+          <w:p>
+            <w:r>
+              <w:t>Target</w:t>
+            </w:r>
+          </w:p>
+        </w:tc>
+        <w:tc>
+          <w:tcPr>
+            <w:tcW w:type="dxa" w:w="1704"/>
+          </w:tcPr>
+          <w:p>
+            <w:r>
+              <w:t>Prediction vReLU(x)</w:t>
+            </w:r>
+          </w:p>
+        </w:tc>
+        <w:tc>
+          <w:tcPr>
+            <w:tcW w:type="dxa" w:w="1704"/>
+          </w:tcPr>
+          <w:p>
+            <w:r>
+              <w:t>Residual prediction−target</w:t>
+            </w:r>
+          </w:p>
+        </w:tc>
+        <w:tc>
+          <w:tcPr>
+            <w:tcW w:type="dxa" w:w="1704"/>
+          </w:tcPr>
+          <w:p>
+            <w:r>
+              <w:t>Squared error</w:t>
+            </w:r>
+          </w:p>
+        </w:tc>
+      </w:tr>
+      <w:tr>
+        <w:tc>
+          <w:tcPr>
+            <w:tcW w:type="dxa" w:w="1704"/>
+          </w:tcPr>
+          <w:p>
+            <w:r>
+              <w:t>Training A</w:t>
+            </w:r>
+          </w:p>
+        </w:tc>
+        <w:tc>
+          <w:tcPr>
+            <w:tcW w:type="dxa" w:w="1704"/>
+          </w:tcPr>
+          <w:p>
+            <w:r>
+              <w:t>1</w:t>
+            </w:r>
+          </w:p>
+        </w:tc>
+        <w:tc>
+          <w:tcPr>
+            <w:tcW w:type="dxa" w:w="1704"/>
+          </w:tcPr>
+          <w:p>
+            <w:r>
+              <w:t>2</w:t>
+            </w:r>
+          </w:p>
+        </w:tc>
+        <w:tc>
+          <w:tcPr>
+            <w:tcW w:type="dxa" w:w="1704"/>
+          </w:tcPr>
+          <w:p>
+            <w:r>
+              <w:t>1.75</w:t>
+            </w:r>
+          </w:p>
+        </w:tc>
+        <w:tc>
+          <w:tcPr>
+            <w:tcW w:type="dxa" w:w="1704"/>
+          </w:tcPr>
+          <w:p>
+            <w:r>
+              <w:t>-0.25</w:t>
+            </w:r>
+          </w:p>
+        </w:tc>
+        <w:tc>
+          <w:tcPr>
+            <w:tcW w:type="dxa" w:w="1704"/>
+          </w:tcPr>
+          <w:p>
+            <w:r>
+              <w:t>0.0625</w:t>
+            </w:r>
+          </w:p>
+        </w:tc>
+      </w:tr>
+      <w:tr>
+        <w:tc>
+          <w:tcPr>
+            <w:tcW w:type="dxa" w:w="1704"/>
+          </w:tcPr>
+          <w:p>
+            <w:r>
+              <w:t>Training B</w:t>
+            </w:r>
+          </w:p>
+        </w:tc>
+        <w:tc>
+          <w:tcPr>
+            <w:tcW w:type="dxa" w:w="1704"/>
+          </w:tcPr>
+          <w:p>
+            <w:r>
+              <w:t>2</w:t>
+            </w:r>
+          </w:p>
+        </w:tc>
+        <w:tc>
+          <w:tcPr>
+            <w:tcW w:type="dxa" w:w="1704"/>
+          </w:tcPr>
+          <w:p>
+            <w:r>
+              <w:t>4</w:t>
+            </w:r>
+          </w:p>
+        </w:tc>
+        <w:tc>
+          <w:tcPr>
+            <w:tcW w:type="dxa" w:w="1704"/>
+          </w:tcPr>
+          <w:p>
+            <w:r>
+              <w:t>3.5</w:t>
+            </w:r>
+          </w:p>
+        </w:tc>
+        <w:tc>
+          <w:tcPr>
+            <w:tcW w:type="dxa" w:w="1704"/>
+          </w:tcPr>
+          <w:p>
+            <w:r>
+              <w:t>-0.5</w:t>
+            </w:r>
+          </w:p>
+        </w:tc>
+        <w:tc>
+          <w:tcPr>
+            <w:tcW w:type="dxa" w:w="1704"/>
+          </w:tcPr>
+          <w:p>
+            <w:r>
+              <w:t>0.25</w:t>
+            </w:r>
+          </w:p>
+        </w:tc>
+      </w:tr>
+      <w:tr>
+        <w:tc>
+          <w:tcPr>
+            <w:tcW w:type="dxa" w:w="1704"/>
+          </w:tcPr>
+          <w:p>
+            <w:r>
+              <w:t>Validation C</w:t>
+            </w:r>
+          </w:p>
+        </w:tc>
+        <w:tc>
+          <w:tcPr>
+            <w:tcW w:type="dxa" w:w="1704"/>
+          </w:tcPr>
+          <w:p>
+            <w:r>
+              <w:t>3</w:t>
+            </w:r>
+          </w:p>
+        </w:tc>
+        <w:tc>
+          <w:tcPr>
+            <w:tcW w:type="dxa" w:w="1704"/>
+          </w:tcPr>
+          <w:p>
+            <w:r>
+              <w:t>4.5</w:t>
+            </w:r>
+          </w:p>
+        </w:tc>
+        <w:tc>
+          <w:tcPr>
+            <w:tcW w:type="dxa" w:w="1704"/>
+          </w:tcPr>
+          <w:p>
+            <w:r>
+              <w:t>5.25</w:t>
+            </w:r>
+          </w:p>
+        </w:tc>
+        <w:tc>
+          <w:tcPr>
+            <w:tcW w:type="dxa" w:w="1704"/>
+          </w:tcPr>
+          <w:p>
+            <w:r>
+              <w:t>0.75</w:t>
+            </w:r>
+          </w:p>
+        </w:tc>
+        <w:tc>
+          <w:tcPr>
+            <w:tcW w:type="dxa" w:w="1704"/>
+          </w:tcPr>
+          <w:p>
+            <w:r>
+              <w:t>0.5625</w:t>
+            </w:r>
+          </w:p>
+        </w:tc>
+      </w:tr>
+      <w:tr>
+        <w:tc>
+          <w:tcPr>
+            <w:tcW w:type="dxa" w:w="1704"/>
+          </w:tcPr>
+          <w:p>
+            <w:r>
+              <w:t>Validation D</w:t>
+            </w:r>
+          </w:p>
+        </w:tc>
+        <w:tc>
+          <w:tcPr>
+            <w:tcW w:type="dxa" w:w="1704"/>
+          </w:tcPr>
+          <w:p>
+            <w:r>
+              <w:t>4</w:t>
+            </w:r>
+          </w:p>
+        </w:tc>
+        <w:tc>
+          <w:tcPr>
+            <w:tcW w:type="dxa" w:w="1704"/>
+          </w:tcPr>
+          <w:p>
+            <w:r>
+              <w:t>6</w:t>
+            </w:r>
+          </w:p>
+        </w:tc>
+        <w:tc>
+          <w:tcPr>
+            <w:tcW w:type="dxa" w:w="1704"/>
+          </w:tcPr>
+          <w:p>
+            <w:r>
+              <w:t>7</w:t>
+            </w:r>
+          </w:p>
+        </w:tc>
+        <w:tc>
+          <w:tcPr>
+            <w:tcW w:type="dxa" w:w="1704"/>
+          </w:tcPr>
+          <w:p>
+            <w:r>
+              <w:t>1</w:t>
+            </w:r>
+          </w:p>
+        </w:tc>
+        <w:tc>
+          <w:tcPr>
+            <w:tcW w:type="dxa" w:w="1704"/>
+          </w:tcPr>
+          <w:p>
+            <w:r>
+              <w:t>1</w:t>
+            </w:r>
+          </w:p>
+        </w:tc>
+      </w:tr>
+    </w:tbl>
+    <w:p>
+      <w:pPr>
+        <w:spacing w:line="336" w:lineRule="auto" w:after="180"/>
+      </w:pPr>
+      <w:r>
+        <w:rPr>
+          <w:b w:val="0"/>
+        </w:rPr>
+        <w:t>The current program evaluates the five supplied saved vvalues; it does not run training or change vusing validation gradients. The training sequence can be reproduced from the earlier complete four-update experiment. Each saved state is held fixed while both training and validation MSEs are computed. Choose lowest observed validation MSE, then earliest index on an exact tie.</w:t>
+      </w:r>
+    </w:p>
+    <w:p>
+      <w:pPr>
+        <w:spacing w:line="336" w:lineRule="auto" w:after="180"/>
+      </w:pPr>
+      <w:r>
+        <w:rPr>
+          <w:b w:val="0"/>
+        </w:rPr>
+        <w:t>Restore the selected saved parameter v1.5, not the last loop variable v1.875. Zero loss on two constructed validation cases is limited model-selection evidence, not a final evaluation.</w:t>
+      </w:r>
+    </w:p>
+    <w:p>
+      <w:pPr>
+        <w:spacing w:line="336" w:lineRule="auto" w:after="180"/>
+      </w:pPr>
+      <w:r>
+        <w:rPr>
+          <w:b w:val="0"/>
+        </w:rPr>
+        <w:t xml:space="preserve">Guided: </w:t>
+      </w:r>
+      <w:r>
+        <w:rPr>
+          <w:b/>
+        </w:rPr>
+        <w:t>training</w:t>
+      </w:r>
+      <w:r>
+        <w:rPr>
+          <w:b w:val="0"/>
+        </w:rPr>
+        <w:t xml:space="preserve"> changes by 0.0390625 - 0.625 = -0.5859375; validation changes by 1.7578125 - 0 = 1.7578125. Select </w:t>
+      </w:r>
+      <w:r>
+        <w:rPr>
+          <w:b/>
+        </w:rPr>
+        <w:t>checkpoint</w:t>
+      </w:r>
+      <w:r>
+        <w:rPr>
+          <w:b w:val="0"/>
+        </w:rPr>
+        <w:t xml:space="preserve"> 2 with v = 1.5.</w:t>
+      </w:r>
+    </w:p>
+    <w:p>
+      <w:pPr>
+        <w:spacing w:line="336" w:lineRule="auto" w:after="180"/>
+      </w:pPr>
+      <w:r>
+        <w:rPr>
+          <w:b w:val="0"/>
+        </w:rPr>
+        <w:t xml:space="preserve">Exit: zero on selected validation examples is limited development </w:t>
+      </w:r>
+      <w:r>
+        <w:rPr>
+          <w:b/>
+        </w:rPr>
+        <w:t>evidence</w:t>
+      </w:r>
+      <w:r>
+        <w:rPr>
+          <w:b w:val="0"/>
+        </w:rPr>
+        <w:t>, and choosing with test results turns that test into development data.</w:t>
+      </w:r>
+    </w:p>
+    <w:p>
+      <w:pPr>
+        <w:spacing w:line="336" w:lineRule="auto" w:after="180"/>
+      </w:pPr>
+      <w:r>
+        <w:rPr>
+          <w:b w:val="0"/>
+        </w:rPr>
+        <w:t xml:space="preserve">Freeze choices using </w:t>
+      </w:r>
+      <w:r>
+        <w:rPr>
+          <w:b/>
+        </w:rPr>
+        <w:t>training</w:t>
+      </w:r>
+      <w:r>
+        <w:rPr>
+          <w:b w:val="0"/>
+        </w:rPr>
+        <w:t>/validation, then evaluate once on suitable untouched test examples and report the scope.</w:t>
+      </w:r>
+    </w:p>
+    <w:p>
+      <w:pPr>
+        <w:pStyle w:val="Heading2"/>
+      </w:pPr>
+      <w:r>
+        <w:t>Complete numeric curves and labelled zoom</w:t>
+      </w:r>
+    </w:p>
+    <w:p>
+      <w:r>
+        <w:drawing>
+          <wp:inline xmlns:a="http://schemas.openxmlformats.org/drawingml/2006/main" xmlns:pic="http://schemas.openxmlformats.org/drawingml/2006/picture">
+            <wp:extent cx="5486400" cy="2319665"/>
+            <wp:docPr id="1" name="Picture 1" descr="Two panels show the same saved checkpoint losses;right zoom excludes only starting checkpoint0. Training MSE10,2.5,.625,.15625,.0390625falls. Validation MSE28.125,3.125,0,.78125,1.7578125turns upward after checkpoint2. Select checkpoint2and restore v1.5under lowest validation MSE."/>
+            <wp:cNvGraphicFramePr>
+              <a:graphicFrameLocks noChangeAspect="1"/>
+            </wp:cNvGraphicFramePr>
+            <a:graphic>
+              <a:graphicData uri="http://schemas.openxmlformats.org/drawingml/2006/picture">
+                <pic:pic>
+                  <pic:nvPicPr>
+                    <pic:cNvPr id="0" name="ai-5-15-checkpoint-curves.png"/>
+                    <pic:cNvPicPr/>
+                  </pic:nvPicPr>
+                  <pic:blipFill>
+                    <a:blip r:embed="rId9"/>
+                    <a:stretch>
+                      <a:fillRect/>
+                    </a:stretch>
+                  </pic:blipFill>
+                  <pic:spPr>
+                    <a:xfrm>
+                      <a:off x="0" y="0"/>
+                      <a:ext cx="5486400" cy="2319665"/>
+                    </a:xfrm>
+                    <a:prstGeom prst="rect"/>
+                  </pic:spPr>
+                </pic:pic>
+              </a:graphicData>
+            </a:graphic>
+          </wp:inline>
+        </w:drawing>
+      </w:r>
+    </w:p>
+    <w:p>
+      <w:pPr>
+        <w:pStyle w:val="Heading2"/>
+      </w:pPr>
+      <w:r>
+        <w:t>Separate pictured paper log and scope</w:t>
+      </w:r>
+    </w:p>
+    <w:p>
+      <w:pPr>
+        <w:spacing w:line="336" w:lineRule="auto" w:after="180"/>
+      </w:pPr>
+      <w:r>
+        <w:rPr>
+          <w:b w:val="0"/>
+        </w:rPr>
+        <w:t xml:space="preserve">Plot </w:t>
+      </w:r>
+      <w:r>
+        <w:rPr>
+          <w:b/>
+        </w:rPr>
+        <w:t>training</w:t>
+      </w:r>
+      <w:r>
+        <w:rPr>
+          <w:b w:val="0"/>
+        </w:rPr>
+        <w:t xml:space="preserve"> and validation loss for </w:t>
+      </w:r>
+      <w:r>
+        <w:rPr>
+          <w:b/>
+        </w:rPr>
+        <w:t>checkpoint</w:t>
+      </w:r>
+      <w:r>
+        <w:rPr>
+          <w:b w:val="0"/>
+        </w:rPr>
+        <w:t>s before opening final cases.</w:t>
+      </w:r>
+    </w:p>
+    <w:p>
+      <w:pPr>
+        <w:spacing w:line="336" w:lineRule="auto" w:after="180"/>
+      </w:pPr>
+      <w:r>
+        <w:rPr>
+          <w:b w:val="0"/>
+        </w:rPr>
+        <w:t xml:space="preserve">Supplied </w:t>
+      </w:r>
+      <w:r>
+        <w:rPr>
+          <w:b/>
+        </w:rPr>
+        <w:t>checkpoint</w:t>
+      </w:r>
+      <w:r>
+        <w:rPr>
+          <w:b w:val="0"/>
+        </w:rPr>
+        <w:t xml:space="preserve"> losses: epoch 1 train 4, val 3; epoch 2 train 2, val 2; epoch 3 train 1, val 2.5. Selection: smallest validation loss.</w:t>
+      </w:r>
+    </w:p>
+    <w:p>
+      <w:pPr>
+        <w:spacing w:line="336" w:lineRule="auto" w:after="180"/>
+      </w:pPr>
+      <w:r>
+        <w:rPr>
+          <w:b w:val="0"/>
+        </w:rPr>
+        <w:t xml:space="preserve">All </w:t>
+      </w:r>
+      <w:r>
+        <w:rPr>
+          <w:b/>
+        </w:rPr>
+        <w:t>input</w:t>
+      </w:r>
+      <w:r>
+        <w:rPr>
+          <w:b w:val="0"/>
+        </w:rPr>
+        <w:t>s and outcomes in this worked example are invented classroom data; no real model run is claimed.</w:t>
+      </w:r>
+    </w:p>
+    <w:p>
+      <w:pPr>
+        <w:spacing w:line="336" w:lineRule="auto" w:after="180"/>
+      </w:pPr>
+      <w:r>
+        <w:rPr>
+          <w:b w:val="0"/>
+        </w:rPr>
+        <w:t>The picture is a separate supplied three-epoch log:training 4/2/1, validation 3/2/2.5. Minimum validation chooses epoch 2, even though training is lowest at epoch 3. If only epoch 3 validation changes to1.5, the same rule instead chooses epoch 3. No training code or row-level predictions are supplied for that paper log.</w:t>
+      </w:r>
+    </w:p>
+    <w:p>
+      <w:pPr>
+        <w:spacing w:line="336" w:lineRule="auto" w:after="180"/>
+      </w:pPr>
+      <w:r>
+        <w:rPr>
+          <w:b w:val="0"/>
+        </w:rPr>
+        <w:t>The main executable five-checkpoint fixture includes all four numeric data pairs and chooses checkpoint 2, v1.5; its checkpoint count is not the pictured epoch numbering.</w:t>
+      </w:r>
+    </w:p>
+    <w:p>
+      <w:pPr>
+        <w:pStyle w:val="Heading2"/>
+      </w:pPr>
+      <w:r>
+        <w:t>Trace the unchanged criterion under one changed value</w:t>
+      </w:r>
+    </w:p>
+    <w:p>
+      <w:r>
+        <w:drawing>
+          <wp:inline xmlns:a="http://schemas.openxmlformats.org/drawingml/2006/main" xmlns:pic="http://schemas.openxmlformats.org/drawingml/2006/picture">
+            <wp:extent cx="5486400" cy="3182112"/>
+            <wp:docPr id="2" name="Picture 2" descr="Read training curve: Training loss falls 4→2→1. → Read validation curve: Validation loss falls 3→2 then rises to2.5. → Choose checkpoint: Select epoch 2, not epoch 3, under the declared validation criterion."/>
+            <wp:cNvGraphicFramePr>
+              <a:graphicFrameLocks noChangeAspect="1"/>
+            </wp:cNvGraphicFramePr>
+            <a:graphic>
+              <a:graphicData uri="http://schemas.openxmlformats.org/drawingml/2006/picture">
+                <pic:pic>
+                  <pic:nvPicPr>
+                    <pic:cNvPr id="0" name="academy-story-ai-5-15-02.png"/>
+                    <pic:cNvPicPr/>
+                  </pic:nvPicPr>
+                  <pic:blipFill>
+                    <a:blip r:embed="rId10"/>
+                    <a:stretch>
+                      <a:fillRect/>
+                    </a:stretch>
+                  </pic:blipFill>
+                  <pic:spPr>
+                    <a:xfrm>
+                      <a:off x="0" y="0"/>
+                      <a:ext cx="5486400" cy="3182112"/>
+                    </a:xfrm>
+                    <a:prstGeom prst="rect"/>
+                  </pic:spPr>
+                </pic:pic>
+              </a:graphicData>
+            </a:graphic>
+          </wp:inline>
+        </w:drawing>
+      </w:r>
+    </w:p>
+    <w:p>
+      <w:pPr>
+        <w:pStyle w:val="Heading3"/>
+      </w:pPr>
+      <w:r>
+        <w:t>Read the picture one step at a time</w:t>
+      </w:r>
+    </w:p>
+    <w:tbl>
+      <w:tblPr>
+        <w:tblStyle w:val="LightShading-Accent1"/>
+        <w:tblW w:type="auto" w:w="0"/>
+        <w:tblLook w:firstColumn="1" w:firstRow="1" w:lastColumn="0" w:lastRow="0" w:noHBand="0" w:noVBand="1" w:val="04A0"/>
+      </w:tblPr>
+      <w:tblGrid>
+        <w:gridCol w:w="5112"/>
+        <w:gridCol w:w="5112"/>
+      </w:tblGrid>
+      <w:tr>
+        <w:trPr>
+          <w:tblHeader/>
+        </w:trPr>
+        <w:tc>
+          <w:tcPr>
+            <w:tcW w:type="dxa" w:w="5112"/>
+          </w:tcPr>
+          <w:p>
+            <w:r>
+              <w:t>Step</w:t>
+            </w:r>
+          </w:p>
+        </w:tc>
+        <w:tc>
+          <w:tcPr>
+            <w:tcW w:type="dxa" w:w="5112"/>
+          </w:tcPr>
+          <w:p>
+            <w:r>
+              <w:t>What happens and why</w:t>
+            </w:r>
+          </w:p>
+        </w:tc>
+      </w:tr>
+      <w:tr>
+        <w:tc>
+          <w:tcPr>
+            <w:tcW w:type="dxa" w:w="5112"/>
+          </w:tcPr>
+          <w:p>
+            <w:r>
+              <w:t>1. Read training curve</w:t>
+            </w:r>
+          </w:p>
+        </w:tc>
+        <w:tc>
+          <w:tcPr>
+            <w:tcW w:type="dxa" w:w="5112"/>
+          </w:tcPr>
+          <w:p>
+            <w:r>
+              <w:t>Training loss falls 4→2→1.</w:t>
+            </w:r>
+          </w:p>
+        </w:tc>
+      </w:tr>
+      <w:tr>
+        <w:tc>
+          <w:tcPr>
+            <w:tcW w:type="dxa" w:w="5112"/>
+          </w:tcPr>
+          <w:p>
+            <w:r>
+              <w:t>2. Read validation curve</w:t>
+            </w:r>
+          </w:p>
+        </w:tc>
+        <w:tc>
+          <w:tcPr>
+            <w:tcW w:type="dxa" w:w="5112"/>
+          </w:tcPr>
+          <w:p>
+            <w:r>
+              <w:t>Validation loss falls 3→2 then rises to2.5.</w:t>
+            </w:r>
+          </w:p>
+        </w:tc>
+      </w:tr>
+      <w:tr>
+        <w:tc>
+          <w:tcPr>
+            <w:tcW w:type="dxa" w:w="5112"/>
+          </w:tcPr>
+          <w:p>
+            <w:r>
+              <w:t>3. Choose checkpoint</w:t>
+            </w:r>
+          </w:p>
+        </w:tc>
+        <w:tc>
+          <w:tcPr>
+            <w:tcW w:type="dxa" w:w="5112"/>
+          </w:tcPr>
+          <w:p>
+            <w:r>
+              <w:t>Select epoch 2, not epoch 3, under the declared validation criterion.</w:t>
+            </w:r>
+          </w:p>
+        </w:tc>
+      </w:tr>
+    </w:tbl>
+    <w:p>
+      <w:r>
+        <w:t>Match each pictured step to the supplied facts. This is a worked teaching case, not an independent assessment.</w:t>
+      </w:r>
+    </w:p>
+    <w:p>
+      <w:pPr>
+        <w:spacing w:line="336" w:lineRule="auto" w:after="180"/>
+      </w:pPr>
+      <w:r>
+        <w:rPr>
+          <w:b w:val="0"/>
+        </w:rPr>
+        <w:t xml:space="preserve">The </w:t>
+      </w:r>
+      <w:r>
+        <w:rPr>
+          <w:b/>
+        </w:rPr>
+        <w:t>training curve</w:t>
+      </w:r>
+      <w:r>
+        <w:rPr>
+          <w:b w:val="0"/>
+        </w:rPr>
+        <w:t xml:space="preserve"> measures fit to examples used for learning. The </w:t>
+      </w:r>
+      <w:r>
+        <w:rPr>
+          <w:b/>
+        </w:rPr>
+        <w:t>validation curve</w:t>
+      </w:r>
+      <w:r>
+        <w:rPr>
+          <w:b w:val="0"/>
+        </w:rPr>
+        <w:t xml:space="preserve"> measures a separate set used to choose a </w:t>
+      </w:r>
+      <w:r>
+        <w:rPr>
+          <w:b/>
+        </w:rPr>
+        <w:t>checkpoint</w:t>
+      </w:r>
+      <w:r>
+        <w:rPr>
+          <w:b w:val="0"/>
+        </w:rPr>
+        <w:t xml:space="preserve">. The final </w:t>
+      </w:r>
+      <w:r>
+        <w:rPr>
+          <w:b/>
+        </w:rPr>
+        <w:t>training</w:t>
+      </w:r>
+      <w:r>
+        <w:rPr>
+          <w:b w:val="0"/>
+        </w:rPr>
+        <w:t xml:space="preserve"> loss is smallest here, but its validation loss has risen.</w:t>
+      </w:r>
+    </w:p>
+    <w:p>
+      <w:pPr>
+        <w:spacing w:line="336" w:lineRule="auto" w:after="180"/>
+      </w:pPr>
+      <w:r>
+        <w:rPr>
+          <w:b w:val="0"/>
+        </w:rPr>
+        <w:t xml:space="preserve">Under the supplied </w:t>
+      </w:r>
+      <w:r>
+        <w:rPr>
+          <w:b/>
+        </w:rPr>
+        <w:t>selection rule</w:t>
+      </w:r>
+      <w:r>
+        <w:rPr>
+          <w:b w:val="0"/>
+        </w:rPr>
+        <w:t xml:space="preserve">, keep </w:t>
+      </w:r>
+      <w:r>
+        <w:rPr>
+          <w:b/>
+        </w:rPr>
+        <w:t>checkpoint</w:t>
+      </w:r>
+      <w:r>
+        <w:rPr>
+          <w:b w:val="0"/>
+        </w:rPr>
+        <w:t xml:space="preserve"> two. A later final test must remain outside both learning and </w:t>
+      </w:r>
+      <w:r>
+        <w:rPr>
+          <w:b/>
+        </w:rPr>
+        <w:t>checkpoint</w:t>
+      </w:r>
+      <w:r>
+        <w:rPr>
+          <w:b w:val="0"/>
+        </w:rPr>
+        <w:t xml:space="preserve"> selection.</w:t>
+      </w:r>
+    </w:p>
+    <w:p>
+      <w:pPr>
+        <w:spacing w:line="336" w:lineRule="auto" w:after="180"/>
+      </w:pPr>
+      <w:r>
+        <w:rPr>
+          <w:b w:val="0"/>
+        </w:rPr>
+        <w:t xml:space="preserve">A single curve has sampling and run variability; validation-selected </w:t>
+      </w:r>
+      <w:r>
+        <w:rPr>
+          <w:b/>
+        </w:rPr>
+        <w:t>checkpoint</w:t>
+      </w:r>
+      <w:r>
+        <w:rPr>
+          <w:b w:val="0"/>
+        </w:rPr>
+        <w:t xml:space="preserve">s still require untouched final </w:t>
+      </w:r>
+      <w:r>
+        <w:rPr>
+          <w:b/>
+        </w:rPr>
+        <w:t>evidence</w:t>
+      </w:r>
+      <w:r>
+        <w:rPr>
+          <w:b w:val="0"/>
+        </w:rPr>
+        <w:t>.</w:t>
+      </w:r>
+    </w:p>
+    <w:p>
+      <w:pPr>
+        <w:spacing w:line="336" w:lineRule="auto" w:after="180"/>
+      </w:pPr>
+      <w:r>
+        <w:rPr>
+          <w:b w:val="0"/>
+        </w:rPr>
+        <w:t>Change: Epoch 3 validation loss is instead 1.5.</w:t>
+      </w:r>
+    </w:p>
+    <w:p>
+      <w:pPr>
+        <w:spacing w:line="336" w:lineRule="auto" w:after="180"/>
+      </w:pPr>
+      <w:r>
+        <w:rPr>
+          <w:b/>
+        </w:rPr>
+        <w:t>Prediction</w:t>
+      </w:r>
+      <w:r>
+        <w:rPr>
+          <w:b w:val="0"/>
+        </w:rPr>
+        <w:t>: Select epoch 3 under the unchanged criterion.</w:t>
+      </w:r>
+    </w:p>
+    <w:p>
+      <w:pPr>
+        <w:spacing w:line="336" w:lineRule="auto" w:after="180"/>
+      </w:pPr>
+      <w:r>
+        <w:rPr>
+          <w:b w:val="0"/>
+        </w:rPr>
+        <w:t xml:space="preserve">Reason: Its measured validation loss is now below epoch 2’s2; the </w:t>
+      </w:r>
+      <w:r>
+        <w:rPr>
+          <w:b/>
+        </w:rPr>
+        <w:t>training curve</w:t>
+      </w:r>
+      <w:r>
+        <w:rPr>
+          <w:b w:val="0"/>
+        </w:rPr>
+        <w:t xml:space="preserve"> alone never settled selection.</w:t>
+      </w:r>
+    </w:p>
+    <w:p>
+      <w:pPr>
+        <w:pStyle w:val="Heading2"/>
+      </w:pPr>
+      <w:r>
+        <w:t>Earlier wording, alternatives and picture transcripts · reference / check after trying</w:t>
       </w:r>
     </w:p>
     <w:tbl>
@@ -1272,95 +2267,6 @@
         <w:pStyle w:val="Heading3"/>
       </w:pPr>
       <w:r>
-        <w:t>Explain Training and validation curves · 3</w:t>
-      </w:r>
-    </w:p>
-    <w:p>
-      <w:pPr>
-        <w:spacing w:line="336" w:lineRule="auto" w:after="180"/>
-      </w:pPr>
-      <w:r>
-        <w:rPr>
-          <w:b w:val="0"/>
-        </w:rPr>
-        <w:t xml:space="preserve">Guided: </w:t>
-      </w:r>
-      <w:r>
-        <w:rPr>
-          <w:b/>
-        </w:rPr>
-        <w:t>training</w:t>
-      </w:r>
-      <w:r>
-        <w:rPr>
-          <w:b w:val="0"/>
-        </w:rPr>
-        <w:t xml:space="preserve"> changes by 0.0390625 - 0.625 = -0.5859375; validation changes by 1.7578125 - 0 = 1.7578125. Select </w:t>
-      </w:r>
-      <w:r>
-        <w:rPr>
-          <w:b/>
-        </w:rPr>
-        <w:t>checkpoint</w:t>
-      </w:r>
-      <w:r>
-        <w:rPr>
-          <w:b w:val="0"/>
-        </w:rPr>
-        <w:t xml:space="preserve"> 2 with v = 1.5.</w:t>
-      </w:r>
-    </w:p>
-    <w:p>
-      <w:pPr>
-        <w:spacing w:line="336" w:lineRule="auto" w:after="180"/>
-      </w:pPr>
-      <w:r>
-        <w:rPr>
-          <w:b w:val="0"/>
-        </w:rPr>
-        <w:t xml:space="preserve">Exit: zero on selected validation examples is limited development </w:t>
-      </w:r>
-      <w:r>
-        <w:rPr>
-          <w:b/>
-        </w:rPr>
-        <w:t>evidence</w:t>
-      </w:r>
-      <w:r>
-        <w:rPr>
-          <w:b w:val="0"/>
-        </w:rPr>
-        <w:t>, and choosing with test results turns that test into development data.</w:t>
-      </w:r>
-    </w:p>
-    <w:p>
-      <w:pPr>
-        <w:spacing w:line="336" w:lineRule="auto" w:after="180"/>
-      </w:pPr>
-      <w:r>
-        <w:rPr>
-          <w:b w:val="0"/>
-        </w:rPr>
-        <w:t xml:space="preserve">Freeze choices using </w:t>
-      </w:r>
-      <w:r>
-        <w:rPr>
-          <w:b/>
-        </w:rPr>
-        <w:t>training</w:t>
-      </w:r>
-      <w:r>
-        <w:rPr>
-          <w:b w:val="0"/>
-        </w:rPr>
-        <w:t>/validation, then evaluate once on suitable untouched test examples and report the scope.</w:t>
-      </w:r>
-    </w:p>
-    <w:p>
-      <w:pPr>
-        <w:pStyle w:val="Heading3"/>
-      </w:pPr>
-      <w:r>
         <w:t>Model the reasoning aloud</w:t>
       </w:r>
     </w:p>
@@ -1704,109 +2610,10 @@
     </w:p>
     <w:p>
       <w:pPr>
-        <w:spacing w:line="336" w:lineRule="auto" w:after="180"/>
-      </w:pPr>
-      <w:r>
-        <w:rPr>
-          <w:b w:val="0"/>
-        </w:rPr>
-        <w:t xml:space="preserve">Plot </w:t>
-      </w:r>
-      <w:r>
-        <w:rPr>
-          <w:b/>
-        </w:rPr>
-        <w:t>training</w:t>
-      </w:r>
-      <w:r>
-        <w:rPr>
-          <w:b w:val="0"/>
-        </w:rPr>
-        <w:t xml:space="preserve"> and validation loss for </w:t>
-      </w:r>
-      <w:r>
-        <w:rPr>
-          <w:b/>
-        </w:rPr>
-        <w:t>checkpoint</w:t>
-      </w:r>
-      <w:r>
-        <w:rPr>
-          <w:b w:val="0"/>
-        </w:rPr>
-        <w:t>s before opening final cases.</w:t>
-      </w:r>
-    </w:p>
-    <w:p>
-      <w:pPr>
         <w:pStyle w:val="Heading3"/>
       </w:pPr>
       <w:r>
         <w:t>The facts we will use</w:t>
-      </w:r>
-    </w:p>
-    <w:p>
-      <w:pPr>
-        <w:pStyle w:val="Heading3"/>
-      </w:pPr>
-      <w:r>
-        <w:t>Supplied facts</w:t>
-      </w:r>
-    </w:p>
-    <w:p>
-      <w:pPr>
-        <w:spacing w:line="336" w:lineRule="auto" w:after="180"/>
-        <w:shd w:fill="F1F6FC"/>
-      </w:pPr>
-      <w:r>
-        <w:rPr>
-          <w:b w:val="0"/>
-        </w:rPr>
-        <w:t xml:space="preserve">Supplied </w:t>
-      </w:r>
-      <w:r>
-        <w:rPr>
-          <w:b/>
-        </w:rPr>
-        <w:t>checkpoint</w:t>
-      </w:r>
-      <w:r>
-        <w:rPr>
-          <w:b w:val="0"/>
-        </w:rPr>
-        <w:t xml:space="preserve"> losses: epoch 1 train 4, val 3; epoch 2 train 2, val 2; epoch 3 train 1, val 2.5. Selection: smallest validation loss.</w:t>
-      </w:r>
-    </w:p>
-    <w:p>
-      <w:pPr>
-        <w:pStyle w:val="Heading3"/>
-      </w:pPr>
-      <w:r>
-        <w:t>Supplied facts</w:t>
-      </w:r>
-    </w:p>
-    <w:p>
-      <w:pPr>
-        <w:spacing w:line="336" w:lineRule="auto" w:after="180"/>
-        <w:shd w:fill="F1F6FC"/>
-      </w:pPr>
-      <w:r>
-        <w:rPr>
-          <w:b w:val="0"/>
-        </w:rPr>
-        <w:t xml:space="preserve">All </w:t>
-      </w:r>
-      <w:r>
-        <w:rPr>
-          <w:b/>
-        </w:rPr>
-        <w:t>input</w:t>
-      </w:r>
-      <w:r>
-        <w:rPr>
-          <w:b w:val="0"/>
-        </w:rPr>
-        <w:t>s and outcomes in this worked example are invented classroom data; no real model run is claimed.</w:t>
       </w:r>
     </w:p>
     <w:p>
@@ -1814,7 +2621,7 @@
         <w:drawing>
           <wp:inline xmlns:a="http://schemas.openxmlformats.org/drawingml/2006/main" xmlns:pic="http://schemas.openxmlformats.org/drawingml/2006/picture">
             <wp:extent cx="5486400" cy="3657600"/>
-            <wp:docPr id="1" name="Picture 1" descr="Checkpoint losses"/>
+            <wp:docPr id="3" name="Picture 3" descr="Checkpoint losses"/>
             <wp:cNvGraphicFramePr>
               <a:graphicFrameLocks noChangeAspect="1"/>
             </wp:cNvGraphicFramePr>
@@ -1826,7 +2633,7 @@
                     <pic:cNvPicPr/>
                   </pic:nvPicPr>
                   <pic:blipFill>
-                    <a:blip r:embed="rId9"/>
+                    <a:blip r:embed="rId11"/>
                     <a:stretch>
                       <a:fillRect/>
                     </a:stretch>
@@ -1850,7 +2657,7 @@
         <w:drawing>
           <wp:inline xmlns:a="http://schemas.openxmlformats.org/drawingml/2006/main" xmlns:pic="http://schemas.openxmlformats.org/drawingml/2006/picture">
             <wp:extent cx="5486400" cy="5185229"/>
-            <wp:docPr id="2" name="Picture 2" descr="Training and validation curves. Read training curve: Training loss falls 4→2→1.. Read validation curve: Validation loss falls 3→2 then rises to2.5.. Choose checkpoint: Select epoch 2, not epoch 3, under the declared validation criterion."/>
+            <wp:docPr id="4" name="Picture 4" descr="Training and validation curves. Read training curve: Training loss falls 4→2→1.. Read validation curve: Validation loss falls 3→2 then rises to2.5.. Choose checkpoint: Select epoch 2, not epoch 3, under the declared validation criterion."/>
             <wp:cNvGraphicFramePr>
               <a:graphicFrameLocks noChangeAspect="1"/>
             </wp:cNvGraphicFramePr>
@@ -1862,7 +2669,7 @@
                     <pic:cNvPicPr/>
                   </pic:nvPicPr>
                   <pic:blipFill>
-                    <a:blip r:embed="rId10"/>
+                    <a:blip r:embed="rId12"/>
                     <a:stretch>
                       <a:fillRect/>
                     </a:stretch>
@@ -1886,114 +2693,7 @@
         <w:pStyle w:val="Heading3"/>
       </w:pPr>
       <w:r>
-        <w:t>Read the picture one step at a time</w:t>
-      </w:r>
-    </w:p>
-    <w:tbl>
-      <w:tblPr>
-        <w:tblStyle w:val="LightShading-Accent1"/>
-        <w:tblW w:type="auto" w:w="0"/>
-        <w:tblLook w:firstColumn="1" w:firstRow="1" w:lastColumn="0" w:lastRow="0" w:noHBand="0" w:noVBand="1" w:val="04A0"/>
-      </w:tblPr>
-      <w:tblGrid>
-        <w:gridCol w:w="5112"/>
-        <w:gridCol w:w="5112"/>
-      </w:tblGrid>
-      <w:tr>
-        <w:trPr>
-          <w:tblHeader/>
-        </w:trPr>
-        <w:tc>
-          <w:tcPr>
-            <w:tcW w:type="dxa" w:w="5112"/>
-          </w:tcPr>
-          <w:p>
-            <w:r>
-              <w:t>Step</w:t>
-            </w:r>
-          </w:p>
-        </w:tc>
-        <w:tc>
-          <w:tcPr>
-            <w:tcW w:type="dxa" w:w="5112"/>
-          </w:tcPr>
-          <w:p>
-            <w:r>
-              <w:t>What happens and why</w:t>
-            </w:r>
-          </w:p>
-        </w:tc>
-      </w:tr>
-      <w:tr>
-        <w:tc>
-          <w:tcPr>
-            <w:tcW w:type="dxa" w:w="5112"/>
-          </w:tcPr>
-          <w:p>
-            <w:r>
-              <w:t>1. Read training curve</w:t>
-            </w:r>
-          </w:p>
-        </w:tc>
-        <w:tc>
-          <w:tcPr>
-            <w:tcW w:type="dxa" w:w="5112"/>
-          </w:tcPr>
-          <w:p>
-            <w:r>
-              <w:t>Training loss falls 4→2→1.</w:t>
-            </w:r>
-          </w:p>
-        </w:tc>
-      </w:tr>
-      <w:tr>
-        <w:tc>
-          <w:tcPr>
-            <w:tcW w:type="dxa" w:w="5112"/>
-          </w:tcPr>
-          <w:p>
-            <w:r>
-              <w:t>2. Read validation curve</w:t>
-            </w:r>
-          </w:p>
-        </w:tc>
-        <w:tc>
-          <w:tcPr>
-            <w:tcW w:type="dxa" w:w="5112"/>
-          </w:tcPr>
-          <w:p>
-            <w:r>
-              <w:t>Validation loss falls 3→2 then rises to2.5.</w:t>
-            </w:r>
-          </w:p>
-        </w:tc>
-      </w:tr>
-      <w:tr>
-        <w:tc>
-          <w:tcPr>
-            <w:tcW w:type="dxa" w:w="5112"/>
-          </w:tcPr>
-          <w:p>
-            <w:r>
-              <w:t>3. Choose checkpoint</w:t>
-            </w:r>
-          </w:p>
-        </w:tc>
-        <w:tc>
-          <w:tcPr>
-            <w:tcW w:type="dxa" w:w="5112"/>
-          </w:tcPr>
-          <w:p>
-            <w:r>
-              <w:t>Select epoch 2, not epoch 3, under the declared validation criterion.</w:t>
-            </w:r>
-          </w:p>
-        </w:tc>
-      </w:tr>
-    </w:tbl>
-    <w:p>
-      <w:r>
-        <w:t>Match each pictured step to the supplied facts. This is a worked teaching case, not an independent assessment.</w:t>
+        <w:t>Why this result follows</w:t>
       </w:r>
     </w:p>
     <w:p>
@@ -2001,7 +2701,7 @@
         <w:pStyle w:val="Heading3"/>
       </w:pPr>
       <w:r>
-        <w:t>Why this result follows</w:t>
+        <w:t>What this example does not establish</w:t>
       </w:r>
     </w:p>
     <w:p>
@@ -2009,269 +2709,299 @@
         <w:pStyle w:val="Heading3"/>
       </w:pPr>
       <w:r>
-        <w:t>Why the result follows</w:t>
+        <w:t>Change one thing in the pictured case</w:t>
       </w:r>
     </w:p>
     <w:p>
       <w:pPr>
-        <w:spacing w:line="336" w:lineRule="auto" w:after="180"/>
-        <w:shd w:fill="F1F6FC"/>
-      </w:pPr>
-      <w:r>
-        <w:rPr>
-          <w:b w:val="0"/>
-        </w:rPr>
-        <w:t xml:space="preserve">The </w:t>
-      </w:r>
-      <w:r>
-        <w:rPr>
-          <w:b/>
-        </w:rPr>
-        <w:t>training curve</w:t>
-      </w:r>
-      <w:r>
-        <w:rPr>
-          <w:b w:val="0"/>
-        </w:rPr>
-        <w:t xml:space="preserve"> measures fit to examples used for learning. The </w:t>
-      </w:r>
-      <w:r>
-        <w:rPr>
-          <w:b/>
-        </w:rPr>
-        <w:t>validation curve</w:t>
-      </w:r>
-      <w:r>
-        <w:rPr>
-          <w:b w:val="0"/>
-        </w:rPr>
-        <w:t xml:space="preserve"> measures a separate set used to choose a </w:t>
-      </w:r>
-      <w:r>
-        <w:rPr>
-          <w:b/>
-        </w:rPr>
-        <w:t>checkpoint</w:t>
-      </w:r>
-      <w:r>
-        <w:rPr>
-          <w:b w:val="0"/>
-        </w:rPr>
-        <w:t xml:space="preserve">. The final </w:t>
-      </w:r>
-      <w:r>
-        <w:rPr>
-          <w:b/>
-        </w:rPr>
-        <w:t>training</w:t>
-      </w:r>
-      <w:r>
-        <w:rPr>
-          <w:b w:val="0"/>
-        </w:rPr>
-        <w:t xml:space="preserve"> loss is smallest here, but its validation loss has risen.</w:t>
+        <w:pStyle w:val="Heading3"/>
+      </w:pPr>
+      <w:r>
+        <w:t>Ask while showing the picture</w:t>
       </w:r>
     </w:p>
     <w:p>
       <w:pPr>
         <w:spacing w:line="336" w:lineRule="auto" w:after="180"/>
-        <w:shd w:fill="F1F6FC"/>
-      </w:pPr>
-      <w:r>
-        <w:rPr>
-          <w:b w:val="0"/>
-        </w:rPr>
-        <w:t xml:space="preserve">Under the supplied </w:t>
+      </w:pPr>
+      <w:r>
+        <w:rPr>
+          <w:b w:val="0"/>
+        </w:rPr>
+        <w:t xml:space="preserve">Cover the result. Ask learners to name the </w:t>
       </w:r>
       <w:r>
         <w:rPr>
           <w:b/>
         </w:rPr>
-        <w:t>selection rule</w:t>
-      </w:r>
-      <w:r>
-        <w:rPr>
-          <w:b w:val="0"/>
-        </w:rPr>
-        <w:t xml:space="preserve">, keep </w:t>
+        <w:t>input</w:t>
+      </w:r>
+      <w:r>
+        <w:rPr>
+          <w:b w:val="0"/>
+        </w:rPr>
+        <w:t xml:space="preserve">s and predict the next step. Uncover one step, connect the icon to the actual procedure, and explain its </w:t>
       </w:r>
       <w:r>
         <w:rPr>
           <w:b/>
         </w:rPr>
-        <w:t>checkpoint</w:t>
-      </w:r>
-      <w:r>
-        <w:rPr>
-          <w:b w:val="0"/>
-        </w:rPr>
-        <w:t xml:space="preserve"> two. A later final test must remain outside both learning and </w:t>
-      </w:r>
-      <w:r>
-        <w:rPr>
-          <w:b/>
-        </w:rPr>
-        <w:t>checkpoint</w:t>
-      </w:r>
-      <w:r>
-        <w:rPr>
-          <w:b w:val="0"/>
-        </w:rPr>
-        <w:t xml:space="preserve"> selection.</w:t>
+        <w:t>evidence</w:t>
+      </w:r>
+      <w:r>
+        <w:rPr>
+          <w:b w:val="0"/>
+        </w:rPr>
+        <w:t>. Then change the supplied condition and compare.</w:t>
       </w:r>
     </w:p>
     <w:p>
       <w:pPr>
-        <w:pStyle w:val="Heading3"/>
-      </w:pPr>
-      <w:r>
-        <w:t>What this example does not establish</w:t>
+        <w:spacing w:line="336" w:lineRule="auto" w:after="180"/>
+      </w:pPr>
+      <w:r>
+        <w:rPr>
+          <w:b w:val="0"/>
+        </w:rPr>
+        <w:t>The picture is a representation; it does not document execution of a real AI model.</w:t>
       </w:r>
     </w:p>
     <w:p>
       <w:pPr>
-        <w:pStyle w:val="Heading3"/>
-      </w:pPr>
-      <w:r>
-        <w:t>Keep the stated limit</w:t>
+        <w:pStyle w:val="Heading1"/>
+      </w:pPr>
+      <w:r>
+        <w:t>03. Model a step,then remove help</w:t>
       </w:r>
     </w:p>
     <w:p>
-      <w:pPr>
-        <w:spacing w:line="336" w:lineRule="auto" w:after="180"/>
-        <w:shd w:fill="FFF5E6"/>
-      </w:pPr>
-      <w:r>
-        <w:rPr>
-          <w:b w:val="0"/>
-        </w:rPr>
-        <w:t xml:space="preserve">A single curve has sampling and run variability; validation-selected </w:t>
-      </w:r>
-      <w:r>
-        <w:rPr>
-          <w:b/>
-        </w:rPr>
-        <w:t>checkpoint</w:t>
-      </w:r>
-      <w:r>
-        <w:rPr>
-          <w:b w:val="0"/>
-        </w:rPr>
-        <w:t xml:space="preserve">s still require untouched final </w:t>
-      </w:r>
-      <w:r>
-        <w:rPr>
-          <w:b/>
-        </w:rPr>
-        <w:t>evidence</w:t>
-      </w:r>
-      <w:r>
-        <w:rPr>
-          <w:b w:val="0"/>
-        </w:rPr>
-        <w:t>.</w:t>
+      <w:r>
+        <w:t>Collect each learner’s reasoning before showing a key.</w:t>
       </w:r>
     </w:p>
     <w:p>
       <w:pPr>
-        <w:pStyle w:val="Heading3"/>
-      </w:pPr>
-      <w:r>
-        <w:t>Change one thing in the pictured case</w:t>
+        <w:pStyle w:val="Heading2"/>
+      </w:pPr>
+      <w:r>
+        <w:t>Current completion task and checked reasoning</w:t>
       </w:r>
     </w:p>
     <w:p>
       <w:pPr>
-        <w:pStyle w:val="Heading3"/>
-      </w:pPr>
-      <w:r>
-        <w:t>Change one thing</w:t>
+        <w:spacing w:line="336" w:lineRule="auto" w:after="180"/>
+      </w:pPr>
+      <w:r>
+        <w:rPr>
+          <w:b w:val="0"/>
+        </w:rPr>
+        <w:t xml:space="preserve">Completion task: Observed validation MSE at </w:t>
+      </w:r>
+      <w:r>
+        <w:rPr>
+          <w:b/>
+        </w:rPr>
+        <w:t>checkpoint</w:t>
+      </w:r>
+      <w:r>
+        <w:rPr>
+          <w:b w:val="0"/>
+        </w:rPr>
+        <w:t xml:space="preserve">s 0 to 4 is [5, 2, 1, 1, 1.2]. Lowest loss wins with earlier exact ties. Which </w:t>
+      </w:r>
+      <w:r>
+        <w:rPr>
+          <w:b/>
+        </w:rPr>
+        <w:t>checkpoint</w:t>
+      </w:r>
+      <w:r>
+        <w:rPr>
+          <w:b w:val="0"/>
+        </w:rPr>
+        <w:t xml:space="preserve"> is selected? What if </w:t>
+      </w:r>
+      <w:r>
+        <w:rPr>
+          <w:b/>
+        </w:rPr>
+        <w:t>training</w:t>
+      </w:r>
+      <w:r>
+        <w:rPr>
+          <w:b w:val="0"/>
+        </w:rPr>
+        <w:t xml:space="preserve"> loss is lowest at </w:t>
+      </w:r>
+      <w:r>
+        <w:rPr>
+          <w:b/>
+        </w:rPr>
+        <w:t>checkpoint</w:t>
+      </w:r>
+      <w:r>
+        <w:rPr>
+          <w:b w:val="0"/>
+        </w:rPr>
+        <w:t xml:space="preserve"> 4?</w:t>
       </w:r>
     </w:p>
     <w:p>
       <w:pPr>
         <w:spacing w:line="336" w:lineRule="auto" w:after="180"/>
-        <w:shd w:fill="F5F1FB"/>
-      </w:pPr>
-      <w:r>
-        <w:rPr>
-          <w:b w:val="0"/>
-        </w:rPr>
-        <w:t>Change: Epoch 3 validation loss is instead 1.5.</w:t>
+      </w:pPr>
+      <w:r>
+        <w:rPr>
+          <w:b w:val="0"/>
+        </w:rPr>
+        <w:t xml:space="preserve">Teacher check: Teacher explanation: Select </w:t>
+      </w:r>
+      <w:r>
+        <w:rPr>
+          <w:b/>
+        </w:rPr>
+        <w:t>checkpoint</w:t>
+      </w:r>
+      <w:r>
+        <w:rPr>
+          <w:b w:val="0"/>
+        </w:rPr>
+        <w:t xml:space="preserve"> 2. The tie at 3 does not replace the earlier </w:t>
+      </w:r>
+      <w:r>
+        <w:rPr>
+          <w:b/>
+        </w:rPr>
+        <w:t>checkpoint</w:t>
+      </w:r>
+      <w:r>
+        <w:rPr>
+          <w:b w:val="0"/>
+        </w:rPr>
+        <w:t xml:space="preserve">. Lower </w:t>
+      </w:r>
+      <w:r>
+        <w:rPr>
+          <w:b/>
+        </w:rPr>
+        <w:t>training</w:t>
+      </w:r>
+      <w:r>
+        <w:rPr>
+          <w:b w:val="0"/>
+        </w:rPr>
+        <w:t xml:space="preserve"> loss at 4 does not change a validation-based rule.</w:t>
       </w:r>
     </w:p>
     <w:p>
       <w:pPr>
-        <w:pStyle w:val="Heading3"/>
-      </w:pPr>
-      <w:r>
-        <w:t>Predicted result</w:t>
+        <w:spacing w:line="336" w:lineRule="auto" w:after="180"/>
+      </w:pPr>
+      <w:r>
+        <w:rPr>
+          <w:b w:val="0"/>
+        </w:rPr>
+        <w:t xml:space="preserve">Start by identifying the given </w:t>
+      </w:r>
+      <w:r>
+        <w:rPr>
+          <w:b/>
+        </w:rPr>
+        <w:t>input</w:t>
+      </w:r>
+      <w:r>
+        <w:rPr>
+          <w:b w:val="0"/>
+        </w:rPr>
+        <w:t>s together. Leave the intermediate steps blank. If needed, model one step, then withdraw that help on the next step. Move to a full trace only when the partial trace is understood.</w:t>
       </w:r>
     </w:p>
     <w:p>
       <w:pPr>
         <w:spacing w:line="336" w:lineRule="auto" w:after="180"/>
-        <w:shd w:fill="F1F6FC"/>
-      </w:pPr>
-      <w:r>
-        <w:rPr>
-          <w:b/>
-        </w:rPr>
-        <w:t>Prediction</w:t>
-      </w:r>
-      <w:r>
-        <w:rPr>
-          <w:b w:val="0"/>
-        </w:rPr>
-        <w:t>: Select epoch 3 under the unchanged criterion.</w:t>
+      </w:pPr>
+      <w:r>
+        <w:rPr>
+          <w:b w:val="0"/>
+        </w:rPr>
+        <w:t>For partners, alternate explainer and checker; collect a response from every learner before discussion.</w:t>
       </w:r>
     </w:p>
     <w:p>
       <w:pPr>
-        <w:pStyle w:val="Heading3"/>
-      </w:pPr>
-      <w:r>
-        <w:t>Why the result follows</w:t>
+        <w:pStyle w:val="Heading2"/>
+      </w:pPr>
+      <w:r>
+        <w:t>Individual misconception check</w:t>
       </w:r>
     </w:p>
     <w:p>
       <w:pPr>
         <w:spacing w:line="336" w:lineRule="auto" w:after="180"/>
-        <w:shd w:fill="F1F6FC"/>
-      </w:pPr>
-      <w:r>
-        <w:rPr>
-          <w:b w:val="0"/>
-        </w:rPr>
-        <w:t xml:space="preserve">Reason: Its measured validation loss is now below epoch 2’s2; the </w:t>
+      </w:pPr>
+      <w:r>
+        <w:rPr>
+          <w:b w:val="0"/>
+        </w:rPr>
+        <w:t xml:space="preserve">Use the worked case for </w:t>
       </w:r>
       <w:r>
         <w:rPr>
           <w:b/>
         </w:rPr>
-        <w:t>training curve</w:t>
-      </w:r>
-      <w:r>
-        <w:rPr>
-          <w:b w:val="0"/>
-        </w:rPr>
-        <w:t xml:space="preserve"> alone never settled selection.</w:t>
+        <w:t>Training</w:t>
+      </w:r>
+      <w:r>
+        <w:rPr>
+          <w:b w:val="0"/>
+        </w:rPr>
+        <w:t xml:space="preserve"> and </w:t>
+      </w:r>
+      <w:r>
+        <w:rPr>
+          <w:b/>
+        </w:rPr>
+        <w:t>validation curve</w:t>
+      </w:r>
+      <w:r>
+        <w:rPr>
+          <w:b w:val="0"/>
+        </w:rPr>
+        <w:t xml:space="preserve">s. Proposed explanation: “The last </w:t>
+      </w:r>
+      <w:r>
+        <w:rPr>
+          <w:b/>
+        </w:rPr>
+        <w:t>checkpoint</w:t>
+      </w:r>
+      <w:r>
+        <w:rPr>
+          <w:b w:val="0"/>
+        </w:rPr>
+        <w:t xml:space="preserve"> is always best”. Decide whether this explanation is supported.</w:t>
       </w:r>
     </w:p>
     <w:p>
       <w:pPr>
-        <w:pStyle w:val="Heading3"/>
-      </w:pPr>
-      <w:r>
-        <w:t>Ask while showing the picture</w:t>
+        <w:spacing w:line="336" w:lineRule="auto" w:after="180"/>
+      </w:pPr>
+      <w:r>
+        <w:rPr>
+          <w:b w:val="0"/>
+        </w:rPr>
+        <w:t>Point to the step or supplied fact that decides; explain your repair if needed.</w:t>
       </w:r>
     </w:p>
     <w:p>
       <w:pPr>
-        <w:pStyle w:val="Heading3"/>
-      </w:pPr>
-      <w:r>
-        <w:t>Ask while showing the picture · 4</w:t>
+        <w:spacing w:line="336" w:lineRule="auto" w:after="180"/>
+      </w:pPr>
+      <w:r>
+        <w:rPr>
+          <w:b w:val="0"/>
+        </w:rPr>
+        <w:t>Expected correction: Choose by the stated validation criterion and restore the saved parameters.</w:t>
       </w:r>
     </w:p>
     <w:p>
@@ -2282,31 +3012,7 @@
         <w:rPr>
           <w:b w:val="0"/>
         </w:rPr>
-        <w:t xml:space="preserve">Cover the result. Ask learners to name the </w:t>
-      </w:r>
-      <w:r>
-        <w:rPr>
-          <w:b/>
-        </w:rPr>
-        <w:t>input</w:t>
-      </w:r>
-      <w:r>
-        <w:rPr>
-          <w:b w:val="0"/>
-        </w:rPr>
-        <w:t xml:space="preserve">s and predict the next step. Uncover one step, connect the icon to the actual procedure, and explain its </w:t>
-      </w:r>
-      <w:r>
-        <w:rPr>
-          <w:b/>
-        </w:rPr>
-        <w:t>evidence</w:t>
-      </w:r>
-      <w:r>
-        <w:rPr>
-          <w:b w:val="0"/>
-        </w:rPr>
-        <w:t>. Then change the supplied condition and compare.</w:t>
+        <w:t>Collect explanations, not only yes/no votes. If a misunderstanding is common, re-model the relevant step for the class.</w:t>
       </w:r>
     </w:p>
     <w:p>
@@ -2317,20 +3023,227 @@
         <w:rPr>
           <w:b w:val="0"/>
         </w:rPr>
-        <w:t>The picture is a representation; it does not document execution of a real AI model.</w:t>
+        <w:t>If it affects a few learners, give a short targeted group explanation while others solve a more demanding variation.</w:t>
       </w:r>
     </w:p>
     <w:p>
       <w:pPr>
-        <w:pStyle w:val="Heading1"/>
-      </w:pPr>
-      <w:r>
-        <w:t>03. Demonstrate and guide practice</w:t>
+        <w:pStyle w:val="Heading2"/>
+      </w:pPr>
+      <w:r>
+        <w:t>Pictured reasoning and changed case</w:t>
       </w:r>
     </w:p>
     <w:p>
-      <w:r>
-        <w:t>Demonstrate Training and validation curves, reduce support deliberately and check individual reasoning before discussing answers.</w:t>
+      <w:pPr>
+        <w:spacing w:line="336" w:lineRule="auto" w:after="180"/>
+      </w:pPr>
+      <w:r>
+        <w:rPr>
+          <w:b w:val="0"/>
+        </w:rPr>
+        <w:t xml:space="preserve">Can the original epoch 3 </w:t>
+      </w:r>
+      <w:r>
+        <w:rPr>
+          <w:b/>
+        </w:rPr>
+        <w:t>training</w:t>
+      </w:r>
+      <w:r>
+        <w:rPr>
+          <w:b w:val="0"/>
+        </w:rPr>
+        <w:t xml:space="preserve"> loss 1 justify claiming best generalisation? Point to the relevant step in the picture, then write the changed result and the rule or </w:t>
+      </w:r>
+      <w:r>
+        <w:rPr>
+          <w:b/>
+        </w:rPr>
+        <w:t>evidence</w:t>
+      </w:r>
+      <w:r>
+        <w:rPr>
+          <w:b w:val="0"/>
+        </w:rPr>
+        <w:t xml:space="preserve"> that supports it.</w:t>
+      </w:r>
+    </w:p>
+    <w:p>
+      <w:pPr>
+        <w:spacing w:line="336" w:lineRule="auto" w:after="180"/>
+      </w:pPr>
+      <w:r>
+        <w:rPr>
+          <w:b w:val="0"/>
+        </w:rPr>
+        <w:t xml:space="preserve">No. Original validation loss 2.5 exceeded epoch 2’s2. Freeze the selected </w:t>
+      </w:r>
+      <w:r>
+        <w:rPr>
+          <w:b/>
+        </w:rPr>
+        <w:t>checkpoint</w:t>
+      </w:r>
+      <w:r>
+        <w:rPr>
+          <w:b w:val="0"/>
+        </w:rPr>
+        <w:t xml:space="preserve"> before final evaluation. Changed-case check: Select epoch 3 under the unchanged criterion.</w:t>
+      </w:r>
+    </w:p>
+    <w:p>
+      <w:pPr>
+        <w:spacing w:line="336" w:lineRule="auto" w:after="180"/>
+      </w:pPr>
+      <w:r>
+        <w:rPr>
+          <w:b w:val="0"/>
+        </w:rPr>
+        <w:t xml:space="preserve">Its measured validation loss is now below epoch 2’s2; the </w:t>
+      </w:r>
+      <w:r>
+        <w:rPr>
+          <w:b/>
+        </w:rPr>
+        <w:t>training curve</w:t>
+      </w:r>
+      <w:r>
+        <w:rPr>
+          <w:b w:val="0"/>
+        </w:rPr>
+        <w:t xml:space="preserve"> alone never settled selection.</w:t>
+      </w:r>
+    </w:p>
+    <w:p>
+      <w:pPr>
+        <w:spacing w:line="336" w:lineRule="auto" w:after="180"/>
+      </w:pPr>
+      <w:r>
+        <w:rPr>
+          <w:b w:val="0"/>
+        </w:rPr>
+        <w:t xml:space="preserve">Changed-case reasoning: Select epoch 3 under the unchanged criterion. Its measured validation loss is now below epoch 2’s2; the </w:t>
+      </w:r>
+      <w:r>
+        <w:rPr>
+          <w:b/>
+        </w:rPr>
+        <w:t>training curve</w:t>
+      </w:r>
+      <w:r>
+        <w:rPr>
+          <w:b w:val="0"/>
+        </w:rPr>
+        <w:t xml:space="preserve"> alone never settled selection.</w:t>
+      </w:r>
+    </w:p>
+    <w:p>
+      <w:pPr>
+        <w:spacing w:line="336" w:lineRule="auto" w:after="180"/>
+      </w:pPr>
+      <w:r>
+        <w:rPr>
+          <w:b w:val="0"/>
+        </w:rPr>
+        <w:t xml:space="preserve">Collect each learner’s explanation before discussion. Use the first missing connection between </w:t>
+      </w:r>
+      <w:r>
+        <w:rPr>
+          <w:b/>
+        </w:rPr>
+        <w:t>input</w:t>
+      </w:r>
+      <w:r>
+        <w:rPr>
+          <w:b w:val="0"/>
+        </w:rPr>
+        <w:t xml:space="preserve">, deciding step and result to choose support. This question is worked-case practice, not fresh mastery </w:t>
+      </w:r>
+      <w:r>
+        <w:rPr>
+          <w:b/>
+        </w:rPr>
+        <w:t>evidence</w:t>
+      </w:r>
+      <w:r>
+        <w:rPr>
+          <w:b w:val="0"/>
+        </w:rPr>
+        <w:t>.</w:t>
+      </w:r>
+    </w:p>
+    <w:p>
+      <w:pPr>
+        <w:pStyle w:val="Heading2"/>
+      </w:pPr>
+      <w:r>
+        <w:t>Accessible support and extension</w:t>
+      </w:r>
+    </w:p>
+    <w:p>
+      <w:pPr>
+        <w:spacing w:line="336" w:lineRule="auto" w:after="180"/>
+      </w:pPr>
+      <w:r>
+        <w:rPr>
+          <w:b w:val="0"/>
+        </w:rPr>
+        <w:t xml:space="preserve">Use See how it works and Follow a worked example. Collect a </w:t>
+      </w:r>
+      <w:r>
+        <w:rPr>
+          <w:b/>
+        </w:rPr>
+        <w:t>prediction</w:t>
+      </w:r>
+      <w:r>
+        <w:rPr>
+          <w:b w:val="0"/>
+        </w:rPr>
+        <w:t xml:space="preserve"> before revealing its result; ask the learner to point to each intermediate fact.</w:t>
+      </w:r>
+    </w:p>
+    <w:p>
+      <w:pPr>
+        <w:spacing w:line="336" w:lineRule="auto" w:after="180"/>
+      </w:pPr>
+      <w:r>
+        <w:rPr>
+          <w:b w:val="0"/>
+        </w:rPr>
+        <w:t>Provide squared-error columns and labelled axes, allowing calculators. Extension: derive the two quadratic loss expressions and locate their different minima.</w:t>
+      </w:r>
+    </w:p>
+    <w:p>
+      <w:pPr>
+        <w:spacing w:line="336" w:lineRule="auto" w:after="180"/>
+      </w:pPr>
+      <w:r>
+        <w:rPr>
+          <w:b w:val="0"/>
+        </w:rPr>
+        <w:t xml:space="preserve">Explain why this constructed mismatch makes the validation optimum occur before the </w:t>
+      </w:r>
+      <w:r>
+        <w:rPr>
+          <w:b/>
+        </w:rPr>
+        <w:t>training</w:t>
+      </w:r>
+      <w:r>
+        <w:rPr>
+          <w:b w:val="0"/>
+        </w:rPr>
+        <w:t xml:space="preserve"> optimum.</w:t>
+      </w:r>
+    </w:p>
+    <w:p>
+      <w:pPr>
+        <w:pStyle w:val="Heading2"/>
+      </w:pPr>
+      <w:r>
+        <w:t>Earlier wording, alternatives and picture transcripts · reference / check after trying</w:t>
       </w:r>
     </w:p>
     <w:tbl>
@@ -2547,59 +3460,26 @@
     </w:tbl>
     <w:p>
       <w:pPr>
-        <w:spacing w:line="336" w:lineRule="auto" w:after="180"/>
-      </w:pPr>
-      <w:r>
-        <w:rPr>
-          <w:b w:val="0"/>
-        </w:rPr>
-        <w:t xml:space="preserve">Use See how it works and Follow a worked example. Collect a </w:t>
-      </w:r>
-      <w:r>
-        <w:rPr>
-          <w:b/>
-        </w:rPr>
-        <w:t>prediction</w:t>
-      </w:r>
-      <w:r>
-        <w:rPr>
-          <w:b w:val="0"/>
-        </w:rPr>
-        <w:t xml:space="preserve"> before revealing its result; ask the learner to point to each intermediate fact.</w:t>
+        <w:pStyle w:val="Heading3"/>
+      </w:pPr>
+      <w:r>
+        <w:t>Reduce help deliberately</w:t>
       </w:r>
     </w:p>
     <w:p>
       <w:pPr>
-        <w:spacing w:line="336" w:lineRule="auto" w:after="180"/>
-      </w:pPr>
-      <w:r>
-        <w:rPr>
-          <w:b w:val="0"/>
-        </w:rPr>
-        <w:t>Provide squared-error columns and labelled axes, allowing calculators. Extension: derive the two quadratic loss expressions and locate their different minima.</w:t>
+        <w:pStyle w:val="Heading3"/>
+      </w:pPr>
+      <w:r>
+        <w:t>Individual reasoning check</w:t>
       </w:r>
     </w:p>
     <w:p>
       <w:pPr>
-        <w:spacing w:line="336" w:lineRule="auto" w:after="180"/>
-      </w:pPr>
-      <w:r>
-        <w:rPr>
-          <w:b w:val="0"/>
-        </w:rPr>
-        <w:t xml:space="preserve">Explain why this constructed mismatch makes the validation optimum occur before the </w:t>
-      </w:r>
-      <w:r>
-        <w:rPr>
-          <w:b/>
-        </w:rPr>
-        <w:t>training</w:t>
-      </w:r>
-      <w:r>
-        <w:rPr>
-          <w:b w:val="0"/>
-        </w:rPr>
-        <w:t xml:space="preserve"> optimum.</w:t>
+        <w:pStyle w:val="Heading3"/>
+      </w:pPr>
+      <w:r>
+        <w:t>Pictorial practice question</w:t>
       </w:r>
     </w:p>
     <w:p>
@@ -2607,154 +3487,47 @@
         <w:pStyle w:val="Heading3"/>
       </w:pPr>
       <w:r>
-        <w:t>Reduce help deliberately</w:t>
+        <w:t>Reasoned teacher answer</w:t>
       </w:r>
     </w:p>
     <w:p>
       <w:pPr>
-        <w:pStyle w:val="Heading3"/>
-      </w:pPr>
-      <w:r>
-        <w:t>Completion practice</w:t>
+        <w:pStyle w:val="Heading1"/>
+      </w:pPr>
+      <w:r>
+        <w:t>04. Run the complete supplied investigation</w:t>
       </w:r>
     </w:p>
     <w:p>
-      <w:pPr>
-        <w:spacing w:line="336" w:lineRule="auto" w:after="180"/>
-        <w:shd w:fill="F5F1FB"/>
-      </w:pPr>
-      <w:r>
-        <w:rPr>
-          <w:b w:val="0"/>
-        </w:rPr>
-        <w:t xml:space="preserve">Completion task: Observed validation MSE at </w:t>
-      </w:r>
-      <w:r>
-        <w:rPr>
-          <w:b/>
-        </w:rPr>
-        <w:t>checkpoint</w:t>
-      </w:r>
-      <w:r>
-        <w:rPr>
-          <w:b w:val="0"/>
-        </w:rPr>
-        <w:t xml:space="preserve">s 0 to 4 is [5, 2, 1, 1, 1.2]. Lowest loss wins with earlier exact ties. Which </w:t>
-      </w:r>
-      <w:r>
-        <w:rPr>
-          <w:b/>
-        </w:rPr>
-        <w:t>checkpoint</w:t>
-      </w:r>
-      <w:r>
-        <w:rPr>
-          <w:b w:val="0"/>
-        </w:rPr>
-        <w:t xml:space="preserve"> is selected? What if </w:t>
-      </w:r>
-      <w:r>
-        <w:rPr>
-          <w:b/>
-        </w:rPr>
-        <w:t>training</w:t>
-      </w:r>
-      <w:r>
-        <w:rPr>
-          <w:b w:val="0"/>
-        </w:rPr>
-        <w:t xml:space="preserve"> loss is lowest at </w:t>
-      </w:r>
-      <w:r>
-        <w:rPr>
-          <w:b/>
-        </w:rPr>
-        <w:t>checkpoint</w:t>
-      </w:r>
-      <w:r>
-        <w:rPr>
-          <w:b w:val="0"/>
-        </w:rPr>
-        <w:t xml:space="preserve"> 4?</w:t>
+      <w:r>
+        <w:t>Separate predictions,actual runs and paper traces.</w:t>
       </w:r>
     </w:p>
     <w:p>
       <w:pPr>
-        <w:pStyle w:val="Heading3"/>
-      </w:pPr>
-      <w:r>
-        <w:t>Reasoning to listen for</w:t>
+        <w:pStyle w:val="Heading2"/>
+      </w:pPr>
+      <w:r>
+        <w:t>Complete inputs,expected results and limits</w:t>
       </w:r>
     </w:p>
     <w:p>
       <w:pPr>
         <w:spacing w:line="336" w:lineRule="auto" w:after="180"/>
-        <w:shd w:fill="F1F6FC"/>
-      </w:pPr>
-      <w:r>
-        <w:rPr>
-          <w:b w:val="0"/>
-        </w:rPr>
-        <w:t xml:space="preserve">Teacher check: Teacher explanation: Select </w:t>
-      </w:r>
-      <w:r>
-        <w:rPr>
-          <w:b/>
-        </w:rPr>
-        <w:t>checkpoint</w:t>
-      </w:r>
-      <w:r>
-        <w:rPr>
-          <w:b w:val="0"/>
-        </w:rPr>
-        <w:t xml:space="preserve"> 2. The tie at 3 does not replace the earlier </w:t>
-      </w:r>
-      <w:r>
-        <w:rPr>
-          <w:b/>
-        </w:rPr>
-        <w:t>checkpoint</w:t>
-      </w:r>
-      <w:r>
-        <w:rPr>
-          <w:b w:val="0"/>
-        </w:rPr>
-        <w:t xml:space="preserve">. Lower </w:t>
-      </w:r>
-      <w:r>
-        <w:rPr>
-          <w:b/>
-        </w:rPr>
-        <w:t>training</w:t>
-      </w:r>
-      <w:r>
-        <w:rPr>
-          <w:b w:val="0"/>
-        </w:rPr>
-        <w:t xml:space="preserve"> loss at 4 does not change a validation-based rule.</w:t>
+      </w:pPr>
+      <w:r>
+        <w:rPr>
+          <w:b w:val="0"/>
+        </w:rPr>
+        <w:t>Main choose index 2/v1.5. Supported2→4 trainchange−.5859375, validchange+1.7578125. Exacttieschooseearlier. W3SSE12/6=MSE 2 versusvalidation3. Independenttrain(1, 2)/(2, 4), valid(1, 1)/(2, 2):v1 train2.5/valid 0; v1.5 both.625; v2 train0/valid 2.5. Validationchoosesv1, trainingchoosesv 2; constructed target slopes differ. Keep numeric comparisons, criterion and restored model explicit; no untouched final claim.</w:t>
       </w:r>
     </w:p>
     <w:p>
       <w:pPr>
-        <w:spacing w:line="336" w:lineRule="auto" w:after="180"/>
-      </w:pPr>
-      <w:r>
-        <w:rPr>
-          <w:b w:val="0"/>
-        </w:rPr>
-        <w:t xml:space="preserve">Start by identifying the given </w:t>
-      </w:r>
-      <w:r>
-        <w:rPr>
-          <w:b/>
-        </w:rPr>
-        <w:t>input</w:t>
-      </w:r>
-      <w:r>
-        <w:rPr>
-          <w:b w:val="0"/>
-        </w:rPr>
-        <w:t>s together. Leave the intermediate steps blank. If needed, model one step, then withdraw that help on the next step. Move to a full trace only when the partial trace is understood.</w:t>
+        <w:pStyle w:val="Heading2"/>
+      </w:pPr>
+      <w:r>
+        <w:t>Diagnose the current misconceptions</w:t>
       </w:r>
     </w:p>
     <w:p>
@@ -2765,15 +3538,30 @@
         <w:rPr>
           <w:b w:val="0"/>
         </w:rPr>
-        <w:t>For partners, alternate explainer and checker; collect a response from every learner before discussion.</w:t>
+        <w:t xml:space="preserve">The last </w:t>
+      </w:r>
+      <w:r>
+        <w:rPr>
+          <w:b/>
+        </w:rPr>
+        <w:t>checkpoint</w:t>
+      </w:r>
+      <w:r>
+        <w:rPr>
+          <w:b w:val="0"/>
+        </w:rPr>
+        <w:t xml:space="preserve"> is always best: Choose by the stated validation criterion and restore the saved parameters.</w:t>
       </w:r>
     </w:p>
     <w:p>
       <w:pPr>
-        <w:pStyle w:val="Heading3"/>
-      </w:pPr>
-      <w:r>
-        <w:t>Individual reasoning check</w:t>
+        <w:spacing w:line="336" w:lineRule="auto" w:after="180"/>
+      </w:pPr>
+      <w:r>
+        <w:rPr>
+          <w:b w:val="0"/>
+        </w:rPr>
+        <w:t>A gap proves one specific cause: Check split composition, metrics and evaluation procedures; this demonstration has deliberately different target rules.</w:t>
       </w:r>
     </w:p>
     <w:p>
@@ -2784,43 +3572,43 @@
         <w:rPr>
           <w:b w:val="0"/>
         </w:rPr>
-        <w:t xml:space="preserve">Use the worked case for </w:t>
+        <w:t xml:space="preserve">Validation is untouched final </w:t>
       </w:r>
       <w:r>
         <w:rPr>
           <w:b/>
         </w:rPr>
-        <w:t>Training</w:t>
-      </w:r>
-      <w:r>
-        <w:rPr>
-          <w:b w:val="0"/>
-        </w:rPr>
-        <w:t xml:space="preserve"> and </w:t>
+        <w:t>evidence</w:t>
+      </w:r>
+      <w:r>
+        <w:rPr>
+          <w:b w:val="0"/>
+        </w:rPr>
+        <w:t xml:space="preserve">: Once used to choose settings or </w:t>
       </w:r>
       <w:r>
         <w:rPr>
           <w:b/>
         </w:rPr>
-        <w:t>validation curve</w:t>
-      </w:r>
-      <w:r>
-        <w:rPr>
-          <w:b w:val="0"/>
-        </w:rPr>
-        <w:t xml:space="preserve">s. Proposed explanation: “The last </w:t>
+        <w:t>checkpoint</w:t>
+      </w:r>
+      <w:r>
+        <w:rPr>
+          <w:b w:val="0"/>
+        </w:rPr>
+        <w:t xml:space="preserve">s, it is development </w:t>
       </w:r>
       <w:r>
         <w:rPr>
           <w:b/>
         </w:rPr>
-        <w:t>checkpoint</w:t>
-      </w:r>
-      <w:r>
-        <w:rPr>
-          <w:b w:val="0"/>
-        </w:rPr>
-        <w:t xml:space="preserve"> is always best”. Decide whether this explanation is supported.</w:t>
+        <w:t>evidence</w:t>
+      </w:r>
+      <w:r>
+        <w:rPr>
+          <w:b w:val="0"/>
+        </w:rPr>
+        <w:t>.</w:t>
       </w:r>
     </w:p>
     <w:p>
@@ -2831,341 +3619,39 @@
         <w:rPr>
           <w:b w:val="0"/>
         </w:rPr>
-        <w:t>Point to the step or supplied fact that decides; explain your repair if needed.</w:t>
+        <w:t xml:space="preserve">Use Run the investigation for the </w:t>
+      </w:r>
+      <w:r>
+        <w:rPr>
+          <w:b/>
+        </w:rPr>
+        <w:t>evidence</w:t>
+      </w:r>
+      <w:r>
+        <w:rPr>
+          <w:b w:val="0"/>
+        </w:rPr>
+        <w:t xml:space="preserve"> ledger. Add a boundary or missing-</w:t>
+      </w:r>
+      <w:r>
+        <w:rPr>
+          <w:b/>
+        </w:rPr>
+        <w:t>input</w:t>
+      </w:r>
+      <w:r>
+        <w:rPr>
+          <w:b w:val="0"/>
+        </w:rPr>
+        <w:t xml:space="preserve"> case and record the expected response before checking. More successful repeats of one case do not establish wider coverage.</w:t>
       </w:r>
     </w:p>
     <w:p>
       <w:pPr>
-        <w:pStyle w:val="Heading3"/>
-      </w:pPr>
-      <w:r>
-        <w:t>Expected repair</w:t>
-      </w:r>
-    </w:p>
-    <w:p>
-      <w:pPr>
-        <w:spacing w:line="336" w:lineRule="auto" w:after="180"/>
-        <w:shd w:fill="F1F6FC"/>
-      </w:pPr>
-      <w:r>
-        <w:rPr>
-          <w:b w:val="0"/>
-        </w:rPr>
-        <w:t>Expected correction: Choose by the stated validation criterion and restore the saved parameters.</w:t>
-      </w:r>
-    </w:p>
-    <w:p>
-      <w:pPr>
-        <w:spacing w:line="336" w:lineRule="auto" w:after="180"/>
-      </w:pPr>
-      <w:r>
-        <w:rPr>
-          <w:b w:val="0"/>
-        </w:rPr>
-        <w:t>Collect explanations, not only yes/no votes. If a misunderstanding is common, re-model the relevant step for the class.</w:t>
-      </w:r>
-    </w:p>
-    <w:p>
-      <w:pPr>
-        <w:spacing w:line="336" w:lineRule="auto" w:after="180"/>
-      </w:pPr>
-      <w:r>
-        <w:rPr>
-          <w:b w:val="0"/>
-        </w:rPr>
-        <w:t>If it affects a few learners, give a short targeted group explanation while others solve a more demanding variation.</w:t>
-      </w:r>
-    </w:p>
-    <w:p>
-      <w:pPr>
-        <w:pStyle w:val="Heading3"/>
-      </w:pPr>
-      <w:r>
-        <w:t>Pictorial practice question</w:t>
-      </w:r>
-    </w:p>
-    <w:p>
-      <w:pPr>
-        <w:spacing w:line="336" w:lineRule="auto" w:after="180"/>
-      </w:pPr>
-      <w:r>
-        <w:rPr>
-          <w:b w:val="0"/>
-        </w:rPr>
-        <w:t xml:space="preserve">Can the original epoch 3 </w:t>
-      </w:r>
-      <w:r>
-        <w:rPr>
-          <w:b/>
-        </w:rPr>
-        <w:t>training</w:t>
-      </w:r>
-      <w:r>
-        <w:rPr>
-          <w:b w:val="0"/>
-        </w:rPr>
-        <w:t xml:space="preserve"> loss 1 justify claiming best generalisation? Point to the relevant step in the picture, then write the changed result and the rule or </w:t>
-      </w:r>
-      <w:r>
-        <w:rPr>
-          <w:b/>
-        </w:rPr>
-        <w:t>evidence</w:t>
-      </w:r>
-      <w:r>
-        <w:rPr>
-          <w:b w:val="0"/>
-        </w:rPr>
-        <w:t xml:space="preserve"> that supports it.</w:t>
-      </w:r>
-    </w:p>
-    <w:p>
-      <w:pPr>
-        <w:pStyle w:val="Heading3"/>
-      </w:pPr>
-      <w:r>
-        <w:t>Reasoned teacher answer</w:t>
-      </w:r>
-    </w:p>
-    <w:p>
-      <w:pPr>
-        <w:spacing w:line="336" w:lineRule="auto" w:after="180"/>
-      </w:pPr>
-      <w:r>
-        <w:rPr>
-          <w:b w:val="0"/>
-        </w:rPr>
-        <w:t xml:space="preserve">No. Original validation loss 2.5 exceeded epoch 2’s2. Freeze the selected </w:t>
-      </w:r>
-      <w:r>
-        <w:rPr>
-          <w:b/>
-        </w:rPr>
-        <w:t>checkpoint</w:t>
-      </w:r>
-      <w:r>
-        <w:rPr>
-          <w:b w:val="0"/>
-        </w:rPr>
-        <w:t xml:space="preserve"> before final evaluation. Changed-case check: Select epoch 3 under the unchanged criterion.</w:t>
-      </w:r>
-    </w:p>
-    <w:p>
-      <w:pPr>
-        <w:spacing w:line="336" w:lineRule="auto" w:after="180"/>
-      </w:pPr>
-      <w:r>
-        <w:rPr>
-          <w:b w:val="0"/>
-        </w:rPr>
-        <w:t xml:space="preserve">Its measured validation loss is now below epoch 2’s2; the </w:t>
-      </w:r>
-      <w:r>
-        <w:rPr>
-          <w:b/>
-        </w:rPr>
-        <w:t>training curve</w:t>
-      </w:r>
-      <w:r>
-        <w:rPr>
-          <w:b w:val="0"/>
-        </w:rPr>
-        <w:t xml:space="preserve"> alone never settled selection.</w:t>
-      </w:r>
-    </w:p>
-    <w:p>
-      <w:pPr>
-        <w:spacing w:line="336" w:lineRule="auto" w:after="180"/>
-      </w:pPr>
-      <w:r>
-        <w:rPr>
-          <w:b w:val="0"/>
-        </w:rPr>
-        <w:t xml:space="preserve">Changed-case reasoning: Select epoch 3 under the unchanged criterion. Its measured validation loss is now below epoch 2’s2; the </w:t>
-      </w:r>
-      <w:r>
-        <w:rPr>
-          <w:b/>
-        </w:rPr>
-        <w:t>training curve</w:t>
-      </w:r>
-      <w:r>
-        <w:rPr>
-          <w:b w:val="0"/>
-        </w:rPr>
-        <w:t xml:space="preserve"> alone never settled selection.</w:t>
-      </w:r>
-    </w:p>
-    <w:p>
-      <w:pPr>
-        <w:spacing w:line="336" w:lineRule="auto" w:after="180"/>
-      </w:pPr>
-      <w:r>
-        <w:rPr>
-          <w:b w:val="0"/>
-        </w:rPr>
-        <w:t xml:space="preserve">Collect each learner’s explanation before discussion. Use the first missing connection between </w:t>
-      </w:r>
-      <w:r>
-        <w:rPr>
-          <w:b/>
-        </w:rPr>
-        <w:t>input</w:t>
-      </w:r>
-      <w:r>
-        <w:rPr>
-          <w:b w:val="0"/>
-        </w:rPr>
-        <w:t xml:space="preserve">, deciding step and result to choose support. This question is worked-case practice, not fresh mastery </w:t>
-      </w:r>
-      <w:r>
-        <w:rPr>
-          <w:b/>
-        </w:rPr>
-        <w:t>evidence</w:t>
-      </w:r>
-      <w:r>
-        <w:rPr>
-          <w:b w:val="0"/>
-        </w:rPr>
-        <w:t>.</w:t>
-      </w:r>
-    </w:p>
-    <w:p>
-      <w:pPr>
-        <w:pStyle w:val="Heading1"/>
-      </w:pPr>
-      <w:r>
-        <w:t>04. Run the investigation and diagnose misconceptions</w:t>
-      </w:r>
-    </w:p>
-    <w:p>
-      <w:r>
-        <w:t>Run the Training and validation curves investigation and use the first unsupported step to choose a teaching response.</w:t>
-      </w:r>
-    </w:p>
-    <w:p>
-      <w:pPr>
-        <w:spacing w:line="336" w:lineRule="auto" w:after="180"/>
-      </w:pPr>
-      <w:r>
-        <w:rPr>
-          <w:b w:val="0"/>
-        </w:rPr>
-        <w:t xml:space="preserve">The last </w:t>
-      </w:r>
-      <w:r>
-        <w:rPr>
-          <w:b/>
-        </w:rPr>
-        <w:t>checkpoint</w:t>
-      </w:r>
-      <w:r>
-        <w:rPr>
-          <w:b w:val="0"/>
-        </w:rPr>
-        <w:t xml:space="preserve"> is always best: Choose by the stated validation criterion and restore the saved parameters.</w:t>
-      </w:r>
-    </w:p>
-    <w:p>
-      <w:pPr>
-        <w:spacing w:line="336" w:lineRule="auto" w:after="180"/>
-      </w:pPr>
-      <w:r>
-        <w:rPr>
-          <w:b w:val="0"/>
-        </w:rPr>
-        <w:t>A gap proves one specific cause: Check split composition, metrics and evaluation procedures; this demonstration has deliberately different target rules.</w:t>
-      </w:r>
-    </w:p>
-    <w:p>
-      <w:pPr>
-        <w:spacing w:line="336" w:lineRule="auto" w:after="180"/>
-      </w:pPr>
-      <w:r>
-        <w:rPr>
-          <w:b w:val="0"/>
-        </w:rPr>
-        <w:t xml:space="preserve">Validation is untouched final </w:t>
-      </w:r>
-      <w:r>
-        <w:rPr>
-          <w:b/>
-        </w:rPr>
-        <w:t>evidence</w:t>
-      </w:r>
-      <w:r>
-        <w:rPr>
-          <w:b w:val="0"/>
-        </w:rPr>
-        <w:t xml:space="preserve">: Once used to choose settings or </w:t>
-      </w:r>
-      <w:r>
-        <w:rPr>
-          <w:b/>
-        </w:rPr>
-        <w:t>checkpoint</w:t>
-      </w:r>
-      <w:r>
-        <w:rPr>
-          <w:b w:val="0"/>
-        </w:rPr>
-        <w:t xml:space="preserve">s, it is development </w:t>
-      </w:r>
-      <w:r>
-        <w:rPr>
-          <w:b/>
-        </w:rPr>
-        <w:t>evidence</w:t>
-      </w:r>
-      <w:r>
-        <w:rPr>
-          <w:b w:val="0"/>
-        </w:rPr>
-        <w:t>.</w:t>
-      </w:r>
-    </w:p>
-    <w:p>
-      <w:pPr>
-        <w:spacing w:line="336" w:lineRule="auto" w:after="180"/>
-      </w:pPr>
-      <w:r>
-        <w:rPr>
-          <w:b w:val="0"/>
-        </w:rPr>
-        <w:t xml:space="preserve">Use Run the investigation for the </w:t>
-      </w:r>
-      <w:r>
-        <w:rPr>
-          <w:b/>
-        </w:rPr>
-        <w:t>evidence</w:t>
-      </w:r>
-      <w:r>
-        <w:rPr>
-          <w:b w:val="0"/>
-        </w:rPr>
-        <w:t xml:space="preserve"> ledger. Add a boundary or missing-</w:t>
-      </w:r>
-      <w:r>
-        <w:rPr>
-          <w:b/>
-        </w:rPr>
-        <w:t>input</w:t>
-      </w:r>
-      <w:r>
-        <w:rPr>
-          <w:b w:val="0"/>
-        </w:rPr>
-        <w:t xml:space="preserve"> case and record the expected response before checking. More successful repeats of one case do not establish wider coverage.</w:t>
-      </w:r>
-    </w:p>
-    <w:p>
-      <w:pPr>
-        <w:pStyle w:val="Heading3"/>
-      </w:pPr>
-      <w:r>
-        <w:t>Match the support to the first error</w:t>
+        <w:pStyle w:val="Heading2"/>
+      </w:pPr>
+      <w:r>
+        <w:t>Choose accessible support</w:t>
       </w:r>
     </w:p>
     <w:tbl>
@@ -3338,81 +3824,39 @@
     </w:p>
     <w:p>
       <w:pPr>
-        <w:pStyle w:val="Heading1"/>
-      </w:pPr>
-      <w:r>
-        <w:t>05. Assess and explain the answers</w:t>
+        <w:pStyle w:val="Heading2"/>
+      </w:pPr>
+      <w:r>
+        <w:t>Earlier wording, alternatives and picture transcripts · reference / check after trying</w:t>
       </w:r>
     </w:p>
     <w:p>
-      <w:r>
-        <w:t>Use the Training and validation curves questions, teacher keys and criteria after the relevant attempts. Previously discussed cases are practice; protect the separately selected independent task.</w:t>
+      <w:pPr>
+        <w:pStyle w:val="Heading3"/>
+      </w:pPr>
+      <w:r>
+        <w:t>Match the support to the first error</w:t>
       </w:r>
     </w:p>
     <w:p>
       <w:pPr>
-        <w:pStyle w:val="Heading3"/>
-      </w:pPr>
-      <w:r>
-        <w:t>Guided and exit questions</w:t>
+        <w:pStyle w:val="Heading1"/>
+      </w:pPr>
+      <w:r>
+        <w:t>05. Assess the new schema or calculation transfer</w:t>
       </w:r>
     </w:p>
     <w:p>
-      <w:pPr>
-        <w:spacing w:line="336" w:lineRule="auto" w:after="180"/>
-      </w:pPr>
-      <w:r>
-        <w:rPr>
-          <w:b w:val="0"/>
-        </w:rPr>
-        <w:t xml:space="preserve">Guided: </w:t>
-      </w:r>
-      <w:r>
-        <w:rPr>
-          <w:b/>
-        </w:rPr>
-        <w:t>training</w:t>
-      </w:r>
-      <w:r>
-        <w:rPr>
-          <w:b w:val="0"/>
-        </w:rPr>
-        <w:t xml:space="preserve"> changes by 0.0390625 - 0.625 = -0.5859375; validation changes by 1.7578125 - 0 = 1.7578125. Select </w:t>
-      </w:r>
-      <w:r>
-        <w:rPr>
-          <w:b/>
-        </w:rPr>
-        <w:t>checkpoint</w:t>
-      </w:r>
-      <w:r>
-        <w:rPr>
-          <w:b w:val="0"/>
-        </w:rPr>
-        <w:t xml:space="preserve"> 2 with v = 1.5.</w:t>
+      <w:r>
+        <w:t>Keep the selected answer private until after a first attempt.</w:t>
       </w:r>
     </w:p>
     <w:p>
       <w:pPr>
-        <w:spacing w:line="336" w:lineRule="auto" w:after="180"/>
-      </w:pPr>
-      <w:r>
-        <w:rPr>
-          <w:b w:val="0"/>
-        </w:rPr>
-        <w:t xml:space="preserve">Exit: zero on selected validation examples is limited development </w:t>
-      </w:r>
-      <w:r>
-        <w:rPr>
-          <w:b/>
-        </w:rPr>
-        <w:t>evidence</w:t>
-      </w:r>
-      <w:r>
-        <w:rPr>
-          <w:b w:val="0"/>
-        </w:rPr>
-        <w:t>, and choosing with test results turns that test into development data.</w:t>
+        <w:pStyle w:val="Heading2"/>
+      </w:pPr>
+      <w:r>
+        <w:t>Selected independent task and checked answer</w:t>
       </w:r>
     </w:p>
     <w:p>
@@ -3423,673 +3867,84 @@
         <w:rPr>
           <w:b w:val="0"/>
         </w:rPr>
-        <w:t xml:space="preserve">Freeze choices using </w:t>
+        <w:t xml:space="preserve">Selected case: Use h = ReLU(x), y = vh, candidate v values 1, 1.5 and 2. </w:t>
       </w:r>
       <w:r>
         <w:rPr>
           <w:b/>
         </w:rPr>
-        <w:t>training</w:t>
-      </w:r>
-      <w:r>
-        <w:rPr>
-          <w:b w:val="0"/>
-        </w:rPr>
-        <w:t>/validation, then evaluate once on suitable untouched test examples and report the scope.</w:t>
+        <w:t>Training</w:t>
+      </w:r>
+      <w:r>
+        <w:rPr>
+          <w:b w:val="0"/>
+        </w:rPr>
+        <w:t xml:space="preserve"> pairs are (1, 2), (2, 4); validation pairs are (1, 1), (2, 2). Calculate both MSE columns and select by minimum validation MSE.</w:t>
       </w:r>
     </w:p>
     <w:p>
       <w:pPr>
-        <w:pStyle w:val="Heading3"/>
-      </w:pPr>
-      <w:r>
-        <w:t>W1 Recover a plotted point</w:t>
+        <w:spacing w:line="336" w:lineRule="auto" w:after="180"/>
+      </w:pPr>
+      <w:r>
+        <w:rPr>
+          <w:b w:val="0"/>
+        </w:rPr>
+        <w:t xml:space="preserve">Explain the disagreement with selection by </w:t>
+      </w:r>
+      <w:r>
+        <w:rPr>
+          <w:b/>
+        </w:rPr>
+        <w:t>training</w:t>
+      </w:r>
+      <w:r>
+        <w:rPr>
+          <w:b w:val="0"/>
+        </w:rPr>
+        <w:t xml:space="preserve"> loss.</w:t>
       </w:r>
     </w:p>
     <w:p>
       <w:pPr>
-        <w:pStyle w:val="Heading3"/>
-      </w:pPr>
-      <w:r>
-        <w:t>Workbook question · W1</w:t>
+        <w:spacing w:line="336" w:lineRule="auto" w:after="180"/>
+      </w:pPr>
+      <w:r>
+        <w:rPr>
+          <w:b w:val="0"/>
+        </w:rPr>
+        <w:t xml:space="preserve">Teacher explanation: For v = 1, train MSE 2.5 and validation MSE 0. For v = 1.5, both MSE values are 0.625. For v = 2, train MSE 0 and validation MSE 2.5. Validation chooses v = 1; </w:t>
+      </w:r>
+      <w:r>
+        <w:rPr>
+          <w:b/>
+        </w:rPr>
+        <w:t>training</w:t>
+      </w:r>
+      <w:r>
+        <w:rPr>
+          <w:b w:val="0"/>
+        </w:rPr>
+        <w:t xml:space="preserve"> chooses v = 2.</w:t>
       </w:r>
     </w:p>
     <w:p>
       <w:pPr>
         <w:spacing w:line="336" w:lineRule="auto" w:after="180"/>
-        <w:shd w:fill="F5F1FB"/>
-      </w:pPr>
-      <w:r>
-        <w:rPr>
-          <w:b w:val="0"/>
-        </w:rPr>
-        <w:t xml:space="preserve">At v = 1, compute both validation </w:t>
-      </w:r>
-      <w:r>
-        <w:rPr>
-          <w:b/>
-        </w:rPr>
-        <w:t>prediction</w:t>
-      </w:r>
-      <w:r>
-        <w:rPr>
-          <w:b w:val="0"/>
-        </w:rPr>
-        <w:t>s, residuals and MSE on (3, 4.5) and (4, 6).</w:t>
+      </w:pPr>
+      <w:r>
+        <w:rPr>
+          <w:b w:val="0"/>
+        </w:rPr>
+        <w:t>These constructed splits favour different slopes.</w:t>
       </w:r>
     </w:p>
     <w:p>
       <w:pPr>
-        <w:pStyle w:val="Heading3"/>
-      </w:pPr>
-      <w:r>
-        <w:t>Teacher reasoning · W1</w:t>
-      </w:r>
-    </w:p>
-    <w:p>
-      <w:pPr>
-        <w:spacing w:line="336" w:lineRule="auto" w:after="180"/>
-        <w:shd w:fill="F1F6FC"/>
-      </w:pPr>
-      <w:r>
-        <w:rPr>
-          <w:b w:val="0"/>
-        </w:rPr>
-        <w:t xml:space="preserve">Teacher explanation: </w:t>
-      </w:r>
-      <w:r>
-        <w:rPr>
-          <w:b/>
-        </w:rPr>
-        <w:t>Prediction</w:t>
-      </w:r>
-      <w:r>
-        <w:rPr>
-          <w:b w:val="0"/>
-        </w:rPr>
-        <w:t>s [3, 4], residuals [-1.5, -2], squares [2.25, 4], MSE 3.125.</w:t>
-      </w:r>
-    </w:p>
-    <w:p>
-      <w:pPr>
-        <w:pStyle w:val="Heading3"/>
-      </w:pPr>
-      <w:r>
-        <w:t>W2 Use the declared rule</w:t>
-      </w:r>
-    </w:p>
-    <w:p>
-      <w:pPr>
-        <w:pStyle w:val="Heading3"/>
-      </w:pPr>
-      <w:r>
-        <w:t>Workbook question · W2</w:t>
-      </w:r>
-    </w:p>
-    <w:p>
-      <w:pPr>
-        <w:spacing w:line="336" w:lineRule="auto" w:after="180"/>
-        <w:shd w:fill="F5F1FB"/>
-      </w:pPr>
-      <w:r>
-        <w:rPr>
-          <w:b w:val="0"/>
-        </w:rPr>
-        <w:t xml:space="preserve">Observed validation MSE at </w:t>
-      </w:r>
-      <w:r>
-        <w:rPr>
-          <w:b/>
-        </w:rPr>
-        <w:t>checkpoint</w:t>
-      </w:r>
-      <w:r>
-        <w:rPr>
-          <w:b w:val="0"/>
-        </w:rPr>
-        <w:t xml:space="preserve">s 0 to 4 is [5, 2, 1, 1, 1.2]. Lowest loss wins with earlier exact ties. Which </w:t>
-      </w:r>
-      <w:r>
-        <w:rPr>
-          <w:b/>
-        </w:rPr>
-        <w:t>checkpoint</w:t>
-      </w:r>
-      <w:r>
-        <w:rPr>
-          <w:b w:val="0"/>
-        </w:rPr>
-        <w:t xml:space="preserve"> is selected? What if </w:t>
-      </w:r>
-      <w:r>
-        <w:rPr>
-          <w:b/>
-        </w:rPr>
-        <w:t>training</w:t>
-      </w:r>
-      <w:r>
-        <w:rPr>
-          <w:b w:val="0"/>
-        </w:rPr>
-        <w:t xml:space="preserve"> loss is lowest at </w:t>
-      </w:r>
-      <w:r>
-        <w:rPr>
-          <w:b/>
-        </w:rPr>
-        <w:t>checkpoint</w:t>
-      </w:r>
-      <w:r>
-        <w:rPr>
-          <w:b w:val="0"/>
-        </w:rPr>
-        <w:t xml:space="preserve"> 4?</w:t>
-      </w:r>
-    </w:p>
-    <w:p>
-      <w:pPr>
-        <w:pStyle w:val="Heading3"/>
-      </w:pPr>
-      <w:r>
-        <w:t>Teacher reasoning · W2</w:t>
-      </w:r>
-    </w:p>
-    <w:p>
-      <w:pPr>
-        <w:spacing w:line="336" w:lineRule="auto" w:after="180"/>
-        <w:shd w:fill="F1F6FC"/>
-      </w:pPr>
-      <w:r>
-        <w:rPr>
-          <w:b w:val="0"/>
-        </w:rPr>
-        <w:t xml:space="preserve">Teacher explanation: Select </w:t>
-      </w:r>
-      <w:r>
-        <w:rPr>
-          <w:b/>
-        </w:rPr>
-        <w:t>checkpoint</w:t>
-      </w:r>
-      <w:r>
-        <w:rPr>
-          <w:b w:val="0"/>
-        </w:rPr>
-        <w:t xml:space="preserve"> 2. The tie at 3 does not replace the earlier </w:t>
-      </w:r>
-      <w:r>
-        <w:rPr>
-          <w:b/>
-        </w:rPr>
-        <w:t>checkpoint</w:t>
-      </w:r>
-      <w:r>
-        <w:rPr>
-          <w:b w:val="0"/>
-        </w:rPr>
-        <w:t xml:space="preserve">. Lower </w:t>
-      </w:r>
-      <w:r>
-        <w:rPr>
-          <w:b/>
-        </w:rPr>
-        <w:t>training</w:t>
-      </w:r>
-      <w:r>
-        <w:rPr>
-          <w:b w:val="0"/>
-        </w:rPr>
-        <w:t xml:space="preserve"> loss at 4 does not change a validation-based rule.</w:t>
-      </w:r>
-    </w:p>
-    <w:p>
-      <w:pPr>
-        <w:pStyle w:val="Heading3"/>
-      </w:pPr>
-      <w:r>
-        <w:t>W3 Repair incompatible measures</w:t>
-      </w:r>
-    </w:p>
-    <w:p>
-      <w:pPr>
-        <w:pStyle w:val="Heading3"/>
-      </w:pPr>
-      <w:r>
-        <w:t>Workbook question · W3</w:t>
-      </w:r>
-    </w:p>
-    <w:p>
-      <w:pPr>
-        <w:spacing w:line="336" w:lineRule="auto" w:after="180"/>
-        <w:shd w:fill="F5F1FB"/>
-      </w:pPr>
-      <w:r>
-        <w:rPr>
-          <w:b w:val="0"/>
-        </w:rPr>
-        <w:t xml:space="preserve">A </w:t>
-      </w:r>
-      <w:r>
-        <w:rPr>
-          <w:b/>
-        </w:rPr>
-        <w:t>training</w:t>
-      </w:r>
-      <w:r>
-        <w:rPr>
-          <w:b w:val="0"/>
-        </w:rPr>
-        <w:t xml:space="preserve"> report shows sum of squared errors 12 over six rows. Validation shows mean squared error 3 over two rows in the same target units. A learner says </w:t>
-      </w:r>
-      <w:r>
-        <w:rPr>
-          <w:b/>
-        </w:rPr>
-        <w:t>training</w:t>
-      </w:r>
-      <w:r>
-        <w:rPr>
-          <w:b w:val="0"/>
-        </w:rPr>
-        <w:t xml:space="preserve"> error is four times larger. Repair the comparison.</w:t>
-      </w:r>
-    </w:p>
-    <w:p>
-      <w:pPr>
-        <w:pStyle w:val="Heading3"/>
-      </w:pPr>
-      <w:r>
-        <w:t>Teacher reasoning · W3</w:t>
-      </w:r>
-    </w:p>
-    <w:p>
-      <w:pPr>
-        <w:spacing w:line="336" w:lineRule="auto" w:after="180"/>
-        <w:shd w:fill="F1F6FC"/>
-      </w:pPr>
-      <w:r>
-        <w:rPr>
-          <w:b w:val="0"/>
-        </w:rPr>
-        <w:t xml:space="preserve">Teacher explanation: </w:t>
-      </w:r>
-      <w:r>
-        <w:rPr>
-          <w:b/>
-        </w:rPr>
-        <w:t>Training</w:t>
-      </w:r>
-      <w:r>
-        <w:rPr>
-          <w:b w:val="0"/>
-        </w:rPr>
-        <w:t xml:space="preserve"> MSE is 12 / 6 = 2. Compare 2 with validation MSE 3, not sum 12 with mean 3. The split sizes and examples still limit interpretation.</w:t>
-      </w:r>
-    </w:p>
-    <w:p>
-      <w:pPr>
-        <w:pStyle w:val="Heading3"/>
-      </w:pPr>
-      <w:r>
-        <w:t>W4 Evaluate new checkpoints independently</w:t>
-      </w:r>
-    </w:p>
-    <w:p>
-      <w:pPr>
-        <w:pStyle w:val="Heading3"/>
-      </w:pPr>
-      <w:r>
-        <w:t>Workbook question · W4</w:t>
-      </w:r>
-    </w:p>
-    <w:p>
-      <w:pPr>
-        <w:spacing w:line="336" w:lineRule="auto" w:after="180"/>
-        <w:shd w:fill="F5F1FB"/>
-      </w:pPr>
-      <w:r>
-        <w:rPr>
-          <w:b w:val="0"/>
-        </w:rPr>
-        <w:t xml:space="preserve">Use h = ReLU(x), y = vh, candidate v values 1, 1.5 and 2. </w:t>
-      </w:r>
-      <w:r>
-        <w:rPr>
-          <w:b/>
-        </w:rPr>
-        <w:t>Training</w:t>
-      </w:r>
-      <w:r>
-        <w:rPr>
-          <w:b w:val="0"/>
-        </w:rPr>
-        <w:t xml:space="preserve"> pairs are (1, 2), (2, 4); validation pairs are (1, 1), (2, 2). Calculate both MSE columns and select by minimum validation MSE.</w:t>
-      </w:r>
-    </w:p>
-    <w:p>
-      <w:pPr>
-        <w:spacing w:line="336" w:lineRule="auto" w:after="180"/>
-        <w:shd w:fill="F5F1FB"/>
-      </w:pPr>
-      <w:r>
-        <w:rPr>
-          <w:b w:val="0"/>
-        </w:rPr>
-        <w:t xml:space="preserve">Explain the disagreement with selection by </w:t>
-      </w:r>
-      <w:r>
-        <w:rPr>
-          <w:b/>
-        </w:rPr>
-        <w:t>training</w:t>
-      </w:r>
-      <w:r>
-        <w:rPr>
-          <w:b w:val="0"/>
-        </w:rPr>
-        <w:t xml:space="preserve"> loss.</w:t>
-      </w:r>
-    </w:p>
-    <w:p>
-      <w:pPr>
-        <w:pStyle w:val="Heading3"/>
-      </w:pPr>
-      <w:r>
-        <w:t>Teacher reasoning · W4</w:t>
-      </w:r>
-    </w:p>
-    <w:p>
-      <w:pPr>
-        <w:spacing w:line="336" w:lineRule="auto" w:after="180"/>
-        <w:shd w:fill="F1F6FC"/>
-      </w:pPr>
-      <w:r>
-        <w:rPr>
-          <w:b w:val="0"/>
-        </w:rPr>
-        <w:t xml:space="preserve">Teacher explanation: For v = 1, train MSE 2.5 and validation MSE 0. For v = 1.5, both MSE values are 0.625. For v = 2, train MSE 0 and validation MSE 2.5. Validation chooses v = 1; </w:t>
-      </w:r>
-      <w:r>
-        <w:rPr>
-          <w:b/>
-        </w:rPr>
-        <w:t>training</w:t>
-      </w:r>
-      <w:r>
-        <w:rPr>
-          <w:b w:val="0"/>
-        </w:rPr>
-        <w:t xml:space="preserve"> chooses v = 2.</w:t>
-      </w:r>
-    </w:p>
-    <w:p>
-      <w:pPr>
-        <w:spacing w:line="336" w:lineRule="auto" w:after="180"/>
-        <w:shd w:fill="F1F6FC"/>
-      </w:pPr>
-      <w:r>
-        <w:rPr>
-          <w:b w:val="0"/>
-        </w:rPr>
-        <w:t>These constructed splits favour different slopes.</w:t>
-      </w:r>
-    </w:p>
-    <w:p>
-      <w:pPr>
-        <w:pStyle w:val="Heading3"/>
-      </w:pPr>
-      <w:r>
-        <w:t>W5 Limit a curve diagnosis</w:t>
-      </w:r>
-    </w:p>
-    <w:p>
-      <w:pPr>
-        <w:pStyle w:val="Heading3"/>
-      </w:pPr>
-      <w:r>
-        <w:t>Workbook question · W5</w:t>
-      </w:r>
-    </w:p>
-    <w:p>
-      <w:pPr>
-        <w:spacing w:line="336" w:lineRule="auto" w:after="180"/>
-        <w:shd w:fill="F5F1FB"/>
-      </w:pPr>
-      <w:r>
-        <w:rPr>
-          <w:b/>
-        </w:rPr>
-        <w:t>Training</w:t>
-      </w:r>
-      <w:r>
-        <w:rPr>
-          <w:b w:val="0"/>
-        </w:rPr>
-        <w:t xml:space="preserve"> loss falls while validation loss rises. Give two checks before declaring model complexity the cause, and explain why repeatedly selecting with validation makes it development </w:t>
-      </w:r>
-      <w:r>
-        <w:rPr>
-          <w:b/>
-        </w:rPr>
-        <w:t>evidence</w:t>
-      </w:r>
-      <w:r>
-        <w:rPr>
-          <w:b w:val="0"/>
-        </w:rPr>
-        <w:t>.</w:t>
-      </w:r>
-    </w:p>
-    <w:p>
-      <w:pPr>
-        <w:pStyle w:val="Heading3"/>
-      </w:pPr>
-      <w:r>
-        <w:t>Teacher reasoning · W5</w:t>
-      </w:r>
-    </w:p>
-    <w:p>
-      <w:pPr>
-        <w:spacing w:line="336" w:lineRule="auto" w:after="180"/>
-        <w:shd w:fill="F1F6FC"/>
-      </w:pPr>
-      <w:r>
-        <w:rPr>
-          <w:b w:val="0"/>
-        </w:rPr>
-        <w:t>Teacher explanation: Possible checks include comparable loss definitions, unchanged pre</w:t>
-      </w:r>
-      <w:r>
-        <w:rPr>
-          <w:b/>
-        </w:rPr>
-        <w:t>process</w:t>
-      </w:r>
-      <w:r>
-        <w:rPr>
-          <w:b w:val="0"/>
-        </w:rPr>
-        <w:t>ing and evaluation settings, split representativeness, leakage and label quality.</w:t>
-      </w:r>
-    </w:p>
-    <w:p>
-      <w:pPr>
-        <w:spacing w:line="336" w:lineRule="auto" w:after="180"/>
-        <w:shd w:fill="F1F6FC"/>
-      </w:pPr>
-      <w:r>
-        <w:rPr>
-          <w:b w:val="0"/>
-        </w:rPr>
-        <w:t>Repeated selection uses validation outcomes to guide choices, so final evaluation needs separate untouched examples.</w:t>
-      </w:r>
-    </w:p>
-    <w:p>
-      <w:pPr>
-        <w:pStyle w:val="Heading3"/>
-      </w:pPr>
-      <w:r>
-        <w:t>Independent assessment and fresh retry</w:t>
-      </w:r>
-    </w:p>
-    <w:p>
-      <w:pPr>
-        <w:pStyle w:val="Heading3"/>
-      </w:pPr>
-      <w:r>
-        <w:t>Teacher key · Independent assessment and fresh retry</w:t>
-      </w:r>
-    </w:p>
-    <w:p>
-      <w:pPr>
-        <w:spacing w:line="336" w:lineRule="auto" w:after="180"/>
-        <w:shd w:fill="F1F6FC"/>
-      </w:pPr>
-      <w:r>
-        <w:rPr>
-          <w:b w:val="0"/>
-        </w:rPr>
-        <w:t>W4 requires all six MSE values and the validation choice v = 1. Fresh retry: candidates v = 0.5, 1, 1.5 and validation pairs (2, 2), (4, 4). MSE values are 2.5, 0 and 2.5, so choose v = 1.</w:t>
-      </w:r>
-    </w:p>
-    <w:p>
-      <w:pPr>
-        <w:spacing w:line="336" w:lineRule="auto" w:after="180"/>
-        <w:shd w:fill="F1F6FC"/>
-      </w:pPr>
-      <w:r>
-        <w:rPr>
-          <w:b w:val="0"/>
-        </w:rPr>
-        <w:t xml:space="preserve">Ask what the result establishes and why it is not final test </w:t>
-      </w:r>
-      <w:r>
-        <w:rPr>
-          <w:b/>
-        </w:rPr>
-        <w:t>evidence</w:t>
-      </w:r>
-      <w:r>
-        <w:rPr>
-          <w:b w:val="0"/>
-        </w:rPr>
-        <w:t xml:space="preserve"> after selection.</w:t>
-      </w:r>
-    </w:p>
-    <w:p>
-      <w:pPr>
-        <w:pStyle w:val="Heading3"/>
-      </w:pPr>
-      <w:r>
-        <w:t>Assess independent transfer</w:t>
-      </w:r>
-    </w:p>
-    <w:p>
-      <w:pPr>
-        <w:pStyle w:val="Heading3"/>
-      </w:pPr>
-      <w:r>
-        <w:t>Independent question · withhold the key</w:t>
-      </w:r>
-    </w:p>
-    <w:p>
-      <w:pPr>
-        <w:spacing w:line="336" w:lineRule="auto" w:after="180"/>
-        <w:shd w:fill="F5F1FB"/>
-      </w:pPr>
-      <w:r>
-        <w:rPr>
-          <w:b w:val="0"/>
-        </w:rPr>
-        <w:t xml:space="preserve">Selected case: Use h = ReLU(x), y = vh, candidate v values 1, 1.5 and 2. </w:t>
-      </w:r>
-      <w:r>
-        <w:rPr>
-          <w:b/>
-        </w:rPr>
-        <w:t>Training</w:t>
-      </w:r>
-      <w:r>
-        <w:rPr>
-          <w:b w:val="0"/>
-        </w:rPr>
-        <w:t xml:space="preserve"> pairs are (1, 2), (2, 4); validation pairs are (1, 1), (2, 2). Calculate both MSE columns and select by minimum validation MSE.</w:t>
-      </w:r>
-    </w:p>
-    <w:p>
-      <w:pPr>
-        <w:spacing w:line="336" w:lineRule="auto" w:after="180"/>
-        <w:shd w:fill="F5F1FB"/>
-      </w:pPr>
-      <w:r>
-        <w:rPr>
-          <w:b w:val="0"/>
-        </w:rPr>
-        <w:t xml:space="preserve">Explain the disagreement with selection by </w:t>
-      </w:r>
-      <w:r>
-        <w:rPr>
-          <w:b/>
-        </w:rPr>
-        <w:t>training</w:t>
-      </w:r>
-      <w:r>
-        <w:rPr>
-          <w:b w:val="0"/>
-        </w:rPr>
-        <w:t xml:space="preserve"> loss.</w:t>
-      </w:r>
-    </w:p>
-    <w:p>
-      <w:pPr>
-        <w:pStyle w:val="Heading3"/>
-      </w:pPr>
-      <w:r>
-        <w:t>Selected case answer</w:t>
-      </w:r>
-    </w:p>
-    <w:p>
-      <w:pPr>
-        <w:pStyle w:val="Heading3"/>
-      </w:pPr>
-      <w:r>
-        <w:t>Teacher key · Selected case answer</w:t>
-      </w:r>
-    </w:p>
-    <w:p>
-      <w:pPr>
-        <w:spacing w:line="336" w:lineRule="auto" w:after="180"/>
-        <w:shd w:fill="F1F6FC"/>
-      </w:pPr>
-      <w:r>
-        <w:rPr>
-          <w:b w:val="0"/>
-        </w:rPr>
-        <w:t xml:space="preserve">Teacher explanation: For v = 1, train MSE 2.5 and validation MSE 0. For v = 1.5, both MSE values are 0.625. For v = 2, train MSE 0 and validation MSE 2.5. Validation chooses v = 1; </w:t>
-      </w:r>
-      <w:r>
-        <w:rPr>
-          <w:b/>
-        </w:rPr>
-        <w:t>training</w:t>
-      </w:r>
-      <w:r>
-        <w:rPr>
-          <w:b w:val="0"/>
-        </w:rPr>
-        <w:t xml:space="preserve"> chooses v = 2.</w:t>
-      </w:r>
-    </w:p>
-    <w:p>
-      <w:pPr>
-        <w:spacing w:line="336" w:lineRule="auto" w:after="180"/>
-        <w:shd w:fill="F1F6FC"/>
-      </w:pPr>
-      <w:r>
-        <w:rPr>
-          <w:b w:val="0"/>
-        </w:rPr>
-        <w:t>These constructed splits favour different slopes.</w:t>
+        <w:pStyle w:val="Heading2"/>
+      </w:pPr>
+      <w:r>
+        <w:t>Judge explanation,trace and limits</w:t>
       </w:r>
     </w:p>
     <w:tbl>
@@ -4196,54 +4051,55 @@
     </w:tbl>
     <w:p>
       <w:pPr>
-        <w:pStyle w:val="Heading3"/>
-      </w:pPr>
-      <w:r>
-        <w:t>Teacher key · Selected case answer</w:t>
+        <w:spacing w:line="336" w:lineRule="auto" w:after="180"/>
+      </w:pPr>
+      <w:r>
+        <w:rPr>
+          <w:b w:val="0"/>
+        </w:rPr>
+        <w:t>Record each dimension as not yet, with support, or independent. Accept a valid alternative procedure with a defensible trace.</w:t>
       </w:r>
     </w:p>
     <w:p>
       <w:pPr>
         <w:spacing w:line="336" w:lineRule="auto" w:after="180"/>
-        <w:shd w:fill="F1F6FC"/>
-      </w:pPr>
-      <w:r>
-        <w:rPr>
-          <w:b w:val="0"/>
-        </w:rPr>
-        <w:t>Record each dimension as not yet, with support, or independent. Accept a valid alternative procedure with a defensible trace.</w:t>
+      </w:pPr>
+      <w:r>
+        <w:rPr>
+          <w:b w:val="0"/>
+        </w:rPr>
+        <w:t xml:space="preserve">Do not penalise an honestly recorded model failure if the learner correctly explains its </w:t>
+      </w:r>
+      <w:r>
+        <w:rPr>
+          <w:b/>
+        </w:rPr>
+        <w:t>evidence</w:t>
+      </w:r>
+      <w:r>
+        <w:rPr>
+          <w:b w:val="0"/>
+        </w:rPr>
+        <w:t xml:space="preserve"> and limits.</w:t>
       </w:r>
     </w:p>
     <w:p>
       <w:pPr>
-        <w:spacing w:line="336" w:lineRule="auto" w:after="180"/>
-        <w:shd w:fill="F1F6FC"/>
-      </w:pPr>
-      <w:r>
-        <w:rPr>
-          <w:b w:val="0"/>
-        </w:rPr>
-        <w:t xml:space="preserve">Do not penalise an honestly recorded model failure if the learner correctly explains its </w:t>
-      </w:r>
-      <w:r>
-        <w:rPr>
-          <w:b/>
-        </w:rPr>
-        <w:t>evidence</w:t>
-      </w:r>
-      <w:r>
-        <w:rPr>
-          <w:b w:val="0"/>
-        </w:rPr>
-        <w:t xml:space="preserve"> and limits.</w:t>
+        <w:pStyle w:val="Heading2"/>
+      </w:pPr>
+      <w:r>
+        <w:t>Give one usable repair</w:t>
       </w:r>
     </w:p>
     <w:p>
       <w:pPr>
-        <w:pStyle w:val="Heading3"/>
-      </w:pPr>
-      <w:r>
-        <w:t>Feedback that the learner uses</w:t>
+        <w:spacing w:line="336" w:lineRule="auto" w:after="180"/>
+      </w:pPr>
+      <w:r>
+        <w:rPr>
+          <w:b w:val="0"/>
+        </w:rPr>
+        <w:t>Name the earliest unsupported step and give one action to repair it. Have the learner make that repair now and explain why. Then assess the relevant skill on a fresh, fully specified case.</w:t>
       </w:r>
     </w:p>
     <w:p>
@@ -4254,102 +4110,69 @@
         <w:rPr>
           <w:b w:val="0"/>
         </w:rPr>
-        <w:t>Name the earliest unsupported step and give one action to repair it. Have the learner make that repair now and explain why. Then assess the relevant skill on a fresh, fully specified case.</w:t>
+        <w:t>Confirm it was not previously practised with feedback; solve and check the new case before assigning it. A follow-up design prompt is a starting brief, not automatically an equivalent test.</w:t>
       </w:r>
     </w:p>
     <w:p>
       <w:pPr>
-        <w:spacing w:line="336" w:lineRule="auto" w:after="180"/>
-      </w:pPr>
-      <w:r>
-        <w:rPr>
-          <w:b w:val="0"/>
-        </w:rPr>
-        <w:t>Confirm it was not previously practised with feedback; solve and check the new case before assigning it. A follow-up design prompt is a starting brief, not automatically an equivalent test.</w:t>
+        <w:pStyle w:val="Heading2"/>
+      </w:pPr>
+      <w:r>
+        <w:t>W1 Recover a plotted point</w:t>
       </w:r>
     </w:p>
     <w:p>
       <w:pPr>
-        <w:pStyle w:val="Heading1"/>
-      </w:pPr>
-      <w:r>
-        <w:t>06. Connect the project, support and next lesson</w:t>
+        <w:spacing w:line="336" w:lineRule="auto" w:after="180"/>
+      </w:pPr>
+      <w:r>
+        <w:rPr>
+          <w:b w:val="0"/>
+        </w:rPr>
+        <w:t xml:space="preserve">At v = 1, compute both validation </w:t>
+      </w:r>
+      <w:r>
+        <w:rPr>
+          <w:b/>
+        </w:rPr>
+        <w:t>prediction</w:t>
+      </w:r>
+      <w:r>
+        <w:rPr>
+          <w:b w:val="0"/>
+        </w:rPr>
+        <w:t>s, residuals and MSE on (3, 4.5) and (4, 6).</w:t>
       </w:r>
     </w:p>
     <w:p>
-      <w:r>
-        <w:t>Connect Training and validation curves to Image-pattern Network Investigation, adapt support and plan a later changed-case check.</w:t>
+      <w:pPr>
+        <w:spacing w:line="336" w:lineRule="auto" w:after="180"/>
+      </w:pPr>
+      <w:r>
+        <w:rPr>
+          <w:b w:val="0"/>
+        </w:rPr>
+        <w:t xml:space="preserve">Teacher explanation: </w:t>
+      </w:r>
+      <w:r>
+        <w:rPr>
+          <w:b/>
+        </w:rPr>
+        <w:t>Prediction</w:t>
+      </w:r>
+      <w:r>
+        <w:rPr>
+          <w:b w:val="0"/>
+        </w:rPr>
+        <w:t>s [3, 4], residuals [-1.5, -2], squares [2.25, 4], MSE 3.125.</w:t>
       </w:r>
     </w:p>
     <w:p>
       <w:pPr>
-        <w:spacing w:line="336" w:lineRule="auto" w:after="180"/>
-      </w:pPr>
-      <w:r>
-        <w:rPr>
-          <w:b w:val="0"/>
-        </w:rPr>
-        <w:t xml:space="preserve">Add a labelled </w:t>
-      </w:r>
-      <w:r>
-        <w:rPr>
-          <w:b/>
-        </w:rPr>
-        <w:t>training</w:t>
-      </w:r>
-      <w:r>
-        <w:rPr>
-          <w:b w:val="0"/>
-        </w:rPr>
-        <w:t xml:space="preserve"> and </w:t>
-      </w:r>
-      <w:r>
-        <w:rPr>
-          <w:b/>
-        </w:rPr>
-        <w:t>validation curve</w:t>
-      </w:r>
-      <w:r>
-        <w:rPr>
-          <w:b w:val="0"/>
-        </w:rPr>
-        <w:t xml:space="preserve">s </w:t>
-      </w:r>
-      <w:r>
-        <w:rPr>
-          <w:b/>
-        </w:rPr>
-        <w:t>evidence</w:t>
-      </w:r>
-      <w:r>
-        <w:rPr>
-          <w:b w:val="0"/>
-        </w:rPr>
-        <w:t xml:space="preserve"> sheet to Image-pattern Network Investigation. Show how you can compute comparable </w:t>
-      </w:r>
-      <w:r>
-        <w:rPr>
-          <w:b/>
-        </w:rPr>
-        <w:t>training</w:t>
-      </w:r>
-      <w:r>
-        <w:rPr>
-          <w:b w:val="0"/>
-        </w:rPr>
-        <w:t xml:space="preserve"> and validation losses at saved </w:t>
-      </w:r>
-      <w:r>
-        <w:rPr>
-          <w:b/>
-        </w:rPr>
-        <w:t>checkpoint</w:t>
-      </w:r>
-      <w:r>
-        <w:rPr>
-          <w:b w:val="0"/>
-        </w:rPr>
-        <w:t>s.</w:t>
+        <w:pStyle w:val="Heading2"/>
+      </w:pPr>
+      <w:r>
+        <w:t>W2 Use the declared rule</w:t>
       </w:r>
     </w:p>
     <w:p>
@@ -4360,31 +4183,55 @@
         <w:rPr>
           <w:b w:val="0"/>
         </w:rPr>
-        <w:t xml:space="preserve">Use the supplied fictional case and keep its </w:t>
+        <w:t xml:space="preserve">Observed validation MSE at </w:t>
       </w:r>
       <w:r>
         <w:rPr>
           <w:b/>
         </w:rPr>
-        <w:t>input</w:t>
-      </w:r>
-      <w:r>
-        <w:rPr>
-          <w:b w:val="0"/>
-        </w:rPr>
-        <w:t xml:space="preserve">s, intermediate steps, calculation or </w:t>
+        <w:t>checkpoint</w:t>
+      </w:r>
+      <w:r>
+        <w:rPr>
+          <w:b w:val="0"/>
+        </w:rPr>
+        <w:t xml:space="preserve">s 0 to 4 is [5, 2, 1, 1, 1.2]. Lowest loss wins with earlier exact ties. Which </w:t>
       </w:r>
       <w:r>
         <w:rPr>
           <w:b/>
         </w:rPr>
-        <w:t>prediction</w:t>
-      </w:r>
-      <w:r>
-        <w:rPr>
-          <w:b w:val="0"/>
-        </w:rPr>
-        <w:t>, and limitation. Connect this record to last week’s record; a matching answer without a trace is insufficient.</w:t>
+        <w:t>checkpoint</w:t>
+      </w:r>
+      <w:r>
+        <w:rPr>
+          <w:b w:val="0"/>
+        </w:rPr>
+        <w:t xml:space="preserve"> is selected? What if </w:t>
+      </w:r>
+      <w:r>
+        <w:rPr>
+          <w:b/>
+        </w:rPr>
+        <w:t>training</w:t>
+      </w:r>
+      <w:r>
+        <w:rPr>
+          <w:b w:val="0"/>
+        </w:rPr>
+        <w:t xml:space="preserve"> loss is lowest at </w:t>
+      </w:r>
+      <w:r>
+        <w:rPr>
+          <w:b/>
+        </w:rPr>
+        <w:t>checkpoint</w:t>
+      </w:r>
+      <w:r>
+        <w:rPr>
+          <w:b w:val="0"/>
+        </w:rPr>
+        <w:t xml:space="preserve"> 4?</w:t>
       </w:r>
     </w:p>
     <w:p>
@@ -4395,30 +4242,51 @@
         <w:rPr>
           <w:b w:val="0"/>
         </w:rPr>
-        <w:t>Provide squared-error columns and labelled axes, allowing calculators. Extension: derive the two quadratic loss expressions and locate their different minima.</w:t>
+        <w:t xml:space="preserve">Teacher explanation: Select </w:t>
+      </w:r>
+      <w:r>
+        <w:rPr>
+          <w:b/>
+        </w:rPr>
+        <w:t>checkpoint</w:t>
+      </w:r>
+      <w:r>
+        <w:rPr>
+          <w:b w:val="0"/>
+        </w:rPr>
+        <w:t xml:space="preserve"> 2. The tie at 3 does not replace the earlier </w:t>
+      </w:r>
+      <w:r>
+        <w:rPr>
+          <w:b/>
+        </w:rPr>
+        <w:t>checkpoint</w:t>
+      </w:r>
+      <w:r>
+        <w:rPr>
+          <w:b w:val="0"/>
+        </w:rPr>
+        <w:t xml:space="preserve">. Lower </w:t>
+      </w:r>
+      <w:r>
+        <w:rPr>
+          <w:b/>
+        </w:rPr>
+        <w:t>training</w:t>
+      </w:r>
+      <w:r>
+        <w:rPr>
+          <w:b w:val="0"/>
+        </w:rPr>
+        <w:t xml:space="preserve"> loss at 4 does not change a validation-based rule.</w:t>
       </w:r>
     </w:p>
     <w:p>
       <w:pPr>
-        <w:spacing w:line="336" w:lineRule="auto" w:after="180"/>
-      </w:pPr>
-      <w:r>
-        <w:rPr>
-          <w:b w:val="0"/>
-        </w:rPr>
-        <w:t xml:space="preserve">Explain why this constructed mismatch makes the validation optimum occur before the </w:t>
-      </w:r>
-      <w:r>
-        <w:rPr>
-          <w:b/>
-        </w:rPr>
-        <w:t>training</w:t>
-      </w:r>
-      <w:r>
-        <w:rPr>
-          <w:b w:val="0"/>
-        </w:rPr>
-        <w:t xml:space="preserve"> optimum.</w:t>
+        <w:pStyle w:val="Heading2"/>
+      </w:pPr>
+      <w:r>
+        <w:t>W3 Repair incompatible measures</w:t>
       </w:r>
     </w:p>
     <w:p>
@@ -4429,7 +4297,31 @@
         <w:rPr>
           <w:b w:val="0"/>
         </w:rPr>
-        <w:t>Week 16 introduces a weight penalty and a precise early-stopping policy.</w:t>
+        <w:t xml:space="preserve">A </w:t>
+      </w:r>
+      <w:r>
+        <w:rPr>
+          <w:b/>
+        </w:rPr>
+        <w:t>training</w:t>
+      </w:r>
+      <w:r>
+        <w:rPr>
+          <w:b w:val="0"/>
+        </w:rPr>
+        <w:t xml:space="preserve"> report shows sum of squared errors 12 over six rows. Validation shows mean squared error 3 over two rows in the same target units. A learner says </w:t>
+      </w:r>
+      <w:r>
+        <w:rPr>
+          <w:b/>
+        </w:rPr>
+        <w:t>training</w:t>
+      </w:r>
+      <w:r>
+        <w:rPr>
+          <w:b w:val="0"/>
+        </w:rPr>
+        <w:t xml:space="preserve"> error is four times larger. Repair the comparison.</w:t>
       </w:r>
     </w:p>
     <w:p>
@@ -4440,15 +4332,598 @@
         <w:rPr>
           <w:b w:val="0"/>
         </w:rPr>
-        <w:t>Retain the project ledger and assess a changed case after support. Check the relevant prerequisite before carrying this component forward.</w:t>
+        <w:t xml:space="preserve">Teacher explanation: </w:t>
+      </w:r>
+      <w:r>
+        <w:rPr>
+          <w:b/>
+        </w:rPr>
+        <w:t>Training</w:t>
+      </w:r>
+      <w:r>
+        <w:rPr>
+          <w:b w:val="0"/>
+        </w:rPr>
+        <w:t xml:space="preserve"> MSE is 12 / 6 = 2. Compare 2 with validation MSE 3, not sum 12 with mean 3. The split sizes and examples still limit interpretation.</w:t>
       </w:r>
     </w:p>
     <w:p>
       <w:pPr>
+        <w:pStyle w:val="Heading2"/>
+      </w:pPr>
+      <w:r>
+        <w:t>W5 Limit a curve diagnosis</w:t>
+      </w:r>
+    </w:p>
+    <w:p>
+      <w:pPr>
+        <w:spacing w:line="336" w:lineRule="auto" w:after="180"/>
+      </w:pPr>
+      <w:r>
+        <w:rPr>
+          <w:b/>
+        </w:rPr>
+        <w:t>Training</w:t>
+      </w:r>
+      <w:r>
+        <w:rPr>
+          <w:b w:val="0"/>
+        </w:rPr>
+        <w:t xml:space="preserve"> loss falls while validation loss rises. Give two checks before declaring model complexity the cause, and explain why repeatedly selecting with validation makes it development </w:t>
+      </w:r>
+      <w:r>
+        <w:rPr>
+          <w:b/>
+        </w:rPr>
+        <w:t>evidence</w:t>
+      </w:r>
+      <w:r>
+        <w:rPr>
+          <w:b w:val="0"/>
+        </w:rPr>
+        <w:t>.</w:t>
+      </w:r>
+    </w:p>
+    <w:p>
+      <w:pPr>
+        <w:spacing w:line="336" w:lineRule="auto" w:after="180"/>
+      </w:pPr>
+      <w:r>
+        <w:rPr>
+          <w:b w:val="0"/>
+        </w:rPr>
+        <w:t>Teacher explanation: Possible checks include comparable loss definitions, unchanged pre</w:t>
+      </w:r>
+      <w:r>
+        <w:rPr>
+          <w:b/>
+        </w:rPr>
+        <w:t>process</w:t>
+      </w:r>
+      <w:r>
+        <w:rPr>
+          <w:b w:val="0"/>
+        </w:rPr>
+        <w:t>ing and evaluation settings, split representativeness, leakage and label quality.</w:t>
+      </w:r>
+    </w:p>
+    <w:p>
+      <w:pPr>
+        <w:spacing w:line="336" w:lineRule="auto" w:after="180"/>
+      </w:pPr>
+      <w:r>
+        <w:rPr>
+          <w:b w:val="0"/>
+        </w:rPr>
+        <w:t>Repeated selection uses validation outcomes to guide choices, so final evaluation needs separate untouched examples.</w:t>
+      </w:r>
+    </w:p>
+    <w:p>
+      <w:pPr>
+        <w:pStyle w:val="Heading2"/>
+      </w:pPr>
+      <w:r>
+        <w:t>Earlier wording, alternatives and picture transcripts · reference / check after trying</w:t>
+      </w:r>
+    </w:p>
+    <w:p>
+      <w:pPr>
         <w:pStyle w:val="Heading3"/>
       </w:pPr>
       <w:r>
-        <w:t>Plan the delayed return</w:t>
+        <w:t>Guided and exit questions</w:t>
+      </w:r>
+    </w:p>
+    <w:p>
+      <w:pPr>
+        <w:spacing w:line="336" w:lineRule="auto" w:after="180"/>
+      </w:pPr>
+      <w:r>
+        <w:rPr>
+          <w:b w:val="0"/>
+        </w:rPr>
+        <w:t xml:space="preserve">Guided: </w:t>
+      </w:r>
+      <w:r>
+        <w:rPr>
+          <w:b/>
+        </w:rPr>
+        <w:t>training</w:t>
+      </w:r>
+      <w:r>
+        <w:rPr>
+          <w:b w:val="0"/>
+        </w:rPr>
+        <w:t xml:space="preserve"> changes by 0.0390625 - 0.625 = -0.5859375; validation changes by 1.7578125 - 0 = 1.7578125. Select </w:t>
+      </w:r>
+      <w:r>
+        <w:rPr>
+          <w:b/>
+        </w:rPr>
+        <w:t>checkpoint</w:t>
+      </w:r>
+      <w:r>
+        <w:rPr>
+          <w:b w:val="0"/>
+        </w:rPr>
+        <w:t xml:space="preserve"> 2 with v = 1.5.</w:t>
+      </w:r>
+    </w:p>
+    <w:p>
+      <w:pPr>
+        <w:spacing w:line="336" w:lineRule="auto" w:after="180"/>
+      </w:pPr>
+      <w:r>
+        <w:rPr>
+          <w:b w:val="0"/>
+        </w:rPr>
+        <w:t xml:space="preserve">Exit: zero on selected validation examples is limited development </w:t>
+      </w:r>
+      <w:r>
+        <w:rPr>
+          <w:b/>
+        </w:rPr>
+        <w:t>evidence</w:t>
+      </w:r>
+      <w:r>
+        <w:rPr>
+          <w:b w:val="0"/>
+        </w:rPr>
+        <w:t>, and choosing with test results turns that test into development data.</w:t>
+      </w:r>
+    </w:p>
+    <w:p>
+      <w:pPr>
+        <w:spacing w:line="336" w:lineRule="auto" w:after="180"/>
+      </w:pPr>
+      <w:r>
+        <w:rPr>
+          <w:b w:val="0"/>
+        </w:rPr>
+        <w:t xml:space="preserve">Freeze choices using </w:t>
+      </w:r>
+      <w:r>
+        <w:rPr>
+          <w:b/>
+        </w:rPr>
+        <w:t>training</w:t>
+      </w:r>
+      <w:r>
+        <w:rPr>
+          <w:b w:val="0"/>
+        </w:rPr>
+        <w:t>/validation, then evaluate once on suitable untouched test examples and report the scope.</w:t>
+      </w:r>
+    </w:p>
+    <w:p>
+      <w:pPr>
+        <w:pStyle w:val="Heading3"/>
+      </w:pPr>
+      <w:r>
+        <w:t>W1 Recover a plotted point</w:t>
+      </w:r>
+    </w:p>
+    <w:p>
+      <w:pPr>
+        <w:pStyle w:val="Heading3"/>
+      </w:pPr>
+      <w:r>
+        <w:t>W2 Use the declared rule</w:t>
+      </w:r>
+    </w:p>
+    <w:p>
+      <w:pPr>
+        <w:pStyle w:val="Heading3"/>
+      </w:pPr>
+      <w:r>
+        <w:t>W3 Repair incompatible measures</w:t>
+      </w:r>
+    </w:p>
+    <w:p>
+      <w:pPr>
+        <w:pStyle w:val="Heading3"/>
+      </w:pPr>
+      <w:r>
+        <w:t>W4 Evaluate new checkpoints independently</w:t>
+      </w:r>
+    </w:p>
+    <w:p>
+      <w:pPr>
+        <w:spacing w:line="336" w:lineRule="auto" w:after="180"/>
+      </w:pPr>
+      <w:r>
+        <w:rPr>
+          <w:b w:val="0"/>
+        </w:rPr>
+        <w:t xml:space="preserve">Use h = ReLU(x), y = vh, candidate v values 1, 1.5 and 2. </w:t>
+      </w:r>
+      <w:r>
+        <w:rPr>
+          <w:b/>
+        </w:rPr>
+        <w:t>Training</w:t>
+      </w:r>
+      <w:r>
+        <w:rPr>
+          <w:b w:val="0"/>
+        </w:rPr>
+        <w:t xml:space="preserve"> pairs are (1, 2), (2, 4); validation pairs are (1, 1), (2, 2). Calculate both MSE columns and select by minimum validation MSE.</w:t>
+      </w:r>
+    </w:p>
+    <w:p>
+      <w:pPr>
+        <w:spacing w:line="336" w:lineRule="auto" w:after="180"/>
+      </w:pPr>
+      <w:r>
+        <w:rPr>
+          <w:b w:val="0"/>
+        </w:rPr>
+        <w:t xml:space="preserve">Explain the disagreement with selection by </w:t>
+      </w:r>
+      <w:r>
+        <w:rPr>
+          <w:b/>
+        </w:rPr>
+        <w:t>training</w:t>
+      </w:r>
+      <w:r>
+        <w:rPr>
+          <w:b w:val="0"/>
+        </w:rPr>
+        <w:t xml:space="preserve"> loss.</w:t>
+      </w:r>
+    </w:p>
+    <w:p>
+      <w:pPr>
+        <w:spacing w:line="336" w:lineRule="auto" w:after="180"/>
+      </w:pPr>
+      <w:r>
+        <w:rPr>
+          <w:b w:val="0"/>
+        </w:rPr>
+        <w:t xml:space="preserve">Teacher explanation: For v = 1, train MSE 2.5 and validation MSE 0. For v = 1.5, both MSE values are 0.625. For v = 2, train MSE 0 and validation MSE 2.5. Validation chooses v = 1; </w:t>
+      </w:r>
+      <w:r>
+        <w:rPr>
+          <w:b/>
+        </w:rPr>
+        <w:t>training</w:t>
+      </w:r>
+      <w:r>
+        <w:rPr>
+          <w:b w:val="0"/>
+        </w:rPr>
+        <w:t xml:space="preserve"> chooses v = 2.</w:t>
+      </w:r>
+    </w:p>
+    <w:p>
+      <w:pPr>
+        <w:spacing w:line="336" w:lineRule="auto" w:after="180"/>
+      </w:pPr>
+      <w:r>
+        <w:rPr>
+          <w:b w:val="0"/>
+        </w:rPr>
+        <w:t>These constructed splits favour different slopes.</w:t>
+      </w:r>
+    </w:p>
+    <w:p>
+      <w:pPr>
+        <w:pStyle w:val="Heading3"/>
+      </w:pPr>
+      <w:r>
+        <w:t>W5 Limit a curve diagnosis</w:t>
+      </w:r>
+    </w:p>
+    <w:p>
+      <w:pPr>
+        <w:pStyle w:val="Heading3"/>
+      </w:pPr>
+      <w:r>
+        <w:t>Independent assessment and fresh retry</w:t>
+      </w:r>
+    </w:p>
+    <w:p>
+      <w:pPr>
+        <w:spacing w:line="336" w:lineRule="auto" w:after="180"/>
+      </w:pPr>
+      <w:r>
+        <w:rPr>
+          <w:b w:val="0"/>
+        </w:rPr>
+        <w:t>W4 requires all six MSE values and the validation choice v = 1. Fresh retry: candidates v = 0.5, 1, 1.5 and validation pairs (2, 2), (4, 4). MSE values are 2.5, 0 and 2.5, so choose v = 1.</w:t>
+      </w:r>
+    </w:p>
+    <w:p>
+      <w:pPr>
+        <w:spacing w:line="336" w:lineRule="auto" w:after="180"/>
+      </w:pPr>
+      <w:r>
+        <w:rPr>
+          <w:b w:val="0"/>
+        </w:rPr>
+        <w:t xml:space="preserve">Ask what the result establishes and why it is not final test </w:t>
+      </w:r>
+      <w:r>
+        <w:rPr>
+          <w:b/>
+        </w:rPr>
+        <w:t>evidence</w:t>
+      </w:r>
+      <w:r>
+        <w:rPr>
+          <w:b w:val="0"/>
+        </w:rPr>
+        <w:t xml:space="preserve"> after selection.</w:t>
+      </w:r>
+    </w:p>
+    <w:p>
+      <w:pPr>
+        <w:pStyle w:val="Heading3"/>
+      </w:pPr>
+      <w:r>
+        <w:t>Assess independent transfer</w:t>
+      </w:r>
+    </w:p>
+    <w:p>
+      <w:pPr>
+        <w:pStyle w:val="Heading3"/>
+      </w:pPr>
+      <w:r>
+        <w:t>Selected case answer</w:t>
+      </w:r>
+    </w:p>
+    <w:p>
+      <w:pPr>
+        <w:pStyle w:val="Heading3"/>
+      </w:pPr>
+      <w:r>
+        <w:t>Feedback that the learner uses</w:t>
+      </w:r>
+    </w:p>
+    <w:p>
+      <w:pPr>
+        <w:pStyle w:val="Heading1"/>
+      </w:pPr>
+      <w:r>
+        <w:t>06. Connect,support and revisit the mathematics</w:t>
+      </w:r>
+    </w:p>
+    <w:p>
+      <w:r>
+        <w:t>Use the saved evidence to choose the next step.</w:t>
+      </w:r>
+    </w:p>
+    <w:p>
+      <w:pPr>
+        <w:pStyle w:val="Heading2"/>
+      </w:pPr>
+      <w:r>
+        <w:t>Project and next-week bridge</w:t>
+      </w:r>
+    </w:p>
+    <w:p>
+      <w:pPr>
+        <w:spacing w:line="336" w:lineRule="auto" w:after="180"/>
+      </w:pPr>
+      <w:r>
+        <w:rPr>
+          <w:b w:val="0"/>
+        </w:rPr>
+        <w:t xml:space="preserve">Add a labelled </w:t>
+      </w:r>
+      <w:r>
+        <w:rPr>
+          <w:b/>
+        </w:rPr>
+        <w:t>training</w:t>
+      </w:r>
+      <w:r>
+        <w:rPr>
+          <w:b w:val="0"/>
+        </w:rPr>
+        <w:t xml:space="preserve"> and </w:t>
+      </w:r>
+      <w:r>
+        <w:rPr>
+          <w:b/>
+        </w:rPr>
+        <w:t>validation curve</w:t>
+      </w:r>
+      <w:r>
+        <w:rPr>
+          <w:b w:val="0"/>
+        </w:rPr>
+        <w:t xml:space="preserve">s </w:t>
+      </w:r>
+      <w:r>
+        <w:rPr>
+          <w:b/>
+        </w:rPr>
+        <w:t>evidence</w:t>
+      </w:r>
+      <w:r>
+        <w:rPr>
+          <w:b w:val="0"/>
+        </w:rPr>
+        <w:t xml:space="preserve"> sheet to Image-pattern Network Investigation. Show how you can compute comparable </w:t>
+      </w:r>
+      <w:r>
+        <w:rPr>
+          <w:b/>
+        </w:rPr>
+        <w:t>training</w:t>
+      </w:r>
+      <w:r>
+        <w:rPr>
+          <w:b w:val="0"/>
+        </w:rPr>
+        <w:t xml:space="preserve"> and validation losses at saved </w:t>
+      </w:r>
+      <w:r>
+        <w:rPr>
+          <w:b/>
+        </w:rPr>
+        <w:t>checkpoint</w:t>
+      </w:r>
+      <w:r>
+        <w:rPr>
+          <w:b w:val="0"/>
+        </w:rPr>
+        <w:t>s.</w:t>
+      </w:r>
+    </w:p>
+    <w:p>
+      <w:pPr>
+        <w:spacing w:line="336" w:lineRule="auto" w:after="180"/>
+      </w:pPr>
+      <w:r>
+        <w:rPr>
+          <w:b w:val="0"/>
+        </w:rPr>
+        <w:t xml:space="preserve">Use the supplied fictional case and keep its </w:t>
+      </w:r>
+      <w:r>
+        <w:rPr>
+          <w:b/>
+        </w:rPr>
+        <w:t>input</w:t>
+      </w:r>
+      <w:r>
+        <w:rPr>
+          <w:b w:val="0"/>
+        </w:rPr>
+        <w:t xml:space="preserve">s, intermediate steps, calculation or </w:t>
+      </w:r>
+      <w:r>
+        <w:rPr>
+          <w:b/>
+        </w:rPr>
+        <w:t>prediction</w:t>
+      </w:r>
+      <w:r>
+        <w:rPr>
+          <w:b w:val="0"/>
+        </w:rPr>
+        <w:t>, and limitation. Connect this record to last week’s record; a matching answer without a trace is insufficient.</w:t>
+      </w:r>
+    </w:p>
+    <w:p>
+      <w:pPr>
+        <w:spacing w:line="336" w:lineRule="auto" w:after="180"/>
+      </w:pPr>
+      <w:r>
+        <w:rPr>
+          <w:b w:val="0"/>
+        </w:rPr>
+        <w:t>Provide squared-error columns and labelled axes, allowing calculators. Extension: derive the two quadratic loss expressions and locate their different minima.</w:t>
+      </w:r>
+    </w:p>
+    <w:p>
+      <w:pPr>
+        <w:spacing w:line="336" w:lineRule="auto" w:after="180"/>
+      </w:pPr>
+      <w:r>
+        <w:rPr>
+          <w:b w:val="0"/>
+        </w:rPr>
+        <w:t xml:space="preserve">Explain why this constructed mismatch makes the validation optimum occur before the </w:t>
+      </w:r>
+      <w:r>
+        <w:rPr>
+          <w:b/>
+        </w:rPr>
+        <w:t>training</w:t>
+      </w:r>
+      <w:r>
+        <w:rPr>
+          <w:b w:val="0"/>
+        </w:rPr>
+        <w:t xml:space="preserve"> optimum.</w:t>
+      </w:r>
+    </w:p>
+    <w:p>
+      <w:pPr>
+        <w:spacing w:line="336" w:lineRule="auto" w:after="180"/>
+      </w:pPr>
+      <w:r>
+        <w:rPr>
+          <w:b w:val="0"/>
+        </w:rPr>
+        <w:t>Week 16 introduces a weight penalty and a precise early-stopping policy.</w:t>
+      </w:r>
+    </w:p>
+    <w:p>
+      <w:pPr>
+        <w:spacing w:line="336" w:lineRule="auto" w:after="180"/>
+      </w:pPr>
+      <w:r>
+        <w:rPr>
+          <w:b w:val="0"/>
+        </w:rPr>
+        <w:t>Retain the project ledger and assess a changed case after support. Check the relevant prerequisite before carrying this component forward.</w:t>
+      </w:r>
+    </w:p>
+    <w:p>
+      <w:pPr>
+        <w:spacing w:line="336" w:lineRule="auto" w:after="180"/>
+      </w:pPr>
+      <w:r>
+        <w:rPr>
+          <w:b w:val="0"/>
+        </w:rPr>
+        <w:t xml:space="preserve">For your Image-pattern Network Investigation, save the </w:t>
+      </w:r>
+      <w:r>
+        <w:rPr>
+          <w:b/>
+        </w:rPr>
+        <w:t>input</w:t>
+      </w:r>
+      <w:r>
+        <w:rPr>
+          <w:b w:val="0"/>
+        </w:rPr>
+        <w:t>, procedure, observed result and limitation of this check.</w:t>
+      </w:r>
+    </w:p>
+    <w:p>
+      <w:pPr>
+        <w:spacing w:line="336" w:lineRule="auto" w:after="180"/>
+      </w:pPr>
+      <w:r>
+        <w:rPr>
+          <w:b w:val="0"/>
+        </w:rPr>
+        <w:t>Label this worked example as practice; use a different, previously unreviewed case when checking independent understanding.</w:t>
+      </w:r>
+    </w:p>
+    <w:p>
+      <w:pPr>
+        <w:pStyle w:val="Heading2"/>
+      </w:pPr>
+      <w:r>
+        <w:t>Delayed return and support record</w:t>
       </w:r>
     </w:p>
     <w:p>
@@ -4665,44 +5140,26 @@
     </w:p>
     <w:p>
       <w:pPr>
-        <w:pStyle w:val="Heading3"/>
-      </w:pPr>
-      <w:r>
-        <w:t>Project evidence from this case</w:t>
+        <w:pStyle w:val="Heading2"/>
+      </w:pPr>
+      <w:r>
+        <w:t>Earlier wording, alternatives and picture transcripts · reference / check after trying</w:t>
       </w:r>
     </w:p>
     <w:p>
       <w:pPr>
-        <w:spacing w:line="336" w:lineRule="auto" w:after="180"/>
-      </w:pPr>
-      <w:r>
-        <w:rPr>
-          <w:b w:val="0"/>
-        </w:rPr>
-        <w:t xml:space="preserve">For your Image-pattern Network Investigation, save the </w:t>
-      </w:r>
-      <w:r>
-        <w:rPr>
-          <w:b/>
-        </w:rPr>
-        <w:t>input</w:t>
-      </w:r>
-      <w:r>
-        <w:rPr>
-          <w:b w:val="0"/>
-        </w:rPr>
-        <w:t>, procedure, observed result and limitation of this check.</w:t>
+        <w:pStyle w:val="Heading3"/>
+      </w:pPr>
+      <w:r>
+        <w:t>Plan the delayed return</w:t>
       </w:r>
     </w:p>
     <w:p>
       <w:pPr>
-        <w:spacing w:line="336" w:lineRule="auto" w:after="180"/>
-      </w:pPr>
-      <w:r>
-        <w:rPr>
-          <w:b w:val="0"/>
-        </w:rPr>
-        <w:t>Label this worked example as practice; use a different, previously unreviewed case when checking independent understanding.</w:t>
+        <w:pStyle w:val="Heading3"/>
+      </w:pPr>
+      <w:r>
+        <w:t>Project evidence from this case</w:t>
       </w:r>
     </w:p>
     <w:p>
@@ -4710,26 +5167,33 @@
         <w:pStyle w:val="Heading1"/>
       </w:pPr>
       <w:r>
-        <w:t>07. Prepare, teach and assess</w:t>
+        <w:t>Reference bank and extra practice</w:t>
       </w:r>
     </w:p>
     <w:p>
-      <w:r>
-        <w:t>Use this preparation summary alongside the detailed Training and validation curves lesson; it is a checklist rather than a replacement for the full sequence.</w:t>
+      <w:pPr>
+        <w:pStyle w:val="Heading1"/>
+      </w:pPr>
+      <w:r>
+        <w:t>07. Reference · Alternative planning checklist</w:t>
       </w:r>
     </w:p>
     <w:p>
-      <w:pPr>
-        <w:pStyle w:val="Heading3"/>
-      </w:pPr>
-      <w:r>
-        <w:t>Teaching target</w:t>
+      <w:r>
+        <w:t>Use alongside the main route when helpful.</w:t>
       </w:r>
     </w:p>
     <w:p>
       <w:pPr>
+        <w:pStyle w:val="Heading2"/>
+      </w:pPr>
+      <w:r>
+        <w:t>Planning,assessment and project reminders</w:t>
+      </w:r>
+    </w:p>
+    <w:p>
+      <w:pPr>
         <w:spacing w:line="336" w:lineRule="auto" w:after="180"/>
-        <w:shd w:fill="EDF7F3"/>
       </w:pPr>
       <w:r>
         <w:rPr>
@@ -4931,7 +5395,6 @@
     <w:p>
       <w:pPr>
         <w:spacing w:line="336" w:lineRule="auto" w:after="180"/>
-        <w:shd w:fill="F5F1FB"/>
       </w:pPr>
       <w:r>
         <w:rPr>
@@ -4967,7 +5430,6 @@
     <w:p>
       <w:pPr>
         <w:spacing w:line="336" w:lineRule="auto" w:after="180"/>
-        <w:shd w:fill="F5F1FB"/>
       </w:pPr>
       <w:r>
         <w:rPr>
@@ -5002,58 +5464,96 @@
     </w:p>
     <w:p>
       <w:pPr>
-        <w:pStyle w:val="Heading3"/>
-      </w:pPr>
-      <w:r>
-        <w:t>Supported practice answer</w:t>
+        <w:spacing w:line="336" w:lineRule="auto" w:after="180"/>
+      </w:pPr>
+      <w:r>
+        <w:rPr>
+          <w:b w:val="0"/>
+        </w:rPr>
+        <w:t xml:space="preserve">Reasoned practice answer: Teacher explanation: Select </w:t>
+      </w:r>
+      <w:r>
+        <w:rPr>
+          <w:b/>
+        </w:rPr>
+        <w:t>checkpoint</w:t>
+      </w:r>
+      <w:r>
+        <w:rPr>
+          <w:b w:val="0"/>
+        </w:rPr>
+        <w:t xml:space="preserve"> 2. The tie at 3 does not replace the earlier </w:t>
+      </w:r>
+      <w:r>
+        <w:rPr>
+          <w:b/>
+        </w:rPr>
+        <w:t>checkpoint</w:t>
+      </w:r>
+      <w:r>
+        <w:rPr>
+          <w:b w:val="0"/>
+        </w:rPr>
+        <w:t xml:space="preserve">. Lower </w:t>
+      </w:r>
+      <w:r>
+        <w:rPr>
+          <w:b/>
+        </w:rPr>
+        <w:t>training</w:t>
+      </w:r>
+      <w:r>
+        <w:rPr>
+          <w:b w:val="0"/>
+        </w:rPr>
+        <w:t xml:space="preserve"> loss at 4 does not change a validation-based rule.</w:t>
       </w:r>
     </w:p>
     <w:p>
       <w:pPr>
         <w:spacing w:line="336" w:lineRule="auto" w:after="180"/>
-        <w:shd w:fill="F1F6FC"/>
-      </w:pPr>
-      <w:r>
-        <w:rPr>
-          <w:b w:val="0"/>
-        </w:rPr>
-        <w:t xml:space="preserve">Reasoned practice answer: Teacher explanation: Select </w:t>
+      </w:pPr>
+      <w:r>
+        <w:rPr>
+          <w:b w:val="0"/>
+        </w:rPr>
+        <w:t xml:space="preserve">Check every learner before discussion: Use the worked case for </w:t>
       </w:r>
       <w:r>
         <w:rPr>
           <w:b/>
         </w:rPr>
+        <w:t>Training</w:t>
+      </w:r>
+      <w:r>
+        <w:rPr>
+          <w:b w:val="0"/>
+        </w:rPr>
+        <w:t xml:space="preserve"> and </w:t>
+      </w:r>
+      <w:r>
+        <w:rPr>
+          <w:b/>
+        </w:rPr>
+        <w:t>validation curve</w:t>
+      </w:r>
+      <w:r>
+        <w:rPr>
+          <w:b w:val="0"/>
+        </w:rPr>
+        <w:t xml:space="preserve">s. Proposed explanation: “The last </w:t>
+      </w:r>
+      <w:r>
+        <w:rPr>
+          <w:b/>
+        </w:rPr>
         <w:t>checkpoint</w:t>
       </w:r>
       <w:r>
         <w:rPr>
           <w:b w:val="0"/>
         </w:rPr>
-        <w:t xml:space="preserve"> 2. The tie at 3 does not replace the earlier </w:t>
-      </w:r>
-      <w:r>
-        <w:rPr>
-          <w:b/>
-        </w:rPr>
-        <w:t>checkpoint</w:t>
-      </w:r>
-      <w:r>
-        <w:rPr>
-          <w:b w:val="0"/>
-        </w:rPr>
-        <w:t xml:space="preserve">. Lower </w:t>
-      </w:r>
-      <w:r>
-        <w:rPr>
-          <w:b/>
-        </w:rPr>
-        <w:t>training</w:t>
-      </w:r>
-      <w:r>
-        <w:rPr>
-          <w:b w:val="0"/>
-        </w:rPr>
-        <w:t xml:space="preserve"> loss at 4 does not change a validation-based rule.</w:t>
+        <w:t xml:space="preserve"> is always best”. Decide whether this explanation is supported.</w:t>
       </w:r>
     </w:p>
     <w:p>
@@ -5064,43 +5564,7 @@
         <w:rPr>
           <w:b w:val="0"/>
         </w:rPr>
-        <w:t xml:space="preserve">Check every learner before discussion: Use the worked case for </w:t>
-      </w:r>
-      <w:r>
-        <w:rPr>
-          <w:b/>
-        </w:rPr>
-        <w:t>Training</w:t>
-      </w:r>
-      <w:r>
-        <w:rPr>
-          <w:b w:val="0"/>
-        </w:rPr>
-        <w:t xml:space="preserve"> and </w:t>
-      </w:r>
-      <w:r>
-        <w:rPr>
-          <w:b/>
-        </w:rPr>
-        <w:t>validation curve</w:t>
-      </w:r>
-      <w:r>
-        <w:rPr>
-          <w:b w:val="0"/>
-        </w:rPr>
-        <w:t xml:space="preserve">s. Proposed explanation: “The last </w:t>
-      </w:r>
-      <w:r>
-        <w:rPr>
-          <w:b/>
-        </w:rPr>
-        <w:t>checkpoint</w:t>
-      </w:r>
-      <w:r>
-        <w:rPr>
-          <w:b w:val="0"/>
-        </w:rPr>
-        <w:t xml:space="preserve"> is always best”. Decide whether this explanation is supported.</w:t>
+        <w:t>Point to the step or supplied fact that decides; explain your repair if needed.</w:t>
       </w:r>
     </w:p>
     <w:p>
@@ -5111,129 +5575,81 @@
         <w:rPr>
           <w:b w:val="0"/>
         </w:rPr>
-        <w:t>Point to the step or supplied fact that decides; explain your repair if needed.</w:t>
+        <w:t>Misconception repair: Choose by the stated validation criterion and restore the saved parameters.</w:t>
       </w:r>
     </w:p>
     <w:p>
       <w:pPr>
-        <w:pStyle w:val="Heading3"/>
-      </w:pPr>
-      <w:r>
-        <w:t>Repair the misconception</w:t>
+        <w:spacing w:line="336" w:lineRule="auto" w:after="180"/>
+      </w:pPr>
+      <w:r>
+        <w:rPr>
+          <w:b w:val="0"/>
+        </w:rPr>
+        <w:t xml:space="preserve">Support: read the exact case aloud, enlarge the labelled picture, supply </w:t>
+      </w:r>
+      <w:r>
+        <w:rPr>
+          <w:b/>
+        </w:rPr>
+        <w:t>input</w:t>
+      </w:r>
+      <w:r>
+        <w:rPr>
+          <w:b w:val="0"/>
+        </w:rPr>
+        <w:t xml:space="preserve"> cards and model only the first deciding step. Accept a spoken explanation or drawing; retain the reasoning goal.</w:t>
       </w:r>
     </w:p>
     <w:p>
       <w:pPr>
         <w:spacing w:line="336" w:lineRule="auto" w:after="180"/>
-        <w:shd w:fill="FFF5E6"/>
-      </w:pPr>
-      <w:r>
-        <w:rPr>
-          <w:b w:val="0"/>
-        </w:rPr>
-        <w:t>Misconception repair: Choose by the stated validation criterion and restore the saved parameters.</w:t>
+      </w:pPr>
+      <w:r>
+        <w:rPr>
+          <w:b w:val="0"/>
+        </w:rPr>
+        <w:t xml:space="preserve">Extension: Epoch 3 validation loss is instead 1.5. Require a </w:t>
+      </w:r>
+      <w:r>
+        <w:rPr>
+          <w:b/>
+        </w:rPr>
+        <w:t>prediction</w:t>
+      </w:r>
+      <w:r>
+        <w:rPr>
+          <w:b w:val="0"/>
+        </w:rPr>
+        <w:t xml:space="preserve"> and a reason before comparing. Expected result: Select epoch 3 under the unchanged criterion.</w:t>
       </w:r>
     </w:p>
     <w:p>
       <w:pPr>
-        <w:pStyle w:val="Heading3"/>
-      </w:pPr>
-      <w:r>
-        <w:t>Support without giving away the answer</w:t>
+        <w:spacing w:line="336" w:lineRule="auto" w:after="180"/>
+      </w:pPr>
+      <w:r>
+        <w:rPr>
+          <w:b w:val="0"/>
+        </w:rPr>
+        <w:t xml:space="preserve">Reason: Its measured validation loss is now below epoch 2’s2; the </w:t>
+      </w:r>
+      <w:r>
+        <w:rPr>
+          <w:b/>
+        </w:rPr>
+        <w:t>training curve</w:t>
+      </w:r>
+      <w:r>
+        <w:rPr>
+          <w:b w:val="0"/>
+        </w:rPr>
+        <w:t xml:space="preserve"> alone never settled selection.</w:t>
       </w:r>
     </w:p>
     <w:p>
       <w:pPr>
         <w:spacing w:line="336" w:lineRule="auto" w:after="180"/>
-        <w:shd w:fill="F1F6F8"/>
-      </w:pPr>
-      <w:r>
-        <w:rPr>
-          <w:b w:val="0"/>
-        </w:rPr>
-        <w:t xml:space="preserve">Support: read the exact case aloud, enlarge the labelled picture, supply </w:t>
-      </w:r>
-      <w:r>
-        <w:rPr>
-          <w:b/>
-        </w:rPr>
-        <w:t>input</w:t>
-      </w:r>
-      <w:r>
-        <w:rPr>
-          <w:b w:val="0"/>
-        </w:rPr>
-        <w:t xml:space="preserve"> cards and model only the first deciding step. Accept a spoken explanation or drawing; retain the reasoning goal.</w:t>
-      </w:r>
-    </w:p>
-    <w:p>
-      <w:pPr>
-        <w:pStyle w:val="Heading3"/>
-      </w:pPr>
-      <w:r>
-        <w:t>Extend the reasoning</w:t>
-      </w:r>
-    </w:p>
-    <w:p>
-      <w:pPr>
-        <w:spacing w:line="336" w:lineRule="auto" w:after="180"/>
-        <w:shd w:fill="F5F1FB"/>
-      </w:pPr>
-      <w:r>
-        <w:rPr>
-          <w:b w:val="0"/>
-        </w:rPr>
-        <w:t xml:space="preserve">Extension: Epoch 3 validation loss is instead 1.5. Require a </w:t>
-      </w:r>
-      <w:r>
-        <w:rPr>
-          <w:b/>
-        </w:rPr>
-        <w:t>prediction</w:t>
-      </w:r>
-      <w:r>
-        <w:rPr>
-          <w:b w:val="0"/>
-        </w:rPr>
-        <w:t xml:space="preserve"> and a reason before comparing. Expected result: Select epoch 3 under the unchanged criterion.</w:t>
-      </w:r>
-    </w:p>
-    <w:p>
-      <w:pPr>
-        <w:spacing w:line="336" w:lineRule="auto" w:after="180"/>
-        <w:shd w:fill="F5F1FB"/>
-      </w:pPr>
-      <w:r>
-        <w:rPr>
-          <w:b w:val="0"/>
-        </w:rPr>
-        <w:t xml:space="preserve">Reason: Its measured validation loss is now below epoch 2’s2; the </w:t>
-      </w:r>
-      <w:r>
-        <w:rPr>
-          <w:b/>
-        </w:rPr>
-        <w:t>training curve</w:t>
-      </w:r>
-      <w:r>
-        <w:rPr>
-          <w:b w:val="0"/>
-        </w:rPr>
-        <w:t xml:space="preserve"> alone never settled selection.</w:t>
-      </w:r>
-    </w:p>
-    <w:p>
-      <w:pPr>
-        <w:pStyle w:val="Heading3"/>
-      </w:pPr>
-      <w:r>
-        <w:t>Protect the independent attempt</w:t>
-      </w:r>
-    </w:p>
-    <w:p>
-      <w:pPr>
-        <w:spacing w:line="336" w:lineRule="auto" w:after="180"/>
-        <w:shd w:fill="FFF5E6"/>
       </w:pPr>
       <w:r>
         <w:rPr>
@@ -5428,70 +5844,69 @@
     </w:tbl>
     <w:p>
       <w:pPr>
-        <w:pStyle w:val="Heading3"/>
-      </w:pPr>
-      <w:r>
-        <w:t>Project checkpoint</w:t>
+        <w:spacing w:line="336" w:lineRule="auto" w:after="180"/>
+      </w:pPr>
+      <w:r>
+        <w:rPr>
+          <w:b w:val="0"/>
+        </w:rPr>
+        <w:t xml:space="preserve">Project </w:t>
+      </w:r>
+      <w:r>
+        <w:rPr>
+          <w:b/>
+        </w:rPr>
+        <w:t>checkpoint</w:t>
+      </w:r>
+      <w:r>
+        <w:rPr>
+          <w:b w:val="0"/>
+        </w:rPr>
+        <w:t>: Test changed cases. Keep normal, boundary and failure cases; compare expected and observed results.</w:t>
       </w:r>
     </w:p>
     <w:p>
       <w:pPr>
         <w:spacing w:line="336" w:lineRule="auto" w:after="180"/>
-        <w:shd w:fill="EDF7F3"/>
-      </w:pPr>
-      <w:r>
-        <w:rPr>
-          <w:b w:val="0"/>
-        </w:rPr>
-        <w:t xml:space="preserve">Project </w:t>
+      </w:pPr>
+      <w:r>
+        <w:rPr>
+          <w:b w:val="0"/>
+        </w:rPr>
+        <w:t xml:space="preserve">Use the weekly teacher answer for topic-specific reasoning. A saved progress tick is an activity record; judge mastery from the learner’s explanation and </w:t>
       </w:r>
       <w:r>
         <w:rPr>
           <w:b/>
         </w:rPr>
-        <w:t>checkpoint</w:t>
-      </w:r>
-      <w:r>
-        <w:rPr>
-          <w:b w:val="0"/>
-        </w:rPr>
-        <w:t>: Test changed cases. Keep normal, boundary and failure cases; compare expected and observed results.</w:t>
+        <w:t>evidence</w:t>
+      </w:r>
+      <w:r>
+        <w:rPr>
+          <w:b w:val="0"/>
+        </w:rPr>
+        <w:t>.</w:t>
       </w:r>
     </w:p>
     <w:p>
       <w:pPr>
-        <w:spacing w:line="336" w:lineRule="auto" w:after="180"/>
-      </w:pPr>
-      <w:r>
-        <w:rPr>
-          <w:b w:val="0"/>
-        </w:rPr>
-        <w:t xml:space="preserve">Use the weekly teacher answer for topic-specific reasoning. A saved progress tick is an activity record; judge mastery from the learner’s explanation and </w:t>
-      </w:r>
-      <w:r>
-        <w:rPr>
-          <w:b/>
-        </w:rPr>
-        <w:t>evidence</w:t>
-      </w:r>
-      <w:r>
-        <w:rPr>
-          <w:b w:val="0"/>
-        </w:rPr>
-        <w:t>.</w:t>
+        <w:pStyle w:val="Heading1"/>
+      </w:pPr>
+      <w:r>
+        <w:t>08. Reference · Feedback,labs and repair paths</w:t>
       </w:r>
     </w:p>
     <w:p>
-      <w:pPr>
-        <w:pStyle w:val="Heading1"/>
-      </w:pPr>
-      <w:r>
-        <w:t>08. Use feedback, labs and repair paths</w:t>
+      <w:r>
+        <w:t>Retain the first attempt and the evidence used for a repair.</w:t>
       </w:r>
     </w:p>
     <w:p>
-      <w:r>
-        <w:t>Use feedback, earlier review and portfolios purposefully. Apply the coding routine only when this lesson has an executable lab.</w:t>
+      <w:pPr>
+        <w:pStyle w:val="Heading2"/>
+      </w:pPr>
+      <w:r>
+        <w:t>Feedback and record guidance</w:t>
       </w:r>
     </w:p>
     <w:p>
@@ -5590,40 +6005,17 @@
         <w:pStyle w:val="Heading1"/>
       </w:pPr>
       <w:r>
-        <w:t>09. Visual concept journey</w:t>
+        <w:t>09. Reference · Teach with the six pictures</w:t>
       </w:r>
     </w:p>
     <w:p>
       <w:r>
-        <w:t>Show one Training and validation curves graphic at a time, request a prediction and discuss its trace before the independent assessment.</w:t>
+        <w:t>Choose one picture for a particular reasoning move.</w:t>
       </w:r>
     </w:p>
     <w:p>
       <w:pPr>
-        <w:spacing w:line="336" w:lineRule="auto" w:after="180"/>
-      </w:pPr>
-      <w:r>
-        <w:rPr>
-          <w:b w:val="0"/>
-        </w:rPr>
-        <w:t xml:space="preserve">Use one picture at a time. Hide a worked result before asking for a </w:t>
-      </w:r>
-      <w:r>
-        <w:rPr>
-          <w:b/>
-        </w:rPr>
-        <w:t>prediction</w:t>
-      </w:r>
-      <w:r>
-        <w:rPr>
-          <w:b w:val="0"/>
-        </w:rPr>
-        <w:t>, then reveal it for feedback. These are supported teaching cases; retain the separate independent assessment for a fresh first attempt.</w:t>
-      </w:r>
-    </w:p>
-    <w:p>
-      <w:pPr>
-        <w:pStyle w:val="Heading3"/>
+        <w:pStyle w:val="Heading2"/>
       </w:pPr>
       <w:r>
         <w:t>01. Training and validation curves: the case</w:t>
@@ -5634,7 +6026,7 @@
         <w:drawing>
           <wp:inline xmlns:a="http://schemas.openxmlformats.org/drawingml/2006/main" xmlns:pic="http://schemas.openxmlformats.org/drawingml/2006/picture">
             <wp:extent cx="5486400" cy="3142488"/>
-            <wp:docPr id="3" name="Picture 3" descr="Plot training and validation loss for checkpoints before opening final cases. Supplied facts: Supplied checkpoint losses: epoch 1 train 4, val 3; epoch 2 train 2, val 2; epoch 3 train 1, val 2.5. Selection: smallest validation loss. All inputs and outcomes in this worked example are invented classroom data; no real model run is claimed."/>
+            <wp:docPr id="5" name="Picture 5" descr="Plot training and validation loss for checkpoints before opening final cases. Supplied facts: Supplied checkpoint losses: epoch 1 train 4, val 3; epoch 2 train 2, val 2; epoch 3 train 1, val 2.5. Selection: smallest validation loss. All inputs and outcomes in this worked example are invented classroom data; no real model run is claimed."/>
             <wp:cNvGraphicFramePr>
               <a:graphicFrameLocks noChangeAspect="1"/>
             </wp:cNvGraphicFramePr>
@@ -5646,7 +6038,7 @@
                     <pic:cNvPicPr/>
                   </pic:nvPicPr>
                   <pic:blipFill>
-                    <a:blip r:embed="rId11"/>
+                    <a:blip r:embed="rId13"/>
                     <a:stretch>
                       <a:fillRect/>
                     </a:stretch>
@@ -5738,7 +6130,6 @@
     <w:p>
       <w:pPr>
         <w:spacing w:line="336" w:lineRule="auto" w:after="180"/>
-        <w:shd w:fill="F5F1FB"/>
       </w:pPr>
       <w:r>
         <w:rPr>
@@ -5749,27 +6140,18 @@
     </w:p>
     <w:p>
       <w:pPr>
-        <w:pStyle w:val="Heading3"/>
-      </w:pPr>
-      <w:r>
-        <w:t>Discuss while showing the picture</w:t>
+        <w:spacing w:line="336" w:lineRule="auto" w:after="180"/>
+      </w:pPr>
+      <w:r>
+        <w:rPr>
+          <w:b w:val="0"/>
+        </w:rPr>
+        <w:t>Teacher prompt: Point to the given fact that matters most. Explain why it matters. Ask learners to describe one label or arrow in ordinary words. Use the adjacent transcript if the image is difficult to see.</w:t>
       </w:r>
     </w:p>
     <w:p>
       <w:pPr>
-        <w:spacing w:line="336" w:lineRule="auto" w:after="180"/>
-        <w:shd w:fill="F1F6F8"/>
-      </w:pPr>
-      <w:r>
-        <w:rPr>
-          <w:b w:val="0"/>
-        </w:rPr>
-        <w:t>Teacher prompt: Point to the given fact that matters most. Explain why it matters. Ask learners to describe one label or arrow in ordinary words. Use the adjacent transcript if the image is difficult to see.</w:t>
-      </w:r>
-    </w:p>
-    <w:p>
-      <w:pPr>
-        <w:pStyle w:val="Heading3"/>
+        <w:pStyle w:val="Heading2"/>
       </w:pPr>
       <w:r>
         <w:t>02. Follow the deciding steps</w:t>
@@ -5780,7 +6162,7 @@
         <w:drawing>
           <wp:inline xmlns:a="http://schemas.openxmlformats.org/drawingml/2006/main" xmlns:pic="http://schemas.openxmlformats.org/drawingml/2006/picture">
             <wp:extent cx="5486400" cy="3182112"/>
-            <wp:docPr id="4" name="Picture 4" descr="Read training curve: Training loss falls 4→2→1. → Read validation curve: Validation loss falls 3→2 then rises to2.5. → Choose checkpoint: Select epoch 2, not epoch 3, under the declared validation criterion."/>
+            <wp:docPr id="6" name="Picture 6" descr="Read training curve: Training loss falls 4→2→1. → Read validation curve: Validation loss falls 3→2 then rises to2.5. → Choose checkpoint: Select epoch 2, not epoch 3, under the declared validation criterion."/>
             <wp:cNvGraphicFramePr>
               <a:graphicFrameLocks noChangeAspect="1"/>
             </wp:cNvGraphicFramePr>
@@ -5792,7 +6174,7 @@
                     <pic:cNvPicPr/>
                   </pic:nvPicPr>
                   <pic:blipFill>
-                    <a:blip r:embed="rId12"/>
+                    <a:blip r:embed="rId10"/>
                     <a:stretch>
                       <a:fillRect/>
                     </a:stretch>
@@ -5873,7 +6255,6 @@
     <w:p>
       <w:pPr>
         <w:spacing w:line="336" w:lineRule="auto" w:after="180"/>
-        <w:shd w:fill="F5F1FB"/>
       </w:pPr>
       <w:r>
         <w:rPr>
@@ -5896,39 +6277,30 @@
     </w:p>
     <w:p>
       <w:pPr>
-        <w:pStyle w:val="Heading3"/>
-      </w:pPr>
-      <w:r>
-        <w:t>Discuss while showing the picture</w:t>
+        <w:spacing w:line="336" w:lineRule="auto" w:after="180"/>
+      </w:pPr>
+      <w:r>
+        <w:rPr>
+          <w:b w:val="0"/>
+        </w:rPr>
+        <w:t xml:space="preserve">Teacher prompt: Point to each numbered stage and explain which recorded </w:t>
+      </w:r>
+      <w:r>
+        <w:rPr>
+          <w:b/>
+        </w:rPr>
+        <w:t>input</w:t>
+      </w:r>
+      <w:r>
+        <w:rPr>
+          <w:b w:val="0"/>
+        </w:rPr>
+        <w:t xml:space="preserve"> it uses. Ask learners to describe one label or arrow in ordinary words. Use the adjacent transcript if the image is difficult to see.</w:t>
       </w:r>
     </w:p>
     <w:p>
       <w:pPr>
-        <w:spacing w:line="336" w:lineRule="auto" w:after="180"/>
-        <w:shd w:fill="F1F6F8"/>
-      </w:pPr>
-      <w:r>
-        <w:rPr>
-          <w:b w:val="0"/>
-        </w:rPr>
-        <w:t xml:space="preserve">Teacher prompt: Point to each numbered stage and explain which recorded </w:t>
-      </w:r>
-      <w:r>
-        <w:rPr>
-          <w:b/>
-        </w:rPr>
-        <w:t>input</w:t>
-      </w:r>
-      <w:r>
-        <w:rPr>
-          <w:b w:val="0"/>
-        </w:rPr>
-        <w:t xml:space="preserve"> it uses. Ask learners to describe one label or arrow in ordinary words. Use the adjacent transcript if the image is difficult to see.</w:t>
-      </w:r>
-    </w:p>
-    <w:p>
-      <w:pPr>
-        <w:pStyle w:val="Heading3"/>
+        <w:pStyle w:val="Heading2"/>
       </w:pPr>
       <w:r>
         <w:t>03. Checkpoint losses</w:t>
@@ -5939,7 +6311,7 @@
         <w:drawing>
           <wp:inline xmlns:a="http://schemas.openxmlformats.org/drawingml/2006/main" xmlns:pic="http://schemas.openxmlformats.org/drawingml/2006/picture">
             <wp:extent cx="5486400" cy="3617976"/>
-            <wp:docPr id="5" name="Picture 5" descr="Checkpoint losses. epoch 1: training = 4, validation = 3. epoch 2: training = 2, validation = 2. epoch 3: training = 1, validation = 2.5."/>
+            <wp:docPr id="7" name="Picture 7" descr="Checkpoint losses. epoch 1: training = 4, validation = 3. epoch 2: training = 2, validation = 2. epoch 3: training = 1, validation = 2.5."/>
             <wp:cNvGraphicFramePr>
               <a:graphicFrameLocks noChangeAspect="1"/>
             </wp:cNvGraphicFramePr>
@@ -5951,7 +6323,7 @@
                     <pic:cNvPicPr/>
                   </pic:nvPicPr>
                   <pic:blipFill>
-                    <a:blip r:embed="rId13"/>
+                    <a:blip r:embed="rId14"/>
                     <a:stretch>
                       <a:fillRect/>
                     </a:stretch>
@@ -6026,7 +6398,6 @@
     <w:p>
       <w:pPr>
         <w:spacing w:line="336" w:lineRule="auto" w:after="180"/>
-        <w:shd w:fill="F5F1FB"/>
       </w:pPr>
       <w:r>
         <w:rPr>
@@ -6037,39 +6408,29 @@
     </w:p>
     <w:p>
       <w:pPr>
-        <w:pStyle w:val="Heading3"/>
-      </w:pPr>
-      <w:r>
-        <w:t>Discuss while showing the picture</w:t>
+        <w:spacing w:line="336" w:lineRule="auto" w:after="180"/>
+      </w:pPr>
+      <w:r>
+        <w:rPr>
+          <w:b w:val="0"/>
+        </w:rPr>
+        <w:t>Teacher prompt: Read the labels and values. Explain the relationship the model shows. Ask learners to describe one label or arrow in ordinary words. Use the adjacent transcript if the image is difficult to see.</w:t>
       </w:r>
     </w:p>
     <w:p>
       <w:pPr>
         <w:spacing w:line="336" w:lineRule="auto" w:after="180"/>
-        <w:shd w:fill="F1F6F8"/>
-      </w:pPr>
-      <w:r>
-        <w:rPr>
-          <w:b w:val="0"/>
-        </w:rPr>
-        <w:t>Teacher prompt: Read the labels and values. Explain the relationship the model shows. Ask learners to describe one label or arrow in ordinary words. Use the adjacent transcript if the image is difficult to see.</w:t>
+      </w:pPr>
+      <w:r>
+        <w:rPr>
+          <w:b w:val="0"/>
+        </w:rPr>
+        <w:t>Check row/column meanings, units and denominators before discussing a difference. Supplied toy values are not real class or model results.</w:t>
       </w:r>
     </w:p>
     <w:p>
       <w:pPr>
-        <w:spacing w:line="336" w:lineRule="auto" w:after="180"/>
-        <w:shd w:fill="F1F6F8"/>
-      </w:pPr>
-      <w:r>
-        <w:rPr>
-          <w:b w:val="0"/>
-        </w:rPr>
-        <w:t>Check row/column meanings, units and denominators before discussing a difference. Supplied toy values are not real class or model results.</w:t>
-      </w:r>
-    </w:p>
-    <w:p>
-      <w:pPr>
-        <w:pStyle w:val="Heading3"/>
+        <w:pStyle w:val="Heading2"/>
       </w:pPr>
       <w:r>
         <w:t>04. Change one thing. Trace what follows.</w:t>
@@ -6080,7 +6441,7 @@
         <w:drawing>
           <wp:inline xmlns:a="http://schemas.openxmlformats.org/drawingml/2006/main" xmlns:pic="http://schemas.openxmlformats.org/drawingml/2006/picture">
             <wp:extent cx="5486400" cy="3179064"/>
-            <wp:docPr id="6" name="Picture 6" descr="Original case: Select epoch 2, not epoch 3, under the declared validation criterion. Changed condition: Epoch 3 validation loss is instead 1.5. Expected result: Select epoch 3 under the unchanged criterion. Reason: Its measured validation loss is now below epoch 2’s2; the training curve alone never settled selection."/>
+            <wp:docPr id="8" name="Picture 8" descr="Original case: Select epoch 2, not epoch 3, under the declared validation criterion. Changed condition: Epoch 3 validation loss is instead 1.5. Expected result: Select epoch 3 under the unchanged criterion. Reason: Its measured validation loss is now below epoch 2’s2; the training curve alone never settled selection."/>
             <wp:cNvGraphicFramePr>
               <a:graphicFrameLocks noChangeAspect="1"/>
             </wp:cNvGraphicFramePr>
@@ -6092,7 +6453,7 @@
                     <pic:cNvPicPr/>
                   </pic:nvPicPr>
                   <pic:blipFill>
-                    <a:blip r:embed="rId14"/>
+                    <a:blip r:embed="rId15"/>
                     <a:stretch>
                       <a:fillRect/>
                     </a:stretch>
@@ -6148,7 +6509,6 @@
     <w:p>
       <w:pPr>
         <w:spacing w:line="336" w:lineRule="auto" w:after="180"/>
-        <w:shd w:fill="F5F1FB"/>
       </w:pPr>
       <w:r>
         <w:rPr>
@@ -6159,51 +6519,41 @@
     </w:p>
     <w:p>
       <w:pPr>
-        <w:pStyle w:val="Heading3"/>
-      </w:pPr>
-      <w:r>
-        <w:t>Discuss while showing the picture</w:t>
+        <w:spacing w:line="336" w:lineRule="auto" w:after="180"/>
+      </w:pPr>
+      <w:r>
+        <w:rPr>
+          <w:b w:val="0"/>
+        </w:rPr>
+        <w:t>Teacher prompt: Predict before checking the worked changed-case result. Name what changed and what the supplied facts allow you to conclude. Ask learners to describe one label or arrow in ordinary words.</w:t>
       </w:r>
     </w:p>
     <w:p>
       <w:pPr>
         <w:spacing w:line="336" w:lineRule="auto" w:after="180"/>
-        <w:shd w:fill="F1F6F8"/>
-      </w:pPr>
-      <w:r>
-        <w:rPr>
-          <w:b w:val="0"/>
-        </w:rPr>
-        <w:t>Teacher prompt: Predict before checking the worked changed-case result. Name what changed and what the supplied facts allow you to conclude. Ask learners to describe one label or arrow in ordinary words.</w:t>
+      </w:pPr>
+      <w:r>
+        <w:rPr>
+          <w:b w:val="0"/>
+        </w:rPr>
+        <w:t xml:space="preserve">Use the adjacent transcript if the image is difficult to see. Changed-case reasoning: Its measured validation loss is now below epoch 2’s2; the </w:t>
+      </w:r>
+      <w:r>
+        <w:rPr>
+          <w:b/>
+        </w:rPr>
+        <w:t>training curve</w:t>
+      </w:r>
+      <w:r>
+        <w:rPr>
+          <w:b w:val="0"/>
+        </w:rPr>
+        <w:t xml:space="preserve"> alone never settled selection.</w:t>
       </w:r>
     </w:p>
     <w:p>
       <w:pPr>
-        <w:spacing w:line="336" w:lineRule="auto" w:after="180"/>
-        <w:shd w:fill="F1F6F8"/>
-      </w:pPr>
-      <w:r>
-        <w:rPr>
-          <w:b w:val="0"/>
-        </w:rPr>
-        <w:t xml:space="preserve">Use the adjacent transcript if the image is difficult to see. Changed-case reasoning: Its measured validation loss is now below epoch 2’s2; the </w:t>
-      </w:r>
-      <w:r>
-        <w:rPr>
-          <w:b/>
-        </w:rPr>
-        <w:t>training curve</w:t>
-      </w:r>
-      <w:r>
-        <w:rPr>
-          <w:b w:val="0"/>
-        </w:rPr>
-        <w:t xml:space="preserve"> alone never settled selection.</w:t>
-      </w:r>
-    </w:p>
-    <w:p>
-      <w:pPr>
-        <w:pStyle w:val="Heading3"/>
+        <w:pStyle w:val="Heading2"/>
       </w:pPr>
       <w:r>
         <w:t>05. Connect the explanation to its limit</w:t>
@@ -6214,7 +6564,7 @@
         <w:drawing>
           <wp:inline xmlns:a="http://schemas.openxmlformats.org/drawingml/2006/main" xmlns:pic="http://schemas.openxmlformats.org/drawingml/2006/picture">
             <wp:extent cx="5486400" cy="2834640"/>
-            <wp:docPr id="7" name="Picture 7" descr="The training curve measures fit to examples used for learning. The validation curve measures a separate set used to choose a checkpoint. The final training loss is smallest here, but its validation loss has risen. Under the supplied selection rule, keep checkpoint two. A later final test must remain outside both learning and checkpoint selection. Limit: A single curve has sampling and run variability; validation-selected checkpoints still require untouched final evidence."/>
+            <wp:docPr id="9" name="Picture 9" descr="The training curve measures fit to examples used for learning. The validation curve measures a separate set used to choose a checkpoint. The final training loss is smallest here, but its validation loss has risen. Under the supplied selection rule, keep checkpoint two. A later final test must remain outside both learning and checkpoint selection. Limit: A single curve has sampling and run variability; validation-selected checkpoints still require untouched final evidence."/>
             <wp:cNvGraphicFramePr>
               <a:graphicFrameLocks noChangeAspect="1"/>
             </wp:cNvGraphicFramePr>
@@ -6226,7 +6576,7 @@
                     <pic:cNvPicPr/>
                   </pic:nvPicPr>
                   <pic:blipFill>
-                    <a:blip r:embed="rId15"/>
+                    <a:blip r:embed="rId16"/>
                     <a:stretch>
                       <a:fillRect/>
                     </a:stretch>
@@ -6389,7 +6739,6 @@
     <w:p>
       <w:pPr>
         <w:spacing w:line="336" w:lineRule="auto" w:after="180"/>
-        <w:shd w:fill="F5F1FB"/>
       </w:pPr>
       <w:r>
         <w:rPr>
@@ -6400,63 +6749,53 @@
     </w:p>
     <w:p>
       <w:pPr>
-        <w:pStyle w:val="Heading3"/>
-      </w:pPr>
-      <w:r>
-        <w:t>Discuss while showing the picture</w:t>
+        <w:spacing w:line="336" w:lineRule="auto" w:after="180"/>
+      </w:pPr>
+      <w:r>
+        <w:rPr>
+          <w:b w:val="0"/>
+        </w:rPr>
+        <w:t>Teacher prompt: Explain the case, then point to a limit on the claim. Ask learners to describe one label or arrow in ordinary words. Use the adjacent transcript if the image is difficult to see.</w:t>
       </w:r>
     </w:p>
     <w:p>
       <w:pPr>
         <w:spacing w:line="336" w:lineRule="auto" w:after="180"/>
-        <w:shd w:fill="F1F6F8"/>
-      </w:pPr>
-      <w:r>
-        <w:rPr>
-          <w:b w:val="0"/>
-        </w:rPr>
-        <w:t>Teacher prompt: Explain the case, then point to a limit on the claim. Ask learners to describe one label or arrow in ordinary words. Use the adjacent transcript if the image is difficult to see.</w:t>
+      </w:pPr>
+      <w:r>
+        <w:rPr>
+          <w:b w:val="0"/>
+        </w:rPr>
+        <w:t xml:space="preserve">Keep the stated scope: A single curve has sampling and run variability; validation-selected </w:t>
+      </w:r>
+      <w:r>
+        <w:rPr>
+          <w:b/>
+        </w:rPr>
+        <w:t>checkpoint</w:t>
+      </w:r>
+      <w:r>
+        <w:rPr>
+          <w:b w:val="0"/>
+        </w:rPr>
+        <w:t xml:space="preserve">s still require untouched final </w:t>
+      </w:r>
+      <w:r>
+        <w:rPr>
+          <w:b/>
+        </w:rPr>
+        <w:t>evidence</w:t>
+      </w:r>
+      <w:r>
+        <w:rPr>
+          <w:b w:val="0"/>
+        </w:rPr>
+        <w:t>.</w:t>
       </w:r>
     </w:p>
     <w:p>
       <w:pPr>
-        <w:spacing w:line="336" w:lineRule="auto" w:after="180"/>
-        <w:shd w:fill="F1F6F8"/>
-      </w:pPr>
-      <w:r>
-        <w:rPr>
-          <w:b w:val="0"/>
-        </w:rPr>
-        <w:t xml:space="preserve">Keep the stated scope: A single curve has sampling and run variability; validation-selected </w:t>
-      </w:r>
-      <w:r>
-        <w:rPr>
-          <w:b/>
-        </w:rPr>
-        <w:t>checkpoint</w:t>
-      </w:r>
-      <w:r>
-        <w:rPr>
-          <w:b w:val="0"/>
-        </w:rPr>
-        <w:t xml:space="preserve">s still require untouched final </w:t>
-      </w:r>
-      <w:r>
-        <w:rPr>
-          <w:b/>
-        </w:rPr>
-        <w:t>evidence</w:t>
-      </w:r>
-      <w:r>
-        <w:rPr>
-          <w:b w:val="0"/>
-        </w:rPr>
-        <w:t>.</w:t>
-      </w:r>
-    </w:p>
-    <w:p>
-      <w:pPr>
-        <w:pStyle w:val="Heading3"/>
+        <w:pStyle w:val="Heading2"/>
       </w:pPr>
       <w:r>
         <w:t>06. Make the idea visible in your project</w:t>
@@ -6467,7 +6806,7 @@
         <w:drawing>
           <wp:inline xmlns:a="http://schemas.openxmlformats.org/drawingml/2006/main" xmlns:pic="http://schemas.openxmlformats.org/drawingml/2006/picture">
             <wp:extent cx="5486400" cy="3681984"/>
-            <wp:docPr id="8" name="Picture 8" descr="For your Image-pattern Network Investigation, save the input, procedure, observed result and limitation of this check. Label this worked example as practice; use a different, previously unreviewed case when checking independent understanding. Draw your input, deciding step, result and limit. Supported question: Can the original epoch 3 training loss 1 justify claiming best generalisation? Point to the relevant step in the picture, then write the changed result and the rule or evidence that supports it."/>
+            <wp:docPr id="10" name="Picture 10" descr="For your Image-pattern Network Investigation, save the input, procedure, observed result and limitation of this check. Label this worked example as practice; use a different, previously unreviewed case when checking independent understanding. Draw your input, deciding step, result and limit. Supported question: Can the original epoch 3 training loss 1 justify claiming best generalisation? Point to the relevant step in the picture, then write the changed result and the rule or evidence that supports it."/>
             <wp:cNvGraphicFramePr>
               <a:graphicFrameLocks noChangeAspect="1"/>
             </wp:cNvGraphicFramePr>
@@ -6479,7 +6818,7 @@
                     <pic:cNvPicPr/>
                   </pic:nvPicPr>
                   <pic:blipFill>
-                    <a:blip r:embed="rId16"/>
+                    <a:blip r:embed="rId17"/>
                     <a:stretch>
                       <a:fillRect/>
                     </a:stretch>
@@ -6582,7 +6921,6 @@
     <w:p>
       <w:pPr>
         <w:spacing w:line="336" w:lineRule="auto" w:after="180"/>
-        <w:shd w:fill="F5F1FB"/>
       </w:pPr>
       <w:r>
         <w:rPr>
@@ -6605,82 +6943,150 @@
     </w:p>
     <w:p>
       <w:pPr>
-        <w:pStyle w:val="Heading3"/>
-      </w:pPr>
-      <w:r>
-        <w:t>Discuss while showing the picture</w:t>
+        <w:spacing w:line="336" w:lineRule="auto" w:after="180"/>
+      </w:pPr>
+      <w:r>
+        <w:rPr>
+          <w:b w:val="0"/>
+        </w:rPr>
+        <w:t xml:space="preserve">Teacher prompt: Draw your project trace and justify the deciding step using </w:t>
+      </w:r>
+      <w:r>
+        <w:rPr>
+          <w:b/>
+        </w:rPr>
+        <w:t>evidence</w:t>
+      </w:r>
+      <w:r>
+        <w:rPr>
+          <w:b w:val="0"/>
+        </w:rPr>
+        <w:t>. Ask learners to describe one label or arrow in ordinary words. Use the adjacent transcript if the image is difficult to see.</w:t>
       </w:r>
     </w:p>
     <w:p>
       <w:pPr>
         <w:spacing w:line="336" w:lineRule="auto" w:after="180"/>
-        <w:shd w:fill="F1F6F8"/>
-      </w:pPr>
-      <w:r>
-        <w:rPr>
-          <w:b w:val="0"/>
-        </w:rPr>
-        <w:t xml:space="preserve">Teacher prompt: Draw your project trace and justify the deciding step using </w:t>
+      </w:pPr>
+      <w:r>
+        <w:rPr>
+          <w:b w:val="0"/>
+        </w:rPr>
+        <w:t xml:space="preserve">Supported practice key: No. Original validation loss 2.5 exceeded epoch 2’s2. Freeze the selected </w:t>
       </w:r>
       <w:r>
         <w:rPr>
           <w:b/>
         </w:rPr>
-        <w:t>evidence</w:t>
-      </w:r>
-      <w:r>
-        <w:rPr>
-          <w:b w:val="0"/>
-        </w:rPr>
-        <w:t>. Ask learners to describe one label or arrow in ordinary words. Use the adjacent transcript if the image is difficult to see.</w:t>
+        <w:t>checkpoint</w:t>
+      </w:r>
+      <w:r>
+        <w:rPr>
+          <w:b w:val="0"/>
+        </w:rPr>
+        <w:t xml:space="preserve"> before final evaluation. Changed-case check: Select epoch 3 under the unchanged criterion.</w:t>
       </w:r>
     </w:p>
     <w:p>
       <w:pPr>
         <w:spacing w:line="336" w:lineRule="auto" w:after="180"/>
-        <w:shd w:fill="F1F6F8"/>
-      </w:pPr>
-      <w:r>
-        <w:rPr>
-          <w:b w:val="0"/>
-        </w:rPr>
-        <w:t xml:space="preserve">Supported practice key: No. Original validation loss 2.5 exceeded epoch 2’s2. Freeze the selected </w:t>
+      </w:pPr>
+      <w:r>
+        <w:rPr>
+          <w:b w:val="0"/>
+        </w:rPr>
+        <w:t xml:space="preserve">Its measured validation loss is now below epoch 2’s2; the </w:t>
       </w:r>
       <w:r>
         <w:rPr>
           <w:b/>
         </w:rPr>
-        <w:t>checkpoint</w:t>
-      </w:r>
-      <w:r>
-        <w:rPr>
-          <w:b w:val="0"/>
-        </w:rPr>
-        <w:t xml:space="preserve"> before final evaluation. Changed-case check: Select epoch 3 under the unchanged criterion.</w:t>
+        <w:t>training curve</w:t>
+      </w:r>
+      <w:r>
+        <w:rPr>
+          <w:b w:val="0"/>
+        </w:rPr>
+        <w:t xml:space="preserve"> alone never settled selection.</w:t>
       </w:r>
     </w:p>
     <w:p>
       <w:pPr>
+        <w:pStyle w:val="Heading2"/>
+      </w:pPr>
+      <w:r>
+        <w:t>Earlier wording, alternatives and picture transcripts · reference / check after trying</w:t>
+      </w:r>
+    </w:p>
+    <w:p>
+      <w:pPr>
         <w:spacing w:line="336" w:lineRule="auto" w:after="180"/>
-        <w:shd w:fill="F1F6F8"/>
-      </w:pPr>
-      <w:r>
-        <w:rPr>
-          <w:b w:val="0"/>
-        </w:rPr>
-        <w:t xml:space="preserve">Its measured validation loss is now below epoch 2’s2; the </w:t>
+      </w:pPr>
+      <w:r>
+        <w:rPr>
+          <w:b w:val="0"/>
+        </w:rPr>
+        <w:t xml:space="preserve">Use one picture at a time. Hide a worked result before asking for a </w:t>
       </w:r>
       <w:r>
         <w:rPr>
           <w:b/>
         </w:rPr>
-        <w:t>training curve</w:t>
-      </w:r>
-      <w:r>
-        <w:rPr>
-          <w:b w:val="0"/>
-        </w:rPr>
-        <w:t xml:space="preserve"> alone never settled selection.</w:t>
+        <w:t>prediction</w:t>
+      </w:r>
+      <w:r>
+        <w:rPr>
+          <w:b w:val="0"/>
+        </w:rPr>
+        <w:t>, then reveal it for feedback. These are supported teaching cases; retain the separate independent assessment for a fresh first attempt.</w:t>
+      </w:r>
+    </w:p>
+    <w:p>
+      <w:pPr>
+        <w:pStyle w:val="Heading3"/>
+      </w:pPr>
+      <w:r>
+        <w:t>01. Training and validation curves: the case</w:t>
+      </w:r>
+    </w:p>
+    <w:p>
+      <w:pPr>
+        <w:pStyle w:val="Heading3"/>
+      </w:pPr>
+      <w:r>
+        <w:t>02. Follow the deciding steps</w:t>
+      </w:r>
+    </w:p>
+    <w:p>
+      <w:pPr>
+        <w:pStyle w:val="Heading3"/>
+      </w:pPr>
+      <w:r>
+        <w:t>03. Checkpoint losses</w:t>
+      </w:r>
+    </w:p>
+    <w:p>
+      <w:pPr>
+        <w:pStyle w:val="Heading3"/>
+      </w:pPr>
+      <w:r>
+        <w:t>04. Change one thing. Trace what follows.</w:t>
+      </w:r>
+    </w:p>
+    <w:p>
+      <w:pPr>
+        <w:pStyle w:val="Heading3"/>
+      </w:pPr>
+      <w:r>
+        <w:t>05. Connect the explanation to its limit</w:t>
+      </w:r>
+    </w:p>
+    <w:p>
+      <w:pPr>
+        <w:pStyle w:val="Heading3"/>
+      </w:pPr>
+      <w:r>
+        <w:t>06. Make the idea visible in your project</w:t>
       </w:r>
     </w:p>
     <w:sectPr>
